--- a/reports/Отчёт.docx
+++ b/reports/Отчёт.docx
@@ -85,6 +85,53 @@
         <w:t>Кафедра «_____________________________________»</w:t>
       </w:r>
     </w:p>
+    <w:tbl>
+      <w:tblPr>
+        <w:tblStyle w:val="af1"/>
+        <w:tblpPr w:leftFromText="180" w:rightFromText="180" w:vertAnchor="text" w:horzAnchor="page" w:tblpX="3217" w:tblpY="513"/>
+        <w:tblW w:w="0" w:type="auto"/>
+        <w:tblLook w:val="04A0" w:firstRow="1" w:lastRow="0" w:firstColumn="1" w:lastColumn="0" w:noHBand="0" w:noVBand="1"/>
+      </w:tblPr>
+      <w:tblGrid>
+        <w:gridCol w:w="6374"/>
+      </w:tblGrid>
+      <w:tr>
+        <w:tc>
+          <w:tcPr>
+            <w:tcW w:w="6374" w:type="dxa"/>
+            <w:tcBorders>
+              <w:top w:val="nil"/>
+              <w:left w:val="nil"/>
+              <w:right w:val="nil"/>
+            </w:tcBorders>
+          </w:tcPr>
+          <w:p>
+            <w:pPr>
+              <w:spacing w:before="100" w:beforeAutospacing="1" w:after="100" w:afterAutospacing="1" w:line="360" w:lineRule="auto"/>
+              <w:ind w:right="15"/>
+              <w:jc w:val="center"/>
+              <w:rPr>
+                <w:rFonts w:ascii="Times New Roman" w:hAnsi="Times New Roman" w:cs="Times New Roman"/>
+                <w:color w:val="000000" w:themeColor="text1"/>
+                <w:sz w:val="28"/>
+                <w:szCs w:val="28"/>
+                <w:lang w:eastAsia="en-US" w:bidi="en-US"/>
+              </w:rPr>
+            </w:pPr>
+            <w:r>
+              <w:rPr>
+                <w:rFonts w:ascii="Times New Roman" w:hAnsi="Times New Roman" w:cs="Times New Roman"/>
+                <w:color w:val="272727"/>
+                <w:sz w:val="28"/>
+                <w:szCs w:val="28"/>
+                <w:shd w:val="clear" w:color="auto" w:fill="FFFFFF"/>
+              </w:rPr>
+              <w:t>09.03.02 Информационные системы и технологии</w:t>
+            </w:r>
+          </w:p>
+        </w:tc>
+      </w:tr>
+    </w:tbl>
     <w:p>
       <w:pPr>
         <w:spacing w:before="100" w:beforeAutospacing="1" w:after="100" w:afterAutospacing="1" w:line="360" w:lineRule="auto"/>
@@ -106,8 +153,22 @@
           <w:szCs w:val="24"/>
           <w:lang w:eastAsia="en-US" w:bidi="en-US"/>
         </w:rPr>
-        <w:t>Направление подготовки/ специальность: ______________________________________</w:t>
-      </w:r>
+        <w:t xml:space="preserve">Направление подготовки/ специальность: </w:t>
+      </w:r>
+    </w:p>
+    <w:p>
+      <w:pPr>
+        <w:spacing w:before="100" w:beforeAutospacing="1" w:after="100" w:afterAutospacing="1" w:line="360" w:lineRule="auto"/>
+        <w:ind w:left="408" w:right="15"/>
+        <w:jc w:val="center"/>
+        <w:rPr>
+          <w:rFonts w:ascii="Times New Roman" w:hAnsi="Times New Roman" w:cs="Times New Roman"/>
+          <w:color w:val="000000" w:themeColor="text1"/>
+          <w:sz w:val="28"/>
+          <w:szCs w:val="24"/>
+          <w:lang w:eastAsia="en-US" w:bidi="en-US"/>
+        </w:rPr>
+      </w:pPr>
     </w:p>
     <w:p>
       <w:pPr>
@@ -401,500 +462,6 @@
           <w:lang w:eastAsia="en-US" w:bidi="en-US"/>
         </w:rPr>
         <w:br w:type="page"/>
-      </w:r>
-    </w:p>
-    <w:p>
-      <w:pPr>
-        <w:keepNext/>
-        <w:keepLines/>
-        <w:pBdr>
-          <w:top w:val="nil"/>
-          <w:left w:val="nil"/>
-          <w:bottom w:val="nil"/>
-          <w:right w:val="nil"/>
-          <w:between w:val="nil"/>
-        </w:pBdr>
-        <w:spacing w:after="0" w:line="360" w:lineRule="auto"/>
-        <w:jc w:val="center"/>
-        <w:rPr>
-          <w:rFonts w:ascii="Times New Roman" w:eastAsia="Times New Roman" w:hAnsi="Times New Roman" w:cs="Times New Roman"/>
-          <w:color w:val="000000" w:themeColor="text1"/>
-          <w:sz w:val="28"/>
-          <w:szCs w:val="28"/>
-        </w:rPr>
-      </w:pPr>
-      <w:r>
-        <w:rPr>
-          <w:rFonts w:ascii="Times New Roman" w:eastAsia="Times New Roman" w:hAnsi="Times New Roman" w:cs="Times New Roman"/>
-          <w:color w:val="000000" w:themeColor="text1"/>
-          <w:sz w:val="28"/>
-          <w:szCs w:val="28"/>
-        </w:rPr>
-        <w:lastRenderedPageBreak/>
-        <w:t>ОГЛАВЛЕНИЕ</w:t>
-      </w:r>
-    </w:p>
-    <w:p>
-      <w:pPr>
-        <w:keepNext/>
-        <w:keepLines/>
-        <w:pBdr>
-          <w:top w:val="nil"/>
-          <w:left w:val="nil"/>
-          <w:bottom w:val="nil"/>
-          <w:right w:val="nil"/>
-          <w:between w:val="nil"/>
-        </w:pBdr>
-        <w:spacing w:after="0" w:line="360" w:lineRule="auto"/>
-        <w:jc w:val="center"/>
-        <w:rPr>
-          <w:rFonts w:ascii="Times New Roman" w:eastAsia="Times New Roman" w:hAnsi="Times New Roman" w:cs="Times New Roman"/>
-          <w:color w:val="000000" w:themeColor="text1"/>
-          <w:sz w:val="28"/>
-          <w:szCs w:val="28"/>
-        </w:rPr>
-      </w:pPr>
-    </w:p>
-    <w:p>
-      <w:pPr>
-        <w:keepNext/>
-        <w:keepLines/>
-        <w:pBdr>
-          <w:top w:val="nil"/>
-          <w:left w:val="nil"/>
-          <w:bottom w:val="nil"/>
-          <w:right w:val="nil"/>
-          <w:between w:val="nil"/>
-        </w:pBdr>
-        <w:spacing w:after="0" w:line="360" w:lineRule="auto"/>
-        <w:rPr>
-          <w:rFonts w:ascii="Times New Roman" w:eastAsia="Times New Roman" w:hAnsi="Times New Roman" w:cs="Times New Roman"/>
-          <w:color w:val="000000" w:themeColor="text1"/>
-          <w:sz w:val="28"/>
-          <w:szCs w:val="28"/>
-        </w:rPr>
-      </w:pPr>
-      <w:r>
-        <w:rPr>
-          <w:rFonts w:ascii="Times New Roman" w:eastAsia="Times New Roman" w:hAnsi="Times New Roman" w:cs="Times New Roman"/>
-          <w:color w:val="000000" w:themeColor="text1"/>
-          <w:sz w:val="28"/>
-          <w:szCs w:val="28"/>
-        </w:rPr>
-        <w:t>ВВЕДЕНИЕ</w:t>
-      </w:r>
-    </w:p>
-    <w:p>
-      <w:pPr>
-        <w:pStyle w:val="a3"/>
-        <w:keepNext/>
-        <w:keepLines/>
-        <w:numPr>
-          <w:ilvl w:val="0"/>
-          <w:numId w:val="1"/>
-        </w:numPr>
-        <w:pBdr>
-          <w:top w:val="nil"/>
-          <w:left w:val="nil"/>
-          <w:bottom w:val="nil"/>
-          <w:right w:val="nil"/>
-          <w:between w:val="nil"/>
-        </w:pBdr>
-        <w:spacing w:after="0" w:line="360" w:lineRule="auto"/>
-        <w:rPr>
-          <w:rFonts w:ascii="Times New Roman" w:eastAsia="Times New Roman" w:hAnsi="Times New Roman" w:cs="Times New Roman"/>
-          <w:color w:val="000000" w:themeColor="text1"/>
-          <w:sz w:val="28"/>
-          <w:szCs w:val="28"/>
-        </w:rPr>
-      </w:pPr>
-      <w:r>
-        <w:rPr>
-          <w:rFonts w:ascii="Times New Roman" w:eastAsia="Times New Roman" w:hAnsi="Times New Roman" w:cs="Times New Roman"/>
-          <w:color w:val="000000" w:themeColor="text1"/>
-          <w:sz w:val="28"/>
-          <w:szCs w:val="28"/>
-        </w:rPr>
-        <w:t>Общая информация о проекте:</w:t>
-      </w:r>
-    </w:p>
-    <w:p>
-      <w:pPr>
-        <w:pStyle w:val="a3"/>
-        <w:keepNext/>
-        <w:keepLines/>
-        <w:numPr>
-          <w:ilvl w:val="0"/>
-          <w:numId w:val="2"/>
-        </w:numPr>
-        <w:pBdr>
-          <w:top w:val="nil"/>
-          <w:left w:val="nil"/>
-          <w:bottom w:val="nil"/>
-          <w:right w:val="nil"/>
-          <w:between w:val="nil"/>
-        </w:pBdr>
-        <w:spacing w:after="0" w:line="360" w:lineRule="auto"/>
-        <w:rPr>
-          <w:rFonts w:ascii="Times New Roman" w:eastAsia="Times New Roman" w:hAnsi="Times New Roman" w:cs="Times New Roman"/>
-          <w:color w:val="000000" w:themeColor="text1"/>
-          <w:sz w:val="28"/>
-          <w:szCs w:val="28"/>
-        </w:rPr>
-      </w:pPr>
-      <w:r>
-        <w:rPr>
-          <w:rFonts w:ascii="Times New Roman" w:eastAsia="Times New Roman" w:hAnsi="Times New Roman" w:cs="Times New Roman"/>
-          <w:color w:val="000000" w:themeColor="text1"/>
-          <w:sz w:val="28"/>
-          <w:szCs w:val="28"/>
-        </w:rPr>
-        <w:t>Название проекта</w:t>
-      </w:r>
-    </w:p>
-    <w:p>
-      <w:pPr>
-        <w:pStyle w:val="a3"/>
-        <w:keepNext/>
-        <w:keepLines/>
-        <w:numPr>
-          <w:ilvl w:val="0"/>
-          <w:numId w:val="2"/>
-        </w:numPr>
-        <w:pBdr>
-          <w:top w:val="nil"/>
-          <w:left w:val="nil"/>
-          <w:bottom w:val="nil"/>
-          <w:right w:val="nil"/>
-          <w:between w:val="nil"/>
-        </w:pBdr>
-        <w:spacing w:after="0" w:line="360" w:lineRule="auto"/>
-        <w:rPr>
-          <w:rFonts w:ascii="Times New Roman" w:eastAsia="Times New Roman" w:hAnsi="Times New Roman" w:cs="Times New Roman"/>
-          <w:color w:val="000000" w:themeColor="text1"/>
-          <w:sz w:val="28"/>
-          <w:szCs w:val="28"/>
-        </w:rPr>
-      </w:pPr>
-      <w:r>
-        <w:rPr>
-          <w:rFonts w:ascii="Times New Roman" w:eastAsia="Times New Roman" w:hAnsi="Times New Roman" w:cs="Times New Roman"/>
-          <w:color w:val="000000" w:themeColor="text1"/>
-          <w:sz w:val="28"/>
-          <w:szCs w:val="28"/>
-        </w:rPr>
-        <w:t>Цели и задачи проекта</w:t>
-      </w:r>
-    </w:p>
-    <w:p>
-      <w:pPr>
-        <w:pStyle w:val="a3"/>
-        <w:keepNext/>
-        <w:keepLines/>
-        <w:numPr>
-          <w:ilvl w:val="0"/>
-          <w:numId w:val="1"/>
-        </w:numPr>
-        <w:pBdr>
-          <w:top w:val="nil"/>
-          <w:left w:val="nil"/>
-          <w:bottom w:val="nil"/>
-          <w:right w:val="nil"/>
-          <w:between w:val="nil"/>
-        </w:pBdr>
-        <w:spacing w:after="0" w:line="360" w:lineRule="auto"/>
-        <w:rPr>
-          <w:rFonts w:ascii="Times New Roman" w:eastAsia="Times New Roman" w:hAnsi="Times New Roman" w:cs="Times New Roman"/>
-          <w:color w:val="000000" w:themeColor="text1"/>
-          <w:sz w:val="28"/>
-          <w:szCs w:val="28"/>
-        </w:rPr>
-      </w:pPr>
-      <w:r>
-        <w:rPr>
-          <w:rFonts w:ascii="Times New Roman" w:eastAsia="Times New Roman" w:hAnsi="Times New Roman" w:cs="Times New Roman"/>
-          <w:color w:val="000000" w:themeColor="text1"/>
-          <w:sz w:val="28"/>
-          <w:szCs w:val="28"/>
-        </w:rPr>
-        <w:t>Общая характеристика деятельности организации (заказчика проекта)</w:t>
-      </w:r>
-    </w:p>
-    <w:p>
-      <w:pPr>
-        <w:pStyle w:val="a3"/>
-        <w:keepNext/>
-        <w:keepLines/>
-        <w:numPr>
-          <w:ilvl w:val="0"/>
-          <w:numId w:val="2"/>
-        </w:numPr>
-        <w:pBdr>
-          <w:top w:val="nil"/>
-          <w:left w:val="nil"/>
-          <w:bottom w:val="nil"/>
-          <w:right w:val="nil"/>
-          <w:between w:val="nil"/>
-        </w:pBdr>
-        <w:spacing w:after="0" w:line="360" w:lineRule="auto"/>
-        <w:rPr>
-          <w:rFonts w:ascii="Times New Roman" w:eastAsia="Times New Roman" w:hAnsi="Times New Roman" w:cs="Times New Roman"/>
-          <w:color w:val="000000" w:themeColor="text1"/>
-          <w:sz w:val="28"/>
-          <w:szCs w:val="28"/>
-        </w:rPr>
-      </w:pPr>
-      <w:r>
-        <w:rPr>
-          <w:rFonts w:ascii="Times New Roman" w:eastAsia="Times New Roman" w:hAnsi="Times New Roman" w:cs="Times New Roman"/>
-          <w:color w:val="000000" w:themeColor="text1"/>
-          <w:sz w:val="28"/>
-          <w:szCs w:val="28"/>
-        </w:rPr>
-        <w:t>Наименование заказчика</w:t>
-      </w:r>
-    </w:p>
-    <w:p>
-      <w:pPr>
-        <w:pStyle w:val="a3"/>
-        <w:keepNext/>
-        <w:keepLines/>
-        <w:numPr>
-          <w:ilvl w:val="0"/>
-          <w:numId w:val="2"/>
-        </w:numPr>
-        <w:pBdr>
-          <w:top w:val="nil"/>
-          <w:left w:val="nil"/>
-          <w:bottom w:val="nil"/>
-          <w:right w:val="nil"/>
-          <w:between w:val="nil"/>
-        </w:pBdr>
-        <w:spacing w:after="0" w:line="360" w:lineRule="auto"/>
-        <w:rPr>
-          <w:rFonts w:ascii="Times New Roman" w:eastAsia="Times New Roman" w:hAnsi="Times New Roman" w:cs="Times New Roman"/>
-          <w:color w:val="000000" w:themeColor="text1"/>
-          <w:sz w:val="28"/>
-          <w:szCs w:val="28"/>
-        </w:rPr>
-      </w:pPr>
-      <w:r>
-        <w:rPr>
-          <w:rFonts w:ascii="Times New Roman" w:eastAsia="Times New Roman" w:hAnsi="Times New Roman" w:cs="Times New Roman"/>
-          <w:color w:val="000000" w:themeColor="text1"/>
-          <w:sz w:val="28"/>
-          <w:szCs w:val="28"/>
-        </w:rPr>
-        <w:t>Организационная структура</w:t>
-      </w:r>
-    </w:p>
-    <w:p>
-      <w:pPr>
-        <w:pStyle w:val="a3"/>
-        <w:keepNext/>
-        <w:keepLines/>
-        <w:numPr>
-          <w:ilvl w:val="0"/>
-          <w:numId w:val="2"/>
-        </w:numPr>
-        <w:pBdr>
-          <w:top w:val="nil"/>
-          <w:left w:val="nil"/>
-          <w:bottom w:val="nil"/>
-          <w:right w:val="nil"/>
-          <w:between w:val="nil"/>
-        </w:pBdr>
-        <w:spacing w:after="0" w:line="360" w:lineRule="auto"/>
-        <w:rPr>
-          <w:rFonts w:ascii="Times New Roman" w:eastAsia="Times New Roman" w:hAnsi="Times New Roman" w:cs="Times New Roman"/>
-          <w:color w:val="000000" w:themeColor="text1"/>
-          <w:sz w:val="28"/>
-          <w:szCs w:val="28"/>
-        </w:rPr>
-      </w:pPr>
-      <w:r>
-        <w:rPr>
-          <w:rFonts w:ascii="Times New Roman" w:eastAsia="Times New Roman" w:hAnsi="Times New Roman" w:cs="Times New Roman"/>
-          <w:color w:val="000000" w:themeColor="text1"/>
-          <w:sz w:val="28"/>
-          <w:szCs w:val="28"/>
-        </w:rPr>
-        <w:t>Описание деятельности</w:t>
-      </w:r>
-    </w:p>
-    <w:p>
-      <w:pPr>
-        <w:pStyle w:val="a3"/>
-        <w:keepNext/>
-        <w:keepLines/>
-        <w:numPr>
-          <w:ilvl w:val="0"/>
-          <w:numId w:val="1"/>
-        </w:numPr>
-        <w:pBdr>
-          <w:top w:val="nil"/>
-          <w:left w:val="nil"/>
-          <w:bottom w:val="nil"/>
-          <w:right w:val="nil"/>
-          <w:between w:val="nil"/>
-        </w:pBdr>
-        <w:spacing w:after="0" w:line="360" w:lineRule="auto"/>
-        <w:rPr>
-          <w:rFonts w:ascii="Times New Roman" w:eastAsia="Times New Roman" w:hAnsi="Times New Roman" w:cs="Times New Roman"/>
-          <w:color w:val="000000" w:themeColor="text1"/>
-          <w:sz w:val="28"/>
-          <w:szCs w:val="28"/>
-        </w:rPr>
-      </w:pPr>
-      <w:r>
-        <w:rPr>
-          <w:rFonts w:ascii="Times New Roman" w:eastAsia="Times New Roman" w:hAnsi="Times New Roman" w:cs="Times New Roman"/>
-          <w:color w:val="000000" w:themeColor="text1"/>
-          <w:sz w:val="28"/>
-          <w:szCs w:val="28"/>
-        </w:rPr>
-        <w:t xml:space="preserve">Описание задания по проектной практике </w:t>
-      </w:r>
-    </w:p>
-    <w:p>
-      <w:pPr>
-        <w:pStyle w:val="a3"/>
-        <w:keepNext/>
-        <w:keepLines/>
-        <w:numPr>
-          <w:ilvl w:val="0"/>
-          <w:numId w:val="1"/>
-        </w:numPr>
-        <w:pBdr>
-          <w:top w:val="nil"/>
-          <w:left w:val="nil"/>
-          <w:bottom w:val="nil"/>
-          <w:right w:val="nil"/>
-          <w:between w:val="nil"/>
-        </w:pBdr>
-        <w:spacing w:after="0" w:line="360" w:lineRule="auto"/>
-        <w:rPr>
-          <w:rFonts w:ascii="Times New Roman" w:eastAsia="Times New Roman" w:hAnsi="Times New Roman" w:cs="Times New Roman"/>
-          <w:color w:val="000000" w:themeColor="text1"/>
-          <w:sz w:val="28"/>
-          <w:szCs w:val="28"/>
-        </w:rPr>
-      </w:pPr>
-      <w:r>
-        <w:rPr>
-          <w:rFonts w:ascii="Times New Roman" w:eastAsia="Times New Roman" w:hAnsi="Times New Roman" w:cs="Times New Roman"/>
-          <w:color w:val="000000" w:themeColor="text1"/>
-          <w:sz w:val="28"/>
-          <w:szCs w:val="28"/>
-        </w:rPr>
-        <w:t>Описание достигнутых результатов по проектной практике</w:t>
-      </w:r>
-    </w:p>
-    <w:p>
-      <w:pPr>
-        <w:keepNext/>
-        <w:keepLines/>
-        <w:pBdr>
-          <w:top w:val="nil"/>
-          <w:left w:val="nil"/>
-          <w:bottom w:val="nil"/>
-          <w:right w:val="nil"/>
-          <w:between w:val="nil"/>
-        </w:pBdr>
-        <w:spacing w:after="0" w:line="360" w:lineRule="auto"/>
-        <w:rPr>
-          <w:rFonts w:ascii="Times New Roman" w:eastAsia="Times New Roman" w:hAnsi="Times New Roman" w:cs="Times New Roman"/>
-          <w:color w:val="000000" w:themeColor="text1"/>
-          <w:sz w:val="28"/>
-          <w:szCs w:val="28"/>
-        </w:rPr>
-      </w:pPr>
-    </w:p>
-    <w:p>
-      <w:pPr>
-        <w:keepNext/>
-        <w:keepLines/>
-        <w:pBdr>
-          <w:top w:val="nil"/>
-          <w:left w:val="nil"/>
-          <w:bottom w:val="nil"/>
-          <w:right w:val="nil"/>
-          <w:between w:val="nil"/>
-        </w:pBdr>
-        <w:spacing w:after="0" w:line="360" w:lineRule="auto"/>
-        <w:rPr>
-          <w:rFonts w:ascii="Times New Roman" w:eastAsia="Times New Roman" w:hAnsi="Times New Roman" w:cs="Times New Roman"/>
-          <w:color w:val="000000" w:themeColor="text1"/>
-          <w:sz w:val="28"/>
-          <w:szCs w:val="28"/>
-        </w:rPr>
-      </w:pPr>
-      <w:r>
-        <w:rPr>
-          <w:rFonts w:ascii="Times New Roman" w:eastAsia="Times New Roman" w:hAnsi="Times New Roman" w:cs="Times New Roman"/>
-          <w:color w:val="000000" w:themeColor="text1"/>
-          <w:sz w:val="28"/>
-          <w:szCs w:val="28"/>
-        </w:rPr>
-        <w:t>ЗАКЛЮЧЕНИЕ (выводы о проделанной работе и оценка ценности выполненных задач для заказчика)</w:t>
-      </w:r>
-    </w:p>
-    <w:p>
-      <w:pPr>
-        <w:keepNext/>
-        <w:keepLines/>
-        <w:pBdr>
-          <w:top w:val="nil"/>
-          <w:left w:val="nil"/>
-          <w:bottom w:val="nil"/>
-          <w:right w:val="nil"/>
-          <w:between w:val="nil"/>
-        </w:pBdr>
-        <w:spacing w:after="0" w:line="360" w:lineRule="auto"/>
-        <w:rPr>
-          <w:rFonts w:ascii="Times New Roman" w:eastAsia="Times New Roman" w:hAnsi="Times New Roman" w:cs="Times New Roman"/>
-          <w:color w:val="000000" w:themeColor="text1"/>
-          <w:sz w:val="28"/>
-          <w:szCs w:val="28"/>
-        </w:rPr>
-      </w:pPr>
-      <w:r>
-        <w:rPr>
-          <w:rFonts w:ascii="Times New Roman" w:eastAsia="Times New Roman" w:hAnsi="Times New Roman" w:cs="Times New Roman"/>
-          <w:color w:val="000000" w:themeColor="text1"/>
-          <w:sz w:val="28"/>
-          <w:szCs w:val="28"/>
-        </w:rPr>
-        <w:t>СПИСОК ИСПОЛЬЗОВАННОЙ ЛИТЕРАТУРЫ</w:t>
-      </w:r>
-    </w:p>
-    <w:p>
-      <w:pPr>
-        <w:keepNext/>
-        <w:keepLines/>
-        <w:pBdr>
-          <w:top w:val="nil"/>
-          <w:left w:val="nil"/>
-          <w:bottom w:val="nil"/>
-          <w:right w:val="nil"/>
-          <w:between w:val="nil"/>
-        </w:pBdr>
-        <w:spacing w:after="0" w:line="360" w:lineRule="auto"/>
-        <w:rPr>
-          <w:rFonts w:ascii="Times New Roman" w:eastAsia="Times New Roman" w:hAnsi="Times New Roman" w:cs="Times New Roman"/>
-          <w:color w:val="000000" w:themeColor="text1"/>
-          <w:sz w:val="28"/>
-          <w:szCs w:val="28"/>
-        </w:rPr>
-      </w:pPr>
-      <w:r>
-        <w:rPr>
-          <w:rFonts w:ascii="Times New Roman" w:eastAsia="Times New Roman" w:hAnsi="Times New Roman" w:cs="Times New Roman"/>
-          <w:color w:val="000000" w:themeColor="text1"/>
-          <w:sz w:val="28"/>
-          <w:szCs w:val="28"/>
-        </w:rPr>
-        <w:t>ПРИЛОЖЕНИЯ (при необходимости)</w:t>
       </w:r>
     </w:p>
     <w:sdt>
@@ -2329,12 +1896,16 @@
         <w:ind w:left="357"/>
         <w:outlineLvl w:val="0"/>
         <w:rPr>
+          <w:b/>
+          <w:bCs/>
           <w:color w:val="000000" w:themeColor="text1"/>
         </w:rPr>
       </w:pPr>
       <w:bookmarkStart w:id="0" w:name="_Toc226571856"/>
       <w:r>
         <w:rPr>
+          <w:b/>
+          <w:bCs/>
           <w:color w:val="000000" w:themeColor="text1"/>
         </w:rPr>
         <w:t>Введение</w:t>
@@ -2347,12 +1918,16 @@
         <w:ind w:left="357" w:hanging="357"/>
         <w:outlineLvl w:val="1"/>
         <w:rPr>
+          <w:b/>
+          <w:bCs/>
           <w:color w:val="000000" w:themeColor="text1"/>
         </w:rPr>
       </w:pPr>
       <w:bookmarkStart w:id="1" w:name="_Toc226571857"/>
       <w:r>
         <w:rPr>
+          <w:b/>
+          <w:bCs/>
           <w:color w:val="000000" w:themeColor="text1"/>
         </w:rPr>
         <w:t>Общая информация о проекте</w:t>
@@ -2399,7 +1974,6 @@
           <w:szCs w:val="28"/>
         </w:rPr>
       </w:pPr>
-      <w:proofErr w:type="spellStart"/>
       <w:r>
         <w:rPr>
           <w:rFonts w:ascii="Times New Roman" w:hAnsi="Times New Roman" w:cs="Times New Roman"/>
@@ -2408,9 +1982,28 @@
           <w:szCs w:val="28"/>
           <w:lang w:val="en-US"/>
         </w:rPr>
-        <w:t>Fangi</w:t>
-      </w:r>
-      <w:proofErr w:type="spellEnd"/>
+        <w:t>F</w:t>
+      </w:r>
+      <w:r>
+        <w:rPr>
+          <w:rFonts w:ascii="Times New Roman" w:hAnsi="Times New Roman" w:cs="Times New Roman"/>
+          <w:color w:val="000000" w:themeColor="text1"/>
+          <w:sz w:val="28"/>
+          <w:szCs w:val="28"/>
+          <w:lang w:val="en-US"/>
+        </w:rPr>
+        <w:t>u</w:t>
+      </w:r>
+      <w:r>
+        <w:rPr>
+          <w:rFonts w:ascii="Times New Roman" w:hAnsi="Times New Roman" w:cs="Times New Roman"/>
+          <w:color w:val="000000" w:themeColor="text1"/>
+          <w:sz w:val="28"/>
+          <w:szCs w:val="28"/>
+          <w:lang w:val="en-US"/>
+        </w:rPr>
+        <w:t>ngi</w:t>
+      </w:r>
     </w:p>
     <w:p>
       <w:pPr>
@@ -2625,6 +2218,7 @@
           <w:sz w:val="28"/>
           <w:szCs w:val="28"/>
         </w:rPr>
+        <w:lastRenderedPageBreak/>
         <w:t xml:space="preserve">Разработка веб-приложения при помощи средств </w:t>
       </w:r>
       <w:r>
@@ -2712,6 +2306,55 @@
           <w:lang w:val="en-US"/>
         </w:rPr>
         <w:t>TS</w:t>
+      </w:r>
+      <w:r>
+        <w:rPr>
+          <w:rFonts w:ascii="Times New Roman" w:hAnsi="Times New Roman" w:cs="Times New Roman"/>
+          <w:color w:val="000000" w:themeColor="text1"/>
+          <w:sz w:val="28"/>
+          <w:szCs w:val="28"/>
+        </w:rPr>
+        <w:t xml:space="preserve"> </w:t>
+      </w:r>
+      <w:r>
+        <w:rPr>
+          <w:rFonts w:ascii="Times New Roman" w:hAnsi="Times New Roman" w:cs="Times New Roman"/>
+          <w:sz w:val="28"/>
+          <w:szCs w:val="28"/>
+        </w:rPr>
+        <w:t>[</w:t>
+      </w:r>
+      <w:r>
+        <w:rPr>
+          <w:rFonts w:ascii="Times New Roman" w:hAnsi="Times New Roman" w:cs="Times New Roman"/>
+          <w:sz w:val="28"/>
+          <w:szCs w:val="28"/>
+        </w:rPr>
+        <w:t>1</w:t>
+      </w:r>
+      <w:r>
+        <w:rPr>
+          <w:rFonts w:ascii="Times New Roman" w:hAnsi="Times New Roman" w:cs="Times New Roman"/>
+          <w:sz w:val="28"/>
+          <w:szCs w:val="28"/>
+        </w:rPr>
+        <w:t xml:space="preserve">, </w:t>
+      </w:r>
+      <w:r>
+        <w:rPr>
+          <w:rFonts w:ascii="Times New Roman" w:hAnsi="Times New Roman" w:cs="Times New Roman"/>
+          <w:sz w:val="28"/>
+          <w:szCs w:val="28"/>
+        </w:rPr>
+        <w:t>2</w:t>
+      </w:r>
+      <w:r>
+        <w:rPr>
+          <w:rFonts w:ascii="Times New Roman" w:hAnsi="Times New Roman" w:cs="Times New Roman"/>
+          <w:sz w:val="28"/>
+          <w:szCs w:val="28"/>
+        </w:rPr>
+        <w:t>]</w:t>
       </w:r>
     </w:p>
     <w:p>
@@ -2767,6 +2410,23 @@
         </w:rPr>
         <w:t>Native</w:t>
       </w:r>
+      <w:r>
+        <w:rPr>
+          <w:rFonts w:ascii="Times New Roman" w:hAnsi="Times New Roman" w:cs="Times New Roman"/>
+          <w:color w:val="000000" w:themeColor="text1"/>
+          <w:sz w:val="28"/>
+          <w:szCs w:val="28"/>
+        </w:rPr>
+        <w:t xml:space="preserve"> </w:t>
+      </w:r>
+      <w:r>
+        <w:rPr>
+          <w:rFonts w:ascii="Times New Roman" w:hAnsi="Times New Roman" w:cs="Times New Roman"/>
+          <w:sz w:val="28"/>
+          <w:szCs w:val="28"/>
+        </w:rPr>
+        <w:t>[2]</w:t>
+      </w:r>
     </w:p>
     <w:p>
       <w:pPr>
@@ -2799,12 +2459,16 @@
         <w:ind w:left="357" w:hanging="357"/>
         <w:outlineLvl w:val="1"/>
         <w:rPr>
+          <w:b/>
+          <w:bCs/>
           <w:color w:val="000000" w:themeColor="text1"/>
         </w:rPr>
       </w:pPr>
       <w:bookmarkStart w:id="5" w:name="_Toc226571861"/>
       <w:r>
         <w:rPr>
+          <w:b/>
+          <w:bCs/>
           <w:color w:val="000000" w:themeColor="text1"/>
         </w:rPr>
         <w:t>Общая характеристика деятельности организации (заказчика проекта)</w:t>
@@ -2859,6 +2523,48 @@
           <w:shd w:val="clear" w:color="auto" w:fill="FFFFFF"/>
         </w:rPr>
         <w:t>Центр Содействия Социальным Инновациям "Технологии Изменения и развития</w:t>
+      </w:r>
+      <w:r>
+        <w:rPr>
+          <w:rFonts w:ascii="Times New Roman" w:hAnsi="Times New Roman" w:cs="Times New Roman"/>
+          <w:color w:val="000000" w:themeColor="text1"/>
+          <w:sz w:val="28"/>
+          <w:shd w:val="clear" w:color="auto" w:fill="FFFFFF"/>
+        </w:rPr>
+        <w:t>.</w:t>
+      </w:r>
+      <w:r>
+        <w:rPr>
+          <w:rFonts w:ascii="Times New Roman" w:hAnsi="Times New Roman" w:cs="Times New Roman"/>
+          <w:color w:val="000000" w:themeColor="text1"/>
+          <w:sz w:val="28"/>
+          <w:shd w:val="clear" w:color="auto" w:fill="FFFFFF"/>
+        </w:rPr>
+        <w:t xml:space="preserve"> </w:t>
+      </w:r>
+      <w:r>
+        <w:rPr>
+          <w:rFonts w:ascii="Times New Roman" w:hAnsi="Times New Roman" w:cs="Times New Roman"/>
+          <w:sz w:val="28"/>
+          <w:shd w:val="clear" w:color="auto" w:fill="FFFFFF"/>
+        </w:rPr>
+        <w:t>[</w:t>
+      </w:r>
+      <w:r>
+        <w:rPr>
+          <w:rFonts w:ascii="Times New Roman" w:hAnsi="Times New Roman" w:cs="Times New Roman"/>
+          <w:sz w:val="28"/>
+          <w:shd w:val="clear" w:color="auto" w:fill="FFFFFF"/>
+        </w:rPr>
+        <w:t>3</w:t>
+      </w:r>
+      <w:r>
+        <w:rPr>
+          <w:rFonts w:ascii="Times New Roman" w:hAnsi="Times New Roman" w:cs="Times New Roman"/>
+          <w:sz w:val="28"/>
+          <w:shd w:val="clear" w:color="auto" w:fill="FFFFFF"/>
+        </w:rPr>
+        <w:t>]</w:t>
       </w:r>
     </w:p>
     <w:p>
@@ -2989,17 +2695,7 @@
           <w:sz w:val="28"/>
           <w:shd w:val="clear" w:color="auto" w:fill="FFFFFF"/>
         </w:rPr>
-        <w:t xml:space="preserve"> что определяет её основную цель как социально значимую деятельность, не направленную на извлечение прибыли. Информация о точной штатной численности и иерархии должностей в открытом доступе отсутствует. Тем не менее, в </w:t>
-      </w:r>
-      <w:r>
-        <w:rPr>
-          <w:rFonts w:ascii="Times New Roman" w:hAnsi="Times New Roman" w:cs="Times New Roman"/>
-          <w:color w:val="000000" w:themeColor="text1"/>
-          <w:sz w:val="28"/>
-          <w:shd w:val="clear" w:color="auto" w:fill="FFFFFF"/>
-        </w:rPr>
-        <w:lastRenderedPageBreak/>
-        <w:t>рамках своей деятельности организация взаимодействует с сетевым сообществом, включающим несколько сотен волонтёров и активных участников, которые вовлекаются в реализацию социальных и образовательных проектов. Организация также поддерживает собственное официальное сообщество в социальных сетях.</w:t>
+        <w:t xml:space="preserve"> что определяет её основную цель как социально значимую деятельность, не направленную на извлечение прибыли. Информация о точной штатной численности и иерархии должностей в открытом доступе отсутствует. Тем не менее, в рамках своей деятельности организация взаимодействует с сетевым сообществом, включающим несколько сотен волонтёров и активных участников, которые вовлекаются в реализацию социальных и образовательных проектов. Организация также поддерживает собственное официальное сообщество в социальных сетях.</w:t>
       </w:r>
     </w:p>
     <w:p>
@@ -3220,6 +2916,7 @@
           <w:color w:val="000000" w:themeColor="text1"/>
           <w:sz w:val="28"/>
         </w:rPr>
+        <w:lastRenderedPageBreak/>
         <w:t>Формированием команд «лидеров изменений» и «агентов развития».</w:t>
       </w:r>
     </w:p>
@@ -3435,15 +3132,7 @@
           <w:color w:val="000000" w:themeColor="text1"/>
           <w:sz w:val="28"/>
         </w:rPr>
-        <w:t xml:space="preserve">Таким образом, ключевая задача организации — создание условий для коллаборации людей и организаций, заинтересованных в социальном и </w:t>
-      </w:r>
-      <w:r>
-        <w:rPr>
-          <w:color w:val="000000" w:themeColor="text1"/>
-          <w:sz w:val="28"/>
-        </w:rPr>
-        <w:lastRenderedPageBreak/>
-        <w:t>технологическом развитии, а также внедрение инновационных методов в образование и воспитание.</w:t>
+        <w:t>Таким образом, ключевая задача организации — создание условий для коллаборации людей и организаций, заинтересованных в социальном и технологическом развитии, а также внедрение инновационных методов в образование и воспитание.</w:t>
       </w:r>
     </w:p>
     <w:p>
@@ -3462,12 +3151,16 @@
         <w:ind w:left="357" w:hanging="357"/>
         <w:outlineLvl w:val="1"/>
         <w:rPr>
+          <w:b/>
+          <w:bCs/>
           <w:color w:val="000000" w:themeColor="text1"/>
         </w:rPr>
       </w:pPr>
       <w:bookmarkStart w:id="9" w:name="_Toc226571865"/>
       <w:r>
         <w:rPr>
+          <w:b/>
+          <w:bCs/>
           <w:color w:val="000000" w:themeColor="text1"/>
         </w:rPr>
         <w:t>Описание задания по проектной практике</w:t>
@@ -3475,9 +3168,52 @@
       <w:bookmarkEnd w:id="9"/>
       <w:r>
         <w:rPr>
+          <w:b/>
+          <w:bCs/>
           <w:color w:val="000000" w:themeColor="text1"/>
         </w:rPr>
         <w:t xml:space="preserve"> </w:t>
+      </w:r>
+    </w:p>
+    <w:p>
+      <w:pPr>
+        <w:pStyle w:val="2"/>
+        <w:numPr>
+          <w:ilvl w:val="0"/>
+          <w:numId w:val="0"/>
+        </w:numPr>
+        <w:outlineLvl w:val="1"/>
+        <w:rPr>
+          <w:bCs/>
+          <w:color w:val="000000" w:themeColor="text1"/>
+        </w:rPr>
+      </w:pPr>
+      <w:r>
+        <w:rPr>
+          <w:color w:val="000000" w:themeColor="text1"/>
+          <w:shd w:val="clear" w:color="auto" w:fill="FFFFFF"/>
+        </w:rPr>
+        <w:t>Задание на проектную практику было предоставлено в репозитории Московского политехнического университета</w:t>
+      </w:r>
+      <w:r>
+        <w:rPr>
+          <w:color w:val="000000" w:themeColor="text1"/>
+          <w:shd w:val="clear" w:color="auto" w:fill="FFFFFF"/>
+        </w:rPr>
+        <w:t>.</w:t>
+      </w:r>
+      <w:r>
+        <w:rPr>
+          <w:color w:val="000000" w:themeColor="text1"/>
+          <w:shd w:val="clear" w:color="auto" w:fill="FFFFFF"/>
+        </w:rPr>
+        <w:t xml:space="preserve"> </w:t>
+      </w:r>
+      <w:r>
+        <w:rPr>
+          <w:shd w:val="clear" w:color="auto" w:fill="FFFFFF"/>
+        </w:rPr>
+        <w:t>[4]</w:t>
       </w:r>
     </w:p>
     <w:p>
@@ -3499,27 +3235,7 @@
           <w:bCs w:val="0"/>
           <w:color w:val="000000" w:themeColor="text1"/>
         </w:rPr>
-        <w:t xml:space="preserve">Настройка </w:t>
-      </w:r>
-      <w:proofErr w:type="spellStart"/>
-      <w:r>
-        <w:rPr>
-          <w:rStyle w:val="ad"/>
-          <w:b w:val="0"/>
-          <w:bCs w:val="0"/>
-          <w:color w:val="000000" w:themeColor="text1"/>
-        </w:rPr>
-        <w:t>Git</w:t>
-      </w:r>
-      <w:proofErr w:type="spellEnd"/>
-      <w:r>
-        <w:rPr>
-          <w:rStyle w:val="ad"/>
-          <w:b w:val="0"/>
-          <w:bCs w:val="0"/>
-          <w:color w:val="000000" w:themeColor="text1"/>
-        </w:rPr>
-        <w:t xml:space="preserve"> и репозитория:</w:t>
+        <w:t>Настройка Git и репозитория:</w:t>
       </w:r>
     </w:p>
     <w:p>
@@ -3544,47 +3260,7 @@
           <w:sz w:val="28"/>
           <w:szCs w:val="28"/>
         </w:rPr>
-        <w:t>Создайте личный или групповой репозиторий на </w:t>
-      </w:r>
-      <w:proofErr w:type="spellStart"/>
-      <w:r>
-        <w:rPr>
-          <w:rFonts w:ascii="Times New Roman" w:hAnsi="Times New Roman" w:cs="Times New Roman"/>
-          <w:color w:val="000000" w:themeColor="text1"/>
-          <w:sz w:val="28"/>
-          <w:szCs w:val="28"/>
-        </w:rPr>
-        <w:t>GitHub</w:t>
-      </w:r>
-      <w:proofErr w:type="spellEnd"/>
-      <w:r>
-        <w:rPr>
-          <w:rFonts w:ascii="Times New Roman" w:hAnsi="Times New Roman" w:cs="Times New Roman"/>
-          <w:color w:val="000000" w:themeColor="text1"/>
-          <w:sz w:val="28"/>
-          <w:szCs w:val="28"/>
-        </w:rPr>
-        <w:t> или </w:t>
-      </w:r>
-      <w:proofErr w:type="spellStart"/>
-      <w:r>
-        <w:rPr>
-          <w:rFonts w:ascii="Times New Roman" w:hAnsi="Times New Roman" w:cs="Times New Roman"/>
-          <w:color w:val="000000" w:themeColor="text1"/>
-          <w:sz w:val="28"/>
-          <w:szCs w:val="28"/>
-        </w:rPr>
-        <w:t>GitVerse</w:t>
-      </w:r>
-      <w:proofErr w:type="spellEnd"/>
-      <w:r>
-        <w:rPr>
-          <w:rFonts w:ascii="Times New Roman" w:hAnsi="Times New Roman" w:cs="Times New Roman"/>
-          <w:color w:val="000000" w:themeColor="text1"/>
-          <w:sz w:val="28"/>
-          <w:szCs w:val="28"/>
-        </w:rPr>
-        <w:t> на основе предоставленного шаблона.</w:t>
+        <w:t>Создайте личный или групповой репозиторий на GitHub или GitVerse на основе предоставленного шаблона.</w:t>
       </w:r>
     </w:p>
     <w:p>
@@ -3609,47 +3285,7 @@
           <w:sz w:val="28"/>
           <w:szCs w:val="28"/>
         </w:rPr>
-        <w:t xml:space="preserve">Освойте базовые команды </w:t>
-      </w:r>
-      <w:proofErr w:type="spellStart"/>
-      <w:r>
-        <w:rPr>
-          <w:rFonts w:ascii="Times New Roman" w:hAnsi="Times New Roman" w:cs="Times New Roman"/>
-          <w:color w:val="000000" w:themeColor="text1"/>
-          <w:sz w:val="28"/>
-          <w:szCs w:val="28"/>
-        </w:rPr>
-        <w:t>Git</w:t>
-      </w:r>
-      <w:proofErr w:type="spellEnd"/>
-      <w:r>
-        <w:rPr>
-          <w:rFonts w:ascii="Times New Roman" w:hAnsi="Times New Roman" w:cs="Times New Roman"/>
-          <w:color w:val="000000" w:themeColor="text1"/>
-          <w:sz w:val="28"/>
-          <w:szCs w:val="28"/>
-        </w:rPr>
-        <w:t xml:space="preserve">: клонирование, коммит, </w:t>
-      </w:r>
-      <w:proofErr w:type="spellStart"/>
-      <w:r>
-        <w:rPr>
-          <w:rFonts w:ascii="Times New Roman" w:hAnsi="Times New Roman" w:cs="Times New Roman"/>
-          <w:color w:val="000000" w:themeColor="text1"/>
-          <w:sz w:val="28"/>
-          <w:szCs w:val="28"/>
-        </w:rPr>
-        <w:t>пуш</w:t>
-      </w:r>
-      <w:proofErr w:type="spellEnd"/>
-      <w:r>
-        <w:rPr>
-          <w:rFonts w:ascii="Times New Roman" w:hAnsi="Times New Roman" w:cs="Times New Roman"/>
-          <w:color w:val="000000" w:themeColor="text1"/>
-          <w:sz w:val="28"/>
-          <w:szCs w:val="28"/>
-        </w:rPr>
-        <w:t xml:space="preserve"> и создание веток.</w:t>
+        <w:t>Освойте базовые команды Git: клонирование, коммит, пуш и создание веток.</w:t>
       </w:r>
     </w:p>
     <w:p>
@@ -3728,26 +3364,34 @@
           <w:bCs w:val="0"/>
           <w:color w:val="000000" w:themeColor="text1"/>
         </w:rPr>
-        <w:t xml:space="preserve">Написание документов в </w:t>
-      </w:r>
-      <w:proofErr w:type="spellStart"/>
+        <w:t>Написание документов в Markdown</w:t>
+      </w:r>
       <w:r>
         <w:rPr>
           <w:rStyle w:val="ad"/>
           <w:b w:val="0"/>
           <w:bCs w:val="0"/>
           <w:color w:val="000000" w:themeColor="text1"/>
-        </w:rPr>
-        <w:t>Markdown</w:t>
-      </w:r>
-      <w:proofErr w:type="spellEnd"/>
-      <w:r>
-        <w:rPr>
-          <w:rStyle w:val="ad"/>
-          <w:b w:val="0"/>
-          <w:bCs w:val="0"/>
-          <w:color w:val="000000" w:themeColor="text1"/>
-        </w:rPr>
+          <w:lang w:val="en-US"/>
+        </w:rPr>
+        <w:t xml:space="preserve"> </w:t>
+      </w:r>
+      <w:r>
+        <w:rPr>
+          <w:lang w:val="en-US"/>
+        </w:rPr>
+        <w:t>[</w:t>
+      </w:r>
+      <w:r>
+        <w:t>5</w:t>
+      </w:r>
+      <w:r>
+        <w:rPr>
+          <w:lang w:val="en-US"/>
+        </w:rPr>
+        <w:t>]</w:t>
+      </w:r>
+      <w:r>
         <w:t>:</w:t>
       </w:r>
     </w:p>
@@ -3773,27 +3417,7 @@
           <w:sz w:val="28"/>
           <w:szCs w:val="28"/>
         </w:rPr>
-        <w:t xml:space="preserve">Все материалы проекта (описание, журнал прогресса и др.) должны быть оформлены в формате </w:t>
-      </w:r>
-      <w:proofErr w:type="spellStart"/>
-      <w:r>
-        <w:rPr>
-          <w:rFonts w:ascii="Times New Roman" w:hAnsi="Times New Roman" w:cs="Times New Roman"/>
-          <w:color w:val="000000" w:themeColor="text1"/>
-          <w:sz w:val="28"/>
-          <w:szCs w:val="28"/>
-        </w:rPr>
-        <w:t>Markdown</w:t>
-      </w:r>
-      <w:proofErr w:type="spellEnd"/>
-      <w:r>
-        <w:rPr>
-          <w:rFonts w:ascii="Times New Roman" w:hAnsi="Times New Roman" w:cs="Times New Roman"/>
-          <w:color w:val="000000" w:themeColor="text1"/>
-          <w:sz w:val="28"/>
-          <w:szCs w:val="28"/>
-        </w:rPr>
-        <w:t>.</w:t>
+        <w:t>Все материалы проекта (описание, журнал прогресса и др.) должны быть оформлены в формате Markdown.</w:t>
       </w:r>
     </w:p>
     <w:p>
@@ -3818,27 +3442,7 @@
           <w:sz w:val="28"/>
           <w:szCs w:val="28"/>
         </w:rPr>
-        <w:t xml:space="preserve">Изучите синтаксис </w:t>
-      </w:r>
-      <w:proofErr w:type="spellStart"/>
-      <w:r>
-        <w:rPr>
-          <w:rFonts w:ascii="Times New Roman" w:hAnsi="Times New Roman" w:cs="Times New Roman"/>
-          <w:color w:val="000000" w:themeColor="text1"/>
-          <w:sz w:val="28"/>
-          <w:szCs w:val="28"/>
-        </w:rPr>
-        <w:t>Markdown</w:t>
-      </w:r>
-      <w:proofErr w:type="spellEnd"/>
-      <w:r>
-        <w:rPr>
-          <w:rFonts w:ascii="Times New Roman" w:hAnsi="Times New Roman" w:cs="Times New Roman"/>
-          <w:color w:val="000000" w:themeColor="text1"/>
-          <w:sz w:val="28"/>
-          <w:szCs w:val="28"/>
-        </w:rPr>
-        <w:t xml:space="preserve"> и подготовьте необходимые документы.</w:t>
+        <w:t>Изучите синтаксис Markdown и подготовьте необходимые документы.</w:t>
       </w:r>
     </w:p>
     <w:p>
@@ -3866,6 +3470,7 @@
           <w:sz w:val="28"/>
           <w:szCs w:val="28"/>
         </w:rPr>
+        <w:lastRenderedPageBreak/>
         <w:t>Ожидаемое время:</w:t>
       </w:r>
       <w:r>
@@ -3975,7 +3580,49 @@
           <w:sz w:val="28"/>
           <w:szCs w:val="28"/>
         </w:rPr>
-        <w:t> применять генераторы статических сайтов, такие как Hugo (рекомендуется), для упрощения процесса и получения дополнительных навыков. В случае выбора Hugo можно воспользоваться инструкциями из Hugo Quick Start Guide.</w:t>
+        <w:t> применять генераторы статических сайтов, такие как Hugo (рекомендуется)</w:t>
+      </w:r>
+      <w:r>
+        <w:rPr>
+          <w:rFonts w:ascii="Times New Roman" w:hAnsi="Times New Roman" w:cs="Times New Roman"/>
+          <w:color w:val="000000" w:themeColor="text1"/>
+          <w:sz w:val="28"/>
+          <w:szCs w:val="28"/>
+        </w:rPr>
+        <w:t xml:space="preserve"> </w:t>
+      </w:r>
+      <w:r>
+        <w:rPr>
+          <w:rFonts w:ascii="Times New Roman" w:hAnsi="Times New Roman" w:cs="Times New Roman"/>
+          <w:sz w:val="28"/>
+          <w:szCs w:val="28"/>
+        </w:rPr>
+        <w:t>[</w:t>
+      </w:r>
+      <w:r>
+        <w:rPr>
+          <w:rFonts w:ascii="Times New Roman" w:hAnsi="Times New Roman" w:cs="Times New Roman"/>
+          <w:sz w:val="28"/>
+          <w:szCs w:val="28"/>
+        </w:rPr>
+        <w:t>6</w:t>
+      </w:r>
+      <w:r>
+        <w:rPr>
+          <w:rFonts w:ascii="Times New Roman" w:hAnsi="Times New Roman" w:cs="Times New Roman"/>
+          <w:sz w:val="28"/>
+          <w:szCs w:val="28"/>
+        </w:rPr>
+        <w:t>]</w:t>
+      </w:r>
+      <w:r>
+        <w:rPr>
+          <w:rFonts w:ascii="Times New Roman" w:hAnsi="Times New Roman" w:cs="Times New Roman"/>
+          <w:color w:val="000000" w:themeColor="text1"/>
+          <w:sz w:val="28"/>
+          <w:szCs w:val="28"/>
+        </w:rPr>
+        <w:t>, для упрощения процесса и получения дополнительных навыков. В случае выбора Hugo можно воспользоваться инструкциями из Hugo Quick Start Guide.</w:t>
       </w:r>
     </w:p>
     <w:p>
@@ -4201,7 +3848,6 @@
           <w:sz w:val="28"/>
           <w:szCs w:val="28"/>
         </w:rPr>
-        <w:lastRenderedPageBreak/>
         <w:t>Страницу «Ресурсы»</w:t>
       </w:r>
       <w:r>
@@ -4340,27 +3986,7 @@
           <w:sz w:val="28"/>
           <w:szCs w:val="28"/>
         </w:rPr>
-        <w:t xml:space="preserve">Участвуйте в профильных мероприятиях по тематике проекта и профилю организации-партнёра (конференции, выставки, митапы, семинары, </w:t>
-      </w:r>
-      <w:proofErr w:type="spellStart"/>
-      <w:r>
-        <w:rPr>
-          <w:rFonts w:ascii="Times New Roman" w:hAnsi="Times New Roman" w:cs="Times New Roman"/>
-          <w:color w:val="000000" w:themeColor="text1"/>
-          <w:sz w:val="28"/>
-          <w:szCs w:val="28"/>
-        </w:rPr>
-        <w:t>хакатоны</w:t>
-      </w:r>
-      <w:proofErr w:type="spellEnd"/>
-      <w:r>
-        <w:rPr>
-          <w:rFonts w:ascii="Times New Roman" w:hAnsi="Times New Roman" w:cs="Times New Roman"/>
-          <w:color w:val="000000" w:themeColor="text1"/>
-          <w:sz w:val="28"/>
-          <w:szCs w:val="28"/>
-        </w:rPr>
-        <w:t xml:space="preserve"> и др.).</w:t>
+        <w:t>Участвуйте в профильных мероприятиях по тематике проекта и профилю организации-партнёра (конференции, выставки, митапы, семинары, хакатоны и др.).</w:t>
       </w:r>
     </w:p>
     <w:p>
@@ -4422,27 +4048,8 @@
           <w:sz w:val="28"/>
           <w:szCs w:val="28"/>
         </w:rPr>
-        <w:t xml:space="preserve">Напишите отчёт в формате </w:t>
-      </w:r>
-      <w:proofErr w:type="spellStart"/>
-      <w:r>
-        <w:rPr>
-          <w:rFonts w:ascii="Times New Roman" w:hAnsi="Times New Roman" w:cs="Times New Roman"/>
-          <w:color w:val="000000" w:themeColor="text1"/>
-          <w:sz w:val="28"/>
-          <w:szCs w:val="28"/>
-        </w:rPr>
-        <w:t>Markdown</w:t>
-      </w:r>
-      <w:proofErr w:type="spellEnd"/>
-      <w:r>
-        <w:rPr>
-          <w:rFonts w:ascii="Times New Roman" w:hAnsi="Times New Roman" w:cs="Times New Roman"/>
-          <w:color w:val="000000" w:themeColor="text1"/>
-          <w:sz w:val="28"/>
-          <w:szCs w:val="28"/>
-        </w:rPr>
-        <w:t xml:space="preserve"> с описанием опыта, полученных знаний и связи с проектом. Отчёт добавьте в репозиторий и на сайт.</w:t>
+        <w:lastRenderedPageBreak/>
+        <w:t>Напишите отчёт в формате Markdown с описанием опыта, полученных знаний и связи с проектом. Отчёт добавьте в репозиторий и на сайт.</w:t>
       </w:r>
     </w:p>
     <w:p>
@@ -4558,27 +4165,7 @@
           <w:sz w:val="28"/>
           <w:szCs w:val="28"/>
         </w:rPr>
-        <w:t xml:space="preserve">Составьте отчёт по проектной (учебной) практике на основании шаблона (структуры), размещённого в папке </w:t>
-      </w:r>
-      <w:proofErr w:type="spellStart"/>
-      <w:r>
-        <w:rPr>
-          <w:rFonts w:ascii="Times New Roman" w:hAnsi="Times New Roman" w:cs="Times New Roman"/>
-          <w:color w:val="000000" w:themeColor="text1"/>
-          <w:sz w:val="28"/>
-          <w:szCs w:val="28"/>
-        </w:rPr>
-        <w:t>reports</w:t>
-      </w:r>
-      <w:proofErr w:type="spellEnd"/>
-      <w:r>
-        <w:rPr>
-          <w:rFonts w:ascii="Times New Roman" w:hAnsi="Times New Roman" w:cs="Times New Roman"/>
-          <w:color w:val="000000" w:themeColor="text1"/>
-          <w:sz w:val="28"/>
-          <w:szCs w:val="28"/>
-        </w:rPr>
-        <w:t>. Шаблон (структура) приведён в файле practice_report_template.docx.</w:t>
+        <w:t>Составьте отчёт по проектной (учебной) практике на основании шаблона (структуры), размещённого в папке reports. Шаблон (структура) приведён в файле practice_report_template.docx.</w:t>
       </w:r>
     </w:p>
     <w:p>
@@ -4603,27 +4190,7 @@
           <w:sz w:val="28"/>
           <w:szCs w:val="28"/>
         </w:rPr>
-        <w:t xml:space="preserve">Разместите отчёт в репозитории в папке </w:t>
-      </w:r>
-      <w:proofErr w:type="spellStart"/>
-      <w:r>
-        <w:rPr>
-          <w:rFonts w:ascii="Times New Roman" w:hAnsi="Times New Roman" w:cs="Times New Roman"/>
-          <w:color w:val="000000" w:themeColor="text1"/>
-          <w:sz w:val="28"/>
-          <w:szCs w:val="28"/>
-        </w:rPr>
-        <w:t>reports</w:t>
-      </w:r>
-      <w:proofErr w:type="spellEnd"/>
-      <w:r>
-        <w:rPr>
-          <w:rFonts w:ascii="Times New Roman" w:hAnsi="Times New Roman" w:cs="Times New Roman"/>
-          <w:color w:val="000000" w:themeColor="text1"/>
-          <w:sz w:val="28"/>
-          <w:szCs w:val="28"/>
-        </w:rPr>
-        <w:t xml:space="preserve"> с именем «Отчёт.docx» или «report.docx».</w:t>
+        <w:t>Разместите отчёт в репозитории в папке reports с именем «Отчёт.docx» или «report.docx».</w:t>
       </w:r>
     </w:p>
     <w:p>
@@ -4648,27 +4215,7 @@
           <w:sz w:val="28"/>
           <w:szCs w:val="28"/>
         </w:rPr>
-        <w:t xml:space="preserve">Сформируйте PDF-версию отчёта и также разместите её в папке </w:t>
-      </w:r>
-      <w:proofErr w:type="spellStart"/>
-      <w:r>
-        <w:rPr>
-          <w:rFonts w:ascii="Times New Roman" w:hAnsi="Times New Roman" w:cs="Times New Roman"/>
-          <w:color w:val="000000" w:themeColor="text1"/>
-          <w:sz w:val="28"/>
-          <w:szCs w:val="28"/>
-        </w:rPr>
-        <w:t>reports</w:t>
-      </w:r>
-      <w:proofErr w:type="spellEnd"/>
-      <w:r>
-        <w:rPr>
-          <w:rFonts w:ascii="Times New Roman" w:hAnsi="Times New Roman" w:cs="Times New Roman"/>
-          <w:color w:val="000000" w:themeColor="text1"/>
-          <w:sz w:val="28"/>
-          <w:szCs w:val="28"/>
-        </w:rPr>
-        <w:t xml:space="preserve"> в репозитории.</w:t>
+        <w:t>Сформируйте PDF-версию отчёта и также разместите её в папке reports в репозитории.</w:t>
       </w:r>
     </w:p>
     <w:p>
@@ -4705,12 +4252,16 @@
         </w:numPr>
         <w:outlineLvl w:val="1"/>
         <w:rPr>
+          <w:b/>
+          <w:bCs/>
           <w:color w:val="000000" w:themeColor="text1"/>
         </w:rPr>
       </w:pPr>
       <w:bookmarkStart w:id="10" w:name="_Toc226571866"/>
       <w:r>
         <w:rPr>
+          <w:b/>
+          <w:bCs/>
           <w:color w:val="000000" w:themeColor="text1"/>
         </w:rPr>
         <w:t>Описание достигнутых результатов по проектной практике</w:t>
@@ -4720,7 +4271,7 @@
     <w:p>
       <w:pPr>
         <w:spacing w:after="0" w:line="360" w:lineRule="auto"/>
-        <w:ind w:left="357" w:hanging="357"/>
+        <w:ind w:left="414" w:hanging="357"/>
         <w:rPr>
           <w:rFonts w:ascii="Times New Roman" w:eastAsia="Times New Roman" w:hAnsi="Times New Roman" w:cs="Times New Roman"/>
           <w:color w:val="000000" w:themeColor="text1"/>
@@ -4735,7 +4286,7 @@
           <w:sz w:val="28"/>
           <w:szCs w:val="28"/>
         </w:rPr>
-        <w:t xml:space="preserve">В ходе проектной практики был создан сайт на основе проекта по дисциплине «проектная деятельность». Сайт содержит главную страницу, </w:t>
+        <w:t>В ходе проектной практики был создан сайт на основе проекта по дисциплине «</w:t>
       </w:r>
       <w:r>
         <w:rPr>
@@ -4744,8 +4295,209 @@
           <w:sz w:val="28"/>
           <w:szCs w:val="28"/>
         </w:rPr>
+        <w:t>П</w:t>
+      </w:r>
+      <w:r>
+        <w:rPr>
+          <w:rFonts w:ascii="Times New Roman" w:eastAsia="Times New Roman" w:hAnsi="Times New Roman" w:cs="Times New Roman"/>
+          <w:color w:val="000000" w:themeColor="text1"/>
+          <w:sz w:val="28"/>
+          <w:szCs w:val="28"/>
+        </w:rPr>
+        <w:t xml:space="preserve">роектная деятельность». </w:t>
+      </w:r>
+      <w:r>
+        <w:rPr>
+          <w:rFonts w:ascii="Times New Roman" w:eastAsia="Times New Roman" w:hAnsi="Times New Roman" w:cs="Times New Roman"/>
+          <w:color w:val="000000" w:themeColor="text1"/>
+          <w:sz w:val="28"/>
+          <w:szCs w:val="28"/>
+        </w:rPr>
+        <w:t xml:space="preserve">Был использован </w:t>
+      </w:r>
+      <w:r>
+        <w:rPr>
+          <w:rFonts w:ascii="Times New Roman" w:hAnsi="Times New Roman" w:cs="Times New Roman"/>
+          <w:color w:val="1F2328"/>
+          <w:sz w:val="28"/>
+          <w:szCs w:val="28"/>
+          <w:shd w:val="clear" w:color="auto" w:fill="FFFFFF"/>
+        </w:rPr>
+        <w:t>генератор статических сайтов Hugo</w:t>
+      </w:r>
+      <w:r>
+        <w:rPr>
+          <w:rFonts w:ascii="Times New Roman" w:hAnsi="Times New Roman" w:cs="Times New Roman"/>
+          <w:color w:val="1F2328"/>
+          <w:sz w:val="28"/>
+          <w:szCs w:val="28"/>
+          <w:shd w:val="clear" w:color="auto" w:fill="FFFFFF"/>
+        </w:rPr>
+        <w:t xml:space="preserve"> </w:t>
+      </w:r>
+      <w:r>
+        <w:rPr>
+          <w:rFonts w:ascii="Times New Roman" w:hAnsi="Times New Roman" w:cs="Times New Roman"/>
+          <w:sz w:val="28"/>
+          <w:szCs w:val="28"/>
+          <w:shd w:val="clear" w:color="auto" w:fill="FFFFFF"/>
+        </w:rPr>
+        <w:t>[</w:t>
+      </w:r>
+      <w:r>
+        <w:rPr>
+          <w:rFonts w:ascii="Times New Roman" w:hAnsi="Times New Roman" w:cs="Times New Roman"/>
+          <w:sz w:val="28"/>
+          <w:szCs w:val="28"/>
+          <w:shd w:val="clear" w:color="auto" w:fill="FFFFFF"/>
+        </w:rPr>
+        <w:t>6</w:t>
+      </w:r>
+      <w:r>
+        <w:rPr>
+          <w:rFonts w:ascii="Times New Roman" w:hAnsi="Times New Roman" w:cs="Times New Roman"/>
+          <w:sz w:val="28"/>
+          <w:szCs w:val="28"/>
+          <w:shd w:val="clear" w:color="auto" w:fill="FFFFFF"/>
+        </w:rPr>
+        <w:t>]</w:t>
+      </w:r>
+      <w:r>
+        <w:rPr>
+          <w:rFonts w:ascii="Times New Roman" w:hAnsi="Times New Roman" w:cs="Times New Roman"/>
+          <w:sz w:val="28"/>
+          <w:szCs w:val="28"/>
+          <w:shd w:val="clear" w:color="auto" w:fill="FFFFFF"/>
+        </w:rPr>
+        <w:t>.</w:t>
+      </w:r>
+      <w:r>
+        <w:rPr>
+          <w:rFonts w:ascii="Segoe UI" w:hAnsi="Segoe UI" w:cs="Segoe UI"/>
+          <w:color w:val="1F2328"/>
+          <w:shd w:val="clear" w:color="auto" w:fill="FFFFFF"/>
+        </w:rPr>
+        <w:t xml:space="preserve"> </w:t>
+      </w:r>
+      <w:r>
+        <w:rPr>
+          <w:rFonts w:ascii="Times New Roman" w:eastAsia="Times New Roman" w:hAnsi="Times New Roman" w:cs="Times New Roman"/>
+          <w:color w:val="000000" w:themeColor="text1"/>
+          <w:sz w:val="28"/>
+          <w:szCs w:val="28"/>
+        </w:rPr>
+        <w:t>Сайт содержит главную страницу, страницы «О проекте», «Участники», «Журнал» и «Ресурсы». При попадании на сайт пользователь оказывается на главной странице. На ней размещена аннотация проекта, а также информация о том, что уже сделано для проекта и о том, что планируется сделать в будущем. Внизу страницы расположен блок «Последние записи», где пользователь видит последнюю запись, добавленную в журнал. Он может открыть данную запись или же перейти в журнал. В журнале расположены блоки со статьями по теме проекта, пользователь может посмотреть каждую из них.</w:t>
+      </w:r>
+      <w:r>
+        <w:rPr>
+          <w:rFonts w:ascii="Times New Roman" w:eastAsia="Times New Roman" w:hAnsi="Times New Roman" w:cs="Times New Roman"/>
+          <w:color w:val="000000" w:themeColor="text1"/>
+          <w:sz w:val="28"/>
+          <w:szCs w:val="28"/>
+        </w:rPr>
+        <w:t xml:space="preserve"> </w:t>
+      </w:r>
+      <w:r>
+        <w:rPr>
+          <w:rFonts w:ascii="Times New Roman" w:eastAsia="Times New Roman" w:hAnsi="Times New Roman" w:cs="Times New Roman"/>
+          <w:color w:val="000000" w:themeColor="text1"/>
+          <w:sz w:val="28"/>
+          <w:szCs w:val="28"/>
+        </w:rPr>
+        <w:t xml:space="preserve">В журнал была добавлена запись о взаимодействии с организацией-партнером. </w:t>
+      </w:r>
+      <w:r>
+        <w:rPr>
+          <w:rFonts w:ascii="Times New Roman" w:eastAsia="Times New Roman" w:hAnsi="Times New Roman" w:cs="Times New Roman"/>
+          <w:color w:val="000000" w:themeColor="text1"/>
+          <w:sz w:val="28"/>
+          <w:szCs w:val="28"/>
+        </w:rPr>
+        <w:t xml:space="preserve">Статьи оформлены в формате </w:t>
+      </w:r>
+      <w:r>
+        <w:rPr>
+          <w:rFonts w:ascii="Times New Roman" w:hAnsi="Times New Roman" w:cs="Times New Roman"/>
+          <w:color w:val="1F2328"/>
+          <w:sz w:val="28"/>
+          <w:szCs w:val="28"/>
+          <w:shd w:val="clear" w:color="auto" w:fill="FFFFFF"/>
+        </w:rPr>
+        <w:t>Markdown</w:t>
+      </w:r>
+      <w:r>
+        <w:rPr>
+          <w:rFonts w:ascii="Times New Roman" w:hAnsi="Times New Roman" w:cs="Times New Roman"/>
+          <w:color w:val="1F2328"/>
+          <w:sz w:val="28"/>
+          <w:szCs w:val="28"/>
+          <w:shd w:val="clear" w:color="auto" w:fill="FFFFFF"/>
+        </w:rPr>
+        <w:t xml:space="preserve"> </w:t>
+      </w:r>
+      <w:r>
+        <w:rPr>
+          <w:rFonts w:ascii="Times New Roman" w:hAnsi="Times New Roman" w:cs="Times New Roman"/>
+          <w:sz w:val="28"/>
+          <w:szCs w:val="28"/>
+          <w:shd w:val="clear" w:color="auto" w:fill="FFFFFF"/>
+        </w:rPr>
+        <w:t>[</w:t>
+      </w:r>
+      <w:r>
+        <w:rPr>
+          <w:rFonts w:ascii="Times New Roman" w:hAnsi="Times New Roman" w:cs="Times New Roman"/>
+          <w:sz w:val="28"/>
+          <w:szCs w:val="28"/>
+          <w:shd w:val="clear" w:color="auto" w:fill="FFFFFF"/>
+        </w:rPr>
+        <w:t>5</w:t>
+      </w:r>
+      <w:r>
+        <w:rPr>
+          <w:rFonts w:ascii="Times New Roman" w:hAnsi="Times New Roman" w:cs="Times New Roman"/>
+          <w:sz w:val="28"/>
+          <w:szCs w:val="28"/>
+          <w:shd w:val="clear" w:color="auto" w:fill="FFFFFF"/>
+        </w:rPr>
+        <w:t>]</w:t>
+      </w:r>
+      <w:r>
+        <w:rPr>
+          <w:rFonts w:ascii="Times New Roman" w:hAnsi="Times New Roman" w:cs="Times New Roman"/>
+          <w:sz w:val="28"/>
+          <w:szCs w:val="28"/>
+          <w:shd w:val="clear" w:color="auto" w:fill="FFFFFF"/>
+        </w:rPr>
+        <w:t>.</w:t>
+      </w:r>
+      <w:r>
+        <w:rPr>
+          <w:rFonts w:ascii="Times New Roman" w:eastAsia="Times New Roman" w:hAnsi="Times New Roman" w:cs="Times New Roman"/>
+          <w:color w:val="000000" w:themeColor="text1"/>
+          <w:sz w:val="28"/>
+          <w:szCs w:val="28"/>
+        </w:rPr>
+        <w:t xml:space="preserve"> На странице «О проекте» содержится информация о проекте</w:t>
+      </w:r>
+      <w:r>
+        <w:rPr>
+          <w:rFonts w:ascii="Times New Roman" w:eastAsia="Times New Roman" w:hAnsi="Times New Roman" w:cs="Times New Roman"/>
+          <w:color w:val="000000" w:themeColor="text1"/>
+          <w:sz w:val="28"/>
+          <w:szCs w:val="28"/>
+        </w:rPr>
+        <w:t xml:space="preserve">. На странице «Участники» находится информация о вкладе каждого участника в проект, диаграмма </w:t>
+      </w:r>
+      <w:r>
+        <w:rPr>
+          <w:rFonts w:ascii="Times New Roman" w:eastAsia="Times New Roman" w:hAnsi="Times New Roman" w:cs="Times New Roman"/>
+          <w:color w:val="000000" w:themeColor="text1"/>
+          <w:sz w:val="28"/>
+          <w:szCs w:val="28"/>
+        </w:rPr>
         <w:lastRenderedPageBreak/>
-        <w:t>страницы «О проекте», «Участники», «Журнал» и «Ресурсы». При попадании на сайт пользователь оказывается на главной странице. На ней размещена аннотация проекта, а также информация о том, что уже сделано для проекта и о том, что планируется сделать в будущем. Внизу страницы расположен блок «Последние записи», где пользователь видит последнюю запись, добавленную в журнал. Он может открыть данную запись или же перейти в журнал. В журнале расположены блоки со статьями по теме проекта, пользователь может посмотреть каждую из них. На странице «О проекте» содержится информация о проекте</w:t>
+        <w:t>Ганта. На ст</w:t>
       </w:r>
       <w:r>
         <w:rPr>
@@ -4754,9 +4506,8 @@
           <w:sz w:val="28"/>
           <w:szCs w:val="28"/>
         </w:rPr>
-        <w:t xml:space="preserve">. На странице «Участники» находится информация о вкладе каждого участника в проект, диаграмма </w:t>
-      </w:r>
-      <w:proofErr w:type="spellStart"/>
+        <w:t>р</w:t>
+      </w:r>
       <w:r>
         <w:rPr>
           <w:rFonts w:ascii="Times New Roman" w:eastAsia="Times New Roman" w:hAnsi="Times New Roman" w:cs="Times New Roman"/>
@@ -4764,19 +4515,18 @@
           <w:sz w:val="28"/>
           <w:szCs w:val="28"/>
         </w:rPr>
-        <w:t>Ганта</w:t>
-      </w:r>
-      <w:proofErr w:type="spellEnd"/>
+        <w:t xml:space="preserve">анице «Ресурсы» пользователь может перейти по значимым ссылкам проекта, например, на сайт партнера </w:t>
+      </w:r>
       <w:r>
         <w:rPr>
           <w:rFonts w:ascii="Times New Roman" w:eastAsia="Times New Roman" w:hAnsi="Times New Roman" w:cs="Times New Roman"/>
           <w:color w:val="000000" w:themeColor="text1"/>
           <w:sz w:val="28"/>
           <w:szCs w:val="28"/>
-        </w:rPr>
-        <w:t xml:space="preserve">. На станице «Ресурсы» пользователь может перейти по значимым ссылкам проекта, например, на сайт партнера </w:t>
-      </w:r>
-      <w:proofErr w:type="spellStart"/>
+          <w:lang w:val="en-US"/>
+        </w:rPr>
+        <w:t>F</w:t>
+      </w:r>
       <w:r>
         <w:rPr>
           <w:rFonts w:ascii="Times New Roman" w:eastAsia="Times New Roman" w:hAnsi="Times New Roman" w:cs="Times New Roman"/>
@@ -4785,15 +4535,24 @@
           <w:szCs w:val="28"/>
           <w:lang w:val="en-US"/>
         </w:rPr>
-        <w:t>Fangi</w:t>
-      </w:r>
-      <w:proofErr w:type="spellEnd"/>
+        <w:t>u</w:t>
+      </w:r>
       <w:r>
         <w:rPr>
           <w:rFonts w:ascii="Times New Roman" w:eastAsia="Times New Roman" w:hAnsi="Times New Roman" w:cs="Times New Roman"/>
           <w:color w:val="000000" w:themeColor="text1"/>
           <w:sz w:val="28"/>
           <w:szCs w:val="28"/>
+          <w:lang w:val="en-US"/>
+        </w:rPr>
+        <w:t>ngi</w:t>
+      </w:r>
+      <w:r>
+        <w:rPr>
+          <w:rFonts w:ascii="Times New Roman" w:eastAsia="Times New Roman" w:hAnsi="Times New Roman" w:cs="Times New Roman"/>
+          <w:color w:val="000000" w:themeColor="text1"/>
+          <w:sz w:val="28"/>
+          <w:szCs w:val="28"/>
         </w:rPr>
         <w:t>. Созданный сайт оформлен графическими материалами.</w:t>
       </w:r>
@@ -4813,7 +4572,174 @@
           <w:sz w:val="28"/>
           <w:szCs w:val="28"/>
         </w:rPr>
-        <w:t>Была разработана система перехода на прошлую страницу.</w:t>
+        <w:t xml:space="preserve">Была </w:t>
+      </w:r>
+      <w:r>
+        <w:rPr>
+          <w:rFonts w:ascii="Times New Roman" w:eastAsia="Times New Roman" w:hAnsi="Times New Roman" w:cs="Times New Roman"/>
+          <w:color w:val="000000" w:themeColor="text1"/>
+          <w:sz w:val="28"/>
+          <w:szCs w:val="28"/>
+        </w:rPr>
+        <w:t xml:space="preserve">добавлена </w:t>
+      </w:r>
+      <w:r>
+        <w:rPr>
+          <w:rFonts w:ascii="Times New Roman" w:hAnsi="Times New Roman" w:cs="Times New Roman"/>
+          <w:color w:val="000000" w:themeColor="text1"/>
+          <w:sz w:val="28"/>
+          <w:szCs w:val="23"/>
+          <w:shd w:val="clear" w:color="auto" w:fill="FFFFFF"/>
+        </w:rPr>
+        <w:t xml:space="preserve">навигация к предыдущей странице </w:t>
+      </w:r>
+      <w:r>
+        <w:rPr>
+          <w:rFonts w:ascii="Times New Roman" w:eastAsia="Times New Roman" w:hAnsi="Times New Roman" w:cs="Times New Roman"/>
+          <w:color w:val="000000" w:themeColor="text1"/>
+          <w:sz w:val="28"/>
+          <w:szCs w:val="28"/>
+        </w:rPr>
+        <w:t>с помощью нажатия на стрелку</w:t>
+      </w:r>
+      <w:r>
+        <w:rPr>
+          <w:rFonts w:ascii="Times New Roman" w:eastAsia="Times New Roman" w:hAnsi="Times New Roman" w:cs="Times New Roman"/>
+          <w:color w:val="000000" w:themeColor="text1"/>
+          <w:sz w:val="28"/>
+          <w:szCs w:val="28"/>
+        </w:rPr>
+        <w:t>.</w:t>
+      </w:r>
+    </w:p>
+    <w:p>
+      <w:pPr>
+        <w:pStyle w:val="10"/>
+        <w:spacing w:before="0" w:line="360" w:lineRule="auto"/>
+        <w:ind w:left="414" w:hanging="357"/>
+        <w:rPr>
+          <w:rFonts w:ascii="Times New Roman" w:eastAsia="Times New Roman" w:hAnsi="Times New Roman" w:cs="Times New Roman"/>
+          <w:b/>
+          <w:bCs/>
+          <w:color w:val="000000" w:themeColor="text1"/>
+          <w:sz w:val="28"/>
+          <w:szCs w:val="28"/>
+        </w:rPr>
+      </w:pPr>
+      <w:bookmarkStart w:id="11" w:name="_Toc226571867"/>
+      <w:r>
+        <w:rPr>
+          <w:rFonts w:ascii="Times New Roman" w:eastAsia="Times New Roman" w:hAnsi="Times New Roman" w:cs="Times New Roman"/>
+          <w:b/>
+          <w:bCs/>
+          <w:color w:val="000000" w:themeColor="text1"/>
+          <w:sz w:val="28"/>
+          <w:szCs w:val="28"/>
+        </w:rPr>
+        <w:t>Заключение</w:t>
+      </w:r>
+      <w:bookmarkEnd w:id="11"/>
+    </w:p>
+    <w:p>
+      <w:pPr>
+        <w:pStyle w:val="10"/>
+        <w:spacing w:before="0" w:line="360" w:lineRule="auto"/>
+        <w:ind w:left="414" w:hanging="357"/>
+        <w:rPr>
+          <w:rFonts w:ascii="Times New Roman" w:eastAsia="Times New Roman" w:hAnsi="Times New Roman" w:cs="Times New Roman"/>
+          <w:color w:val="000000" w:themeColor="text1"/>
+          <w:sz w:val="28"/>
+          <w:szCs w:val="28"/>
+        </w:rPr>
+      </w:pPr>
+      <w:r>
+        <w:rPr>
+          <w:rFonts w:ascii="Times New Roman" w:eastAsia="Times New Roman" w:hAnsi="Times New Roman" w:cs="Times New Roman"/>
+          <w:color w:val="0F1115"/>
+          <w:sz w:val="28"/>
+          <w:szCs w:val="28"/>
+        </w:rPr>
+        <w:t xml:space="preserve">В результате работы над проектом Fungi была создана функциональная платформа для грибников, включающая мобильное приложение на React Native и информационный веб-сайт. Разработана структура энциклопедии грибов, </w:t>
+      </w:r>
+      <w:r>
+        <w:rPr>
+          <w:rFonts w:ascii="Times New Roman" w:eastAsia="Times New Roman" w:hAnsi="Times New Roman" w:cs="Times New Roman"/>
+          <w:color w:val="0F1115"/>
+          <w:sz w:val="28"/>
+          <w:szCs w:val="28"/>
+        </w:rPr>
+        <w:t xml:space="preserve">и функционал камеры, </w:t>
+      </w:r>
+      <w:r>
+        <w:rPr>
+          <w:rFonts w:ascii="Times New Roman" w:eastAsia="Times New Roman" w:hAnsi="Times New Roman" w:cs="Times New Roman"/>
+          <w:color w:val="0F1115"/>
+          <w:sz w:val="28"/>
+          <w:szCs w:val="28"/>
+        </w:rPr>
+        <w:t>созданы информационные карточки с категоризацией, подготовлен научно-популярный контент</w:t>
+      </w:r>
+      <w:r>
+        <w:rPr>
+          <w:rFonts w:ascii="Times New Roman" w:eastAsia="Times New Roman" w:hAnsi="Times New Roman" w:cs="Times New Roman"/>
+          <w:color w:val="0F1115"/>
+          <w:sz w:val="28"/>
+          <w:szCs w:val="28"/>
+        </w:rPr>
+        <w:t>, ведется активное развитие ИИ-Помощника</w:t>
+      </w:r>
+      <w:r>
+        <w:rPr>
+          <w:rFonts w:ascii="Times New Roman" w:eastAsia="Times New Roman" w:hAnsi="Times New Roman" w:cs="Times New Roman"/>
+          <w:color w:val="0F1115"/>
+          <w:sz w:val="28"/>
+          <w:szCs w:val="28"/>
+        </w:rPr>
+        <w:t>.</w:t>
+      </w:r>
+    </w:p>
+    <w:p>
+      <w:pPr>
+        <w:shd w:val="clear" w:color="auto" w:fill="FFFFFF"/>
+        <w:spacing w:after="0" w:line="360" w:lineRule="auto"/>
+        <w:ind w:left="414" w:hanging="357"/>
+        <w:rPr>
+          <w:rFonts w:ascii="Times New Roman" w:eastAsia="Times New Roman" w:hAnsi="Times New Roman" w:cs="Times New Roman"/>
+          <w:color w:val="0F1115"/>
+          <w:sz w:val="28"/>
+          <w:szCs w:val="28"/>
+        </w:rPr>
+      </w:pPr>
+      <w:r>
+        <w:rPr>
+          <w:rFonts w:ascii="Times New Roman" w:eastAsia="Times New Roman" w:hAnsi="Times New Roman" w:cs="Times New Roman"/>
+          <w:color w:val="0F1115"/>
+          <w:sz w:val="28"/>
+          <w:szCs w:val="28"/>
+        </w:rPr>
+        <w:t>Реализованный интерфейс является интуитивно понятным и удобным для целевой аудитории.</w:t>
+      </w:r>
+    </w:p>
+    <w:p>
+      <w:pPr>
+        <w:shd w:val="clear" w:color="auto" w:fill="FFFFFF"/>
+        <w:spacing w:after="0" w:line="360" w:lineRule="auto"/>
+        <w:ind w:left="414" w:hanging="357"/>
+        <w:rPr>
+          <w:rFonts w:ascii="Times New Roman" w:eastAsia="Times New Roman" w:hAnsi="Times New Roman" w:cs="Times New Roman"/>
+          <w:color w:val="0F1115"/>
+          <w:sz w:val="28"/>
+          <w:szCs w:val="28"/>
+        </w:rPr>
+      </w:pPr>
+      <w:r>
+        <w:rPr>
+          <w:rFonts w:ascii="Times New Roman" w:eastAsia="Times New Roman" w:hAnsi="Times New Roman" w:cs="Times New Roman"/>
+          <w:color w:val="0F1115"/>
+          <w:sz w:val="28"/>
+          <w:szCs w:val="28"/>
+        </w:rPr>
+        <w:t>Для заказчика — Центра содействия социальным инновациям — проект Fungi имеет практическую ценность как инструмент популяризации знаний о грибах и вовлечения пользователей в природоориентированную деятельность. Все поставленные цели и задачи проекта достигнуты.</w:t>
       </w:r>
     </w:p>
     <w:p>
@@ -4822,47 +4748,1214 @@
         <w:spacing w:before="0" w:line="360" w:lineRule="auto"/>
         <w:ind w:left="357" w:hanging="357"/>
         <w:rPr>
-          <w:rFonts w:ascii="Times New Roman" w:eastAsia="Times New Roman" w:hAnsi="Times New Roman" w:cs="Times New Roman"/>
-          <w:color w:val="000000" w:themeColor="text1"/>
-          <w:sz w:val="28"/>
-          <w:szCs w:val="28"/>
-        </w:rPr>
-      </w:pPr>
-      <w:bookmarkStart w:id="11" w:name="_Toc226571867"/>
-      <w:r>
-        <w:rPr>
-          <w:rFonts w:ascii="Times New Roman" w:eastAsia="Times New Roman" w:hAnsi="Times New Roman" w:cs="Times New Roman"/>
-          <w:color w:val="000000" w:themeColor="text1"/>
-          <w:sz w:val="28"/>
-          <w:szCs w:val="28"/>
-        </w:rPr>
-        <w:t>Заключение</w:t>
-      </w:r>
-      <w:bookmarkEnd w:id="11"/>
-    </w:p>
-    <w:p>
-      <w:pPr>
-        <w:pStyle w:val="10"/>
-        <w:spacing w:before="0" w:line="360" w:lineRule="auto"/>
+          <w:rFonts w:ascii="Times New Roman" w:hAnsi="Times New Roman" w:cs="Times New Roman"/>
+          <w:b/>
+          <w:bCs/>
+          <w:color w:val="000000" w:themeColor="text1"/>
+          <w:sz w:val="28"/>
+          <w:szCs w:val="28"/>
+        </w:rPr>
+      </w:pPr>
+      <w:r>
+        <w:rPr>
+          <w:rFonts w:ascii="Times New Roman" w:hAnsi="Times New Roman" w:cs="Times New Roman"/>
+          <w:b/>
+          <w:bCs/>
+          <w:color w:val="000000" w:themeColor="text1"/>
+          <w:sz w:val="28"/>
+          <w:szCs w:val="28"/>
+        </w:rPr>
+        <w:t>С</w:t>
+      </w:r>
+      <w:bookmarkStart w:id="12" w:name="_Toc226571868"/>
+      <w:r>
+        <w:rPr>
+          <w:rFonts w:ascii="Times New Roman" w:hAnsi="Times New Roman" w:cs="Times New Roman"/>
+          <w:b/>
+          <w:bCs/>
+          <w:color w:val="000000" w:themeColor="text1"/>
+          <w:sz w:val="28"/>
+          <w:szCs w:val="28"/>
+        </w:rPr>
+        <w:t>писок использованной литературы</w:t>
+      </w:r>
+      <w:bookmarkEnd w:id="12"/>
+    </w:p>
+    <w:p>
+      <w:pPr>
+        <w:spacing w:after="0" w:line="360" w:lineRule="auto"/>
         <w:ind w:left="357" w:hanging="357"/>
         <w:rPr>
           <w:rFonts w:ascii="Times New Roman" w:hAnsi="Times New Roman" w:cs="Times New Roman"/>
-          <w:color w:val="000000" w:themeColor="text1"/>
-          <w:sz w:val="28"/>
-          <w:szCs w:val="28"/>
-        </w:rPr>
-      </w:pPr>
-      <w:bookmarkStart w:id="12" w:name="_Toc226571868"/>
-      <w:r>
-        <w:rPr>
-          <w:rFonts w:ascii="Times New Roman" w:hAnsi="Times New Roman" w:cs="Times New Roman"/>
-          <w:color w:val="000000" w:themeColor="text1"/>
-          <w:sz w:val="28"/>
-          <w:szCs w:val="28"/>
-        </w:rPr>
-        <w:t>Список использованной литературы</w:t>
-      </w:r>
-      <w:bookmarkEnd w:id="12"/>
+          <w:sz w:val="28"/>
+          <w:szCs w:val="28"/>
+        </w:rPr>
+      </w:pPr>
+      <w:r>
+        <w:rPr>
+          <w:rStyle w:val="ad"/>
+          <w:rFonts w:ascii="Times New Roman" w:hAnsi="Times New Roman" w:cs="Times New Roman"/>
+          <w:b w:val="0"/>
+          <w:bCs w:val="0"/>
+          <w:color w:val="0F1115"/>
+          <w:sz w:val="28"/>
+          <w:szCs w:val="28"/>
+          <w:shd w:val="clear" w:color="auto" w:fill="FFFFFF"/>
+        </w:rPr>
+        <w:t>1.</w:t>
+      </w:r>
+      <w:r>
+        <w:rPr>
+          <w:rStyle w:val="ad"/>
+          <w:rFonts w:ascii="Times New Roman" w:hAnsi="Times New Roman" w:cs="Times New Roman"/>
+          <w:color w:val="0F1115"/>
+          <w:sz w:val="28"/>
+          <w:szCs w:val="28"/>
+          <w:shd w:val="clear" w:color="auto" w:fill="FFFFFF"/>
+        </w:rPr>
+        <w:t xml:space="preserve"> </w:t>
+      </w:r>
+      <w:r>
+        <w:rPr>
+          <w:rStyle w:val="ad"/>
+          <w:rFonts w:ascii="Times New Roman" w:hAnsi="Times New Roman" w:cs="Times New Roman"/>
+          <w:b w:val="0"/>
+          <w:bCs w:val="0"/>
+          <w:color w:val="0F1115"/>
+          <w:sz w:val="28"/>
+          <w:szCs w:val="28"/>
+          <w:shd w:val="clear" w:color="auto" w:fill="FFFFFF"/>
+          <w:lang w:val="en-US"/>
+        </w:rPr>
+        <w:t>Microsoft </w:t>
+      </w:r>
+      <w:r>
+        <w:rPr>
+          <w:rStyle w:val="15"/>
+          <w:lang w:val="en-US"/>
+        </w:rPr>
+        <w:t>ASP</w:t>
+      </w:r>
+      <w:r>
+        <w:rPr>
+          <w:rStyle w:val="15"/>
+        </w:rPr>
+        <w:t>.</w:t>
+      </w:r>
+      <w:r>
+        <w:rPr>
+          <w:rStyle w:val="15"/>
+          <w:lang w:val="en-US"/>
+        </w:rPr>
+        <w:t>NET</w:t>
+      </w:r>
+      <w:r>
+        <w:rPr>
+          <w:rStyle w:val="ad"/>
+          <w:rFonts w:ascii="Times New Roman" w:hAnsi="Times New Roman" w:cs="Times New Roman"/>
+          <w:b w:val="0"/>
+          <w:bCs w:val="0"/>
+          <w:color w:val="0F1115"/>
+          <w:sz w:val="28"/>
+          <w:szCs w:val="28"/>
+          <w:shd w:val="clear" w:color="auto" w:fill="FFFFFF"/>
+          <w:lang w:val="en-US"/>
+        </w:rPr>
+        <w:t> Core</w:t>
+      </w:r>
+      <w:r>
+        <w:rPr>
+          <w:rStyle w:val="ad"/>
+          <w:rFonts w:ascii="Times New Roman" w:hAnsi="Times New Roman" w:cs="Times New Roman"/>
+          <w:b w:val="0"/>
+          <w:bCs w:val="0"/>
+          <w:color w:val="0F1115"/>
+          <w:sz w:val="28"/>
+          <w:szCs w:val="28"/>
+          <w:shd w:val="clear" w:color="auto" w:fill="FFFFFF"/>
+        </w:rPr>
+        <w:t xml:space="preserve"> 7.0 </w:t>
+      </w:r>
+      <w:r>
+        <w:rPr>
+          <w:rStyle w:val="ad"/>
+          <w:rFonts w:ascii="Times New Roman" w:hAnsi="Times New Roman" w:cs="Times New Roman"/>
+          <w:b w:val="0"/>
+          <w:bCs w:val="0"/>
+          <w:color w:val="0F1115"/>
+          <w:sz w:val="28"/>
+          <w:szCs w:val="28"/>
+          <w:shd w:val="clear" w:color="auto" w:fill="FFFFFF"/>
+          <w:lang w:val="en-US"/>
+        </w:rPr>
+        <w:t>Documentation</w:t>
+      </w:r>
+      <w:r>
+        <w:rPr>
+          <w:rFonts w:ascii="Times New Roman" w:hAnsi="Times New Roman" w:cs="Times New Roman"/>
+          <w:color w:val="0F1115"/>
+          <w:sz w:val="28"/>
+          <w:szCs w:val="28"/>
+          <w:shd w:val="clear" w:color="auto" w:fill="FFFFFF"/>
+          <w:lang w:val="en-US"/>
+        </w:rPr>
+        <w:t> </w:t>
+      </w:r>
+      <w:r>
+        <w:rPr>
+          <w:rFonts w:ascii="Times New Roman" w:hAnsi="Times New Roman" w:cs="Times New Roman"/>
+          <w:color w:val="0F1115"/>
+          <w:sz w:val="28"/>
+          <w:szCs w:val="28"/>
+          <w:shd w:val="clear" w:color="auto" w:fill="FFFFFF"/>
+        </w:rPr>
+        <w:t xml:space="preserve">: </w:t>
+      </w:r>
+      <w:r>
+        <w:rPr>
+          <w:rFonts w:ascii="Times New Roman" w:hAnsi="Times New Roman" w:cs="Times New Roman"/>
+          <w:color w:val="0F1115"/>
+          <w:sz w:val="28"/>
+          <w:szCs w:val="28"/>
+          <w:shd w:val="clear" w:color="auto" w:fill="FFFFFF"/>
+        </w:rPr>
+        <w:t>сайт</w:t>
+      </w:r>
+      <w:r>
+        <w:rPr>
+          <w:rFonts w:ascii="Times New Roman" w:hAnsi="Times New Roman" w:cs="Times New Roman"/>
+          <w:color w:val="0F1115"/>
+          <w:sz w:val="28"/>
+          <w:szCs w:val="28"/>
+          <w:shd w:val="clear" w:color="auto" w:fill="FFFFFF"/>
+        </w:rPr>
+        <w:t xml:space="preserve">. – </w:t>
+      </w:r>
+      <w:r>
+        <w:rPr>
+          <w:rFonts w:ascii="Times New Roman" w:hAnsi="Times New Roman" w:cs="Times New Roman"/>
+          <w:color w:val="0F1115"/>
+          <w:sz w:val="28"/>
+          <w:szCs w:val="28"/>
+          <w:shd w:val="clear" w:color="auto" w:fill="FFFFFF"/>
+          <w:lang w:val="en-US"/>
+        </w:rPr>
+        <w:t>URL</w:t>
+      </w:r>
+      <w:r>
+        <w:rPr>
+          <w:rFonts w:ascii="Times New Roman" w:hAnsi="Times New Roman" w:cs="Times New Roman"/>
+          <w:color w:val="0F1115"/>
+          <w:sz w:val="28"/>
+          <w:szCs w:val="28"/>
+          <w:shd w:val="clear" w:color="auto" w:fill="FFFFFF"/>
+        </w:rPr>
+        <w:t>:</w:t>
+      </w:r>
+      <w:r>
+        <w:t xml:space="preserve">  </w:t>
+      </w:r>
+      <w:hyperlink r:id="rId8" w:history="1">
+        <w:r>
+          <w:rPr>
+            <w:rStyle w:val="a7"/>
+            <w:rFonts w:ascii="Times New Roman" w:hAnsi="Times New Roman" w:cs="Times New Roman"/>
+            <w:sz w:val="28"/>
+            <w:szCs w:val="28"/>
+            <w:shd w:val="clear" w:color="auto" w:fill="FFFFFF"/>
+            <w:lang w:val="en-US"/>
+          </w:rPr>
+          <w:t>https</w:t>
+        </w:r>
+        <w:r>
+          <w:rPr>
+            <w:rStyle w:val="a7"/>
+            <w:rFonts w:ascii="Times New Roman" w:hAnsi="Times New Roman" w:cs="Times New Roman"/>
+            <w:sz w:val="28"/>
+            <w:szCs w:val="28"/>
+            <w:shd w:val="clear" w:color="auto" w:fill="FFFFFF"/>
+          </w:rPr>
+          <w:t>://</w:t>
+        </w:r>
+        <w:r>
+          <w:rPr>
+            <w:rStyle w:val="a7"/>
+            <w:rFonts w:ascii="Times New Roman" w:hAnsi="Times New Roman" w:cs="Times New Roman"/>
+            <w:sz w:val="28"/>
+            <w:szCs w:val="28"/>
+            <w:shd w:val="clear" w:color="auto" w:fill="FFFFFF"/>
+            <w:lang w:val="en-US"/>
+          </w:rPr>
+          <w:t>learn</w:t>
+        </w:r>
+        <w:r>
+          <w:rPr>
+            <w:rStyle w:val="a7"/>
+            <w:rFonts w:ascii="Times New Roman" w:hAnsi="Times New Roman" w:cs="Times New Roman"/>
+            <w:sz w:val="28"/>
+            <w:szCs w:val="28"/>
+            <w:shd w:val="clear" w:color="auto" w:fill="FFFFFF"/>
+          </w:rPr>
+          <w:t>.</w:t>
+        </w:r>
+        <w:r>
+          <w:rPr>
+            <w:rStyle w:val="a7"/>
+            <w:rFonts w:ascii="Times New Roman" w:hAnsi="Times New Roman" w:cs="Times New Roman"/>
+            <w:sz w:val="28"/>
+            <w:szCs w:val="28"/>
+            <w:shd w:val="clear" w:color="auto" w:fill="FFFFFF"/>
+            <w:lang w:val="en-US"/>
+          </w:rPr>
+          <w:t>microsoft</w:t>
+        </w:r>
+        <w:r>
+          <w:rPr>
+            <w:rStyle w:val="a7"/>
+            <w:rFonts w:ascii="Times New Roman" w:hAnsi="Times New Roman" w:cs="Times New Roman"/>
+            <w:sz w:val="28"/>
+            <w:szCs w:val="28"/>
+            <w:shd w:val="clear" w:color="auto" w:fill="FFFFFF"/>
+          </w:rPr>
+          <w:t>.</w:t>
+        </w:r>
+        <w:r>
+          <w:rPr>
+            <w:rStyle w:val="a7"/>
+            <w:rFonts w:ascii="Times New Roman" w:hAnsi="Times New Roman" w:cs="Times New Roman"/>
+            <w:sz w:val="28"/>
+            <w:szCs w:val="28"/>
+            <w:shd w:val="clear" w:color="auto" w:fill="FFFFFF"/>
+            <w:lang w:val="en-US"/>
+          </w:rPr>
+          <w:t>com</w:t>
+        </w:r>
+        <w:r>
+          <w:rPr>
+            <w:rStyle w:val="a7"/>
+            <w:rFonts w:ascii="Times New Roman" w:hAnsi="Times New Roman" w:cs="Times New Roman"/>
+            <w:sz w:val="28"/>
+            <w:szCs w:val="28"/>
+            <w:shd w:val="clear" w:color="auto" w:fill="FFFFFF"/>
+          </w:rPr>
+          <w:t>/</w:t>
+        </w:r>
+        <w:r>
+          <w:rPr>
+            <w:rStyle w:val="a7"/>
+            <w:rFonts w:ascii="Times New Roman" w:hAnsi="Times New Roman" w:cs="Times New Roman"/>
+            <w:sz w:val="28"/>
+            <w:szCs w:val="28"/>
+            <w:shd w:val="clear" w:color="auto" w:fill="FFFFFF"/>
+            <w:lang w:val="en-US"/>
+          </w:rPr>
+          <w:t>ru</w:t>
+        </w:r>
+        <w:r>
+          <w:rPr>
+            <w:rStyle w:val="a7"/>
+            <w:rFonts w:ascii="Times New Roman" w:hAnsi="Times New Roman" w:cs="Times New Roman"/>
+            <w:sz w:val="28"/>
+            <w:szCs w:val="28"/>
+            <w:shd w:val="clear" w:color="auto" w:fill="FFFFFF"/>
+          </w:rPr>
+          <w:t>-</w:t>
+        </w:r>
+        <w:r>
+          <w:rPr>
+            <w:rStyle w:val="a7"/>
+            <w:rFonts w:ascii="Times New Roman" w:hAnsi="Times New Roman" w:cs="Times New Roman"/>
+            <w:sz w:val="28"/>
+            <w:szCs w:val="28"/>
+            <w:shd w:val="clear" w:color="auto" w:fill="FFFFFF"/>
+            <w:lang w:val="en-US"/>
+          </w:rPr>
+          <w:t>ru</w:t>
+        </w:r>
+        <w:r>
+          <w:rPr>
+            <w:rStyle w:val="a7"/>
+            <w:rFonts w:ascii="Times New Roman" w:hAnsi="Times New Roman" w:cs="Times New Roman"/>
+            <w:sz w:val="28"/>
+            <w:szCs w:val="28"/>
+            <w:shd w:val="clear" w:color="auto" w:fill="FFFFFF"/>
+          </w:rPr>
+          <w:t>/</w:t>
+        </w:r>
+        <w:r>
+          <w:rPr>
+            <w:rStyle w:val="a7"/>
+            <w:rFonts w:ascii="Times New Roman" w:hAnsi="Times New Roman" w:cs="Times New Roman"/>
+            <w:sz w:val="28"/>
+            <w:szCs w:val="28"/>
+            <w:shd w:val="clear" w:color="auto" w:fill="FFFFFF"/>
+            <w:lang w:val="en-US"/>
+          </w:rPr>
+          <w:t>aspnet</w:t>
+        </w:r>
+        <w:r>
+          <w:rPr>
+            <w:rStyle w:val="a7"/>
+            <w:rFonts w:ascii="Times New Roman" w:hAnsi="Times New Roman" w:cs="Times New Roman"/>
+            <w:sz w:val="28"/>
+            <w:szCs w:val="28"/>
+            <w:shd w:val="clear" w:color="auto" w:fill="FFFFFF"/>
+          </w:rPr>
+          <w:t>/</w:t>
+        </w:r>
+        <w:r>
+          <w:rPr>
+            <w:rStyle w:val="a7"/>
+            <w:rFonts w:ascii="Times New Roman" w:hAnsi="Times New Roman" w:cs="Times New Roman"/>
+            <w:sz w:val="28"/>
+            <w:szCs w:val="28"/>
+            <w:shd w:val="clear" w:color="auto" w:fill="FFFFFF"/>
+            <w:lang w:val="en-US"/>
+          </w:rPr>
+          <w:t>core</w:t>
+        </w:r>
+        <w:r>
+          <w:rPr>
+            <w:rStyle w:val="a7"/>
+            <w:rFonts w:ascii="Times New Roman" w:hAnsi="Times New Roman" w:cs="Times New Roman"/>
+            <w:sz w:val="28"/>
+            <w:szCs w:val="28"/>
+            <w:shd w:val="clear" w:color="auto" w:fill="FFFFFF"/>
+          </w:rPr>
+          <w:t>/</w:t>
+        </w:r>
+        <w:r>
+          <w:rPr>
+            <w:rStyle w:val="a7"/>
+            <w:rFonts w:ascii="Times New Roman" w:hAnsi="Times New Roman" w:cs="Times New Roman"/>
+            <w:sz w:val="28"/>
+            <w:szCs w:val="28"/>
+            <w:shd w:val="clear" w:color="auto" w:fill="FFFFFF"/>
+            <w:lang w:val="en-US"/>
+          </w:rPr>
+          <w:t>overview</w:t>
+        </w:r>
+        <w:r>
+          <w:rPr>
+            <w:rStyle w:val="a7"/>
+            <w:rFonts w:ascii="Times New Roman" w:hAnsi="Times New Roman" w:cs="Times New Roman"/>
+            <w:sz w:val="28"/>
+            <w:szCs w:val="28"/>
+            <w:shd w:val="clear" w:color="auto" w:fill="FFFFFF"/>
+          </w:rPr>
+          <w:t>?</w:t>
+        </w:r>
+        <w:r>
+          <w:rPr>
+            <w:rStyle w:val="a7"/>
+            <w:rFonts w:ascii="Times New Roman" w:hAnsi="Times New Roman" w:cs="Times New Roman"/>
+            <w:sz w:val="28"/>
+            <w:szCs w:val="28"/>
+            <w:shd w:val="clear" w:color="auto" w:fill="FFFFFF"/>
+            <w:lang w:val="en-US"/>
+          </w:rPr>
+          <w:t>view</w:t>
+        </w:r>
+        <w:r>
+          <w:rPr>
+            <w:rStyle w:val="a7"/>
+            <w:rFonts w:ascii="Times New Roman" w:hAnsi="Times New Roman" w:cs="Times New Roman"/>
+            <w:sz w:val="28"/>
+            <w:szCs w:val="28"/>
+            <w:shd w:val="clear" w:color="auto" w:fill="FFFFFF"/>
+          </w:rPr>
+          <w:t>=</w:t>
+        </w:r>
+        <w:r>
+          <w:rPr>
+            <w:rStyle w:val="a7"/>
+            <w:rFonts w:ascii="Times New Roman" w:hAnsi="Times New Roman" w:cs="Times New Roman"/>
+            <w:sz w:val="28"/>
+            <w:szCs w:val="28"/>
+            <w:shd w:val="clear" w:color="auto" w:fill="FFFFFF"/>
+            <w:lang w:val="en-US"/>
+          </w:rPr>
+          <w:t>aspnetcore</w:t>
+        </w:r>
+        <w:r>
+          <w:rPr>
+            <w:rStyle w:val="a7"/>
+            <w:rFonts w:ascii="Times New Roman" w:hAnsi="Times New Roman" w:cs="Times New Roman"/>
+            <w:sz w:val="28"/>
+            <w:szCs w:val="28"/>
+            <w:shd w:val="clear" w:color="auto" w:fill="FFFFFF"/>
+          </w:rPr>
+          <w:t>-10.0</w:t>
+        </w:r>
+      </w:hyperlink>
+      <w:r>
+        <w:rPr>
+          <w:rFonts w:ascii="Times New Roman" w:hAnsi="Times New Roman" w:cs="Times New Roman"/>
+          <w:color w:val="0F1115"/>
+          <w:sz w:val="28"/>
+          <w:szCs w:val="28"/>
+          <w:shd w:val="clear" w:color="auto" w:fill="FFFFFF"/>
+        </w:rPr>
+        <w:t xml:space="preserve"> </w:t>
+      </w:r>
+      <w:r>
+        <w:rPr>
+          <w:rFonts w:ascii="Times New Roman" w:hAnsi="Times New Roman" w:cs="Times New Roman"/>
+          <w:color w:val="0F1115"/>
+          <w:sz w:val="28"/>
+          <w:szCs w:val="28"/>
+          <w:shd w:val="clear" w:color="auto" w:fill="FFFFFF"/>
+          <w:lang w:val="en-US"/>
+        </w:rPr>
+        <w:t> </w:t>
+      </w:r>
+      <w:r>
+        <w:rPr>
+          <w:rFonts w:ascii="Times New Roman" w:hAnsi="Times New Roman" w:cs="Times New Roman"/>
+          <w:color w:val="0F1115"/>
+          <w:sz w:val="28"/>
+          <w:szCs w:val="28"/>
+          <w:shd w:val="clear" w:color="auto" w:fill="FFFFFF"/>
+        </w:rPr>
+        <w:t>(</w:t>
+      </w:r>
+      <w:r>
+        <w:rPr>
+          <w:rFonts w:ascii="Times New Roman" w:hAnsi="Times New Roman" w:cs="Times New Roman"/>
+          <w:color w:val="0F1115"/>
+          <w:sz w:val="28"/>
+          <w:szCs w:val="28"/>
+          <w:shd w:val="clear" w:color="auto" w:fill="FFFFFF"/>
+        </w:rPr>
+        <w:t>дата</w:t>
+      </w:r>
+      <w:r>
+        <w:rPr>
+          <w:rFonts w:ascii="Times New Roman" w:hAnsi="Times New Roman" w:cs="Times New Roman"/>
+          <w:color w:val="0F1115"/>
+          <w:sz w:val="28"/>
+          <w:szCs w:val="28"/>
+          <w:shd w:val="clear" w:color="auto" w:fill="FFFFFF"/>
+        </w:rPr>
+        <w:t xml:space="preserve"> </w:t>
+      </w:r>
+      <w:r>
+        <w:rPr>
+          <w:rFonts w:ascii="Times New Roman" w:hAnsi="Times New Roman" w:cs="Times New Roman"/>
+          <w:color w:val="0F1115"/>
+          <w:sz w:val="28"/>
+          <w:szCs w:val="28"/>
+          <w:shd w:val="clear" w:color="auto" w:fill="FFFFFF"/>
+        </w:rPr>
+        <w:t>обращения</w:t>
+      </w:r>
+      <w:r>
+        <w:rPr>
+          <w:rFonts w:ascii="Times New Roman" w:hAnsi="Times New Roman" w:cs="Times New Roman"/>
+          <w:color w:val="0F1115"/>
+          <w:sz w:val="28"/>
+          <w:szCs w:val="28"/>
+          <w:shd w:val="clear" w:color="auto" w:fill="FFFFFF"/>
+        </w:rPr>
+        <w:t xml:space="preserve"> </w:t>
+      </w:r>
+      <w:r>
+        <w:rPr>
+          <w:rFonts w:ascii="Times New Roman" w:hAnsi="Times New Roman" w:cs="Times New Roman"/>
+          <w:color w:val="0F1115"/>
+          <w:sz w:val="28"/>
+          <w:szCs w:val="28"/>
+          <w:shd w:val="clear" w:color="auto" w:fill="FFFFFF"/>
+        </w:rPr>
+        <w:t xml:space="preserve">: </w:t>
+      </w:r>
+      <w:r>
+        <w:rPr>
+          <w:rFonts w:ascii="Times New Roman" w:hAnsi="Times New Roman" w:cs="Times New Roman"/>
+          <w:color w:val="0F1115"/>
+          <w:sz w:val="28"/>
+          <w:szCs w:val="28"/>
+          <w:shd w:val="clear" w:color="auto" w:fill="FFFFFF"/>
+        </w:rPr>
+        <w:t>01</w:t>
+      </w:r>
+      <w:r>
+        <w:rPr>
+          <w:rFonts w:ascii="Times New Roman" w:hAnsi="Times New Roman" w:cs="Times New Roman"/>
+          <w:color w:val="0F1115"/>
+          <w:sz w:val="28"/>
+          <w:szCs w:val="28"/>
+          <w:shd w:val="clear" w:color="auto" w:fill="FFFFFF"/>
+        </w:rPr>
+        <w:t>.04.2026)</w:t>
+      </w:r>
+    </w:p>
+    <w:p>
+      <w:pPr>
+        <w:spacing w:after="0" w:line="360" w:lineRule="auto"/>
+        <w:ind w:left="357" w:hanging="357"/>
+        <w:rPr>
+          <w:rFonts w:ascii="Times New Roman" w:hAnsi="Times New Roman" w:cs="Times New Roman"/>
+          <w:sz w:val="28"/>
+          <w:szCs w:val="28"/>
+        </w:rPr>
+      </w:pPr>
+      <w:r>
+        <w:rPr>
+          <w:rStyle w:val="ad"/>
+          <w:rFonts w:ascii="Times New Roman" w:hAnsi="Times New Roman" w:cs="Times New Roman"/>
+          <w:b w:val="0"/>
+          <w:bCs w:val="0"/>
+          <w:color w:val="0F1115"/>
+          <w:sz w:val="28"/>
+          <w:szCs w:val="28"/>
+          <w:shd w:val="clear" w:color="auto" w:fill="FFFFFF"/>
+        </w:rPr>
+        <w:t>2. Документация React Native</w:t>
+      </w:r>
+      <w:r>
+        <w:rPr>
+          <w:rFonts w:ascii="Times New Roman" w:hAnsi="Times New Roman" w:cs="Times New Roman"/>
+          <w:b/>
+          <w:bCs/>
+          <w:color w:val="0F1115"/>
+          <w:sz w:val="28"/>
+          <w:szCs w:val="28"/>
+          <w:shd w:val="clear" w:color="auto" w:fill="FFFFFF"/>
+        </w:rPr>
+        <w:t> </w:t>
+      </w:r>
+      <w:r>
+        <w:rPr>
+          <w:rFonts w:ascii="Times New Roman" w:hAnsi="Times New Roman" w:cs="Times New Roman"/>
+          <w:color w:val="0F1115"/>
+          <w:sz w:val="28"/>
+          <w:szCs w:val="28"/>
+          <w:shd w:val="clear" w:color="auto" w:fill="FFFFFF"/>
+        </w:rPr>
+        <w:t>: сайт. – URL:</w:t>
+      </w:r>
+      <w:r>
+        <w:rPr>
+          <w:rFonts w:ascii="Times New Roman" w:hAnsi="Times New Roman" w:cs="Times New Roman"/>
+          <w:color w:val="0F1115"/>
+          <w:sz w:val="28"/>
+          <w:szCs w:val="28"/>
+          <w:shd w:val="clear" w:color="auto" w:fill="FFFFFF"/>
+        </w:rPr>
+        <w:t xml:space="preserve"> </w:t>
+      </w:r>
+      <w:r>
+        <w:t xml:space="preserve"> </w:t>
+      </w:r>
+      <w:hyperlink r:id="rId9" w:history="1">
+        <w:r>
+          <w:rPr>
+            <w:rStyle w:val="a7"/>
+            <w:rFonts w:ascii="Times New Roman" w:hAnsi="Times New Roman" w:cs="Times New Roman"/>
+            <w:sz w:val="28"/>
+            <w:szCs w:val="28"/>
+            <w:shd w:val="clear" w:color="auto" w:fill="FFFFFF"/>
+          </w:rPr>
+          <w:t>https://reactnative.dev/</w:t>
+        </w:r>
+      </w:hyperlink>
+      <w:r>
+        <w:rPr>
+          <w:rFonts w:ascii="Times New Roman" w:hAnsi="Times New Roman" w:cs="Times New Roman"/>
+          <w:color w:val="0F1115"/>
+          <w:sz w:val="28"/>
+          <w:szCs w:val="28"/>
+          <w:shd w:val="clear" w:color="auto" w:fill="FFFFFF"/>
+        </w:rPr>
+        <w:t xml:space="preserve"> </w:t>
+      </w:r>
+      <w:r>
+        <w:rPr>
+          <w:rFonts w:ascii="Times New Roman" w:hAnsi="Times New Roman" w:cs="Times New Roman"/>
+          <w:color w:val="0F1115"/>
+          <w:sz w:val="28"/>
+          <w:szCs w:val="28"/>
+          <w:shd w:val="clear" w:color="auto" w:fill="FFFFFF"/>
+        </w:rPr>
+        <w:t>(дата обращения</w:t>
+      </w:r>
+      <w:r>
+        <w:rPr>
+          <w:rFonts w:ascii="Times New Roman" w:hAnsi="Times New Roman" w:cs="Times New Roman"/>
+          <w:color w:val="0F1115"/>
+          <w:sz w:val="28"/>
+          <w:szCs w:val="28"/>
+          <w:shd w:val="clear" w:color="auto" w:fill="FFFFFF"/>
+        </w:rPr>
+        <w:t xml:space="preserve"> </w:t>
+      </w:r>
+      <w:r>
+        <w:rPr>
+          <w:rFonts w:ascii="Times New Roman" w:hAnsi="Times New Roman" w:cs="Times New Roman"/>
+          <w:color w:val="0F1115"/>
+          <w:sz w:val="28"/>
+          <w:szCs w:val="28"/>
+          <w:shd w:val="clear" w:color="auto" w:fill="FFFFFF"/>
+        </w:rPr>
+        <w:t xml:space="preserve">: </w:t>
+      </w:r>
+      <w:r>
+        <w:rPr>
+          <w:rFonts w:ascii="Times New Roman" w:hAnsi="Times New Roman" w:cs="Times New Roman"/>
+          <w:color w:val="0F1115"/>
+          <w:sz w:val="28"/>
+          <w:szCs w:val="28"/>
+          <w:shd w:val="clear" w:color="auto" w:fill="FFFFFF"/>
+        </w:rPr>
+        <w:t>01</w:t>
+      </w:r>
+      <w:r>
+        <w:rPr>
+          <w:rFonts w:ascii="Times New Roman" w:hAnsi="Times New Roman" w:cs="Times New Roman"/>
+          <w:color w:val="0F1115"/>
+          <w:sz w:val="28"/>
+          <w:szCs w:val="28"/>
+          <w:shd w:val="clear" w:color="auto" w:fill="FFFFFF"/>
+        </w:rPr>
+        <w:t>.04.2026)</w:t>
+      </w:r>
+    </w:p>
+    <w:p>
+      <w:pPr>
+        <w:spacing w:after="0" w:line="360" w:lineRule="auto"/>
+        <w:ind w:left="357" w:hanging="357"/>
+        <w:rPr>
+          <w:rFonts w:ascii="Times New Roman" w:hAnsi="Times New Roman" w:cs="Times New Roman"/>
+          <w:color w:val="0F1115"/>
+          <w:sz w:val="28"/>
+          <w:szCs w:val="28"/>
+          <w:shd w:val="clear" w:color="auto" w:fill="FFFFFF"/>
+        </w:rPr>
+      </w:pPr>
+      <w:r>
+        <w:rPr>
+          <w:rStyle w:val="ad"/>
+          <w:rFonts w:ascii="Times New Roman" w:hAnsi="Times New Roman" w:cs="Times New Roman"/>
+          <w:b w:val="0"/>
+          <w:bCs w:val="0"/>
+          <w:color w:val="0F1115"/>
+          <w:sz w:val="28"/>
+          <w:szCs w:val="28"/>
+          <w:shd w:val="clear" w:color="auto" w:fill="FFFFFF"/>
+        </w:rPr>
+        <w:t>3</w:t>
+      </w:r>
+      <w:r>
+        <w:rPr>
+          <w:rStyle w:val="ad"/>
+          <w:rFonts w:ascii="Times New Roman" w:hAnsi="Times New Roman" w:cs="Times New Roman"/>
+          <w:b w:val="0"/>
+          <w:bCs w:val="0"/>
+          <w:color w:val="0F1115"/>
+          <w:sz w:val="28"/>
+          <w:szCs w:val="28"/>
+          <w:shd w:val="clear" w:color="auto" w:fill="FFFFFF"/>
+        </w:rPr>
+        <w:t>. Центр Содействия Социальным Инновациям "Технологии Изменения</w:t>
+      </w:r>
+      <w:r>
+        <w:rPr>
+          <w:rStyle w:val="ad"/>
+          <w:rFonts w:ascii="Times New Roman" w:hAnsi="Times New Roman" w:cs="Times New Roman"/>
+          <w:b w:val="0"/>
+          <w:bCs w:val="0"/>
+          <w:color w:val="0F1115"/>
+          <w:sz w:val="28"/>
+          <w:szCs w:val="28"/>
+          <w:shd w:val="clear" w:color="auto" w:fill="FFFFFF"/>
+        </w:rPr>
+        <w:t xml:space="preserve"> и развития"</w:t>
+      </w:r>
+      <w:r>
+        <w:rPr>
+          <w:rFonts w:ascii="Times New Roman" w:hAnsi="Times New Roman" w:cs="Times New Roman"/>
+          <w:color w:val="0F1115"/>
+          <w:sz w:val="28"/>
+          <w:szCs w:val="28"/>
+          <w:shd w:val="clear" w:color="auto" w:fill="FFFFFF"/>
+        </w:rPr>
+        <w:t xml:space="preserve"> : официальный сайт. – Москва, 2026. – </w:t>
+      </w:r>
+      <w:r>
+        <w:rPr>
+          <w:rFonts w:ascii="Times New Roman" w:hAnsi="Times New Roman" w:cs="Times New Roman"/>
+          <w:color w:val="0F1115"/>
+          <w:sz w:val="28"/>
+          <w:szCs w:val="28"/>
+          <w:shd w:val="clear" w:color="auto" w:fill="FFFFFF"/>
+        </w:rPr>
+        <w:t>URL: </w:t>
+      </w:r>
+      <w:hyperlink r:id="rId10" w:history="1">
+        <w:r>
+          <w:rPr>
+            <w:rStyle w:val="a7"/>
+            <w:rFonts w:ascii="Times New Roman" w:hAnsi="Times New Roman" w:cs="Times New Roman"/>
+            <w:sz w:val="28"/>
+            <w:szCs w:val="28"/>
+            <w:shd w:val="clear" w:color="auto" w:fill="FFFFFF"/>
+          </w:rPr>
+          <w:t>https://агентыразвития.рф/</w:t>
+        </w:r>
+      </w:hyperlink>
+      <w:r>
+        <w:rPr>
+          <w:rFonts w:ascii="Times New Roman" w:hAnsi="Times New Roman" w:cs="Times New Roman"/>
+          <w:color w:val="0F1115"/>
+          <w:sz w:val="28"/>
+          <w:szCs w:val="28"/>
+          <w:shd w:val="clear" w:color="auto" w:fill="FFFFFF"/>
+        </w:rPr>
+        <w:t xml:space="preserve"> </w:t>
+      </w:r>
+      <w:r>
+        <w:rPr>
+          <w:rFonts w:ascii="Times New Roman" w:hAnsi="Times New Roman" w:cs="Times New Roman"/>
+          <w:color w:val="0F1115"/>
+          <w:sz w:val="28"/>
+          <w:szCs w:val="28"/>
+          <w:shd w:val="clear" w:color="auto" w:fill="FFFFFF"/>
+        </w:rPr>
+        <w:t>(дата обращения</w:t>
+      </w:r>
+      <w:r>
+        <w:rPr>
+          <w:rFonts w:ascii="Times New Roman" w:hAnsi="Times New Roman" w:cs="Times New Roman"/>
+          <w:color w:val="0F1115"/>
+          <w:sz w:val="28"/>
+          <w:szCs w:val="28"/>
+          <w:shd w:val="clear" w:color="auto" w:fill="FFFFFF"/>
+        </w:rPr>
+        <w:t xml:space="preserve"> </w:t>
+      </w:r>
+      <w:r>
+        <w:rPr>
+          <w:rFonts w:ascii="Times New Roman" w:hAnsi="Times New Roman" w:cs="Times New Roman"/>
+          <w:color w:val="0F1115"/>
+          <w:sz w:val="28"/>
+          <w:szCs w:val="28"/>
+          <w:shd w:val="clear" w:color="auto" w:fill="FFFFFF"/>
+        </w:rPr>
+        <w:t>: 14.04.2026)</w:t>
+      </w:r>
+    </w:p>
+    <w:p>
+      <w:pPr>
+        <w:spacing w:after="0" w:line="360" w:lineRule="auto"/>
+        <w:ind w:left="357" w:hanging="357"/>
+        <w:rPr>
+          <w:rFonts w:ascii="Times New Roman" w:hAnsi="Times New Roman" w:cs="Times New Roman"/>
+          <w:color w:val="0F1115"/>
+          <w:sz w:val="28"/>
+          <w:szCs w:val="28"/>
+          <w:shd w:val="clear" w:color="auto" w:fill="FFFFFF"/>
+        </w:rPr>
+      </w:pPr>
+      <w:r>
+        <w:rPr>
+          <w:rFonts w:ascii="Times New Roman" w:hAnsi="Times New Roman" w:cs="Times New Roman"/>
+          <w:color w:val="0F1115"/>
+          <w:sz w:val="28"/>
+          <w:szCs w:val="28"/>
+          <w:shd w:val="clear" w:color="auto" w:fill="FFFFFF"/>
+        </w:rPr>
+        <w:t>4</w:t>
+      </w:r>
+      <w:r>
+        <w:rPr>
+          <w:rFonts w:ascii="Times New Roman" w:hAnsi="Times New Roman" w:cs="Times New Roman"/>
+          <w:b/>
+          <w:bCs/>
+          <w:color w:val="0F1115"/>
+          <w:sz w:val="28"/>
+          <w:szCs w:val="28"/>
+          <w:shd w:val="clear" w:color="auto" w:fill="FFFFFF"/>
+        </w:rPr>
+        <w:t xml:space="preserve">. </w:t>
+      </w:r>
+      <w:r>
+        <w:rPr>
+          <w:rStyle w:val="ad"/>
+          <w:rFonts w:ascii="Times New Roman" w:hAnsi="Times New Roman" w:cs="Times New Roman"/>
+          <w:b w:val="0"/>
+          <w:bCs w:val="0"/>
+          <w:color w:val="0F1115"/>
+          <w:sz w:val="28"/>
+          <w:szCs w:val="28"/>
+          <w:shd w:val="clear" w:color="auto" w:fill="FFFFFF"/>
+        </w:rPr>
+        <w:t>Московский политехнический университет</w:t>
+      </w:r>
+      <w:r>
+        <w:rPr>
+          <w:rFonts w:ascii="Times New Roman" w:hAnsi="Times New Roman" w:cs="Times New Roman"/>
+          <w:color w:val="0F1115"/>
+          <w:sz w:val="28"/>
+          <w:szCs w:val="28"/>
+          <w:shd w:val="clear" w:color="auto" w:fill="FFFFFF"/>
+        </w:rPr>
+        <w:t> (moscowpolytech). </w:t>
+      </w:r>
+      <w:r>
+        <w:rPr>
+          <w:rStyle w:val="ad"/>
+          <w:rFonts w:ascii="Times New Roman" w:hAnsi="Times New Roman" w:cs="Times New Roman"/>
+          <w:b w:val="0"/>
+          <w:bCs w:val="0"/>
+          <w:color w:val="0F1115"/>
+          <w:sz w:val="28"/>
+          <w:szCs w:val="28"/>
+          <w:shd w:val="clear" w:color="auto" w:fill="FFFFFF"/>
+        </w:rPr>
+        <w:t>Практика-2025-1</w:t>
+      </w:r>
+      <w:r>
+        <w:rPr>
+          <w:rFonts w:ascii="Times New Roman" w:hAnsi="Times New Roman" w:cs="Times New Roman"/>
+          <w:b/>
+          <w:bCs/>
+          <w:color w:val="0F1115"/>
+          <w:sz w:val="28"/>
+          <w:szCs w:val="28"/>
+          <w:shd w:val="clear" w:color="auto" w:fill="FFFFFF"/>
+        </w:rPr>
+        <w:t> </w:t>
+      </w:r>
+      <w:r>
+        <w:rPr>
+          <w:rFonts w:ascii="Times New Roman" w:hAnsi="Times New Roman" w:cs="Times New Roman"/>
+          <w:color w:val="0F1115"/>
+          <w:sz w:val="28"/>
+          <w:szCs w:val="28"/>
+          <w:shd w:val="clear" w:color="auto" w:fill="FFFFFF"/>
+        </w:rPr>
+        <w:t>: репозиторий с заданием по проектной практике / GitHub. – URL:</w:t>
+      </w:r>
+      <w:r>
+        <w:rPr>
+          <w:rFonts w:ascii="Times New Roman" w:hAnsi="Times New Roman" w:cs="Times New Roman"/>
+          <w:sz w:val="28"/>
+          <w:szCs w:val="28"/>
+        </w:rPr>
+        <w:t xml:space="preserve"> </w:t>
+      </w:r>
+      <w:r>
+        <w:rPr>
+          <w:rFonts w:ascii="Times New Roman" w:hAnsi="Times New Roman" w:cs="Times New Roman"/>
+          <w:color w:val="0F1115"/>
+          <w:sz w:val="28"/>
+          <w:szCs w:val="28"/>
+          <w:shd w:val="clear" w:color="auto" w:fill="FFFFFF"/>
+        </w:rPr>
+        <w:t>https://github.com/mospol/practice-2025-1/blob/master/task/README.md (дата обращения : 17.02.2026)</w:t>
+      </w:r>
+    </w:p>
+    <w:p>
+      <w:pPr>
+        <w:spacing w:after="0" w:line="360" w:lineRule="auto"/>
+        <w:ind w:left="357" w:hanging="357"/>
+        <w:rPr>
+          <w:rFonts w:ascii="Times New Roman" w:hAnsi="Times New Roman" w:cs="Times New Roman"/>
+          <w:color w:val="0F1115"/>
+          <w:sz w:val="28"/>
+          <w:szCs w:val="28"/>
+          <w:shd w:val="clear" w:color="auto" w:fill="FFFFFF"/>
+        </w:rPr>
+      </w:pPr>
+      <w:r>
+        <w:rPr>
+          <w:rFonts w:ascii="Times New Roman" w:hAnsi="Times New Roman" w:cs="Times New Roman"/>
+          <w:color w:val="000000" w:themeColor="text1"/>
+          <w:sz w:val="28"/>
+          <w:szCs w:val="28"/>
+          <w:shd w:val="clear" w:color="auto" w:fill="FFFFFF"/>
+        </w:rPr>
+        <w:lastRenderedPageBreak/>
+        <w:t>5</w:t>
+      </w:r>
+      <w:r>
+        <w:rPr>
+          <w:rFonts w:ascii="Times New Roman" w:hAnsi="Times New Roman" w:cs="Times New Roman"/>
+          <w:color w:val="000000" w:themeColor="text1"/>
+          <w:sz w:val="28"/>
+          <w:szCs w:val="28"/>
+          <w:shd w:val="clear" w:color="auto" w:fill="FFFFFF"/>
+        </w:rPr>
+        <w:t xml:space="preserve">. </w:t>
+      </w:r>
+      <w:r>
+        <w:rPr>
+          <w:rStyle w:val="ad"/>
+          <w:rFonts w:ascii="Times New Roman" w:hAnsi="Times New Roman" w:cs="Times New Roman"/>
+          <w:b w:val="0"/>
+          <w:color w:val="000000" w:themeColor="text1"/>
+          <w:sz w:val="28"/>
+          <w:shd w:val="clear" w:color="auto" w:fill="FFFFFF"/>
+        </w:rPr>
+        <w:t>Microsoft Learn : справочник по Markdown</w:t>
+      </w:r>
+      <w:r>
+        <w:rPr>
+          <w:rFonts w:ascii="Times New Roman" w:hAnsi="Times New Roman" w:cs="Times New Roman"/>
+          <w:bCs/>
+          <w:color w:val="000000" w:themeColor="text1"/>
+          <w:sz w:val="28"/>
+          <w:shd w:val="clear" w:color="auto" w:fill="FFFFFF"/>
+        </w:rPr>
+        <w:t> : официальная документация : сайт</w:t>
+      </w:r>
+      <w:r>
+        <w:rPr>
+          <w:rFonts w:ascii="Times New Roman" w:hAnsi="Times New Roman" w:cs="Times New Roman"/>
+          <w:b/>
+          <w:color w:val="000000" w:themeColor="text1"/>
+          <w:sz w:val="28"/>
+          <w:shd w:val="clear" w:color="auto" w:fill="FFFFFF"/>
+        </w:rPr>
+        <w:t>.</w:t>
+      </w:r>
+      <w:r>
+        <w:rPr>
+          <w:rFonts w:ascii="Segoe UI" w:hAnsi="Segoe UI" w:cs="Segoe UI"/>
+          <w:color w:val="0F1115"/>
+          <w:shd w:val="clear" w:color="auto" w:fill="FFFFFF"/>
+        </w:rPr>
+        <w:t xml:space="preserve"> </w:t>
+      </w:r>
+      <w:r>
+        <w:rPr>
+          <w:rFonts w:ascii="Times New Roman" w:hAnsi="Times New Roman" w:cs="Times New Roman"/>
+          <w:color w:val="000000" w:themeColor="text1"/>
+          <w:sz w:val="28"/>
+          <w:shd w:val="clear" w:color="auto" w:fill="FFFFFF"/>
+        </w:rPr>
+        <w:t>– URL:</w:t>
+      </w:r>
+      <w:r>
+        <w:rPr>
+          <w:rFonts w:ascii="Times New Roman" w:hAnsi="Times New Roman" w:cs="Times New Roman"/>
+          <w:color w:val="000000" w:themeColor="text1"/>
+          <w:sz w:val="28"/>
+        </w:rPr>
+        <w:t xml:space="preserve"> </w:t>
+      </w:r>
+      <w:hyperlink r:id="rId11" w:history="1">
+        <w:r>
+          <w:rPr>
+            <w:rStyle w:val="a7"/>
+            <w:rFonts w:ascii="Times New Roman" w:hAnsi="Times New Roman" w:cs="Times New Roman"/>
+            <w:sz w:val="28"/>
+            <w:shd w:val="clear" w:color="auto" w:fill="FFFFFF"/>
+          </w:rPr>
+          <w:t>https://learn.microsoft.com/ru-ru/contribute/content/markdown-reference</w:t>
+        </w:r>
+      </w:hyperlink>
+      <w:r>
+        <w:rPr>
+          <w:rFonts w:ascii="Times New Roman" w:hAnsi="Times New Roman" w:cs="Times New Roman"/>
+          <w:color w:val="000000" w:themeColor="text1"/>
+          <w:sz w:val="28"/>
+          <w:shd w:val="clear" w:color="auto" w:fill="FFFFFF"/>
+        </w:rPr>
+        <w:t xml:space="preserve"> </w:t>
+      </w:r>
+      <w:r>
+        <w:rPr>
+          <w:rFonts w:ascii="Times New Roman" w:hAnsi="Times New Roman" w:cs="Times New Roman"/>
+          <w:color w:val="000000" w:themeColor="text1"/>
+          <w:sz w:val="28"/>
+          <w:shd w:val="clear" w:color="auto" w:fill="FFFFFF"/>
+        </w:rPr>
+        <w:t>(дата обращения</w:t>
+      </w:r>
+      <w:r>
+        <w:rPr>
+          <w:rFonts w:ascii="Times New Roman" w:hAnsi="Times New Roman" w:cs="Times New Roman"/>
+          <w:color w:val="000000" w:themeColor="text1"/>
+          <w:sz w:val="28"/>
+          <w:shd w:val="clear" w:color="auto" w:fill="FFFFFF"/>
+        </w:rPr>
+        <w:t xml:space="preserve"> </w:t>
+      </w:r>
+      <w:r>
+        <w:rPr>
+          <w:rFonts w:ascii="Times New Roman" w:hAnsi="Times New Roman" w:cs="Times New Roman"/>
+          <w:color w:val="000000" w:themeColor="text1"/>
+          <w:sz w:val="28"/>
+          <w:shd w:val="clear" w:color="auto" w:fill="FFFFFF"/>
+        </w:rPr>
+        <w:t>: 17.0</w:t>
+      </w:r>
+      <w:r>
+        <w:rPr>
+          <w:rFonts w:ascii="Times New Roman" w:hAnsi="Times New Roman" w:cs="Times New Roman"/>
+          <w:color w:val="000000" w:themeColor="text1"/>
+          <w:sz w:val="28"/>
+          <w:shd w:val="clear" w:color="auto" w:fill="FFFFFF"/>
+        </w:rPr>
+        <w:t>3</w:t>
+      </w:r>
+      <w:r>
+        <w:rPr>
+          <w:rFonts w:ascii="Times New Roman" w:hAnsi="Times New Roman" w:cs="Times New Roman"/>
+          <w:color w:val="000000" w:themeColor="text1"/>
+          <w:sz w:val="28"/>
+          <w:shd w:val="clear" w:color="auto" w:fill="FFFFFF"/>
+        </w:rPr>
+        <w:t>.2026)</w:t>
+      </w:r>
+    </w:p>
+    <w:p>
+      <w:pPr>
+        <w:spacing w:after="0" w:line="360" w:lineRule="auto"/>
+        <w:ind w:left="357" w:hanging="357"/>
+        <w:rPr>
+          <w:rFonts w:ascii="Times New Roman" w:hAnsi="Times New Roman" w:cs="Times New Roman"/>
+          <w:sz w:val="28"/>
+          <w:szCs w:val="28"/>
+        </w:rPr>
+      </w:pPr>
+      <w:r>
+        <w:rPr>
+          <w:rFonts w:ascii="Times New Roman" w:hAnsi="Times New Roman" w:cs="Times New Roman"/>
+          <w:color w:val="0F1115"/>
+          <w:sz w:val="28"/>
+          <w:szCs w:val="28"/>
+          <w:shd w:val="clear" w:color="auto" w:fill="FFFFFF"/>
+        </w:rPr>
+        <w:t>6</w:t>
+      </w:r>
+      <w:r>
+        <w:rPr>
+          <w:rFonts w:ascii="Times New Roman" w:hAnsi="Times New Roman" w:cs="Times New Roman"/>
+          <w:color w:val="0F1115"/>
+          <w:sz w:val="28"/>
+          <w:szCs w:val="28"/>
+          <w:shd w:val="clear" w:color="auto" w:fill="FFFFFF"/>
+        </w:rPr>
+        <w:t xml:space="preserve">. </w:t>
+      </w:r>
+      <w:r>
+        <w:rPr>
+          <w:rStyle w:val="ad"/>
+          <w:rFonts w:ascii="Times New Roman" w:hAnsi="Times New Roman" w:cs="Times New Roman"/>
+          <w:b w:val="0"/>
+          <w:bCs w:val="0"/>
+          <w:color w:val="0F1115"/>
+          <w:sz w:val="28"/>
+          <w:szCs w:val="28"/>
+          <w:shd w:val="clear" w:color="auto" w:fill="FFFFFF"/>
+        </w:rPr>
+        <w:t>Hugo : установка на Windows</w:t>
+      </w:r>
+      <w:r>
+        <w:rPr>
+          <w:rFonts w:ascii="Times New Roman" w:hAnsi="Times New Roman" w:cs="Times New Roman"/>
+          <w:color w:val="0F1115"/>
+          <w:sz w:val="28"/>
+          <w:szCs w:val="28"/>
+          <w:shd w:val="clear" w:color="auto" w:fill="FFFFFF"/>
+        </w:rPr>
+        <w:t> // Installation : официальная документация : сайт. – URL: </w:t>
+      </w:r>
+      <w:hyperlink r:id="rId12" w:history="1">
+        <w:r>
+          <w:rPr>
+            <w:rStyle w:val="a7"/>
+            <w:rFonts w:ascii="Times New Roman" w:hAnsi="Times New Roman" w:cs="Times New Roman"/>
+            <w:sz w:val="28"/>
+            <w:szCs w:val="28"/>
+            <w:shd w:val="clear" w:color="auto" w:fill="FFFFFF"/>
+          </w:rPr>
+          <w:t>https://gohugo.io/installation/</w:t>
+        </w:r>
+      </w:hyperlink>
+      <w:r>
+        <w:rPr>
+          <w:rFonts w:ascii="Times New Roman" w:hAnsi="Times New Roman" w:cs="Times New Roman"/>
+          <w:color w:val="0F1115"/>
+          <w:sz w:val="28"/>
+          <w:szCs w:val="28"/>
+          <w:shd w:val="clear" w:color="auto" w:fill="FFFFFF"/>
+        </w:rPr>
+        <w:t xml:space="preserve"> </w:t>
+      </w:r>
+      <w:r>
+        <w:rPr>
+          <w:rFonts w:ascii="Times New Roman" w:hAnsi="Times New Roman" w:cs="Times New Roman"/>
+          <w:color w:val="0F1115"/>
+          <w:sz w:val="28"/>
+          <w:szCs w:val="28"/>
+          <w:shd w:val="clear" w:color="auto" w:fill="FFFFFF"/>
+        </w:rPr>
+        <w:t> (дата обращения</w:t>
+      </w:r>
+      <w:r>
+        <w:rPr>
+          <w:rFonts w:ascii="Times New Roman" w:hAnsi="Times New Roman" w:cs="Times New Roman"/>
+          <w:color w:val="0F1115"/>
+          <w:sz w:val="28"/>
+          <w:szCs w:val="28"/>
+          <w:shd w:val="clear" w:color="auto" w:fill="FFFFFF"/>
+        </w:rPr>
+        <w:t xml:space="preserve"> </w:t>
+      </w:r>
+      <w:r>
+        <w:rPr>
+          <w:rFonts w:ascii="Times New Roman" w:hAnsi="Times New Roman" w:cs="Times New Roman"/>
+          <w:color w:val="0F1115"/>
+          <w:sz w:val="28"/>
+          <w:szCs w:val="28"/>
+          <w:shd w:val="clear" w:color="auto" w:fill="FFFFFF"/>
+        </w:rPr>
+        <w:t xml:space="preserve">: </w:t>
+      </w:r>
+      <w:r>
+        <w:rPr>
+          <w:rFonts w:ascii="Times New Roman" w:hAnsi="Times New Roman" w:cs="Times New Roman"/>
+          <w:color w:val="0F1115"/>
+          <w:sz w:val="28"/>
+          <w:szCs w:val="28"/>
+          <w:shd w:val="clear" w:color="auto" w:fill="FFFFFF"/>
+        </w:rPr>
+        <w:t>04</w:t>
+      </w:r>
+      <w:r>
+        <w:rPr>
+          <w:rFonts w:ascii="Times New Roman" w:hAnsi="Times New Roman" w:cs="Times New Roman"/>
+          <w:color w:val="0F1115"/>
+          <w:sz w:val="28"/>
+          <w:szCs w:val="28"/>
+          <w:shd w:val="clear" w:color="auto" w:fill="FFFFFF"/>
+        </w:rPr>
+        <w:t>.0</w:t>
+      </w:r>
+      <w:r>
+        <w:rPr>
+          <w:rFonts w:ascii="Times New Roman" w:hAnsi="Times New Roman" w:cs="Times New Roman"/>
+          <w:color w:val="0F1115"/>
+          <w:sz w:val="28"/>
+          <w:szCs w:val="28"/>
+          <w:shd w:val="clear" w:color="auto" w:fill="FFFFFF"/>
+        </w:rPr>
+        <w:t>3</w:t>
+      </w:r>
+      <w:r>
+        <w:rPr>
+          <w:rFonts w:ascii="Times New Roman" w:hAnsi="Times New Roman" w:cs="Times New Roman"/>
+          <w:color w:val="0F1115"/>
+          <w:sz w:val="28"/>
+          <w:szCs w:val="28"/>
+          <w:shd w:val="clear" w:color="auto" w:fill="FFFFFF"/>
+        </w:rPr>
+        <w:t>.2026).</w:t>
+      </w:r>
     </w:p>
     <w:sectPr>
       <w:pgSz w:w="11906" w:h="16838"/>
@@ -4874,6 +5967,56 @@
 </w:document>
 </file>
 
+<file path=word/endnotes.xml><?xml version="1.0" encoding="utf-8"?>
+<w:endnotes xmlns:wpc="http://schemas.microsoft.com/office/word/2010/wordprocessingCanvas" xmlns:cx="http://schemas.microsoft.com/office/drawing/2014/chartex" xmlns:cx1="http://schemas.microsoft.com/office/drawing/2015/9/8/chartex" xmlns:cx2="http://schemas.microsoft.com/office/drawing/2015/10/21/chartex" xmlns:cx3="http://schemas.microsoft.com/office/drawing/2016/5/9/chartex" xmlns:cx4="http://schemas.microsoft.com/office/drawing/2016/5/10/chartex" xmlns:cx5="http://schemas.microsoft.com/office/drawing/2016/5/11/chartex" xmlns:cx6="http://schemas.microsoft.com/office/drawing/2016/5/12/chartex" xmlns:cx7="http://schemas.microsoft.com/office/drawing/2016/5/13/chartex" xmlns:cx8="http://schemas.microsoft.com/office/drawing/2016/5/14/chartex" xmlns:mc="http://schemas.openxmlformats.org/markup-compatibility/2006" xmlns:aink="http://schemas.microsoft.com/office/drawing/2016/ink" xmlns:am3d="http://schemas.microsoft.com/office/drawing/2017/model3d" xmlns:o="urn:schemas-microsoft-com:office:office" xmlns:r="http://schemas.openxmlformats.org/officeDocument/2006/relationships" xmlns:m="http://schemas.openxmlformats.org/officeDocument/2006/math" xmlns:v="urn:schemas-microsoft-com:vml" xmlns:wp14="http://schemas.microsoft.com/office/word/2010/wordprocessingDrawing" xmlns:wp="http://schemas.openxmlformats.org/drawingml/2006/wordprocessingDrawing" xmlns:w10="urn:schemas-microsoft-com:office:word" xmlns:w="http://schemas.openxmlformats.org/wordprocessingml/2006/main" xmlns:w14="http://schemas.microsoft.com/office/word/2010/wordml" xmlns:w15="http://schemas.microsoft.com/office/word/2012/wordml" xmlns:w16cex="http://schemas.microsoft.com/office/word/2018/wordml/cex" xmlns:w16cid="http://schemas.microsoft.com/office/word/2016/wordml/cid" xmlns:w16="http://schemas.microsoft.com/office/word/2018/wordml" xmlns:w16sdtdh="http://schemas.microsoft.com/office/word/2020/wordml/sdtdatahash" xmlns:w16se="http://schemas.microsoft.com/office/word/2015/wordml/symex" xmlns:wpg="http://schemas.microsoft.com/office/word/2010/wordprocessingGroup" xmlns:wpi="http://schemas.microsoft.com/office/word/2010/wordprocessingInk" xmlns:wne="http://schemas.microsoft.com/office/word/2006/wordml" xmlns:wps="http://schemas.microsoft.com/office/word/2010/wordprocessingShape" mc:Ignorable="w14 w15 w16se w16cid w16 w16cex w16sdtdh wp14">
+  <w:endnote w:type="separator" w:id="-1">
+    <w:p>
+      <w:pPr>
+        <w:spacing w:after="0" w:line="240" w:lineRule="auto"/>
+      </w:pPr>
+      <w:r>
+        <w:separator/>
+      </w:r>
+    </w:p>
+  </w:endnote>
+  <w:endnote w:type="continuationSeparator" w:id="0">
+    <w:p>
+      <w:pPr>
+        <w:spacing w:after="0" w:line="240" w:lineRule="auto"/>
+      </w:pPr>
+      <w:r>
+        <w:continuationSeparator/>
+      </w:r>
+    </w:p>
+  </w:endnote>
+</w:endnotes>
+</file>
+
+<file path=word/footnotes.xml><?xml version="1.0" encoding="utf-8"?>
+<w:footnotes xmlns:wpc="http://schemas.microsoft.com/office/word/2010/wordprocessingCanvas" xmlns:cx="http://schemas.microsoft.com/office/drawing/2014/chartex" xmlns:cx1="http://schemas.microsoft.com/office/drawing/2015/9/8/chartex" xmlns:cx2="http://schemas.microsoft.com/office/drawing/2015/10/21/chartex" xmlns:cx3="http://schemas.microsoft.com/office/drawing/2016/5/9/chartex" xmlns:cx4="http://schemas.microsoft.com/office/drawing/2016/5/10/chartex" xmlns:cx5="http://schemas.microsoft.com/office/drawing/2016/5/11/chartex" xmlns:cx6="http://schemas.microsoft.com/office/drawing/2016/5/12/chartex" xmlns:cx7="http://schemas.microsoft.com/office/drawing/2016/5/13/chartex" xmlns:cx8="http://schemas.microsoft.com/office/drawing/2016/5/14/chartex" xmlns:mc="http://schemas.openxmlformats.org/markup-compatibility/2006" xmlns:aink="http://schemas.microsoft.com/office/drawing/2016/ink" xmlns:am3d="http://schemas.microsoft.com/office/drawing/2017/model3d" xmlns:o="urn:schemas-microsoft-com:office:office" xmlns:r="http://schemas.openxmlformats.org/officeDocument/2006/relationships" xmlns:m="http://schemas.openxmlformats.org/officeDocument/2006/math" xmlns:v="urn:schemas-microsoft-com:vml" xmlns:wp14="http://schemas.microsoft.com/office/word/2010/wordprocessingDrawing" xmlns:wp="http://schemas.openxmlformats.org/drawingml/2006/wordprocessingDrawing" xmlns:w10="urn:schemas-microsoft-com:office:word" xmlns:w="http://schemas.openxmlformats.org/wordprocessingml/2006/main" xmlns:w14="http://schemas.microsoft.com/office/word/2010/wordml" xmlns:w15="http://schemas.microsoft.com/office/word/2012/wordml" xmlns:w16cex="http://schemas.microsoft.com/office/word/2018/wordml/cex" xmlns:w16cid="http://schemas.microsoft.com/office/word/2016/wordml/cid" xmlns:w16="http://schemas.microsoft.com/office/word/2018/wordml" xmlns:w16sdtdh="http://schemas.microsoft.com/office/word/2020/wordml/sdtdatahash" xmlns:w16se="http://schemas.microsoft.com/office/word/2015/wordml/symex" xmlns:wpg="http://schemas.microsoft.com/office/word/2010/wordprocessingGroup" xmlns:wpi="http://schemas.microsoft.com/office/word/2010/wordprocessingInk" xmlns:wne="http://schemas.microsoft.com/office/word/2006/wordml" xmlns:wps="http://schemas.microsoft.com/office/word/2010/wordprocessingShape" mc:Ignorable="w14 w15 w16se w16cid w16 w16cex w16sdtdh wp14">
+  <w:footnote w:type="separator" w:id="-1">
+    <w:p>
+      <w:pPr>
+        <w:spacing w:after="0" w:line="240" w:lineRule="auto"/>
+      </w:pPr>
+      <w:r>
+        <w:separator/>
+      </w:r>
+    </w:p>
+  </w:footnote>
+  <w:footnote w:type="continuationSeparator" w:id="0">
+    <w:p>
+      <w:pPr>
+        <w:spacing w:after="0" w:line="240" w:lineRule="auto"/>
+      </w:pPr>
+      <w:r>
+        <w:continuationSeparator/>
+      </w:r>
+    </w:p>
+  </w:footnote>
+</w:footnotes>
+</file>
+
 <file path=word/numbering.xml><?xml version="1.0" encoding="utf-8"?>
 <w:numbering xmlns:wpc="http://schemas.microsoft.com/office/word/2010/wordprocessingCanvas" xmlns:cx="http://schemas.microsoft.com/office/drawing/2014/chartex" xmlns:cx1="http://schemas.microsoft.com/office/drawing/2015/9/8/chartex" xmlns:cx2="http://schemas.microsoft.com/office/drawing/2015/10/21/chartex" xmlns:cx3="http://schemas.microsoft.com/office/drawing/2016/5/9/chartex" xmlns:cx4="http://schemas.microsoft.com/office/drawing/2016/5/10/chartex" xmlns:cx5="http://schemas.microsoft.com/office/drawing/2016/5/11/chartex" xmlns:cx6="http://schemas.microsoft.com/office/drawing/2016/5/12/chartex" xmlns:cx7="http://schemas.microsoft.com/office/drawing/2016/5/13/chartex" xmlns:cx8="http://schemas.microsoft.com/office/drawing/2016/5/14/chartex" xmlns:mc="http://schemas.openxmlformats.org/markup-compatibility/2006" xmlns:aink="http://schemas.microsoft.com/office/drawing/2016/ink" xmlns:am3d="http://schemas.microsoft.com/office/drawing/2017/model3d" xmlns:o="urn:schemas-microsoft-com:office:office" xmlns:r="http://schemas.openxmlformats.org/officeDocument/2006/relationships" xmlns:m="http://schemas.openxmlformats.org/officeDocument/2006/math" xmlns:v="urn:schemas-microsoft-com:vml" xmlns:wp14="http://schemas.microsoft.com/office/word/2010/wordprocessingDrawing" xmlns:wp="http://schemas.openxmlformats.org/drawingml/2006/wordprocessingDrawing" xmlns:w10="urn:schemas-microsoft-com:office:word" xmlns:w="http://schemas.openxmlformats.org/wordprocessingml/2006/main" xmlns:w14="http://schemas.microsoft.com/office/word/2010/wordml" xmlns:w15="http://schemas.microsoft.com/office/word/2012/wordml" xmlns:w16cex="http://schemas.microsoft.com/office/word/2018/wordml/cex" xmlns:w16cid="http://schemas.microsoft.com/office/word/2016/wordml/cid" xmlns:w16="http://schemas.microsoft.com/office/word/2018/wordml" xmlns:w16sdtdh="http://schemas.microsoft.com/office/word/2020/wordml/sdtdatahash" xmlns:w16se="http://schemas.microsoft.com/office/word/2015/wordml/symex" xmlns:wpg="http://schemas.microsoft.com/office/word/2010/wordprocessingGroup" xmlns:wpi="http://schemas.microsoft.com/office/word/2010/wordprocessingInk" xmlns:wne="http://schemas.microsoft.com/office/word/2006/wordml" xmlns:wps="http://schemas.microsoft.com/office/word/2010/wordprocessingShape" mc:Ignorable="w14 w15 w16se w16cid w16 w16cex w16sdtdh wp14">
   <w:abstractNum w:abstractNumId="0" w15:restartNumberingAfterBreak="0">
@@ -5425,7 +6568,7 @@
   <w:abstractNum w:abstractNumId="5" w15:restartNumberingAfterBreak="0">
     <w:nsid w:val="5D5D0F6C"/>
     <w:multiLevelType w:val="multilevel"/>
-    <w:tmpl w:val="95E4DB5A"/>
+    <w:tmpl w:val="E514B53C"/>
     <w:lvl w:ilvl="0">
       <w:start w:val="1"/>
       <w:numFmt w:val="bullet"/>
@@ -5442,20 +6585,18 @@
         <w:sz w:val="20"/>
       </w:rPr>
     </w:lvl>
-    <w:lvl w:ilvl="1" w:tentative="1">
-      <w:start w:val="1"/>
-      <w:numFmt w:val="bullet"/>
-      <w:lvlText w:val="o"/>
+    <w:lvl w:ilvl="1">
+      <w:start w:val="1"/>
+      <w:numFmt w:val="decimal"/>
+      <w:lvlText w:val="%2."/>
       <w:lvlJc w:val="left"/>
       <w:pPr>
-        <w:tabs>
-          <w:tab w:val="num" w:pos="1440"/>
-        </w:tabs>
         <w:ind w:left="1440" w:hanging="360"/>
       </w:pPr>
       <w:rPr>
-        <w:rFonts w:ascii="Courier New" w:hAnsi="Courier New" w:hint="default"/>
-        <w:sz w:val="20"/>
+        <w:rFonts w:ascii="Segoe UI" w:hAnsi="Segoe UI" w:cs="Segoe UI" w:hint="default"/>
+        <w:b/>
+        <w:color w:val="0F1115"/>
       </w:rPr>
     </w:lvl>
     <w:lvl w:ilvl="2" w:tentative="1">
@@ -6869,6 +8010,144 @@
       <w:szCs w:val="24"/>
     </w:rPr>
   </w:style>
+  <w:style w:type="paragraph" w:styleId="ae">
+    <w:name w:val="endnote text"/>
+    <w:basedOn w:val="a"/>
+    <w:link w:val="af"/>
+    <w:uiPriority w:val="99"/>
+    <w:semiHidden/>
+    <w:unhideWhenUsed/>
+    <w:rsid w:val="001D391D"/>
+    <w:pPr>
+      <w:spacing w:after="0" w:line="240" w:lineRule="auto"/>
+    </w:pPr>
+    <w:rPr>
+      <w:sz w:val="20"/>
+      <w:szCs w:val="20"/>
+    </w:rPr>
+  </w:style>
+  <w:style w:type="character" w:customStyle="1" w:styleId="af">
+    <w:name w:val="Текст концевой сноски Знак"/>
+    <w:basedOn w:val="a0"/>
+    <w:link w:val="ae"/>
+    <w:uiPriority w:val="99"/>
+    <w:semiHidden/>
+    <w:rsid w:val="001D391D"/>
+    <w:rPr>
+      <w:rFonts w:ascii="Calibri" w:eastAsia="Calibri" w:hAnsi="Calibri" w:cs="Calibri"/>
+      <w:sz w:val="20"/>
+      <w:szCs w:val="20"/>
+      <w:lang w:eastAsia="ru-RU"/>
+    </w:rPr>
+  </w:style>
+  <w:style w:type="character" w:styleId="af0">
+    <w:name w:val="endnote reference"/>
+    <w:basedOn w:val="a0"/>
+    <w:uiPriority w:val="99"/>
+    <w:semiHidden/>
+    <w:unhideWhenUsed/>
+    <w:rsid w:val="001D391D"/>
+    <w:rPr>
+      <w:vertAlign w:val="superscript"/>
+    </w:rPr>
+  </w:style>
+  <w:style w:type="table" w:styleId="af1">
+    <w:name w:val="Table Grid"/>
+    <w:basedOn w:val="a1"/>
+    <w:uiPriority w:val="39"/>
+    <w:rsid w:val="00B36F69"/>
+    <w:pPr>
+      <w:spacing w:after="0" w:line="240" w:lineRule="auto"/>
+    </w:pPr>
+    <w:tblPr>
+      <w:tblBorders>
+        <w:top w:val="single" w:sz="4" w:space="0" w:color="auto"/>
+        <w:left w:val="single" w:sz="4" w:space="0" w:color="auto"/>
+        <w:bottom w:val="single" w:sz="4" w:space="0" w:color="auto"/>
+        <w:right w:val="single" w:sz="4" w:space="0" w:color="auto"/>
+        <w:insideH w:val="single" w:sz="4" w:space="0" w:color="auto"/>
+        <w:insideV w:val="single" w:sz="4" w:space="0" w:color="auto"/>
+      </w:tblBorders>
+    </w:tblPr>
+  </w:style>
+  <w:style w:type="character" w:styleId="HTML">
+    <w:name w:val="HTML Code"/>
+    <w:basedOn w:val="a0"/>
+    <w:uiPriority w:val="99"/>
+    <w:semiHidden/>
+    <w:unhideWhenUsed/>
+    <w:rsid w:val="00B36F69"/>
+    <w:rPr>
+      <w:rFonts w:ascii="Courier New" w:eastAsia="Times New Roman" w:hAnsi="Courier New" w:cs="Courier New"/>
+      <w:sz w:val="20"/>
+      <w:szCs w:val="20"/>
+    </w:rPr>
+  </w:style>
+  <w:style w:type="character" w:styleId="af2">
+    <w:name w:val="Unresolved Mention"/>
+    <w:basedOn w:val="a0"/>
+    <w:uiPriority w:val="99"/>
+    <w:semiHidden/>
+    <w:unhideWhenUsed/>
+    <w:rsid w:val="002203C5"/>
+    <w:rPr>
+      <w:color w:val="605E5C"/>
+      <w:shd w:val="clear" w:color="auto" w:fill="E1DFDD"/>
+    </w:rPr>
+  </w:style>
+  <w:style w:type="paragraph" w:styleId="af3">
+    <w:name w:val="footnote text"/>
+    <w:basedOn w:val="a"/>
+    <w:link w:val="af4"/>
+    <w:uiPriority w:val="99"/>
+    <w:semiHidden/>
+    <w:unhideWhenUsed/>
+    <w:rsid w:val="00287AB9"/>
+    <w:pPr>
+      <w:spacing w:after="0" w:line="240" w:lineRule="auto"/>
+    </w:pPr>
+    <w:rPr>
+      <w:sz w:val="20"/>
+      <w:szCs w:val="20"/>
+    </w:rPr>
+  </w:style>
+  <w:style w:type="character" w:customStyle="1" w:styleId="af4">
+    <w:name w:val="Текст сноски Знак"/>
+    <w:basedOn w:val="a0"/>
+    <w:link w:val="af3"/>
+    <w:uiPriority w:val="99"/>
+    <w:semiHidden/>
+    <w:rsid w:val="00287AB9"/>
+    <w:rPr>
+      <w:rFonts w:ascii="Calibri" w:eastAsia="Calibri" w:hAnsi="Calibri" w:cs="Calibri"/>
+      <w:sz w:val="20"/>
+      <w:szCs w:val="20"/>
+      <w:lang w:eastAsia="ru-RU"/>
+    </w:rPr>
+  </w:style>
+  <w:style w:type="character" w:styleId="af5">
+    <w:name w:val="footnote reference"/>
+    <w:basedOn w:val="a0"/>
+    <w:uiPriority w:val="99"/>
+    <w:semiHidden/>
+    <w:unhideWhenUsed/>
+    <w:rsid w:val="00287AB9"/>
+    <w:rPr>
+      <w:vertAlign w:val="superscript"/>
+    </w:rPr>
+  </w:style>
+  <w:style w:type="character" w:styleId="af6">
+    <w:name w:val="FollowedHyperlink"/>
+    <w:basedOn w:val="a0"/>
+    <w:uiPriority w:val="99"/>
+    <w:semiHidden/>
+    <w:unhideWhenUsed/>
+    <w:rsid w:val="00287AB9"/>
+    <w:rPr>
+      <w:color w:val="954F72" w:themeColor="followedHyperlink"/>
+      <w:u w:val="single"/>
+    </w:rPr>
+  </w:style>
 </w:styles>
 </file>
 

--- a/reports/Отчёт.docx
+++ b/reports/Отчёт.docx
@@ -3235,7 +3235,27 @@
           <w:bCs w:val="0"/>
           <w:color w:val="000000" w:themeColor="text1"/>
         </w:rPr>
-        <w:t>Настройка Git и репозитория:</w:t>
+        <w:t xml:space="preserve">Настройка </w:t>
+      </w:r>
+      <w:proofErr w:type="spellStart"/>
+      <w:r>
+        <w:rPr>
+          <w:rStyle w:val="ad"/>
+          <w:b w:val="0"/>
+          <w:bCs w:val="0"/>
+          <w:color w:val="000000" w:themeColor="text1"/>
+        </w:rPr>
+        <w:t>Git</w:t>
+      </w:r>
+      <w:proofErr w:type="spellEnd"/>
+      <w:r>
+        <w:rPr>
+          <w:rStyle w:val="ad"/>
+          <w:b w:val="0"/>
+          <w:bCs w:val="0"/>
+          <w:color w:val="000000" w:themeColor="text1"/>
+        </w:rPr>
+        <w:t xml:space="preserve"> и репозитория:</w:t>
       </w:r>
     </w:p>
     <w:p>
@@ -3260,7 +3280,47 @@
           <w:sz w:val="28"/>
           <w:szCs w:val="28"/>
         </w:rPr>
-        <w:t>Создайте личный или групповой репозиторий на GitHub или GitVerse на основе предоставленного шаблона.</w:t>
+        <w:t>Создайте личный или групповой репозиторий на </w:t>
+      </w:r>
+      <w:proofErr w:type="spellStart"/>
+      <w:r>
+        <w:rPr>
+          <w:rFonts w:ascii="Times New Roman" w:hAnsi="Times New Roman" w:cs="Times New Roman"/>
+          <w:color w:val="000000" w:themeColor="text1"/>
+          <w:sz w:val="28"/>
+          <w:szCs w:val="28"/>
+        </w:rPr>
+        <w:t>GitHub</w:t>
+      </w:r>
+      <w:proofErr w:type="spellEnd"/>
+      <w:r>
+        <w:rPr>
+          <w:rFonts w:ascii="Times New Roman" w:hAnsi="Times New Roman" w:cs="Times New Roman"/>
+          <w:color w:val="000000" w:themeColor="text1"/>
+          <w:sz w:val="28"/>
+          <w:szCs w:val="28"/>
+        </w:rPr>
+        <w:t> или </w:t>
+      </w:r>
+      <w:proofErr w:type="spellStart"/>
+      <w:r>
+        <w:rPr>
+          <w:rFonts w:ascii="Times New Roman" w:hAnsi="Times New Roman" w:cs="Times New Roman"/>
+          <w:color w:val="000000" w:themeColor="text1"/>
+          <w:sz w:val="28"/>
+          <w:szCs w:val="28"/>
+        </w:rPr>
+        <w:t>GitVerse</w:t>
+      </w:r>
+      <w:proofErr w:type="spellEnd"/>
+      <w:r>
+        <w:rPr>
+          <w:rFonts w:ascii="Times New Roman" w:hAnsi="Times New Roman" w:cs="Times New Roman"/>
+          <w:color w:val="000000" w:themeColor="text1"/>
+          <w:sz w:val="28"/>
+          <w:szCs w:val="28"/>
+        </w:rPr>
+        <w:t> на основе предоставленного шаблона.</w:t>
       </w:r>
     </w:p>
     <w:p>
@@ -3285,7 +3345,47 @@
           <w:sz w:val="28"/>
           <w:szCs w:val="28"/>
         </w:rPr>
-        <w:t>Освойте базовые команды Git: клонирование, коммит, пуш и создание веток.</w:t>
+        <w:t xml:space="preserve">Освойте базовые команды </w:t>
+      </w:r>
+      <w:proofErr w:type="spellStart"/>
+      <w:r>
+        <w:rPr>
+          <w:rFonts w:ascii="Times New Roman" w:hAnsi="Times New Roman" w:cs="Times New Roman"/>
+          <w:color w:val="000000" w:themeColor="text1"/>
+          <w:sz w:val="28"/>
+          <w:szCs w:val="28"/>
+        </w:rPr>
+        <w:t>Git</w:t>
+      </w:r>
+      <w:proofErr w:type="spellEnd"/>
+      <w:r>
+        <w:rPr>
+          <w:rFonts w:ascii="Times New Roman" w:hAnsi="Times New Roman" w:cs="Times New Roman"/>
+          <w:color w:val="000000" w:themeColor="text1"/>
+          <w:sz w:val="28"/>
+          <w:szCs w:val="28"/>
+        </w:rPr>
+        <w:t xml:space="preserve">: клонирование, коммит, </w:t>
+      </w:r>
+      <w:proofErr w:type="spellStart"/>
+      <w:r>
+        <w:rPr>
+          <w:rFonts w:ascii="Times New Roman" w:hAnsi="Times New Roman" w:cs="Times New Roman"/>
+          <w:color w:val="000000" w:themeColor="text1"/>
+          <w:sz w:val="28"/>
+          <w:szCs w:val="28"/>
+        </w:rPr>
+        <w:t>пуш</w:t>
+      </w:r>
+      <w:proofErr w:type="spellEnd"/>
+      <w:r>
+        <w:rPr>
+          <w:rFonts w:ascii="Times New Roman" w:hAnsi="Times New Roman" w:cs="Times New Roman"/>
+          <w:color w:val="000000" w:themeColor="text1"/>
+          <w:sz w:val="28"/>
+          <w:szCs w:val="28"/>
+        </w:rPr>
+        <w:t xml:space="preserve"> и создание веток.</w:t>
       </w:r>
     </w:p>
     <w:p>
@@ -3364,8 +3464,19 @@
           <w:bCs w:val="0"/>
           <w:color w:val="000000" w:themeColor="text1"/>
         </w:rPr>
-        <w:t>Написание документов в Markdown</w:t>
-      </w:r>
+        <w:t xml:space="preserve">Написание документов в </w:t>
+      </w:r>
+      <w:proofErr w:type="spellStart"/>
+      <w:r>
+        <w:rPr>
+          <w:rStyle w:val="ad"/>
+          <w:b w:val="0"/>
+          <w:bCs w:val="0"/>
+          <w:color w:val="000000" w:themeColor="text1"/>
+        </w:rPr>
+        <w:t>Markdown</w:t>
+      </w:r>
+      <w:proofErr w:type="spellEnd"/>
       <w:r>
         <w:rPr>
           <w:rStyle w:val="ad"/>
@@ -3417,7 +3528,27 @@
           <w:sz w:val="28"/>
           <w:szCs w:val="28"/>
         </w:rPr>
-        <w:t>Все материалы проекта (описание, журнал прогресса и др.) должны быть оформлены в формате Markdown.</w:t>
+        <w:t xml:space="preserve">Все материалы проекта (описание, журнал прогресса и др.) должны быть оформлены в формате </w:t>
+      </w:r>
+      <w:proofErr w:type="spellStart"/>
+      <w:r>
+        <w:rPr>
+          <w:rFonts w:ascii="Times New Roman" w:hAnsi="Times New Roman" w:cs="Times New Roman"/>
+          <w:color w:val="000000" w:themeColor="text1"/>
+          <w:sz w:val="28"/>
+          <w:szCs w:val="28"/>
+        </w:rPr>
+        <w:t>Markdown</w:t>
+      </w:r>
+      <w:proofErr w:type="spellEnd"/>
+      <w:r>
+        <w:rPr>
+          <w:rFonts w:ascii="Times New Roman" w:hAnsi="Times New Roman" w:cs="Times New Roman"/>
+          <w:color w:val="000000" w:themeColor="text1"/>
+          <w:sz w:val="28"/>
+          <w:szCs w:val="28"/>
+        </w:rPr>
+        <w:t>.</w:t>
       </w:r>
     </w:p>
     <w:p>
@@ -3442,7 +3573,27 @@
           <w:sz w:val="28"/>
           <w:szCs w:val="28"/>
         </w:rPr>
-        <w:t>Изучите синтаксис Markdown и подготовьте необходимые документы.</w:t>
+        <w:t xml:space="preserve">Изучите синтаксис </w:t>
+      </w:r>
+      <w:proofErr w:type="spellStart"/>
+      <w:r>
+        <w:rPr>
+          <w:rFonts w:ascii="Times New Roman" w:hAnsi="Times New Roman" w:cs="Times New Roman"/>
+          <w:color w:val="000000" w:themeColor="text1"/>
+          <w:sz w:val="28"/>
+          <w:szCs w:val="28"/>
+        </w:rPr>
+        <w:t>Markdown</w:t>
+      </w:r>
+      <w:proofErr w:type="spellEnd"/>
+      <w:r>
+        <w:rPr>
+          <w:rFonts w:ascii="Times New Roman" w:hAnsi="Times New Roman" w:cs="Times New Roman"/>
+          <w:color w:val="000000" w:themeColor="text1"/>
+          <w:sz w:val="28"/>
+          <w:szCs w:val="28"/>
+        </w:rPr>
+        <w:t xml:space="preserve"> и подготовьте необходимые документы.</w:t>
       </w:r>
     </w:p>
     <w:p>
@@ -3986,7 +4137,27 @@
           <w:sz w:val="28"/>
           <w:szCs w:val="28"/>
         </w:rPr>
-        <w:t>Участвуйте в профильных мероприятиях по тематике проекта и профилю организации-партнёра (конференции, выставки, митапы, семинары, хакатоны и др.).</w:t>
+        <w:t xml:space="preserve">Участвуйте в профильных мероприятиях по тематике проекта и профилю организации-партнёра (конференции, выставки, митапы, семинары, </w:t>
+      </w:r>
+      <w:proofErr w:type="spellStart"/>
+      <w:r>
+        <w:rPr>
+          <w:rFonts w:ascii="Times New Roman" w:hAnsi="Times New Roman" w:cs="Times New Roman"/>
+          <w:color w:val="000000" w:themeColor="text1"/>
+          <w:sz w:val="28"/>
+          <w:szCs w:val="28"/>
+        </w:rPr>
+        <w:t>хакатоны</w:t>
+      </w:r>
+      <w:proofErr w:type="spellEnd"/>
+      <w:r>
+        <w:rPr>
+          <w:rFonts w:ascii="Times New Roman" w:hAnsi="Times New Roman" w:cs="Times New Roman"/>
+          <w:color w:val="000000" w:themeColor="text1"/>
+          <w:sz w:val="28"/>
+          <w:szCs w:val="28"/>
+        </w:rPr>
+        <w:t xml:space="preserve"> и др.).</w:t>
       </w:r>
     </w:p>
     <w:p>
@@ -4049,7 +4220,27 @@
           <w:szCs w:val="28"/>
         </w:rPr>
         <w:lastRenderedPageBreak/>
-        <w:t>Напишите отчёт в формате Markdown с описанием опыта, полученных знаний и связи с проектом. Отчёт добавьте в репозиторий и на сайт.</w:t>
+        <w:t xml:space="preserve">Напишите отчёт в формате </w:t>
+      </w:r>
+      <w:proofErr w:type="spellStart"/>
+      <w:r>
+        <w:rPr>
+          <w:rFonts w:ascii="Times New Roman" w:hAnsi="Times New Roman" w:cs="Times New Roman"/>
+          <w:color w:val="000000" w:themeColor="text1"/>
+          <w:sz w:val="28"/>
+          <w:szCs w:val="28"/>
+        </w:rPr>
+        <w:t>Markdown</w:t>
+      </w:r>
+      <w:proofErr w:type="spellEnd"/>
+      <w:r>
+        <w:rPr>
+          <w:rFonts w:ascii="Times New Roman" w:hAnsi="Times New Roman" w:cs="Times New Roman"/>
+          <w:color w:val="000000" w:themeColor="text1"/>
+          <w:sz w:val="28"/>
+          <w:szCs w:val="28"/>
+        </w:rPr>
+        <w:t xml:space="preserve"> с описанием опыта, полученных знаний и связи с проектом. Отчёт добавьте в репозиторий и на сайт.</w:t>
       </w:r>
     </w:p>
     <w:p>
@@ -4165,7 +4356,27 @@
           <w:sz w:val="28"/>
           <w:szCs w:val="28"/>
         </w:rPr>
-        <w:t>Составьте отчёт по проектной (учебной) практике на основании шаблона (структуры), размещённого в папке reports. Шаблон (структура) приведён в файле practice_report_template.docx.</w:t>
+        <w:t xml:space="preserve">Составьте отчёт по проектной (учебной) практике на основании шаблона (структуры), размещённого в папке </w:t>
+      </w:r>
+      <w:proofErr w:type="spellStart"/>
+      <w:r>
+        <w:rPr>
+          <w:rFonts w:ascii="Times New Roman" w:hAnsi="Times New Roman" w:cs="Times New Roman"/>
+          <w:color w:val="000000" w:themeColor="text1"/>
+          <w:sz w:val="28"/>
+          <w:szCs w:val="28"/>
+        </w:rPr>
+        <w:t>reports</w:t>
+      </w:r>
+      <w:proofErr w:type="spellEnd"/>
+      <w:r>
+        <w:rPr>
+          <w:rFonts w:ascii="Times New Roman" w:hAnsi="Times New Roman" w:cs="Times New Roman"/>
+          <w:color w:val="000000" w:themeColor="text1"/>
+          <w:sz w:val="28"/>
+          <w:szCs w:val="28"/>
+        </w:rPr>
+        <w:t>. Шаблон (структура) приведён в файле practice_report_template.docx.</w:t>
       </w:r>
     </w:p>
     <w:p>
@@ -4190,7 +4401,27 @@
           <w:sz w:val="28"/>
           <w:szCs w:val="28"/>
         </w:rPr>
-        <w:t>Разместите отчёт в репозитории в папке reports с именем «Отчёт.docx» или «report.docx».</w:t>
+        <w:t xml:space="preserve">Разместите отчёт в репозитории в папке </w:t>
+      </w:r>
+      <w:proofErr w:type="spellStart"/>
+      <w:r>
+        <w:rPr>
+          <w:rFonts w:ascii="Times New Roman" w:hAnsi="Times New Roman" w:cs="Times New Roman"/>
+          <w:color w:val="000000" w:themeColor="text1"/>
+          <w:sz w:val="28"/>
+          <w:szCs w:val="28"/>
+        </w:rPr>
+        <w:t>reports</w:t>
+      </w:r>
+      <w:proofErr w:type="spellEnd"/>
+      <w:r>
+        <w:rPr>
+          <w:rFonts w:ascii="Times New Roman" w:hAnsi="Times New Roman" w:cs="Times New Roman"/>
+          <w:color w:val="000000" w:themeColor="text1"/>
+          <w:sz w:val="28"/>
+          <w:szCs w:val="28"/>
+        </w:rPr>
+        <w:t xml:space="preserve"> с именем «Отчёт.docx» или «report.docx».</w:t>
       </w:r>
     </w:p>
     <w:p>
@@ -4215,7 +4446,27 @@
           <w:sz w:val="28"/>
           <w:szCs w:val="28"/>
         </w:rPr>
-        <w:t>Сформируйте PDF-версию отчёта и также разместите её в папке reports в репозитории.</w:t>
+        <w:t xml:space="preserve">Сформируйте PDF-версию отчёта и также разместите её в папке </w:t>
+      </w:r>
+      <w:proofErr w:type="spellStart"/>
+      <w:r>
+        <w:rPr>
+          <w:rFonts w:ascii="Times New Roman" w:hAnsi="Times New Roman" w:cs="Times New Roman"/>
+          <w:color w:val="000000" w:themeColor="text1"/>
+          <w:sz w:val="28"/>
+          <w:szCs w:val="28"/>
+        </w:rPr>
+        <w:t>reports</w:t>
+      </w:r>
+      <w:proofErr w:type="spellEnd"/>
+      <w:r>
+        <w:rPr>
+          <w:rFonts w:ascii="Times New Roman" w:hAnsi="Times New Roman" w:cs="Times New Roman"/>
+          <w:color w:val="000000" w:themeColor="text1"/>
+          <w:sz w:val="28"/>
+          <w:szCs w:val="28"/>
+        </w:rPr>
+        <w:t xml:space="preserve"> в репозитории.</w:t>
       </w:r>
     </w:p>
     <w:p>
@@ -4286,7 +4537,61 @@
           <w:sz w:val="28"/>
           <w:szCs w:val="28"/>
         </w:rPr>
-        <w:t>В ходе проектной практики был создан сайт на основе проекта по дисциплине «</w:t>
+        <w:t xml:space="preserve">В ходе </w:t>
+      </w:r>
+      <w:r>
+        <w:rPr>
+          <w:rFonts w:ascii="Times New Roman" w:eastAsia="Times New Roman" w:hAnsi="Times New Roman" w:cs="Times New Roman"/>
+          <w:color w:val="000000" w:themeColor="text1"/>
+          <w:sz w:val="28"/>
+          <w:szCs w:val="28"/>
+        </w:rPr>
+        <w:t xml:space="preserve">выполнения базовой части задания по </w:t>
+      </w:r>
+      <w:r>
+        <w:rPr>
+          <w:rFonts w:ascii="Times New Roman" w:eastAsia="Times New Roman" w:hAnsi="Times New Roman" w:cs="Times New Roman"/>
+          <w:color w:val="000000" w:themeColor="text1"/>
+          <w:sz w:val="28"/>
+          <w:szCs w:val="28"/>
+        </w:rPr>
+        <w:t>проектной практик</w:t>
+      </w:r>
+      <w:r>
+        <w:rPr>
+          <w:rFonts w:ascii="Times New Roman" w:eastAsia="Times New Roman" w:hAnsi="Times New Roman" w:cs="Times New Roman"/>
+          <w:color w:val="000000" w:themeColor="text1"/>
+          <w:sz w:val="28"/>
+          <w:szCs w:val="28"/>
+        </w:rPr>
+        <w:t>е</w:t>
+      </w:r>
+      <w:r>
+        <w:rPr>
+          <w:rFonts w:ascii="Times New Roman" w:eastAsia="Times New Roman" w:hAnsi="Times New Roman" w:cs="Times New Roman"/>
+          <w:color w:val="000000" w:themeColor="text1"/>
+          <w:sz w:val="28"/>
+          <w:szCs w:val="28"/>
+        </w:rPr>
+        <w:t xml:space="preserve"> был создан сайт</w:t>
+      </w:r>
+      <w:r>
+        <w:rPr>
+          <w:rFonts w:ascii="Times New Roman" w:eastAsia="Times New Roman" w:hAnsi="Times New Roman" w:cs="Times New Roman"/>
+          <w:color w:val="000000" w:themeColor="text1"/>
+          <w:sz w:val="28"/>
+          <w:szCs w:val="28"/>
+        </w:rPr>
+        <w:t xml:space="preserve"> [6]</w:t>
+      </w:r>
+      <w:r>
+        <w:rPr>
+          <w:rFonts w:ascii="Times New Roman" w:eastAsia="Times New Roman" w:hAnsi="Times New Roman" w:cs="Times New Roman"/>
+          <w:color w:val="000000" w:themeColor="text1"/>
+          <w:sz w:val="28"/>
+          <w:szCs w:val="28"/>
+        </w:rPr>
+        <w:t xml:space="preserve"> на основе проекта по дисциплине «</w:t>
       </w:r>
       <w:r>
         <w:rPr>
@@ -4351,7 +4656,7 @@
           <w:szCs w:val="28"/>
           <w:shd w:val="clear" w:color="auto" w:fill="FFFFFF"/>
         </w:rPr>
-        <w:t>6</w:t>
+        <w:t>7</w:t>
       </w:r>
       <w:r>
         <w:rPr>
@@ -4415,6 +4720,7 @@
         </w:rPr>
         <w:t xml:space="preserve">Статьи оформлены в формате </w:t>
       </w:r>
+      <w:proofErr w:type="spellStart"/>
       <w:r>
         <w:rPr>
           <w:rFonts w:ascii="Times New Roman" w:hAnsi="Times New Roman" w:cs="Times New Roman"/>
@@ -4425,6 +4731,7 @@
         </w:rPr>
         <w:t>Markdown</w:t>
       </w:r>
+      <w:proofErr w:type="spellEnd"/>
       <w:r>
         <w:rPr>
           <w:rFonts w:ascii="Times New Roman" w:hAnsi="Times New Roman" w:cs="Times New Roman"/>
@@ -4487,7 +4794,7 @@
           <w:sz w:val="28"/>
           <w:szCs w:val="28"/>
         </w:rPr>
-        <w:t xml:space="preserve">. На странице «Участники» находится информация о вкладе каждого участника в проект, диаграмма </w:t>
+        <w:t xml:space="preserve">. На странице «Участники» находится информация о вкладе </w:t>
       </w:r>
       <w:r>
         <w:rPr>
@@ -4497,7 +4804,27 @@
           <w:szCs w:val="28"/>
         </w:rPr>
         <w:lastRenderedPageBreak/>
-        <w:t>Ганта. На ст</w:t>
+        <w:t xml:space="preserve">каждого участника в проект, диаграмма </w:t>
+      </w:r>
+      <w:proofErr w:type="spellStart"/>
+      <w:r>
+        <w:rPr>
+          <w:rFonts w:ascii="Times New Roman" w:eastAsia="Times New Roman" w:hAnsi="Times New Roman" w:cs="Times New Roman"/>
+          <w:color w:val="000000" w:themeColor="text1"/>
+          <w:sz w:val="28"/>
+          <w:szCs w:val="28"/>
+        </w:rPr>
+        <w:t>Ганта</w:t>
+      </w:r>
+      <w:proofErr w:type="spellEnd"/>
+      <w:r>
+        <w:rPr>
+          <w:rFonts w:ascii="Times New Roman" w:eastAsia="Times New Roman" w:hAnsi="Times New Roman" w:cs="Times New Roman"/>
+          <w:color w:val="000000" w:themeColor="text1"/>
+          <w:sz w:val="28"/>
+          <w:szCs w:val="28"/>
+        </w:rPr>
+        <w:t>. На ст</w:t>
       </w:r>
       <w:r>
         <w:rPr>
@@ -4610,6 +4937,46 @@
           <w:szCs w:val="28"/>
         </w:rPr>
         <w:t>.</w:t>
+      </w:r>
+    </w:p>
+    <w:p>
+      <w:pPr>
+        <w:spacing w:after="0" w:line="360" w:lineRule="auto"/>
+        <w:ind w:left="414" w:hanging="357"/>
+        <w:rPr>
+          <w:rFonts w:ascii="Times New Roman" w:eastAsia="Times New Roman" w:hAnsi="Times New Roman" w:cs="Times New Roman"/>
+          <w:color w:val="000000" w:themeColor="text1"/>
+          <w:sz w:val="28"/>
+          <w:szCs w:val="28"/>
+        </w:rPr>
+      </w:pPr>
+      <w:r>
+        <w:rPr>
+          <w:rFonts w:ascii="Times New Roman" w:eastAsia="Times New Roman" w:hAnsi="Times New Roman" w:cs="Times New Roman"/>
+          <w:color w:val="000000" w:themeColor="text1"/>
+          <w:sz w:val="28"/>
+          <w:szCs w:val="28"/>
+        </w:rPr>
+        <w:t xml:space="preserve">Для выполнения вариативной части задания был выбран телеграмм бот на </w:t>
+      </w:r>
+      <w:r>
+        <w:rPr>
+          <w:rFonts w:ascii="Times New Roman" w:eastAsia="Times New Roman" w:hAnsi="Times New Roman" w:cs="Times New Roman"/>
+          <w:color w:val="000000" w:themeColor="text1"/>
+          <w:sz w:val="28"/>
+          <w:szCs w:val="28"/>
+          <w:lang w:val="en-US"/>
+        </w:rPr>
+        <w:t>Python</w:t>
+      </w:r>
+      <w:r>
+        <w:rPr>
+          <w:rFonts w:ascii="Times New Roman" w:eastAsia="Times New Roman" w:hAnsi="Times New Roman" w:cs="Times New Roman"/>
+          <w:color w:val="000000" w:themeColor="text1"/>
+          <w:sz w:val="28"/>
+          <w:szCs w:val="28"/>
+        </w:rPr>
+        <w:t xml:space="preserve">. </w:t>
       </w:r>
     </w:p>
     <w:p>
@@ -4659,7 +5026,67 @@
           <w:sz w:val="28"/>
           <w:szCs w:val="28"/>
         </w:rPr>
-        <w:t xml:space="preserve">В результате работы над проектом Fungi была создана функциональная платформа для грибников, включающая мобильное приложение на React Native и информационный веб-сайт. Разработана структура энциклопедии грибов, </w:t>
+        <w:t xml:space="preserve">В результате работы над проектом </w:t>
+      </w:r>
+      <w:proofErr w:type="spellStart"/>
+      <w:r>
+        <w:rPr>
+          <w:rFonts w:ascii="Times New Roman" w:eastAsia="Times New Roman" w:hAnsi="Times New Roman" w:cs="Times New Roman"/>
+          <w:color w:val="0F1115"/>
+          <w:sz w:val="28"/>
+          <w:szCs w:val="28"/>
+        </w:rPr>
+        <w:t>Fungi</w:t>
+      </w:r>
+      <w:proofErr w:type="spellEnd"/>
+      <w:r>
+        <w:rPr>
+          <w:rFonts w:ascii="Times New Roman" w:eastAsia="Times New Roman" w:hAnsi="Times New Roman" w:cs="Times New Roman"/>
+          <w:color w:val="0F1115"/>
+          <w:sz w:val="28"/>
+          <w:szCs w:val="28"/>
+        </w:rPr>
+        <w:t xml:space="preserve"> была создана функциональная платформа для грибников, включающая мобильное приложение на </w:t>
+      </w:r>
+      <w:proofErr w:type="spellStart"/>
+      <w:r>
+        <w:rPr>
+          <w:rFonts w:ascii="Times New Roman" w:eastAsia="Times New Roman" w:hAnsi="Times New Roman" w:cs="Times New Roman"/>
+          <w:color w:val="0F1115"/>
+          <w:sz w:val="28"/>
+          <w:szCs w:val="28"/>
+        </w:rPr>
+        <w:t>React</w:t>
+      </w:r>
+      <w:proofErr w:type="spellEnd"/>
+      <w:r>
+        <w:rPr>
+          <w:rFonts w:ascii="Times New Roman" w:eastAsia="Times New Roman" w:hAnsi="Times New Roman" w:cs="Times New Roman"/>
+          <w:color w:val="0F1115"/>
+          <w:sz w:val="28"/>
+          <w:szCs w:val="28"/>
+        </w:rPr>
+        <w:t xml:space="preserve"> </w:t>
+      </w:r>
+      <w:proofErr w:type="spellStart"/>
+      <w:r>
+        <w:rPr>
+          <w:rFonts w:ascii="Times New Roman" w:eastAsia="Times New Roman" w:hAnsi="Times New Roman" w:cs="Times New Roman"/>
+          <w:color w:val="0F1115"/>
+          <w:sz w:val="28"/>
+          <w:szCs w:val="28"/>
+        </w:rPr>
+        <w:t>Native</w:t>
+      </w:r>
+      <w:proofErr w:type="spellEnd"/>
+      <w:r>
+        <w:rPr>
+          <w:rFonts w:ascii="Times New Roman" w:eastAsia="Times New Roman" w:hAnsi="Times New Roman" w:cs="Times New Roman"/>
+          <w:color w:val="0F1115"/>
+          <w:sz w:val="28"/>
+          <w:szCs w:val="28"/>
+        </w:rPr>
+        <w:t xml:space="preserve"> и информационный веб-сайт. Разработана структура энциклопедии грибов, </w:t>
       </w:r>
       <w:r>
         <w:rPr>
@@ -4739,7 +5166,47 @@
           <w:sz w:val="28"/>
           <w:szCs w:val="28"/>
         </w:rPr>
-        <w:t>Для заказчика — Центра содействия социальным инновациям — проект Fungi имеет практическую ценность как инструмент популяризации знаний о грибах и вовлечения пользователей в природоориентированную деятельность. Все поставленные цели и задачи проекта достигнуты.</w:t>
+        <w:t xml:space="preserve">Для заказчика — Центра содействия социальным инновациям — проект </w:t>
+      </w:r>
+      <w:proofErr w:type="spellStart"/>
+      <w:r>
+        <w:rPr>
+          <w:rFonts w:ascii="Times New Roman" w:eastAsia="Times New Roman" w:hAnsi="Times New Roman" w:cs="Times New Roman"/>
+          <w:color w:val="0F1115"/>
+          <w:sz w:val="28"/>
+          <w:szCs w:val="28"/>
+        </w:rPr>
+        <w:t>Fungi</w:t>
+      </w:r>
+      <w:proofErr w:type="spellEnd"/>
+      <w:r>
+        <w:rPr>
+          <w:rFonts w:ascii="Times New Roman" w:eastAsia="Times New Roman" w:hAnsi="Times New Roman" w:cs="Times New Roman"/>
+          <w:color w:val="0F1115"/>
+          <w:sz w:val="28"/>
+          <w:szCs w:val="28"/>
+        </w:rPr>
+        <w:t xml:space="preserve"> имеет практическую ценность как инструмент популяризации знаний о грибах и вовлечения пользователей в </w:t>
+      </w:r>
+      <w:proofErr w:type="spellStart"/>
+      <w:r>
+        <w:rPr>
+          <w:rFonts w:ascii="Times New Roman" w:eastAsia="Times New Roman" w:hAnsi="Times New Roman" w:cs="Times New Roman"/>
+          <w:color w:val="0F1115"/>
+          <w:sz w:val="28"/>
+          <w:szCs w:val="28"/>
+        </w:rPr>
+        <w:t>природоориентированную</w:t>
+      </w:r>
+      <w:proofErr w:type="spellEnd"/>
+      <w:r>
+        <w:rPr>
+          <w:rFonts w:ascii="Times New Roman" w:eastAsia="Times New Roman" w:hAnsi="Times New Roman" w:cs="Times New Roman"/>
+          <w:color w:val="0F1115"/>
+          <w:sz w:val="28"/>
+          <w:szCs w:val="28"/>
+        </w:rPr>
+        <w:t xml:space="preserve"> деятельность. Все поставленные цели и задачи проекта достигнуты.</w:t>
       </w:r>
     </w:p>
     <w:p>
@@ -4998,6 +5465,7 @@
           </w:rPr>
           <w:t>.</w:t>
         </w:r>
+        <w:proofErr w:type="spellStart"/>
         <w:r>
           <w:rPr>
             <w:rStyle w:val="a7"/>
@@ -5009,6 +5477,7 @@
           </w:rPr>
           <w:t>microsoft</w:t>
         </w:r>
+        <w:proofErr w:type="spellEnd"/>
         <w:r>
           <w:rPr>
             <w:rStyle w:val="a7"/>
@@ -5040,6 +5509,7 @@
           </w:rPr>
           <w:t>/</w:t>
         </w:r>
+        <w:proofErr w:type="spellStart"/>
         <w:r>
           <w:rPr>
             <w:rStyle w:val="a7"/>
@@ -5051,6 +5521,7 @@
           </w:rPr>
           <w:t>ru</w:t>
         </w:r>
+        <w:proofErr w:type="spellEnd"/>
         <w:r>
           <w:rPr>
             <w:rStyle w:val="a7"/>
@@ -5061,6 +5532,7 @@
           </w:rPr>
           <w:t>-</w:t>
         </w:r>
+        <w:proofErr w:type="spellStart"/>
         <w:r>
           <w:rPr>
             <w:rStyle w:val="a7"/>
@@ -5072,6 +5544,7 @@
           </w:rPr>
           <w:t>ru</w:t>
         </w:r>
+        <w:proofErr w:type="spellEnd"/>
         <w:r>
           <w:rPr>
             <w:rStyle w:val="a7"/>
@@ -5082,6 +5555,7 @@
           </w:rPr>
           <w:t>/</w:t>
         </w:r>
+        <w:proofErr w:type="spellStart"/>
         <w:r>
           <w:rPr>
             <w:rStyle w:val="a7"/>
@@ -5093,6 +5567,7 @@
           </w:rPr>
           <w:t>aspnet</w:t>
         </w:r>
+        <w:proofErr w:type="spellEnd"/>
         <w:r>
           <w:rPr>
             <w:rStyle w:val="a7"/>
@@ -5166,6 +5641,7 @@
           </w:rPr>
           <w:t>=</w:t>
         </w:r>
+        <w:proofErr w:type="spellStart"/>
         <w:r>
           <w:rPr>
             <w:rStyle w:val="a7"/>
@@ -5177,6 +5653,7 @@
           </w:rPr>
           <w:t>aspnetcore</w:t>
         </w:r>
+        <w:proofErr w:type="spellEnd"/>
         <w:r>
           <w:rPr>
             <w:rStyle w:val="a7"/>
@@ -5311,8 +5788,51 @@
           <w:szCs w:val="28"/>
           <w:shd w:val="clear" w:color="auto" w:fill="FFFFFF"/>
         </w:rPr>
-        <w:t>2. Документация React Native</w:t>
-      </w:r>
+        <w:t xml:space="preserve">2. Документация </w:t>
+      </w:r>
+      <w:proofErr w:type="spellStart"/>
+      <w:r>
+        <w:rPr>
+          <w:rStyle w:val="ad"/>
+          <w:rFonts w:ascii="Times New Roman" w:hAnsi="Times New Roman" w:cs="Times New Roman"/>
+          <w:b w:val="0"/>
+          <w:bCs w:val="0"/>
+          <w:color w:val="0F1115"/>
+          <w:sz w:val="28"/>
+          <w:szCs w:val="28"/>
+          <w:shd w:val="clear" w:color="auto" w:fill="FFFFFF"/>
+        </w:rPr>
+        <w:t>React</w:t>
+      </w:r>
+      <w:proofErr w:type="spellEnd"/>
+      <w:r>
+        <w:rPr>
+          <w:rStyle w:val="ad"/>
+          <w:rFonts w:ascii="Times New Roman" w:hAnsi="Times New Roman" w:cs="Times New Roman"/>
+          <w:b w:val="0"/>
+          <w:bCs w:val="0"/>
+          <w:color w:val="0F1115"/>
+          <w:sz w:val="28"/>
+          <w:szCs w:val="28"/>
+          <w:shd w:val="clear" w:color="auto" w:fill="FFFFFF"/>
+        </w:rPr>
+        <w:t xml:space="preserve"> </w:t>
+      </w:r>
+      <w:proofErr w:type="spellStart"/>
+      <w:r>
+        <w:rPr>
+          <w:rStyle w:val="ad"/>
+          <w:rFonts w:ascii="Times New Roman" w:hAnsi="Times New Roman" w:cs="Times New Roman"/>
+          <w:b w:val="0"/>
+          <w:bCs w:val="0"/>
+          <w:color w:val="0F1115"/>
+          <w:sz w:val="28"/>
+          <w:szCs w:val="28"/>
+          <w:shd w:val="clear" w:color="auto" w:fill="FFFFFF"/>
+        </w:rPr>
+        <w:t>Native</w:t>
+      </w:r>
+      <w:proofErr w:type="spellEnd"/>
       <w:r>
         <w:rPr>
           <w:rFonts w:ascii="Times New Roman" w:hAnsi="Times New Roman" w:cs="Times New Roman"/>
@@ -5565,6 +6085,7 @@
           <w:szCs w:val="28"/>
           <w:shd w:val="clear" w:color="auto" w:fill="FFFFFF"/>
         </w:rPr>
+        <w:lastRenderedPageBreak/>
         <w:t>4</w:t>
       </w:r>
       <w:r>
@@ -5600,7 +6121,29 @@
           <w:szCs w:val="28"/>
           <w:shd w:val="clear" w:color="auto" w:fill="FFFFFF"/>
         </w:rPr>
-        <w:t> (moscowpolytech). </w:t>
+        <w:t> (</w:t>
+      </w:r>
+      <w:proofErr w:type="spellStart"/>
+      <w:r>
+        <w:rPr>
+          <w:rFonts w:ascii="Times New Roman" w:hAnsi="Times New Roman" w:cs="Times New Roman"/>
+          <w:color w:val="0F1115"/>
+          <w:sz w:val="28"/>
+          <w:szCs w:val="28"/>
+          <w:shd w:val="clear" w:color="auto" w:fill="FFFFFF"/>
+        </w:rPr>
+        <w:t>moscowpolytech</w:t>
+      </w:r>
+      <w:proofErr w:type="spellEnd"/>
+      <w:r>
+        <w:rPr>
+          <w:rFonts w:ascii="Times New Roman" w:hAnsi="Times New Roman" w:cs="Times New Roman"/>
+          <w:color w:val="0F1115"/>
+          <w:sz w:val="28"/>
+          <w:szCs w:val="28"/>
+          <w:shd w:val="clear" w:color="auto" w:fill="FFFFFF"/>
+        </w:rPr>
+        <w:t>). </w:t>
       </w:r>
       <w:r>
         <w:rPr>
@@ -5635,7 +6178,29 @@
           <w:szCs w:val="28"/>
           <w:shd w:val="clear" w:color="auto" w:fill="FFFFFF"/>
         </w:rPr>
-        <w:t>: репозиторий с заданием по проектной практике / GitHub. – URL:</w:t>
+        <w:t xml:space="preserve">: репозиторий с заданием по проектной практике / </w:t>
+      </w:r>
+      <w:proofErr w:type="spellStart"/>
+      <w:r>
+        <w:rPr>
+          <w:rFonts w:ascii="Times New Roman" w:hAnsi="Times New Roman" w:cs="Times New Roman"/>
+          <w:color w:val="0F1115"/>
+          <w:sz w:val="28"/>
+          <w:szCs w:val="28"/>
+          <w:shd w:val="clear" w:color="auto" w:fill="FFFFFF"/>
+        </w:rPr>
+        <w:t>GitHub</w:t>
+      </w:r>
+      <w:proofErr w:type="spellEnd"/>
+      <w:r>
+        <w:rPr>
+          <w:rFonts w:ascii="Times New Roman" w:hAnsi="Times New Roman" w:cs="Times New Roman"/>
+          <w:color w:val="0F1115"/>
+          <w:sz w:val="28"/>
+          <w:szCs w:val="28"/>
+          <w:shd w:val="clear" w:color="auto" w:fill="FFFFFF"/>
+        </w:rPr>
+        <w:t>. – URL:</w:t>
       </w:r>
       <w:r>
         <w:rPr>
@@ -5662,21 +6227,19 @@
         <w:ind w:left="357" w:hanging="357"/>
         <w:rPr>
           <w:rFonts w:ascii="Times New Roman" w:hAnsi="Times New Roman" w:cs="Times New Roman"/>
-          <w:color w:val="0F1115"/>
-          <w:sz w:val="28"/>
-          <w:szCs w:val="28"/>
-          <w:shd w:val="clear" w:color="auto" w:fill="FFFFFF"/>
-        </w:rPr>
-      </w:pPr>
-      <w:r>
-        <w:rPr>
-          <w:rFonts w:ascii="Times New Roman" w:hAnsi="Times New Roman" w:cs="Times New Roman"/>
-          <w:color w:val="000000" w:themeColor="text1"/>
-          <w:sz w:val="28"/>
-          <w:szCs w:val="28"/>
-          <w:shd w:val="clear" w:color="auto" w:fill="FFFFFF"/>
-        </w:rPr>
-        <w:lastRenderedPageBreak/>
+          <w:color w:val="000000" w:themeColor="text1"/>
+          <w:sz w:val="28"/>
+          <w:shd w:val="clear" w:color="auto" w:fill="FFFFFF"/>
+        </w:rPr>
+      </w:pPr>
+      <w:r>
+        <w:rPr>
+          <w:rFonts w:ascii="Times New Roman" w:hAnsi="Times New Roman" w:cs="Times New Roman"/>
+          <w:color w:val="000000" w:themeColor="text1"/>
+          <w:sz w:val="28"/>
+          <w:szCs w:val="28"/>
+          <w:shd w:val="clear" w:color="auto" w:fill="FFFFFF"/>
+        </w:rPr>
         <w:t>5</w:t>
       </w:r>
       <w:r>
@@ -5698,8 +6261,45 @@
           <w:sz w:val="28"/>
           <w:shd w:val="clear" w:color="auto" w:fill="FFFFFF"/>
         </w:rPr>
-        <w:t>Microsoft Learn : справочник по Markdown</w:t>
-      </w:r>
+        <w:t xml:space="preserve">Microsoft </w:t>
+      </w:r>
+      <w:proofErr w:type="spellStart"/>
+      <w:r>
+        <w:rPr>
+          <w:rStyle w:val="ad"/>
+          <w:rFonts w:ascii="Times New Roman" w:hAnsi="Times New Roman" w:cs="Times New Roman"/>
+          <w:b w:val="0"/>
+          <w:color w:val="000000" w:themeColor="text1"/>
+          <w:sz w:val="28"/>
+          <w:shd w:val="clear" w:color="auto" w:fill="FFFFFF"/>
+        </w:rPr>
+        <w:t>Learn</w:t>
+      </w:r>
+      <w:proofErr w:type="spellEnd"/>
+      <w:r>
+        <w:rPr>
+          <w:rStyle w:val="ad"/>
+          <w:rFonts w:ascii="Times New Roman" w:hAnsi="Times New Roman" w:cs="Times New Roman"/>
+          <w:b w:val="0"/>
+          <w:color w:val="000000" w:themeColor="text1"/>
+          <w:sz w:val="28"/>
+          <w:shd w:val="clear" w:color="auto" w:fill="FFFFFF"/>
+        </w:rPr>
+        <w:t xml:space="preserve"> : справочник по </w:t>
+      </w:r>
+      <w:proofErr w:type="spellStart"/>
+      <w:r>
+        <w:rPr>
+          <w:rStyle w:val="ad"/>
+          <w:rFonts w:ascii="Times New Roman" w:hAnsi="Times New Roman" w:cs="Times New Roman"/>
+          <w:b w:val="0"/>
+          <w:color w:val="000000" w:themeColor="text1"/>
+          <w:sz w:val="28"/>
+          <w:shd w:val="clear" w:color="auto" w:fill="FFFFFF"/>
+        </w:rPr>
+        <w:t>Markdown</w:t>
+      </w:r>
+      <w:proofErr w:type="spellEnd"/>
       <w:r>
         <w:rPr>
           <w:rFonts w:ascii="Times New Roman" w:hAnsi="Times New Roman" w:cs="Times New Roman"/>
@@ -5817,29 +6417,32 @@
         <w:ind w:left="357" w:hanging="357"/>
         <w:rPr>
           <w:rFonts w:ascii="Times New Roman" w:hAnsi="Times New Roman" w:cs="Times New Roman"/>
-          <w:sz w:val="28"/>
-          <w:szCs w:val="28"/>
-        </w:rPr>
-      </w:pPr>
-      <w:r>
-        <w:rPr>
-          <w:rFonts w:ascii="Times New Roman" w:hAnsi="Times New Roman" w:cs="Times New Roman"/>
-          <w:color w:val="0F1115"/>
-          <w:sz w:val="28"/>
-          <w:szCs w:val="28"/>
-          <w:shd w:val="clear" w:color="auto" w:fill="FFFFFF"/>
-        </w:rPr>
-        <w:t>6</w:t>
-      </w:r>
-      <w:r>
-        <w:rPr>
-          <w:rFonts w:ascii="Times New Roman" w:hAnsi="Times New Roman" w:cs="Times New Roman"/>
-          <w:color w:val="0F1115"/>
-          <w:sz w:val="28"/>
-          <w:szCs w:val="28"/>
-          <w:shd w:val="clear" w:color="auto" w:fill="FFFFFF"/>
-        </w:rPr>
-        <w:t xml:space="preserve">. </w:t>
+          <w:color w:val="0F1115"/>
+          <w:sz w:val="28"/>
+          <w:szCs w:val="28"/>
+          <w:shd w:val="clear" w:color="auto" w:fill="FFFFFF"/>
+          <w:lang w:val="en-US"/>
+        </w:rPr>
+      </w:pPr>
+      <w:r>
+        <w:rPr>
+          <w:rFonts w:ascii="Times New Roman" w:hAnsi="Times New Roman" w:cs="Times New Roman"/>
+          <w:color w:val="000000" w:themeColor="text1"/>
+          <w:sz w:val="28"/>
+          <w:shd w:val="clear" w:color="auto" w:fill="FFFFFF"/>
+        </w:rPr>
+        <w:t>6.</w:t>
+      </w:r>
+      <w:r>
+        <w:rPr>
+          <w:rStyle w:val="a3"/>
+          <w:rFonts w:ascii="Times New Roman" w:hAnsi="Times New Roman" w:cs="Times New Roman"/>
+          <w:color w:val="0F1115"/>
+          <w:sz w:val="28"/>
+          <w:szCs w:val="28"/>
+          <w:shd w:val="clear" w:color="auto" w:fill="FFFFFF"/>
+        </w:rPr>
+        <w:t xml:space="preserve"> </w:t>
       </w:r>
       <w:r>
         <w:rPr>
@@ -5852,6 +6455,134 @@
           <w:szCs w:val="28"/>
           <w:shd w:val="clear" w:color="auto" w:fill="FFFFFF"/>
         </w:rPr>
+        <w:t>Леонтьева Ю.Д.</w:t>
+      </w:r>
+      <w:r>
+        <w:rPr>
+          <w:rFonts w:ascii="Times New Roman" w:hAnsi="Times New Roman" w:cs="Times New Roman"/>
+          <w:color w:val="0F1115"/>
+          <w:sz w:val="28"/>
+          <w:szCs w:val="28"/>
+          <w:shd w:val="clear" w:color="auto" w:fill="FFFFFF"/>
+        </w:rPr>
+        <w:t xml:space="preserve"> practice-2026 : репозиторий по проектной практике / </w:t>
+      </w:r>
+      <w:proofErr w:type="spellStart"/>
+      <w:r>
+        <w:rPr>
+          <w:rFonts w:ascii="Times New Roman" w:hAnsi="Times New Roman" w:cs="Times New Roman"/>
+          <w:color w:val="0F1115"/>
+          <w:sz w:val="28"/>
+          <w:szCs w:val="28"/>
+          <w:shd w:val="clear" w:color="auto" w:fill="FFFFFF"/>
+        </w:rPr>
+        <w:t>GitHub</w:t>
+      </w:r>
+      <w:proofErr w:type="spellEnd"/>
+      <w:r>
+        <w:rPr>
+          <w:rFonts w:ascii="Times New Roman" w:hAnsi="Times New Roman" w:cs="Times New Roman"/>
+          <w:color w:val="0F1115"/>
+          <w:sz w:val="28"/>
+          <w:szCs w:val="28"/>
+          <w:shd w:val="clear" w:color="auto" w:fill="FFFFFF"/>
+        </w:rPr>
+        <w:t>. – URL: </w:t>
+      </w:r>
+      <w:hyperlink r:id="rId12" w:history="1">
+        <w:r>
+          <w:rPr>
+            <w:rStyle w:val="a7"/>
+            <w:rFonts w:ascii="Times New Roman" w:hAnsi="Times New Roman" w:cs="Times New Roman"/>
+            <w:sz w:val="28"/>
+            <w:szCs w:val="28"/>
+            <w:shd w:val="clear" w:color="auto" w:fill="FFFFFF"/>
+          </w:rPr>
+          <w:t>https://github.com/julialeonteva1234-lang/practice-2026</w:t>
+        </w:r>
+      </w:hyperlink>
+      <w:r>
+        <w:rPr>
+          <w:rFonts w:ascii="Times New Roman" w:hAnsi="Times New Roman" w:cs="Times New Roman"/>
+          <w:color w:val="0F1115"/>
+          <w:sz w:val="28"/>
+          <w:szCs w:val="28"/>
+          <w:shd w:val="clear" w:color="auto" w:fill="FFFFFF"/>
+        </w:rPr>
+        <w:t xml:space="preserve">  </w:t>
+      </w:r>
+      <w:r>
+        <w:rPr>
+          <w:rFonts w:ascii="Times New Roman" w:hAnsi="Times New Roman" w:cs="Times New Roman"/>
+          <w:color w:val="0F1115"/>
+          <w:sz w:val="28"/>
+          <w:szCs w:val="28"/>
+          <w:shd w:val="clear" w:color="auto" w:fill="FFFFFF"/>
+        </w:rPr>
+        <w:t>(дата обращения</w:t>
+      </w:r>
+      <w:r>
+        <w:rPr>
+          <w:rFonts w:ascii="Times New Roman" w:hAnsi="Times New Roman" w:cs="Times New Roman"/>
+          <w:color w:val="0F1115"/>
+          <w:sz w:val="28"/>
+          <w:szCs w:val="28"/>
+          <w:shd w:val="clear" w:color="auto" w:fill="FFFFFF"/>
+        </w:rPr>
+        <w:t xml:space="preserve"> </w:t>
+      </w:r>
+      <w:r>
+        <w:rPr>
+          <w:rFonts w:ascii="Times New Roman" w:hAnsi="Times New Roman" w:cs="Times New Roman"/>
+          <w:color w:val="0F1115"/>
+          <w:sz w:val="28"/>
+          <w:szCs w:val="28"/>
+          <w:shd w:val="clear" w:color="auto" w:fill="FFFFFF"/>
+        </w:rPr>
+        <w:t>: 20.04.2026).</w:t>
+      </w:r>
+    </w:p>
+    <w:p>
+      <w:pPr>
+        <w:spacing w:after="0" w:line="360" w:lineRule="auto"/>
+        <w:ind w:left="357" w:hanging="357"/>
+        <w:rPr>
+          <w:rFonts w:ascii="Times New Roman" w:hAnsi="Times New Roman" w:cs="Times New Roman"/>
+          <w:sz w:val="28"/>
+          <w:szCs w:val="28"/>
+        </w:rPr>
+      </w:pPr>
+      <w:r>
+        <w:rPr>
+          <w:rFonts w:ascii="Times New Roman" w:hAnsi="Times New Roman" w:cs="Times New Roman"/>
+          <w:color w:val="0F1115"/>
+          <w:sz w:val="28"/>
+          <w:szCs w:val="28"/>
+          <w:shd w:val="clear" w:color="auto" w:fill="FFFFFF"/>
+        </w:rPr>
+        <w:t>7</w:t>
+      </w:r>
+      <w:r>
+        <w:rPr>
+          <w:rFonts w:ascii="Times New Roman" w:hAnsi="Times New Roman" w:cs="Times New Roman"/>
+          <w:color w:val="0F1115"/>
+          <w:sz w:val="28"/>
+          <w:szCs w:val="28"/>
+          <w:shd w:val="clear" w:color="auto" w:fill="FFFFFF"/>
+        </w:rPr>
+        <w:t xml:space="preserve">. </w:t>
+      </w:r>
+      <w:r>
+        <w:rPr>
+          <w:rStyle w:val="ad"/>
+          <w:rFonts w:ascii="Times New Roman" w:hAnsi="Times New Roman" w:cs="Times New Roman"/>
+          <w:b w:val="0"/>
+          <w:bCs w:val="0"/>
+          <w:color w:val="0F1115"/>
+          <w:sz w:val="28"/>
+          <w:szCs w:val="28"/>
+          <w:shd w:val="clear" w:color="auto" w:fill="FFFFFF"/>
+        </w:rPr>
         <w:t>Hugo : установка на Windows</w:t>
       </w:r>
       <w:r>
@@ -5862,9 +6593,31 @@
           <w:szCs w:val="28"/>
           <w:shd w:val="clear" w:color="auto" w:fill="FFFFFF"/>
         </w:rPr>
-        <w:t> // Installation : официальная документация : сайт. – URL: </w:t>
-      </w:r>
-      <w:hyperlink r:id="rId12" w:history="1">
+        <w:t xml:space="preserve"> // </w:t>
+      </w:r>
+      <w:proofErr w:type="spellStart"/>
+      <w:r>
+        <w:rPr>
+          <w:rFonts w:ascii="Times New Roman" w:hAnsi="Times New Roman" w:cs="Times New Roman"/>
+          <w:color w:val="0F1115"/>
+          <w:sz w:val="28"/>
+          <w:szCs w:val="28"/>
+          <w:shd w:val="clear" w:color="auto" w:fill="FFFFFF"/>
+        </w:rPr>
+        <w:t>Installation</w:t>
+      </w:r>
+      <w:proofErr w:type="spellEnd"/>
+      <w:r>
+        <w:rPr>
+          <w:rFonts w:ascii="Times New Roman" w:hAnsi="Times New Roman" w:cs="Times New Roman"/>
+          <w:color w:val="0F1115"/>
+          <w:sz w:val="28"/>
+          <w:szCs w:val="28"/>
+          <w:shd w:val="clear" w:color="auto" w:fill="FFFFFF"/>
+        </w:rPr>
+        <w:t xml:space="preserve"> : официальная документация : сайт. – URL: </w:t>
+      </w:r>
+      <w:hyperlink r:id="rId13" w:history="1">
         <w:r>
           <w:rPr>
             <w:rStyle w:val="a7"/>

--- a/reports/Отчёт.docx
+++ b/reports/Отчёт.docx
@@ -490,14 +490,16 @@
             <w:rPr>
               <w:rFonts w:ascii="Times New Roman" w:hAnsi="Times New Roman" w:cs="Times New Roman"/>
               <w:color w:val="000000" w:themeColor="text1"/>
-              <w:sz w:val="28"/>
+              <w:sz w:val="24"/>
+              <w:szCs w:val="24"/>
             </w:rPr>
           </w:pPr>
           <w:r>
             <w:rPr>
               <w:rFonts w:ascii="Times New Roman" w:hAnsi="Times New Roman" w:cs="Times New Roman"/>
               <w:color w:val="000000" w:themeColor="text1"/>
-              <w:sz w:val="28"/>
+              <w:sz w:val="24"/>
+              <w:szCs w:val="24"/>
             </w:rPr>
             <w:t>Оглавление</w:t>
           </w:r>
@@ -509,17 +511,16 @@
               <w:tab w:val="right" w:leader="dot" w:pos="9345"/>
             </w:tabs>
             <w:rPr>
-              <w:rFonts w:ascii="Times New Roman" w:hAnsi="Times New Roman"/>
+              <w:rFonts w:cstheme="minorBidi"/>
               <w:noProof/>
-              <w:color w:val="000000" w:themeColor="text1"/>
-              <w:sz w:val="28"/>
             </w:rPr>
           </w:pPr>
           <w:r>
             <w:rPr>
               <w:rFonts w:ascii="Times New Roman" w:hAnsi="Times New Roman"/>
               <w:color w:val="000000" w:themeColor="text1"/>
-              <w:sz w:val="28"/>
+              <w:sz w:val="24"/>
+              <w:szCs w:val="24"/>
             </w:rPr>
             <w:fldChar w:fldCharType="begin"/>
           </w:r>
@@ -527,7 +528,8 @@
             <w:rPr>
               <w:rFonts w:ascii="Times New Roman" w:hAnsi="Times New Roman"/>
               <w:color w:val="000000" w:themeColor="text1"/>
-              <w:sz w:val="28"/>
+              <w:sz w:val="24"/>
+              <w:szCs w:val="24"/>
             </w:rPr>
             <w:instrText xml:space="preserve"> TOC \o "1-3" \h \z \u </w:instrText>
           </w:r>
@@ -535,88 +537,66 @@
             <w:rPr>
               <w:rFonts w:ascii="Times New Roman" w:hAnsi="Times New Roman"/>
               <w:color w:val="000000" w:themeColor="text1"/>
-              <w:sz w:val="28"/>
+              <w:sz w:val="24"/>
+              <w:szCs w:val="24"/>
             </w:rPr>
             <w:fldChar w:fldCharType="separate"/>
           </w:r>
-          <w:hyperlink w:anchor="_Toc226571856" w:history="1">
+          <w:hyperlink w:anchor="_Toc227573164" w:history="1">
             <w:r>
               <w:rPr>
                 <w:rStyle w:val="a7"/>
-                <w:rFonts w:ascii="Times New Roman" w:hAnsi="Times New Roman"/>
+                <w:b/>
+                <w:bCs/>
                 <w:noProof/>
-                <w:color w:val="000000" w:themeColor="text1"/>
-                <w:sz w:val="28"/>
-                <w:u w:val="none"/>
               </w:rPr>
-              <w:t>Введение</w:t>
+              <w:t>ВВЕДЕНИЕ</w:t>
             </w:r>
             <w:r>
               <w:rPr>
-                <w:rFonts w:ascii="Times New Roman" w:hAnsi="Times New Roman"/>
                 <w:noProof/>
                 <w:webHidden/>
-                <w:color w:val="000000" w:themeColor="text1"/>
-                <w:sz w:val="28"/>
               </w:rPr>
               <w:tab/>
             </w:r>
             <w:r>
               <w:rPr>
-                <w:rFonts w:ascii="Times New Roman" w:hAnsi="Times New Roman"/>
                 <w:noProof/>
                 <w:webHidden/>
-                <w:color w:val="000000" w:themeColor="text1"/>
-                <w:sz w:val="28"/>
               </w:rPr>
               <w:fldChar w:fldCharType="begin"/>
             </w:r>
             <w:r>
               <w:rPr>
-                <w:rFonts w:ascii="Times New Roman" w:hAnsi="Times New Roman"/>
                 <w:noProof/>
                 <w:webHidden/>
-                <w:color w:val="000000" w:themeColor="text1"/>
-                <w:sz w:val="28"/>
               </w:rPr>
-              <w:instrText xml:space="preserve"> PAGEREF _Toc226571856 \h </w:instrText>
+              <w:instrText xml:space="preserve"> PAGEREF _Toc227573164 \h </w:instrText>
             </w:r>
             <w:r>
               <w:rPr>
-                <w:rFonts w:ascii="Times New Roman" w:hAnsi="Times New Roman"/>
                 <w:noProof/>
                 <w:webHidden/>
-                <w:color w:val="000000" w:themeColor="text1"/>
-                <w:sz w:val="28"/>
               </w:rPr>
             </w:r>
             <w:r>
               <w:rPr>
-                <w:rFonts w:ascii="Times New Roman" w:hAnsi="Times New Roman"/>
                 <w:noProof/>
                 <w:webHidden/>
-                <w:color w:val="000000" w:themeColor="text1"/>
-                <w:sz w:val="28"/>
               </w:rPr>
               <w:fldChar w:fldCharType="separate"/>
             </w:r>
             <w:r>
               <w:rPr>
-                <w:rFonts w:ascii="Times New Roman" w:hAnsi="Times New Roman"/>
                 <w:noProof/>
                 <w:webHidden/>
-                <w:color w:val="000000" w:themeColor="text1"/>
-                <w:sz w:val="28"/>
               </w:rPr>
-              <w:t>3</w:t>
+              <w:t>2</w:t>
             </w:r>
             <w:r>
               <w:rPr>
-                <w:rFonts w:ascii="Times New Roman" w:hAnsi="Times New Roman"/>
                 <w:noProof/>
                 <w:webHidden/>
-                <w:color w:val="000000" w:themeColor="text1"/>
-                <w:sz w:val="28"/>
               </w:rPr>
               <w:fldChar w:fldCharType="end"/>
             </w:r>
@@ -630,110 +610,81 @@
               <w:tab w:val="right" w:leader="dot" w:pos="9345"/>
             </w:tabs>
             <w:rPr>
-              <w:rFonts w:ascii="Times New Roman" w:hAnsi="Times New Roman"/>
+              <w:rFonts w:cstheme="minorBidi"/>
               <w:noProof/>
-              <w:color w:val="000000" w:themeColor="text1"/>
-              <w:sz w:val="28"/>
             </w:rPr>
           </w:pPr>
-          <w:hyperlink w:anchor="_Toc226571857" w:history="1">
+          <w:hyperlink w:anchor="_Toc227573165" w:history="1">
             <w:r>
               <w:rPr>
                 <w:rStyle w:val="a7"/>
-                <w:rFonts w:ascii="Times New Roman" w:hAnsi="Times New Roman"/>
+                <w:b/>
+                <w:bCs/>
                 <w:noProof/>
-                <w:color w:val="000000" w:themeColor="text1"/>
-                <w:sz w:val="28"/>
-                <w:u w:val="none"/>
               </w:rPr>
               <w:t>1.</w:t>
             </w:r>
             <w:r>
               <w:rPr>
-                <w:rFonts w:ascii="Times New Roman" w:hAnsi="Times New Roman"/>
+                <w:rFonts w:cstheme="minorBidi"/>
                 <w:noProof/>
-                <w:color w:val="000000" w:themeColor="text1"/>
-                <w:sz w:val="28"/>
               </w:rPr>
               <w:tab/>
             </w:r>
             <w:r>
               <w:rPr>
                 <w:rStyle w:val="a7"/>
-                <w:rFonts w:ascii="Times New Roman" w:hAnsi="Times New Roman"/>
+                <w:b/>
+                <w:bCs/>
                 <w:noProof/>
-                <w:color w:val="000000" w:themeColor="text1"/>
-                <w:sz w:val="28"/>
-                <w:u w:val="none"/>
               </w:rPr>
               <w:t>Общая информация о проекте</w:t>
             </w:r>
             <w:r>
               <w:rPr>
-                <w:rFonts w:ascii="Times New Roman" w:hAnsi="Times New Roman"/>
                 <w:noProof/>
                 <w:webHidden/>
-                <w:color w:val="000000" w:themeColor="text1"/>
-                <w:sz w:val="28"/>
               </w:rPr>
               <w:tab/>
             </w:r>
             <w:r>
               <w:rPr>
-                <w:rFonts w:ascii="Times New Roman" w:hAnsi="Times New Roman"/>
                 <w:noProof/>
                 <w:webHidden/>
-                <w:color w:val="000000" w:themeColor="text1"/>
-                <w:sz w:val="28"/>
               </w:rPr>
               <w:fldChar w:fldCharType="begin"/>
             </w:r>
             <w:r>
               <w:rPr>
-                <w:rFonts w:ascii="Times New Roman" w:hAnsi="Times New Roman"/>
                 <w:noProof/>
                 <w:webHidden/>
-                <w:color w:val="000000" w:themeColor="text1"/>
-                <w:sz w:val="28"/>
               </w:rPr>
-              <w:instrText xml:space="preserve"> PAGEREF _Toc226571857 \h </w:instrText>
+              <w:instrText xml:space="preserve"> PAGEREF _Toc227573165 \h </w:instrText>
             </w:r>
             <w:r>
               <w:rPr>
-                <w:rFonts w:ascii="Times New Roman" w:hAnsi="Times New Roman"/>
                 <w:noProof/>
                 <w:webHidden/>
-                <w:color w:val="000000" w:themeColor="text1"/>
-                <w:sz w:val="28"/>
               </w:rPr>
             </w:r>
             <w:r>
               <w:rPr>
-                <w:rFonts w:ascii="Times New Roman" w:hAnsi="Times New Roman"/>
                 <w:noProof/>
                 <w:webHidden/>
-                <w:color w:val="000000" w:themeColor="text1"/>
-                <w:sz w:val="28"/>
               </w:rPr>
               <w:fldChar w:fldCharType="separate"/>
             </w:r>
             <w:r>
               <w:rPr>
-                <w:rFonts w:ascii="Times New Roman" w:hAnsi="Times New Roman"/>
                 <w:noProof/>
                 <w:webHidden/>
-                <w:color w:val="000000" w:themeColor="text1"/>
-                <w:sz w:val="28"/>
               </w:rPr>
-              <w:t>3</w:t>
+              <w:t>2</w:t>
             </w:r>
             <w:r>
               <w:rPr>
-                <w:rFonts w:ascii="Times New Roman" w:hAnsi="Times New Roman"/>
                 <w:noProof/>
                 <w:webHidden/>
-                <w:color w:val="000000" w:themeColor="text1"/>
-                <w:sz w:val="28"/>
               </w:rPr>
               <w:fldChar w:fldCharType="end"/>
             </w:r>
@@ -746,90 +697,64 @@
               <w:tab w:val="right" w:leader="dot" w:pos="9345"/>
             </w:tabs>
             <w:rPr>
-              <w:rFonts w:ascii="Times New Roman" w:hAnsi="Times New Roman"/>
+              <w:rFonts w:cstheme="minorBidi"/>
               <w:noProof/>
-              <w:color w:val="000000" w:themeColor="text1"/>
-              <w:sz w:val="28"/>
             </w:rPr>
           </w:pPr>
-          <w:hyperlink w:anchor="_Toc226571858" w:history="1">
+          <w:hyperlink w:anchor="_Toc227573166" w:history="1">
             <w:r>
               <w:rPr>
                 <w:rStyle w:val="a7"/>
                 <w:rFonts w:ascii="Times New Roman" w:hAnsi="Times New Roman"/>
                 <w:noProof/>
-                <w:color w:val="000000" w:themeColor="text1"/>
-                <w:sz w:val="28"/>
-                <w:u w:val="none"/>
               </w:rPr>
               <w:t>Название проекта:</w:t>
             </w:r>
             <w:r>
               <w:rPr>
-                <w:rFonts w:ascii="Times New Roman" w:hAnsi="Times New Roman"/>
                 <w:noProof/>
                 <w:webHidden/>
-                <w:color w:val="000000" w:themeColor="text1"/>
-                <w:sz w:val="28"/>
               </w:rPr>
               <w:tab/>
             </w:r>
             <w:r>
               <w:rPr>
-                <w:rFonts w:ascii="Times New Roman" w:hAnsi="Times New Roman"/>
                 <w:noProof/>
                 <w:webHidden/>
-                <w:color w:val="000000" w:themeColor="text1"/>
-                <w:sz w:val="28"/>
               </w:rPr>
               <w:fldChar w:fldCharType="begin"/>
             </w:r>
             <w:r>
               <w:rPr>
-                <w:rFonts w:ascii="Times New Roman" w:hAnsi="Times New Roman"/>
                 <w:noProof/>
                 <w:webHidden/>
-                <w:color w:val="000000" w:themeColor="text1"/>
-                <w:sz w:val="28"/>
               </w:rPr>
-              <w:instrText xml:space="preserve"> PAGEREF _Toc226571858 \h </w:instrText>
+              <w:instrText xml:space="preserve"> PAGEREF _Toc227573166 \h </w:instrText>
             </w:r>
             <w:r>
               <w:rPr>
-                <w:rFonts w:ascii="Times New Roman" w:hAnsi="Times New Roman"/>
                 <w:noProof/>
                 <w:webHidden/>
-                <w:color w:val="000000" w:themeColor="text1"/>
-                <w:sz w:val="28"/>
               </w:rPr>
             </w:r>
             <w:r>
               <w:rPr>
-                <w:rFonts w:ascii="Times New Roman" w:hAnsi="Times New Roman"/>
                 <w:noProof/>
                 <w:webHidden/>
-                <w:color w:val="000000" w:themeColor="text1"/>
-                <w:sz w:val="28"/>
               </w:rPr>
               <w:fldChar w:fldCharType="separate"/>
             </w:r>
             <w:r>
               <w:rPr>
-                <w:rFonts w:ascii="Times New Roman" w:hAnsi="Times New Roman"/>
                 <w:noProof/>
                 <w:webHidden/>
-                <w:color w:val="000000" w:themeColor="text1"/>
-                <w:sz w:val="28"/>
               </w:rPr>
-              <w:t>3</w:t>
+              <w:t>2</w:t>
             </w:r>
             <w:r>
               <w:rPr>
-                <w:rFonts w:ascii="Times New Roman" w:hAnsi="Times New Roman"/>
                 <w:noProof/>
                 <w:webHidden/>
-                <w:color w:val="000000" w:themeColor="text1"/>
-                <w:sz w:val="28"/>
               </w:rPr>
               <w:fldChar w:fldCharType="end"/>
             </w:r>
@@ -842,90 +767,64 @@
               <w:tab w:val="right" w:leader="dot" w:pos="9345"/>
             </w:tabs>
             <w:rPr>
-              <w:rFonts w:ascii="Times New Roman" w:hAnsi="Times New Roman"/>
+              <w:rFonts w:cstheme="minorBidi"/>
               <w:noProof/>
-              <w:color w:val="000000" w:themeColor="text1"/>
-              <w:sz w:val="28"/>
             </w:rPr>
           </w:pPr>
-          <w:hyperlink w:anchor="_Toc226571859" w:history="1">
+          <w:hyperlink w:anchor="_Toc227573167" w:history="1">
             <w:r>
               <w:rPr>
                 <w:rStyle w:val="a7"/>
                 <w:rFonts w:ascii="Times New Roman" w:eastAsia="Calibri" w:hAnsi="Times New Roman"/>
                 <w:noProof/>
-                <w:color w:val="000000" w:themeColor="text1"/>
-                <w:sz w:val="28"/>
-                <w:u w:val="none"/>
               </w:rPr>
               <w:t>Цель проекта:</w:t>
             </w:r>
             <w:r>
               <w:rPr>
-                <w:rFonts w:ascii="Times New Roman" w:hAnsi="Times New Roman"/>
                 <w:noProof/>
                 <w:webHidden/>
-                <w:color w:val="000000" w:themeColor="text1"/>
-                <w:sz w:val="28"/>
               </w:rPr>
               <w:tab/>
             </w:r>
             <w:r>
               <w:rPr>
-                <w:rFonts w:ascii="Times New Roman" w:hAnsi="Times New Roman"/>
                 <w:noProof/>
                 <w:webHidden/>
-                <w:color w:val="000000" w:themeColor="text1"/>
-                <w:sz w:val="28"/>
               </w:rPr>
               <w:fldChar w:fldCharType="begin"/>
             </w:r>
             <w:r>
               <w:rPr>
-                <w:rFonts w:ascii="Times New Roman" w:hAnsi="Times New Roman"/>
                 <w:noProof/>
                 <w:webHidden/>
-                <w:color w:val="000000" w:themeColor="text1"/>
-                <w:sz w:val="28"/>
               </w:rPr>
-              <w:instrText xml:space="preserve"> PAGEREF _Toc226571859 \h </w:instrText>
+              <w:instrText xml:space="preserve"> PAGEREF _Toc227573167 \h </w:instrText>
             </w:r>
             <w:r>
               <w:rPr>
-                <w:rFonts w:ascii="Times New Roman" w:hAnsi="Times New Roman"/>
                 <w:noProof/>
                 <w:webHidden/>
-                <w:color w:val="000000" w:themeColor="text1"/>
-                <w:sz w:val="28"/>
               </w:rPr>
             </w:r>
             <w:r>
               <w:rPr>
-                <w:rFonts w:ascii="Times New Roman" w:hAnsi="Times New Roman"/>
                 <w:noProof/>
                 <w:webHidden/>
-                <w:color w:val="000000" w:themeColor="text1"/>
-                <w:sz w:val="28"/>
               </w:rPr>
               <w:fldChar w:fldCharType="separate"/>
             </w:r>
             <w:r>
               <w:rPr>
-                <w:rFonts w:ascii="Times New Roman" w:hAnsi="Times New Roman"/>
                 <w:noProof/>
                 <w:webHidden/>
-                <w:color w:val="000000" w:themeColor="text1"/>
-                <w:sz w:val="28"/>
               </w:rPr>
-              <w:t>3</w:t>
+              <w:t>2</w:t>
             </w:r>
             <w:r>
               <w:rPr>
-                <w:rFonts w:ascii="Times New Roman" w:hAnsi="Times New Roman"/>
                 <w:noProof/>
                 <w:webHidden/>
-                <w:color w:val="000000" w:themeColor="text1"/>
-                <w:sz w:val="28"/>
               </w:rPr>
               <w:fldChar w:fldCharType="end"/>
             </w:r>
@@ -938,102 +837,71 @@
               <w:tab w:val="right" w:leader="dot" w:pos="9345"/>
             </w:tabs>
             <w:rPr>
-              <w:rFonts w:ascii="Times New Roman" w:hAnsi="Times New Roman"/>
+              <w:rFonts w:cstheme="minorBidi"/>
               <w:noProof/>
-              <w:color w:val="000000" w:themeColor="text1"/>
-              <w:sz w:val="28"/>
             </w:rPr>
           </w:pPr>
-          <w:hyperlink w:anchor="_Toc226571860" w:history="1">
+          <w:hyperlink w:anchor="_Toc227573168" w:history="1">
             <w:r>
               <w:rPr>
                 <w:rStyle w:val="a7"/>
-                <w:rFonts w:ascii="Times New Roman" w:hAnsi="Times New Roman"/>
                 <w:noProof/>
-                <w:color w:val="000000" w:themeColor="text1"/>
-                <w:sz w:val="28"/>
-                <w:u w:val="none"/>
               </w:rPr>
               <w:t>Задачи проекта</w:t>
             </w:r>
             <w:r>
               <w:rPr>
                 <w:rStyle w:val="a7"/>
-                <w:rFonts w:ascii="Times New Roman" w:hAnsi="Times New Roman"/>
                 <w:noProof/>
-                <w:color w:val="000000" w:themeColor="text1"/>
-                <w:sz w:val="28"/>
-                <w:u w:val="none"/>
                 <w:lang w:val="en-US"/>
               </w:rPr>
               <w:t>:</w:t>
             </w:r>
             <w:r>
               <w:rPr>
-                <w:rFonts w:ascii="Times New Roman" w:hAnsi="Times New Roman"/>
                 <w:noProof/>
                 <w:webHidden/>
-                <w:color w:val="000000" w:themeColor="text1"/>
-                <w:sz w:val="28"/>
               </w:rPr>
               <w:tab/>
             </w:r>
             <w:r>
               <w:rPr>
-                <w:rFonts w:ascii="Times New Roman" w:hAnsi="Times New Roman"/>
                 <w:noProof/>
                 <w:webHidden/>
-                <w:color w:val="000000" w:themeColor="text1"/>
-                <w:sz w:val="28"/>
               </w:rPr>
               <w:fldChar w:fldCharType="begin"/>
             </w:r>
             <w:r>
               <w:rPr>
-                <w:rFonts w:ascii="Times New Roman" w:hAnsi="Times New Roman"/>
                 <w:noProof/>
                 <w:webHidden/>
-                <w:color w:val="000000" w:themeColor="text1"/>
-                <w:sz w:val="28"/>
               </w:rPr>
-              <w:instrText xml:space="preserve"> PAGEREF _Toc226571860 \h </w:instrText>
+              <w:instrText xml:space="preserve"> PAGEREF _Toc227573168 \h </w:instrText>
             </w:r>
             <w:r>
               <w:rPr>
-                <w:rFonts w:ascii="Times New Roman" w:hAnsi="Times New Roman"/>
                 <w:noProof/>
                 <w:webHidden/>
-                <w:color w:val="000000" w:themeColor="text1"/>
-                <w:sz w:val="28"/>
               </w:rPr>
             </w:r>
             <w:r>
               <w:rPr>
-                <w:rFonts w:ascii="Times New Roman" w:hAnsi="Times New Roman"/>
                 <w:noProof/>
                 <w:webHidden/>
-                <w:color w:val="000000" w:themeColor="text1"/>
-                <w:sz w:val="28"/>
               </w:rPr>
               <w:fldChar w:fldCharType="separate"/>
             </w:r>
             <w:r>
               <w:rPr>
-                <w:rFonts w:ascii="Times New Roman" w:hAnsi="Times New Roman"/>
                 <w:noProof/>
                 <w:webHidden/>
-                <w:color w:val="000000" w:themeColor="text1"/>
-                <w:sz w:val="28"/>
               </w:rPr>
-              <w:t>3</w:t>
+              <w:t>2</w:t>
             </w:r>
             <w:r>
               <w:rPr>
-                <w:rFonts w:ascii="Times New Roman" w:hAnsi="Times New Roman"/>
                 <w:noProof/>
                 <w:webHidden/>
-                <w:color w:val="000000" w:themeColor="text1"/>
-                <w:sz w:val="28"/>
               </w:rPr>
               <w:fldChar w:fldCharType="end"/>
             </w:r>
@@ -1047,110 +915,81 @@
               <w:tab w:val="right" w:leader="dot" w:pos="9345"/>
             </w:tabs>
             <w:rPr>
-              <w:rFonts w:ascii="Times New Roman" w:hAnsi="Times New Roman"/>
+              <w:rFonts w:cstheme="minorBidi"/>
               <w:noProof/>
-              <w:color w:val="000000" w:themeColor="text1"/>
-              <w:sz w:val="28"/>
             </w:rPr>
           </w:pPr>
-          <w:hyperlink w:anchor="_Toc226571861" w:history="1">
+          <w:hyperlink w:anchor="_Toc227573169" w:history="1">
             <w:r>
               <w:rPr>
                 <w:rStyle w:val="a7"/>
-                <w:rFonts w:ascii="Times New Roman" w:hAnsi="Times New Roman"/>
+                <w:b/>
+                <w:bCs/>
                 <w:noProof/>
-                <w:color w:val="000000" w:themeColor="text1"/>
-                <w:sz w:val="28"/>
-                <w:u w:val="none"/>
               </w:rPr>
               <w:t>2.</w:t>
             </w:r>
             <w:r>
               <w:rPr>
-                <w:rFonts w:ascii="Times New Roman" w:hAnsi="Times New Roman"/>
+                <w:rFonts w:cstheme="minorBidi"/>
                 <w:noProof/>
-                <w:color w:val="000000" w:themeColor="text1"/>
-                <w:sz w:val="28"/>
               </w:rPr>
               <w:tab/>
             </w:r>
             <w:r>
               <w:rPr>
                 <w:rStyle w:val="a7"/>
-                <w:rFonts w:ascii="Times New Roman" w:hAnsi="Times New Roman"/>
+                <w:b/>
+                <w:bCs/>
                 <w:noProof/>
-                <w:color w:val="000000" w:themeColor="text1"/>
-                <w:sz w:val="28"/>
-                <w:u w:val="none"/>
               </w:rPr>
               <w:t>Общая характеристика деятельности организации (заказчика проекта)</w:t>
             </w:r>
             <w:r>
               <w:rPr>
-                <w:rFonts w:ascii="Times New Roman" w:hAnsi="Times New Roman"/>
                 <w:noProof/>
                 <w:webHidden/>
-                <w:color w:val="000000" w:themeColor="text1"/>
-                <w:sz w:val="28"/>
               </w:rPr>
               <w:tab/>
             </w:r>
             <w:r>
               <w:rPr>
-                <w:rFonts w:ascii="Times New Roman" w:hAnsi="Times New Roman"/>
                 <w:noProof/>
                 <w:webHidden/>
-                <w:color w:val="000000" w:themeColor="text1"/>
-                <w:sz w:val="28"/>
               </w:rPr>
               <w:fldChar w:fldCharType="begin"/>
             </w:r>
             <w:r>
               <w:rPr>
-                <w:rFonts w:ascii="Times New Roman" w:hAnsi="Times New Roman"/>
                 <w:noProof/>
                 <w:webHidden/>
-                <w:color w:val="000000" w:themeColor="text1"/>
-                <w:sz w:val="28"/>
               </w:rPr>
-              <w:instrText xml:space="preserve"> PAGEREF _Toc226571861 \h </w:instrText>
+              <w:instrText xml:space="preserve"> PAGEREF _Toc227573169 \h </w:instrText>
             </w:r>
             <w:r>
               <w:rPr>
-                <w:rFonts w:ascii="Times New Roman" w:hAnsi="Times New Roman"/>
                 <w:noProof/>
                 <w:webHidden/>
-                <w:color w:val="000000" w:themeColor="text1"/>
-                <w:sz w:val="28"/>
               </w:rPr>
             </w:r>
             <w:r>
               <w:rPr>
-                <w:rFonts w:ascii="Times New Roman" w:hAnsi="Times New Roman"/>
                 <w:noProof/>
                 <w:webHidden/>
-                <w:color w:val="000000" w:themeColor="text1"/>
-                <w:sz w:val="28"/>
               </w:rPr>
               <w:fldChar w:fldCharType="separate"/>
             </w:r>
             <w:r>
               <w:rPr>
-                <w:rFonts w:ascii="Times New Roman" w:hAnsi="Times New Roman"/>
                 <w:noProof/>
                 <w:webHidden/>
-                <w:color w:val="000000" w:themeColor="text1"/>
-                <w:sz w:val="28"/>
               </w:rPr>
               <w:t>3</w:t>
             </w:r>
             <w:r>
               <w:rPr>
-                <w:rFonts w:ascii="Times New Roman" w:hAnsi="Times New Roman"/>
                 <w:noProof/>
                 <w:webHidden/>
-                <w:color w:val="000000" w:themeColor="text1"/>
-                <w:sz w:val="28"/>
               </w:rPr>
               <w:fldChar w:fldCharType="end"/>
             </w:r>
@@ -1163,90 +1002,64 @@
               <w:tab w:val="right" w:leader="dot" w:pos="9345"/>
             </w:tabs>
             <w:rPr>
-              <w:rFonts w:ascii="Times New Roman" w:hAnsi="Times New Roman"/>
+              <w:rFonts w:cstheme="minorBidi"/>
               <w:noProof/>
-              <w:color w:val="000000" w:themeColor="text1"/>
-              <w:sz w:val="28"/>
             </w:rPr>
           </w:pPr>
-          <w:hyperlink w:anchor="_Toc226571862" w:history="1">
+          <w:hyperlink w:anchor="_Toc227573170" w:history="1">
             <w:r>
               <w:rPr>
                 <w:rStyle w:val="a7"/>
                 <w:rFonts w:ascii="Times New Roman" w:eastAsia="Times New Roman" w:hAnsi="Times New Roman"/>
                 <w:noProof/>
-                <w:color w:val="000000" w:themeColor="text1"/>
-                <w:sz w:val="28"/>
-                <w:u w:val="none"/>
               </w:rPr>
               <w:t>Наименование заказчика:</w:t>
             </w:r>
             <w:r>
               <w:rPr>
-                <w:rFonts w:ascii="Times New Roman" w:hAnsi="Times New Roman"/>
                 <w:noProof/>
                 <w:webHidden/>
-                <w:color w:val="000000" w:themeColor="text1"/>
-                <w:sz w:val="28"/>
               </w:rPr>
               <w:tab/>
             </w:r>
             <w:r>
               <w:rPr>
-                <w:rFonts w:ascii="Times New Roman" w:hAnsi="Times New Roman"/>
                 <w:noProof/>
                 <w:webHidden/>
-                <w:color w:val="000000" w:themeColor="text1"/>
-                <w:sz w:val="28"/>
               </w:rPr>
               <w:fldChar w:fldCharType="begin"/>
             </w:r>
             <w:r>
               <w:rPr>
-                <w:rFonts w:ascii="Times New Roman" w:hAnsi="Times New Roman"/>
                 <w:noProof/>
                 <w:webHidden/>
-                <w:color w:val="000000" w:themeColor="text1"/>
-                <w:sz w:val="28"/>
               </w:rPr>
-              <w:instrText xml:space="preserve"> PAGEREF _Toc226571862 \h </w:instrText>
+              <w:instrText xml:space="preserve"> PAGEREF _Toc227573170 \h </w:instrText>
             </w:r>
             <w:r>
               <w:rPr>
-                <w:rFonts w:ascii="Times New Roman" w:hAnsi="Times New Roman"/>
                 <w:noProof/>
                 <w:webHidden/>
-                <w:color w:val="000000" w:themeColor="text1"/>
-                <w:sz w:val="28"/>
               </w:rPr>
             </w:r>
             <w:r>
               <w:rPr>
-                <w:rFonts w:ascii="Times New Roman" w:hAnsi="Times New Roman"/>
                 <w:noProof/>
                 <w:webHidden/>
-                <w:color w:val="000000" w:themeColor="text1"/>
-                <w:sz w:val="28"/>
               </w:rPr>
               <w:fldChar w:fldCharType="separate"/>
             </w:r>
             <w:r>
               <w:rPr>
-                <w:rFonts w:ascii="Times New Roman" w:hAnsi="Times New Roman"/>
                 <w:noProof/>
                 <w:webHidden/>
-                <w:color w:val="000000" w:themeColor="text1"/>
-                <w:sz w:val="28"/>
               </w:rPr>
               <w:t>3</w:t>
             </w:r>
             <w:r>
               <w:rPr>
-                <w:rFonts w:ascii="Times New Roman" w:hAnsi="Times New Roman"/>
                 <w:noProof/>
                 <w:webHidden/>
-                <w:color w:val="000000" w:themeColor="text1"/>
-                <w:sz w:val="28"/>
               </w:rPr>
               <w:fldChar w:fldCharType="end"/>
             </w:r>
@@ -1259,90 +1072,64 @@
               <w:tab w:val="right" w:leader="dot" w:pos="9345"/>
             </w:tabs>
             <w:rPr>
-              <w:rFonts w:ascii="Times New Roman" w:hAnsi="Times New Roman"/>
+              <w:rFonts w:cstheme="minorBidi"/>
               <w:noProof/>
-              <w:color w:val="000000" w:themeColor="text1"/>
-              <w:sz w:val="28"/>
             </w:rPr>
           </w:pPr>
-          <w:hyperlink w:anchor="_Toc226571863" w:history="1">
+          <w:hyperlink w:anchor="_Toc227573171" w:history="1">
             <w:r>
               <w:rPr>
                 <w:rStyle w:val="a7"/>
                 <w:rFonts w:ascii="Times New Roman" w:eastAsia="Times New Roman" w:hAnsi="Times New Roman"/>
                 <w:noProof/>
-                <w:color w:val="000000" w:themeColor="text1"/>
-                <w:sz w:val="28"/>
-                <w:u w:val="none"/>
               </w:rPr>
               <w:t>Организационная структура:</w:t>
             </w:r>
             <w:r>
               <w:rPr>
-                <w:rFonts w:ascii="Times New Roman" w:hAnsi="Times New Roman"/>
                 <w:noProof/>
                 <w:webHidden/>
-                <w:color w:val="000000" w:themeColor="text1"/>
-                <w:sz w:val="28"/>
               </w:rPr>
               <w:tab/>
             </w:r>
             <w:r>
               <w:rPr>
-                <w:rFonts w:ascii="Times New Roman" w:hAnsi="Times New Roman"/>
                 <w:noProof/>
                 <w:webHidden/>
-                <w:color w:val="000000" w:themeColor="text1"/>
-                <w:sz w:val="28"/>
               </w:rPr>
               <w:fldChar w:fldCharType="begin"/>
             </w:r>
             <w:r>
               <w:rPr>
-                <w:rFonts w:ascii="Times New Roman" w:hAnsi="Times New Roman"/>
                 <w:noProof/>
                 <w:webHidden/>
-                <w:color w:val="000000" w:themeColor="text1"/>
-                <w:sz w:val="28"/>
               </w:rPr>
-              <w:instrText xml:space="preserve"> PAGEREF _Toc226571863 \h </w:instrText>
+              <w:instrText xml:space="preserve"> PAGEREF _Toc227573171 \h </w:instrText>
             </w:r>
             <w:r>
               <w:rPr>
-                <w:rFonts w:ascii="Times New Roman" w:hAnsi="Times New Roman"/>
                 <w:noProof/>
                 <w:webHidden/>
-                <w:color w:val="000000" w:themeColor="text1"/>
-                <w:sz w:val="28"/>
               </w:rPr>
             </w:r>
             <w:r>
               <w:rPr>
-                <w:rFonts w:ascii="Times New Roman" w:hAnsi="Times New Roman"/>
                 <w:noProof/>
                 <w:webHidden/>
-                <w:color w:val="000000" w:themeColor="text1"/>
-                <w:sz w:val="28"/>
               </w:rPr>
               <w:fldChar w:fldCharType="separate"/>
             </w:r>
             <w:r>
               <w:rPr>
-                <w:rFonts w:ascii="Times New Roman" w:hAnsi="Times New Roman"/>
                 <w:noProof/>
                 <w:webHidden/>
-                <w:color w:val="000000" w:themeColor="text1"/>
-                <w:sz w:val="28"/>
               </w:rPr>
               <w:t>3</w:t>
             </w:r>
             <w:r>
               <w:rPr>
-                <w:rFonts w:ascii="Times New Roman" w:hAnsi="Times New Roman"/>
                 <w:noProof/>
                 <w:webHidden/>
-                <w:color w:val="000000" w:themeColor="text1"/>
-                <w:sz w:val="28"/>
               </w:rPr>
               <w:fldChar w:fldCharType="end"/>
             </w:r>
@@ -1355,90 +1142,64 @@
               <w:tab w:val="right" w:leader="dot" w:pos="9345"/>
             </w:tabs>
             <w:rPr>
-              <w:rFonts w:ascii="Times New Roman" w:hAnsi="Times New Roman"/>
+              <w:rFonts w:cstheme="minorBidi"/>
               <w:noProof/>
-              <w:color w:val="000000" w:themeColor="text1"/>
-              <w:sz w:val="28"/>
             </w:rPr>
           </w:pPr>
-          <w:hyperlink w:anchor="_Toc226571864" w:history="1">
+          <w:hyperlink w:anchor="_Toc227573172" w:history="1">
             <w:r>
               <w:rPr>
                 <w:rStyle w:val="a7"/>
                 <w:rFonts w:ascii="Times New Roman" w:eastAsia="Times New Roman" w:hAnsi="Times New Roman"/>
                 <w:noProof/>
-                <w:color w:val="000000" w:themeColor="text1"/>
-                <w:sz w:val="28"/>
-                <w:u w:val="none"/>
               </w:rPr>
               <w:t>Описание деятельности:</w:t>
             </w:r>
             <w:r>
               <w:rPr>
-                <w:rFonts w:ascii="Times New Roman" w:hAnsi="Times New Roman"/>
                 <w:noProof/>
                 <w:webHidden/>
-                <w:color w:val="000000" w:themeColor="text1"/>
-                <w:sz w:val="28"/>
               </w:rPr>
               <w:tab/>
             </w:r>
             <w:r>
               <w:rPr>
-                <w:rFonts w:ascii="Times New Roman" w:hAnsi="Times New Roman"/>
                 <w:noProof/>
                 <w:webHidden/>
-                <w:color w:val="000000" w:themeColor="text1"/>
-                <w:sz w:val="28"/>
               </w:rPr>
               <w:fldChar w:fldCharType="begin"/>
             </w:r>
             <w:r>
               <w:rPr>
-                <w:rFonts w:ascii="Times New Roman" w:hAnsi="Times New Roman"/>
                 <w:noProof/>
                 <w:webHidden/>
-                <w:color w:val="000000" w:themeColor="text1"/>
-                <w:sz w:val="28"/>
               </w:rPr>
-              <w:instrText xml:space="preserve"> PAGEREF _Toc226571864 \h </w:instrText>
+              <w:instrText xml:space="preserve"> PAGEREF _Toc227573172 \h </w:instrText>
             </w:r>
             <w:r>
               <w:rPr>
-                <w:rFonts w:ascii="Times New Roman" w:hAnsi="Times New Roman"/>
                 <w:noProof/>
                 <w:webHidden/>
-                <w:color w:val="000000" w:themeColor="text1"/>
-                <w:sz w:val="28"/>
               </w:rPr>
             </w:r>
             <w:r>
               <w:rPr>
-                <w:rFonts w:ascii="Times New Roman" w:hAnsi="Times New Roman"/>
                 <w:noProof/>
                 <w:webHidden/>
-                <w:color w:val="000000" w:themeColor="text1"/>
-                <w:sz w:val="28"/>
               </w:rPr>
               <w:fldChar w:fldCharType="separate"/>
             </w:r>
             <w:r>
               <w:rPr>
-                <w:rFonts w:ascii="Times New Roman" w:hAnsi="Times New Roman"/>
                 <w:noProof/>
                 <w:webHidden/>
-                <w:color w:val="000000" w:themeColor="text1"/>
-                <w:sz w:val="28"/>
               </w:rPr>
               <w:t>3</w:t>
             </w:r>
             <w:r>
               <w:rPr>
-                <w:rFonts w:ascii="Times New Roman" w:hAnsi="Times New Roman"/>
                 <w:noProof/>
                 <w:webHidden/>
-                <w:color w:val="000000" w:themeColor="text1"/>
-                <w:sz w:val="28"/>
               </w:rPr>
               <w:fldChar w:fldCharType="end"/>
             </w:r>
@@ -1452,110 +1213,81 @@
               <w:tab w:val="right" w:leader="dot" w:pos="9345"/>
             </w:tabs>
             <w:rPr>
-              <w:rFonts w:ascii="Times New Roman" w:hAnsi="Times New Roman"/>
+              <w:rFonts w:cstheme="minorBidi"/>
               <w:noProof/>
-              <w:color w:val="000000" w:themeColor="text1"/>
-              <w:sz w:val="28"/>
             </w:rPr>
           </w:pPr>
-          <w:hyperlink w:anchor="_Toc226571865" w:history="1">
+          <w:hyperlink w:anchor="_Toc227573173" w:history="1">
             <w:r>
               <w:rPr>
                 <w:rStyle w:val="a7"/>
-                <w:rFonts w:ascii="Times New Roman" w:hAnsi="Times New Roman"/>
+                <w:b/>
+                <w:bCs/>
                 <w:noProof/>
-                <w:color w:val="000000" w:themeColor="text1"/>
-                <w:sz w:val="28"/>
-                <w:u w:val="none"/>
               </w:rPr>
               <w:t>3.</w:t>
             </w:r>
             <w:r>
               <w:rPr>
-                <w:rFonts w:ascii="Times New Roman" w:hAnsi="Times New Roman"/>
+                <w:rFonts w:cstheme="minorBidi"/>
                 <w:noProof/>
-                <w:color w:val="000000" w:themeColor="text1"/>
-                <w:sz w:val="28"/>
               </w:rPr>
               <w:tab/>
             </w:r>
             <w:r>
               <w:rPr>
                 <w:rStyle w:val="a7"/>
-                <w:rFonts w:ascii="Times New Roman" w:hAnsi="Times New Roman"/>
+                <w:b/>
+                <w:bCs/>
                 <w:noProof/>
-                <w:color w:val="000000" w:themeColor="text1"/>
-                <w:sz w:val="28"/>
-                <w:u w:val="none"/>
               </w:rPr>
               <w:t>Описание задания по проектной практике</w:t>
             </w:r>
             <w:r>
               <w:rPr>
-                <w:rFonts w:ascii="Times New Roman" w:hAnsi="Times New Roman"/>
                 <w:noProof/>
                 <w:webHidden/>
-                <w:color w:val="000000" w:themeColor="text1"/>
-                <w:sz w:val="28"/>
               </w:rPr>
               <w:tab/>
             </w:r>
             <w:r>
               <w:rPr>
-                <w:rFonts w:ascii="Times New Roman" w:hAnsi="Times New Roman"/>
                 <w:noProof/>
                 <w:webHidden/>
-                <w:color w:val="000000" w:themeColor="text1"/>
-                <w:sz w:val="28"/>
               </w:rPr>
               <w:fldChar w:fldCharType="begin"/>
             </w:r>
             <w:r>
               <w:rPr>
-                <w:rFonts w:ascii="Times New Roman" w:hAnsi="Times New Roman"/>
                 <w:noProof/>
                 <w:webHidden/>
-                <w:color w:val="000000" w:themeColor="text1"/>
-                <w:sz w:val="28"/>
               </w:rPr>
-              <w:instrText xml:space="preserve"> PAGEREF _Toc226571865 \h </w:instrText>
+              <w:instrText xml:space="preserve"> PAGEREF _Toc227573173 \h </w:instrText>
             </w:r>
             <w:r>
               <w:rPr>
-                <w:rFonts w:ascii="Times New Roman" w:hAnsi="Times New Roman"/>
                 <w:noProof/>
                 <w:webHidden/>
-                <w:color w:val="000000" w:themeColor="text1"/>
-                <w:sz w:val="28"/>
               </w:rPr>
             </w:r>
             <w:r>
               <w:rPr>
-                <w:rFonts w:ascii="Times New Roman" w:hAnsi="Times New Roman"/>
                 <w:noProof/>
                 <w:webHidden/>
-                <w:color w:val="000000" w:themeColor="text1"/>
-                <w:sz w:val="28"/>
               </w:rPr>
               <w:fldChar w:fldCharType="separate"/>
             </w:r>
             <w:r>
               <w:rPr>
-                <w:rFonts w:ascii="Times New Roman" w:hAnsi="Times New Roman"/>
                 <w:noProof/>
                 <w:webHidden/>
-                <w:color w:val="000000" w:themeColor="text1"/>
-                <w:sz w:val="28"/>
               </w:rPr>
-              <w:t>3</w:t>
+              <w:t>4</w:t>
             </w:r>
             <w:r>
               <w:rPr>
-                <w:rFonts w:ascii="Times New Roman" w:hAnsi="Times New Roman"/>
                 <w:noProof/>
                 <w:webHidden/>
-                <w:color w:val="000000" w:themeColor="text1"/>
-                <w:sz w:val="28"/>
               </w:rPr>
               <w:fldChar w:fldCharType="end"/>
             </w:r>
@@ -1569,110 +1301,81 @@
               <w:tab w:val="right" w:leader="dot" w:pos="9345"/>
             </w:tabs>
             <w:rPr>
-              <w:rFonts w:ascii="Times New Roman" w:hAnsi="Times New Roman"/>
+              <w:rFonts w:cstheme="minorBidi"/>
               <w:noProof/>
-              <w:color w:val="000000" w:themeColor="text1"/>
-              <w:sz w:val="28"/>
             </w:rPr>
           </w:pPr>
-          <w:hyperlink w:anchor="_Toc226571866" w:history="1">
+          <w:hyperlink w:anchor="_Toc227573174" w:history="1">
             <w:r>
               <w:rPr>
                 <w:rStyle w:val="a7"/>
-                <w:rFonts w:ascii="Times New Roman" w:hAnsi="Times New Roman"/>
+                <w:b/>
+                <w:bCs/>
                 <w:noProof/>
-                <w:color w:val="000000" w:themeColor="text1"/>
-                <w:sz w:val="28"/>
-                <w:u w:val="none"/>
               </w:rPr>
               <w:t>4.</w:t>
             </w:r>
             <w:r>
               <w:rPr>
-                <w:rFonts w:ascii="Times New Roman" w:hAnsi="Times New Roman"/>
+                <w:rFonts w:cstheme="minorBidi"/>
                 <w:noProof/>
-                <w:color w:val="000000" w:themeColor="text1"/>
-                <w:sz w:val="28"/>
               </w:rPr>
               <w:tab/>
             </w:r>
             <w:r>
               <w:rPr>
                 <w:rStyle w:val="a7"/>
-                <w:rFonts w:ascii="Times New Roman" w:hAnsi="Times New Roman"/>
+                <w:b/>
+                <w:bCs/>
                 <w:noProof/>
-                <w:color w:val="000000" w:themeColor="text1"/>
-                <w:sz w:val="28"/>
-                <w:u w:val="none"/>
               </w:rPr>
               <w:t>Описание достигнутых результатов по проектной практике</w:t>
             </w:r>
             <w:r>
               <w:rPr>
-                <w:rFonts w:ascii="Times New Roman" w:hAnsi="Times New Roman"/>
                 <w:noProof/>
                 <w:webHidden/>
-                <w:color w:val="000000" w:themeColor="text1"/>
-                <w:sz w:val="28"/>
               </w:rPr>
               <w:tab/>
             </w:r>
             <w:r>
               <w:rPr>
-                <w:rFonts w:ascii="Times New Roman" w:hAnsi="Times New Roman"/>
                 <w:noProof/>
                 <w:webHidden/>
-                <w:color w:val="000000" w:themeColor="text1"/>
-                <w:sz w:val="28"/>
               </w:rPr>
               <w:fldChar w:fldCharType="begin"/>
             </w:r>
             <w:r>
               <w:rPr>
-                <w:rFonts w:ascii="Times New Roman" w:hAnsi="Times New Roman"/>
                 <w:noProof/>
                 <w:webHidden/>
-                <w:color w:val="000000" w:themeColor="text1"/>
-                <w:sz w:val="28"/>
               </w:rPr>
-              <w:instrText xml:space="preserve"> PAGEREF _Toc226571866 \h </w:instrText>
+              <w:instrText xml:space="preserve"> PAGEREF _Toc227573174 \h </w:instrText>
             </w:r>
             <w:r>
               <w:rPr>
-                <w:rFonts w:ascii="Times New Roman" w:hAnsi="Times New Roman"/>
                 <w:noProof/>
                 <w:webHidden/>
-                <w:color w:val="000000" w:themeColor="text1"/>
-                <w:sz w:val="28"/>
               </w:rPr>
             </w:r>
             <w:r>
               <w:rPr>
-                <w:rFonts w:ascii="Times New Roman" w:hAnsi="Times New Roman"/>
                 <w:noProof/>
                 <w:webHidden/>
-                <w:color w:val="000000" w:themeColor="text1"/>
-                <w:sz w:val="28"/>
               </w:rPr>
               <w:fldChar w:fldCharType="separate"/>
             </w:r>
             <w:r>
               <w:rPr>
-                <w:rFonts w:ascii="Times New Roman" w:hAnsi="Times New Roman"/>
                 <w:noProof/>
                 <w:webHidden/>
-                <w:color w:val="000000" w:themeColor="text1"/>
-                <w:sz w:val="28"/>
               </w:rPr>
-              <w:t>3</w:t>
+              <w:t>9</w:t>
             </w:r>
             <w:r>
               <w:rPr>
-                <w:rFonts w:ascii="Times New Roman" w:hAnsi="Times New Roman"/>
                 <w:noProof/>
                 <w:webHidden/>
-                <w:color w:val="000000" w:themeColor="text1"/>
-                <w:sz w:val="28"/>
               </w:rPr>
               <w:fldChar w:fldCharType="end"/>
             </w:r>
@@ -1685,90 +1388,66 @@
               <w:tab w:val="right" w:leader="dot" w:pos="9345"/>
             </w:tabs>
             <w:rPr>
-              <w:rFonts w:ascii="Times New Roman" w:hAnsi="Times New Roman"/>
+              <w:rFonts w:cstheme="minorBidi"/>
               <w:noProof/>
-              <w:color w:val="000000" w:themeColor="text1"/>
-              <w:sz w:val="28"/>
             </w:rPr>
           </w:pPr>
-          <w:hyperlink w:anchor="_Toc226571867" w:history="1">
+          <w:hyperlink w:anchor="_Toc227573175" w:history="1">
             <w:r>
               <w:rPr>
                 <w:rStyle w:val="a7"/>
                 <w:rFonts w:ascii="Times New Roman" w:eastAsia="Times New Roman" w:hAnsi="Times New Roman"/>
+                <w:b/>
+                <w:bCs/>
                 <w:noProof/>
-                <w:color w:val="000000" w:themeColor="text1"/>
-                <w:sz w:val="28"/>
-                <w:u w:val="none"/>
               </w:rPr>
-              <w:t>Заключение</w:t>
+              <w:t>ЗАКЛЮЧЕНИЕ</w:t>
             </w:r>
             <w:r>
               <w:rPr>
-                <w:rFonts w:ascii="Times New Roman" w:hAnsi="Times New Roman"/>
                 <w:noProof/>
                 <w:webHidden/>
-                <w:color w:val="000000" w:themeColor="text1"/>
-                <w:sz w:val="28"/>
               </w:rPr>
               <w:tab/>
             </w:r>
             <w:r>
               <w:rPr>
-                <w:rFonts w:ascii="Times New Roman" w:hAnsi="Times New Roman"/>
                 <w:noProof/>
                 <w:webHidden/>
-                <w:color w:val="000000" w:themeColor="text1"/>
-                <w:sz w:val="28"/>
               </w:rPr>
               <w:fldChar w:fldCharType="begin"/>
             </w:r>
             <w:r>
               <w:rPr>
-                <w:rFonts w:ascii="Times New Roman" w:hAnsi="Times New Roman"/>
                 <w:noProof/>
                 <w:webHidden/>
-                <w:color w:val="000000" w:themeColor="text1"/>
-                <w:sz w:val="28"/>
               </w:rPr>
-              <w:instrText xml:space="preserve"> PAGEREF _Toc226571867 \h </w:instrText>
+              <w:instrText xml:space="preserve"> PAGEREF _Toc227573175 \h </w:instrText>
             </w:r>
             <w:r>
               <w:rPr>
-                <w:rFonts w:ascii="Times New Roman" w:hAnsi="Times New Roman"/>
                 <w:noProof/>
                 <w:webHidden/>
-                <w:color w:val="000000" w:themeColor="text1"/>
-                <w:sz w:val="28"/>
               </w:rPr>
             </w:r>
             <w:r>
               <w:rPr>
-                <w:rFonts w:ascii="Times New Roman" w:hAnsi="Times New Roman"/>
                 <w:noProof/>
                 <w:webHidden/>
-                <w:color w:val="000000" w:themeColor="text1"/>
-                <w:sz w:val="28"/>
               </w:rPr>
               <w:fldChar w:fldCharType="separate"/>
             </w:r>
             <w:r>
               <w:rPr>
-                <w:rFonts w:ascii="Times New Roman" w:hAnsi="Times New Roman"/>
                 <w:noProof/>
                 <w:webHidden/>
-                <w:color w:val="000000" w:themeColor="text1"/>
-                <w:sz w:val="28"/>
               </w:rPr>
-              <w:t>4</w:t>
+              <w:t>10</w:t>
             </w:r>
             <w:r>
               <w:rPr>
-                <w:rFonts w:ascii="Times New Roman" w:hAnsi="Times New Roman"/>
                 <w:noProof/>
                 <w:webHidden/>
-                <w:color w:val="000000" w:themeColor="text1"/>
-                <w:sz w:val="28"/>
               </w:rPr>
               <w:fldChar w:fldCharType="end"/>
             </w:r>
@@ -1781,90 +1460,212 @@
               <w:tab w:val="right" w:leader="dot" w:pos="9345"/>
             </w:tabs>
             <w:rPr>
-              <w:rFonts w:ascii="Times New Roman" w:hAnsi="Times New Roman"/>
+              <w:rFonts w:cstheme="minorBidi"/>
               <w:noProof/>
-              <w:color w:val="000000" w:themeColor="text1"/>
-              <w:sz w:val="28"/>
             </w:rPr>
           </w:pPr>
-          <w:hyperlink w:anchor="_Toc226571868" w:history="1">
+          <w:hyperlink w:anchor="_Toc227573176" w:history="1">
             <w:r>
               <w:rPr>
                 <w:rStyle w:val="a7"/>
                 <w:rFonts w:ascii="Times New Roman" w:hAnsi="Times New Roman"/>
+                <w:b/>
+                <w:bCs/>
                 <w:noProof/>
-                <w:color w:val="000000" w:themeColor="text1"/>
-                <w:sz w:val="28"/>
-                <w:u w:val="none"/>
               </w:rPr>
-              <w:t>Список использованной литературы</w:t>
+              <w:t>СПИСОК ИСПОЛЬЗОВАННОЙ ЛИТЕРАТУРЫ</w:t>
             </w:r>
             <w:r>
               <w:rPr>
-                <w:rFonts w:ascii="Times New Roman" w:hAnsi="Times New Roman"/>
                 <w:noProof/>
                 <w:webHidden/>
-                <w:color w:val="000000" w:themeColor="text1"/>
-                <w:sz w:val="28"/>
               </w:rPr>
               <w:tab/>
             </w:r>
             <w:r>
               <w:rPr>
-                <w:rFonts w:ascii="Times New Roman" w:hAnsi="Times New Roman"/>
                 <w:noProof/>
                 <w:webHidden/>
-                <w:color w:val="000000" w:themeColor="text1"/>
-                <w:sz w:val="28"/>
               </w:rPr>
               <w:fldChar w:fldCharType="begin"/>
             </w:r>
             <w:r>
               <w:rPr>
-                <w:rFonts w:ascii="Times New Roman" w:hAnsi="Times New Roman"/>
                 <w:noProof/>
                 <w:webHidden/>
-                <w:color w:val="000000" w:themeColor="text1"/>
-                <w:sz w:val="28"/>
               </w:rPr>
-              <w:instrText xml:space="preserve"> PAGEREF _Toc226571868 \h </w:instrText>
+              <w:instrText xml:space="preserve"> PAGEREF _Toc227573176 \h </w:instrText>
             </w:r>
             <w:r>
               <w:rPr>
-                <w:rFonts w:ascii="Times New Roman" w:hAnsi="Times New Roman"/>
                 <w:noProof/>
                 <w:webHidden/>
-                <w:color w:val="000000" w:themeColor="text1"/>
-                <w:sz w:val="28"/>
               </w:rPr>
             </w:r>
             <w:r>
               <w:rPr>
-                <w:rFonts w:ascii="Times New Roman" w:hAnsi="Times New Roman"/>
                 <w:noProof/>
                 <w:webHidden/>
-                <w:color w:val="000000" w:themeColor="text1"/>
-                <w:sz w:val="28"/>
               </w:rPr>
               <w:fldChar w:fldCharType="separate"/>
             </w:r>
             <w:r>
               <w:rPr>
-                <w:rFonts w:ascii="Times New Roman" w:hAnsi="Times New Roman"/>
                 <w:noProof/>
                 <w:webHidden/>
-                <w:color w:val="000000" w:themeColor="text1"/>
-                <w:sz w:val="28"/>
               </w:rPr>
-              <w:t>4</w:t>
+              <w:t>10</w:t>
             </w:r>
             <w:r>
               <w:rPr>
-                <w:rFonts w:ascii="Times New Roman" w:hAnsi="Times New Roman"/>
                 <w:noProof/>
                 <w:webHidden/>
-                <w:color w:val="000000" w:themeColor="text1"/>
-                <w:sz w:val="28"/>
+              </w:rPr>
+              <w:fldChar w:fldCharType="end"/>
+            </w:r>
+          </w:hyperlink>
+        </w:p>
+        <w:p>
+          <w:pPr>
+            <w:pStyle w:val="12"/>
+            <w:tabs>
+              <w:tab w:val="right" w:leader="dot" w:pos="9345"/>
+            </w:tabs>
+            <w:rPr>
+              <w:rFonts w:cstheme="minorBidi"/>
+              <w:noProof/>
+            </w:rPr>
+          </w:pPr>
+          <w:hyperlink w:anchor="_Toc227573177" w:history="1">
+            <w:r>
+              <w:rPr>
+                <w:rStyle w:val="a7"/>
+                <w:rFonts w:ascii="Times New Roman" w:hAnsi="Times New Roman"/>
+                <w:b/>
+                <w:bCs/>
+                <w:noProof/>
+                <w:shd w:val="clear" w:color="auto" w:fill="FFFFFF"/>
+              </w:rPr>
+              <w:t>ПРИЛОЖЕНИЕ А</w:t>
+            </w:r>
+            <w:r>
+              <w:rPr>
+                <w:noProof/>
+                <w:webHidden/>
+              </w:rPr>
+              <w:tab/>
+            </w:r>
+            <w:r>
+              <w:rPr>
+                <w:noProof/>
+                <w:webHidden/>
+              </w:rPr>
+              <w:fldChar w:fldCharType="begin"/>
+            </w:r>
+            <w:r>
+              <w:rPr>
+                <w:noProof/>
+                <w:webHidden/>
+              </w:rPr>
+              <w:instrText xml:space="preserve"> PAGEREF _Toc227573177 \h </w:instrText>
+            </w:r>
+            <w:r>
+              <w:rPr>
+                <w:noProof/>
+                <w:webHidden/>
+              </w:rPr>
+            </w:r>
+            <w:r>
+              <w:rPr>
+                <w:noProof/>
+                <w:webHidden/>
+              </w:rPr>
+              <w:fldChar w:fldCharType="separate"/>
+            </w:r>
+            <w:r>
+              <w:rPr>
+                <w:noProof/>
+                <w:webHidden/>
+              </w:rPr>
+              <w:t>12</w:t>
+            </w:r>
+            <w:r>
+              <w:rPr>
+                <w:noProof/>
+                <w:webHidden/>
+              </w:rPr>
+              <w:fldChar w:fldCharType="end"/>
+            </w:r>
+          </w:hyperlink>
+        </w:p>
+        <w:p>
+          <w:pPr>
+            <w:pStyle w:val="12"/>
+            <w:tabs>
+              <w:tab w:val="right" w:leader="dot" w:pos="9345"/>
+            </w:tabs>
+            <w:rPr>
+              <w:rFonts w:cstheme="minorBidi"/>
+              <w:noProof/>
+            </w:rPr>
+          </w:pPr>
+          <w:hyperlink w:anchor="_Toc227573178" w:history="1">
+            <w:r>
+              <w:rPr>
+                <w:rStyle w:val="a7"/>
+                <w:rFonts w:ascii="Times New Roman" w:hAnsi="Times New Roman"/>
+                <w:b/>
+                <w:bCs/>
+                <w:noProof/>
+                <w:shd w:val="clear" w:color="auto" w:fill="FFFFFF"/>
+              </w:rPr>
+              <w:t>ПРИЛОЖЕНИЕ Б</w:t>
+            </w:r>
+            <w:r>
+              <w:rPr>
+                <w:noProof/>
+                <w:webHidden/>
+              </w:rPr>
+              <w:tab/>
+            </w:r>
+            <w:r>
+              <w:rPr>
+                <w:noProof/>
+                <w:webHidden/>
+              </w:rPr>
+              <w:fldChar w:fldCharType="begin"/>
+            </w:r>
+            <w:r>
+              <w:rPr>
+                <w:noProof/>
+                <w:webHidden/>
+              </w:rPr>
+              <w:instrText xml:space="preserve"> PAGEREF _Toc227573178 \h </w:instrText>
+            </w:r>
+            <w:r>
+              <w:rPr>
+                <w:noProof/>
+                <w:webHidden/>
+              </w:rPr>
+            </w:r>
+            <w:r>
+              <w:rPr>
+                <w:noProof/>
+                <w:webHidden/>
+              </w:rPr>
+              <w:fldChar w:fldCharType="separate"/>
+            </w:r>
+            <w:r>
+              <w:rPr>
+                <w:noProof/>
+                <w:webHidden/>
+              </w:rPr>
+              <w:t>13</w:t>
+            </w:r>
+            <w:r>
+              <w:rPr>
+                <w:noProof/>
+                <w:webHidden/>
               </w:rPr>
               <w:fldChar w:fldCharType="end"/>
             </w:r>
@@ -1883,7 +1684,8 @@
               <w:rFonts w:ascii="Times New Roman" w:hAnsi="Times New Roman" w:cs="Times New Roman"/>
               <w:bCs/>
               <w:color w:val="000000" w:themeColor="text1"/>
-              <w:sz w:val="28"/>
+              <w:sz w:val="24"/>
+              <w:szCs w:val="24"/>
             </w:rPr>
             <w:fldChar w:fldCharType="end"/>
           </w:r>
@@ -1901,14 +1703,14 @@
           <w:color w:val="000000" w:themeColor="text1"/>
         </w:rPr>
       </w:pPr>
-      <w:bookmarkStart w:id="0" w:name="_Toc226571856"/>
+      <w:bookmarkStart w:id="0" w:name="_Toc227573164"/>
       <w:r>
         <w:rPr>
           <w:b/>
           <w:bCs/>
           <w:color w:val="000000" w:themeColor="text1"/>
         </w:rPr>
-        <w:t>Введение</w:t>
+        <w:t>ВВЕДЕНИЕ</w:t>
       </w:r>
       <w:bookmarkEnd w:id="0"/>
     </w:p>
@@ -1923,7 +1725,7 @@
           <w:color w:val="000000" w:themeColor="text1"/>
         </w:rPr>
       </w:pPr>
-      <w:bookmarkStart w:id="1" w:name="_Toc226571857"/>
+      <w:bookmarkStart w:id="1" w:name="_Toc227573165"/>
       <w:r>
         <w:rPr>
           <w:b/>
@@ -1944,7 +1746,7 @@
           <w:szCs w:val="28"/>
         </w:rPr>
       </w:pPr>
-      <w:bookmarkStart w:id="2" w:name="_Toc226571858"/>
+      <w:bookmarkStart w:id="2" w:name="_Toc227573166"/>
       <w:r>
         <w:rPr>
           <w:rFonts w:ascii="Times New Roman" w:hAnsi="Times New Roman" w:cs="Times New Roman"/>
@@ -2015,7 +1817,7 @@
           <w:szCs w:val="28"/>
         </w:rPr>
       </w:pPr>
-      <w:bookmarkStart w:id="3" w:name="_Toc226571859"/>
+      <w:bookmarkStart w:id="3" w:name="_Toc227573167"/>
       <w:r>
         <w:rPr>
           <w:rStyle w:val="15"/>
@@ -2080,7 +1882,7 @@
           <w:color w:val="000000" w:themeColor="text1"/>
         </w:rPr>
       </w:pPr>
-      <w:bookmarkStart w:id="4" w:name="_Toc226571860"/>
+      <w:bookmarkStart w:id="4" w:name="_Toc227573168"/>
       <w:r>
         <w:rPr>
           <w:color w:val="000000" w:themeColor="text1"/>
@@ -2464,7 +2266,7 @@
           <w:color w:val="000000" w:themeColor="text1"/>
         </w:rPr>
       </w:pPr>
-      <w:bookmarkStart w:id="5" w:name="_Toc226571861"/>
+      <w:bookmarkStart w:id="5" w:name="_Toc227573169"/>
       <w:r>
         <w:rPr>
           <w:b/>
@@ -2485,7 +2287,7 @@
           <w:szCs w:val="28"/>
         </w:rPr>
       </w:pPr>
-      <w:bookmarkStart w:id="6" w:name="_Toc226571862"/>
+      <w:bookmarkStart w:id="6" w:name="_Toc227573170"/>
       <w:r>
         <w:rPr>
           <w:rFonts w:ascii="Times New Roman" w:eastAsia="Times New Roman" w:hAnsi="Times New Roman" w:cs="Times New Roman"/>
@@ -2577,7 +2379,7 @@
           <w:szCs w:val="28"/>
         </w:rPr>
       </w:pPr>
-      <w:bookmarkStart w:id="7" w:name="_Toc226571863"/>
+      <w:bookmarkStart w:id="7" w:name="_Toc227573171"/>
       <w:r>
         <w:rPr>
           <w:rFonts w:ascii="Times New Roman" w:eastAsia="Times New Roman" w:hAnsi="Times New Roman" w:cs="Times New Roman"/>
@@ -2708,7 +2510,7 @@
           <w:szCs w:val="28"/>
         </w:rPr>
       </w:pPr>
-      <w:bookmarkStart w:id="8" w:name="_Toc226571864"/>
+      <w:bookmarkStart w:id="8" w:name="_Toc227573172"/>
       <w:r>
         <w:rPr>
           <w:rFonts w:ascii="Times New Roman" w:eastAsia="Times New Roman" w:hAnsi="Times New Roman" w:cs="Times New Roman"/>
@@ -3156,7 +2958,7 @@
           <w:color w:val="000000" w:themeColor="text1"/>
         </w:rPr>
       </w:pPr>
-      <w:bookmarkStart w:id="9" w:name="_Toc226571865"/>
+      <w:bookmarkStart w:id="9" w:name="_Toc227573173"/>
       <w:r>
         <w:rPr>
           <w:b/>
@@ -3182,18 +2984,31 @@
           <w:ilvl w:val="0"/>
           <w:numId w:val="0"/>
         </w:numPr>
-        <w:outlineLvl w:val="1"/>
-        <w:rPr>
-          <w:bCs/>
-          <w:color w:val="000000" w:themeColor="text1"/>
-        </w:rPr>
-      </w:pPr>
-      <w:r>
-        <w:rPr>
-          <w:color w:val="000000" w:themeColor="text1"/>
-          <w:shd w:val="clear" w:color="auto" w:fill="FFFFFF"/>
-        </w:rPr>
-        <w:t>Задание на проектную практику было предоставлено в репозитории Московского политехнического университета</w:t>
+        <w:ind w:left="357" w:hanging="357"/>
+        <w:rPr>
+          <w:shd w:val="clear" w:color="auto" w:fill="FFFFFF"/>
+        </w:rPr>
+      </w:pPr>
+      <w:r>
+        <w:rPr>
+          <w:color w:val="000000" w:themeColor="text1"/>
+          <w:shd w:val="clear" w:color="auto" w:fill="FFFFFF"/>
+        </w:rPr>
+        <w:t>Задание на проектную практику было предоставлено в репозитории</w:t>
+      </w:r>
+      <w:r>
+        <w:rPr>
+          <w:color w:val="000000" w:themeColor="text1"/>
+          <w:shd w:val="clear" w:color="auto" w:fill="FFFFFF"/>
+        </w:rPr>
+        <w:t xml:space="preserve"> </w:t>
+      </w:r>
+      <w:r>
+        <w:rPr>
+          <w:color w:val="000000" w:themeColor="text1"/>
+          <w:shd w:val="clear" w:color="auto" w:fill="FFFFFF"/>
+        </w:rPr>
+        <w:t>Московского политехнического университета</w:t>
       </w:r>
       <w:r>
         <w:rPr>
@@ -3214,6 +3029,25 @@
           <w:shd w:val="clear" w:color="auto" w:fill="FFFFFF"/>
         </w:rPr>
         <w:t>[4]</w:t>
+      </w:r>
+    </w:p>
+    <w:p>
+      <w:pPr>
+        <w:rPr>
+          <w:rFonts w:ascii="Times New Roman" w:eastAsia="Times New Roman" w:hAnsi="Times New Roman" w:cs="Times New Roman"/>
+          <w:color w:val="1F2328"/>
+          <w:sz w:val="28"/>
+          <w:szCs w:val="28"/>
+        </w:rPr>
+      </w:pPr>
+      <w:r>
+        <w:rPr>
+          <w:rFonts w:ascii="Times New Roman" w:hAnsi="Times New Roman" w:cs="Times New Roman"/>
+          <w:color w:val="1F2328"/>
+          <w:sz w:val="28"/>
+          <w:szCs w:val="28"/>
+        </w:rPr>
+        <w:t>1. Базовая часть задания</w:t>
       </w:r>
     </w:p>
     <w:p>
@@ -3221,7 +3055,7 @@
         <w:pStyle w:val="2"/>
         <w:numPr>
           <w:ilvl w:val="0"/>
-          <w:numId w:val="9"/>
+          <w:numId w:val="18"/>
         </w:numPr>
         <w:rPr>
           <w:rFonts w:eastAsia="Times New Roman"/>
@@ -3262,10 +3096,10 @@
       <w:pPr>
         <w:numPr>
           <w:ilvl w:val="1"/>
-          <w:numId w:val="6"/>
+          <w:numId w:val="18"/>
         </w:numPr>
         <w:shd w:val="clear" w:color="auto" w:fill="FFFFFF"/>
-        <w:spacing w:before="100" w:beforeAutospacing="1" w:after="100" w:afterAutospacing="1" w:line="240" w:lineRule="auto"/>
+        <w:spacing w:before="100" w:beforeAutospacing="1" w:after="100" w:afterAutospacing="1" w:line="360" w:lineRule="auto"/>
         <w:rPr>
           <w:rFonts w:ascii="Times New Roman" w:hAnsi="Times New Roman" w:cs="Times New Roman"/>
           <w:color w:val="000000" w:themeColor="text1"/>
@@ -3327,10 +3161,10 @@
       <w:pPr>
         <w:numPr>
           <w:ilvl w:val="1"/>
-          <w:numId w:val="6"/>
+          <w:numId w:val="18"/>
         </w:numPr>
         <w:shd w:val="clear" w:color="auto" w:fill="FFFFFF"/>
-        <w:spacing w:before="60" w:after="100" w:afterAutospacing="1" w:line="240" w:lineRule="auto"/>
+        <w:spacing w:before="60" w:after="100" w:afterAutospacing="1" w:line="360" w:lineRule="auto"/>
         <w:rPr>
           <w:rFonts w:ascii="Times New Roman" w:hAnsi="Times New Roman" w:cs="Times New Roman"/>
           <w:color w:val="000000" w:themeColor="text1"/>
@@ -3392,10 +3226,10 @@
       <w:pPr>
         <w:numPr>
           <w:ilvl w:val="1"/>
-          <w:numId w:val="6"/>
+          <w:numId w:val="18"/>
         </w:numPr>
         <w:shd w:val="clear" w:color="auto" w:fill="FFFFFF"/>
-        <w:spacing w:before="60" w:after="100" w:afterAutospacing="1" w:line="240" w:lineRule="auto"/>
+        <w:spacing w:before="60" w:after="100" w:afterAutospacing="1" w:line="360" w:lineRule="auto"/>
         <w:rPr>
           <w:rFonts w:ascii="Times New Roman" w:hAnsi="Times New Roman" w:cs="Times New Roman"/>
           <w:color w:val="000000" w:themeColor="text1"/>
@@ -3417,10 +3251,10 @@
       <w:pPr>
         <w:numPr>
           <w:ilvl w:val="1"/>
-          <w:numId w:val="6"/>
+          <w:numId w:val="18"/>
         </w:numPr>
         <w:shd w:val="clear" w:color="auto" w:fill="FFFFFF"/>
-        <w:spacing w:before="60" w:after="100" w:afterAutospacing="1" w:line="240" w:lineRule="auto"/>
+        <w:spacing w:before="60" w:after="100" w:afterAutospacing="1" w:line="360" w:lineRule="auto"/>
         <w:rPr>
           <w:rFonts w:ascii="Times New Roman" w:hAnsi="Times New Roman" w:cs="Times New Roman"/>
           <w:color w:val="000000" w:themeColor="text1"/>
@@ -3453,6 +3287,10 @@
     <w:p>
       <w:pPr>
         <w:pStyle w:val="2"/>
+        <w:numPr>
+          <w:ilvl w:val="0"/>
+          <w:numId w:val="18"/>
+        </w:numPr>
         <w:rPr>
           <w:color w:val="000000" w:themeColor="text1"/>
         </w:rPr>
@@ -3510,24 +3348,25 @@
       <w:pPr>
         <w:numPr>
           <w:ilvl w:val="1"/>
-          <w:numId w:val="6"/>
+          <w:numId w:val="18"/>
         </w:numPr>
         <w:shd w:val="clear" w:color="auto" w:fill="FFFFFF"/>
-        <w:spacing w:before="100" w:beforeAutospacing="1" w:after="100" w:afterAutospacing="1" w:line="240" w:lineRule="auto"/>
-        <w:rPr>
-          <w:rFonts w:ascii="Times New Roman" w:hAnsi="Times New Roman" w:cs="Times New Roman"/>
-          <w:color w:val="000000" w:themeColor="text1"/>
-          <w:sz w:val="28"/>
-          <w:szCs w:val="28"/>
-        </w:rPr>
-      </w:pPr>
-      <w:r>
-        <w:rPr>
-          <w:rFonts w:ascii="Times New Roman" w:hAnsi="Times New Roman" w:cs="Times New Roman"/>
-          <w:color w:val="000000" w:themeColor="text1"/>
-          <w:sz w:val="28"/>
-          <w:szCs w:val="28"/>
-        </w:rPr>
+        <w:spacing w:before="100" w:beforeAutospacing="1" w:after="100" w:afterAutospacing="1" w:line="360" w:lineRule="auto"/>
+        <w:rPr>
+          <w:rFonts w:ascii="Times New Roman" w:hAnsi="Times New Roman" w:cs="Times New Roman"/>
+          <w:color w:val="000000" w:themeColor="text1"/>
+          <w:sz w:val="28"/>
+          <w:szCs w:val="28"/>
+        </w:rPr>
+      </w:pPr>
+      <w:r>
+        <w:rPr>
+          <w:rFonts w:ascii="Times New Roman" w:hAnsi="Times New Roman" w:cs="Times New Roman"/>
+          <w:color w:val="000000" w:themeColor="text1"/>
+          <w:sz w:val="28"/>
+          <w:szCs w:val="28"/>
+        </w:rPr>
+        <w:lastRenderedPageBreak/>
         <w:t xml:space="preserve">Все материалы проекта (описание, журнал прогресса и др.) должны быть оформлены в формате </w:t>
       </w:r>
       <w:proofErr w:type="spellStart"/>
@@ -3555,10 +3394,10 @@
       <w:pPr>
         <w:numPr>
           <w:ilvl w:val="1"/>
-          <w:numId w:val="6"/>
+          <w:numId w:val="18"/>
         </w:numPr>
         <w:shd w:val="clear" w:color="auto" w:fill="FFFFFF"/>
-        <w:spacing w:before="60" w:after="100" w:afterAutospacing="1" w:line="240" w:lineRule="auto"/>
+        <w:spacing w:before="60" w:after="100" w:afterAutospacing="1" w:line="360" w:lineRule="auto"/>
         <w:rPr>
           <w:rFonts w:ascii="Times New Roman" w:hAnsi="Times New Roman" w:cs="Times New Roman"/>
           <w:color w:val="000000" w:themeColor="text1"/>
@@ -3600,10 +3439,10 @@
       <w:pPr>
         <w:numPr>
           <w:ilvl w:val="1"/>
-          <w:numId w:val="6"/>
+          <w:numId w:val="18"/>
         </w:numPr>
         <w:shd w:val="clear" w:color="auto" w:fill="FFFFFF"/>
-        <w:spacing w:before="60" w:after="100" w:afterAutospacing="1" w:line="240" w:lineRule="auto"/>
+        <w:spacing w:before="60" w:after="100" w:afterAutospacing="1" w:line="360" w:lineRule="auto"/>
         <w:rPr>
           <w:rFonts w:ascii="Times New Roman" w:hAnsi="Times New Roman" w:cs="Times New Roman"/>
           <w:color w:val="000000" w:themeColor="text1"/>
@@ -3621,7 +3460,6 @@
           <w:sz w:val="28"/>
           <w:szCs w:val="28"/>
         </w:rPr>
-        <w:lastRenderedPageBreak/>
         <w:t>Ожидаемое время:</w:t>
       </w:r>
       <w:r>
@@ -3637,6 +3475,10 @@
     <w:p>
       <w:pPr>
         <w:pStyle w:val="2"/>
+        <w:numPr>
+          <w:ilvl w:val="0"/>
+          <w:numId w:val="18"/>
+        </w:numPr>
         <w:rPr>
           <w:color w:val="000000" w:themeColor="text1"/>
         </w:rPr>
@@ -3655,10 +3497,10 @@
       <w:pPr>
         <w:numPr>
           <w:ilvl w:val="1"/>
-          <w:numId w:val="6"/>
+          <w:numId w:val="18"/>
         </w:numPr>
         <w:shd w:val="clear" w:color="auto" w:fill="FFFFFF"/>
-        <w:spacing w:before="100" w:beforeAutospacing="1" w:after="100" w:afterAutospacing="1" w:line="240" w:lineRule="auto"/>
+        <w:spacing w:before="100" w:beforeAutospacing="1" w:after="100" w:afterAutospacing="1" w:line="360" w:lineRule="auto"/>
         <w:rPr>
           <w:rFonts w:ascii="Times New Roman" w:hAnsi="Times New Roman" w:cs="Times New Roman"/>
           <w:color w:val="000000" w:themeColor="text1"/>
@@ -3701,10 +3543,10 @@
       <w:pPr>
         <w:numPr>
           <w:ilvl w:val="1"/>
-          <w:numId w:val="6"/>
+          <w:numId w:val="18"/>
         </w:numPr>
         <w:shd w:val="clear" w:color="auto" w:fill="FFFFFF"/>
-        <w:spacing w:before="60" w:after="100" w:afterAutospacing="1" w:line="240" w:lineRule="auto"/>
+        <w:spacing w:before="60" w:after="100" w:afterAutospacing="1" w:line="360" w:lineRule="auto"/>
         <w:rPr>
           <w:rFonts w:ascii="Times New Roman" w:hAnsi="Times New Roman" w:cs="Times New Roman"/>
           <w:color w:val="000000" w:themeColor="text1"/>
@@ -3780,10 +3622,10 @@
       <w:pPr>
         <w:numPr>
           <w:ilvl w:val="1"/>
-          <w:numId w:val="6"/>
+          <w:numId w:val="18"/>
         </w:numPr>
         <w:shd w:val="clear" w:color="auto" w:fill="FFFFFF"/>
-        <w:spacing w:before="60" w:after="100" w:afterAutospacing="1" w:line="240" w:lineRule="auto"/>
+        <w:spacing w:before="60" w:after="100" w:afterAutospacing="1" w:line="360" w:lineRule="auto"/>
         <w:rPr>
           <w:rFonts w:ascii="Times New Roman" w:hAnsi="Times New Roman" w:cs="Times New Roman"/>
           <w:color w:val="000000" w:themeColor="text1"/>
@@ -3805,10 +3647,10 @@
       <w:pPr>
         <w:numPr>
           <w:ilvl w:val="1"/>
-          <w:numId w:val="6"/>
+          <w:numId w:val="18"/>
         </w:numPr>
         <w:shd w:val="clear" w:color="auto" w:fill="FFFFFF"/>
-        <w:spacing w:before="60" w:after="100" w:afterAutospacing="1" w:line="240" w:lineRule="auto"/>
+        <w:spacing w:before="60" w:after="100" w:afterAutospacing="1" w:line="360" w:lineRule="auto"/>
         <w:rPr>
           <w:rFonts w:ascii="Times New Roman" w:hAnsi="Times New Roman" w:cs="Times New Roman"/>
           <w:color w:val="000000" w:themeColor="text1"/>
@@ -3830,10 +3672,10 @@
       <w:pPr>
         <w:numPr>
           <w:ilvl w:val="2"/>
-          <w:numId w:val="6"/>
+          <w:numId w:val="18"/>
         </w:numPr>
         <w:shd w:val="clear" w:color="auto" w:fill="FFFFFF"/>
-        <w:spacing w:before="100" w:beforeAutospacing="1" w:after="100" w:afterAutospacing="1" w:line="240" w:lineRule="auto"/>
+        <w:spacing w:before="100" w:beforeAutospacing="1" w:after="100" w:afterAutospacing="1" w:line="360" w:lineRule="auto"/>
         <w:rPr>
           <w:rFonts w:ascii="Times New Roman" w:hAnsi="Times New Roman" w:cs="Times New Roman"/>
           <w:color w:val="000000" w:themeColor="text1"/>
@@ -3867,10 +3709,10 @@
       <w:pPr>
         <w:numPr>
           <w:ilvl w:val="2"/>
-          <w:numId w:val="6"/>
+          <w:numId w:val="18"/>
         </w:numPr>
         <w:shd w:val="clear" w:color="auto" w:fill="FFFFFF"/>
-        <w:spacing w:before="60" w:after="100" w:afterAutospacing="1" w:line="240" w:lineRule="auto"/>
+        <w:spacing w:before="60" w:after="100" w:afterAutospacing="1" w:line="360" w:lineRule="auto"/>
         <w:rPr>
           <w:rFonts w:ascii="Times New Roman" w:hAnsi="Times New Roman" w:cs="Times New Roman"/>
           <w:color w:val="000000" w:themeColor="text1"/>
@@ -3904,10 +3746,10 @@
       <w:pPr>
         <w:numPr>
           <w:ilvl w:val="2"/>
-          <w:numId w:val="6"/>
+          <w:numId w:val="18"/>
         </w:numPr>
         <w:shd w:val="clear" w:color="auto" w:fill="FFFFFF"/>
-        <w:spacing w:before="60" w:after="100" w:afterAutospacing="1" w:line="240" w:lineRule="auto"/>
+        <w:spacing w:before="60" w:after="100" w:afterAutospacing="1" w:line="360" w:lineRule="auto"/>
         <w:rPr>
           <w:rFonts w:ascii="Times New Roman" w:hAnsi="Times New Roman" w:cs="Times New Roman"/>
           <w:color w:val="000000" w:themeColor="text1"/>
@@ -3941,10 +3783,10 @@
       <w:pPr>
         <w:numPr>
           <w:ilvl w:val="2"/>
-          <w:numId w:val="6"/>
+          <w:numId w:val="18"/>
         </w:numPr>
         <w:shd w:val="clear" w:color="auto" w:fill="FFFFFF"/>
-        <w:spacing w:before="60" w:after="100" w:afterAutospacing="1" w:line="240" w:lineRule="auto"/>
+        <w:spacing w:before="60" w:after="100" w:afterAutospacing="1" w:line="360" w:lineRule="auto"/>
         <w:rPr>
           <w:rFonts w:ascii="Times New Roman" w:hAnsi="Times New Roman" w:cs="Times New Roman"/>
           <w:color w:val="000000" w:themeColor="text1"/>
@@ -3978,10 +3820,10 @@
       <w:pPr>
         <w:numPr>
           <w:ilvl w:val="2"/>
-          <w:numId w:val="6"/>
+          <w:numId w:val="18"/>
         </w:numPr>
         <w:shd w:val="clear" w:color="auto" w:fill="FFFFFF"/>
-        <w:spacing w:before="60" w:after="100" w:afterAutospacing="1" w:line="240" w:lineRule="auto"/>
+        <w:spacing w:before="60" w:after="100" w:afterAutospacing="1" w:line="360" w:lineRule="auto"/>
         <w:rPr>
           <w:rFonts w:ascii="Times New Roman" w:hAnsi="Times New Roman" w:cs="Times New Roman"/>
           <w:color w:val="000000" w:themeColor="text1"/>
@@ -4015,24 +3857,25 @@
       <w:pPr>
         <w:numPr>
           <w:ilvl w:val="1"/>
-          <w:numId w:val="6"/>
+          <w:numId w:val="18"/>
         </w:numPr>
         <w:shd w:val="clear" w:color="auto" w:fill="FFFFFF"/>
-        <w:spacing w:before="60" w:after="100" w:afterAutospacing="1" w:line="240" w:lineRule="auto"/>
-        <w:rPr>
-          <w:rFonts w:ascii="Times New Roman" w:hAnsi="Times New Roman" w:cs="Times New Roman"/>
-          <w:color w:val="000000" w:themeColor="text1"/>
-          <w:sz w:val="28"/>
-          <w:szCs w:val="28"/>
-        </w:rPr>
-      </w:pPr>
-      <w:r>
-        <w:rPr>
-          <w:rFonts w:ascii="Times New Roman" w:hAnsi="Times New Roman" w:cs="Times New Roman"/>
-          <w:color w:val="000000" w:themeColor="text1"/>
-          <w:sz w:val="28"/>
-          <w:szCs w:val="28"/>
-        </w:rPr>
+        <w:spacing w:before="60" w:after="100" w:afterAutospacing="1" w:line="360" w:lineRule="auto"/>
+        <w:rPr>
+          <w:rFonts w:ascii="Times New Roman" w:hAnsi="Times New Roman" w:cs="Times New Roman"/>
+          <w:color w:val="000000" w:themeColor="text1"/>
+          <w:sz w:val="28"/>
+          <w:szCs w:val="28"/>
+        </w:rPr>
+      </w:pPr>
+      <w:r>
+        <w:rPr>
+          <w:rFonts w:ascii="Times New Roman" w:hAnsi="Times New Roman" w:cs="Times New Roman"/>
+          <w:color w:val="000000" w:themeColor="text1"/>
+          <w:sz w:val="28"/>
+          <w:szCs w:val="28"/>
+        </w:rPr>
+        <w:lastRenderedPageBreak/>
         <w:t>Оформите страницы сайта графическими материалами (фотографиями, схемами, диаграммами, иллюстрациями) и другой медиа информацией (видео).</w:t>
       </w:r>
     </w:p>
@@ -4040,10 +3883,10 @@
       <w:pPr>
         <w:numPr>
           <w:ilvl w:val="1"/>
-          <w:numId w:val="6"/>
+          <w:numId w:val="18"/>
         </w:numPr>
         <w:shd w:val="clear" w:color="auto" w:fill="FFFFFF"/>
-        <w:spacing w:before="60" w:after="100" w:afterAutospacing="1" w:line="240" w:lineRule="auto"/>
+        <w:spacing w:before="60" w:after="100" w:afterAutospacing="1" w:line="360" w:lineRule="auto"/>
         <w:rPr>
           <w:rFonts w:ascii="Times New Roman" w:hAnsi="Times New Roman" w:cs="Times New Roman"/>
           <w:color w:val="000000" w:themeColor="text1"/>
@@ -4076,6 +3919,10 @@
     <w:p>
       <w:pPr>
         <w:pStyle w:val="2"/>
+        <w:numPr>
+          <w:ilvl w:val="0"/>
+          <w:numId w:val="18"/>
+        </w:numPr>
         <w:rPr>
           <w:color w:val="000000" w:themeColor="text1"/>
         </w:rPr>
@@ -4094,10 +3941,10 @@
       <w:pPr>
         <w:numPr>
           <w:ilvl w:val="1"/>
-          <w:numId w:val="6"/>
+          <w:numId w:val="18"/>
         </w:numPr>
         <w:shd w:val="clear" w:color="auto" w:fill="FFFFFF"/>
-        <w:spacing w:before="100" w:beforeAutospacing="1" w:after="100" w:afterAutospacing="1" w:line="240" w:lineRule="auto"/>
+        <w:spacing w:before="100" w:beforeAutospacing="1" w:after="100" w:afterAutospacing="1" w:line="360" w:lineRule="auto"/>
         <w:rPr>
           <w:rFonts w:ascii="Times New Roman" w:hAnsi="Times New Roman" w:cs="Times New Roman"/>
           <w:color w:val="000000" w:themeColor="text1"/>
@@ -4119,10 +3966,10 @@
       <w:pPr>
         <w:numPr>
           <w:ilvl w:val="1"/>
-          <w:numId w:val="6"/>
+          <w:numId w:val="18"/>
         </w:numPr>
         <w:shd w:val="clear" w:color="auto" w:fill="FFFFFF"/>
-        <w:spacing w:before="60" w:after="100" w:afterAutospacing="1" w:line="240" w:lineRule="auto"/>
+        <w:spacing w:before="60" w:after="100" w:afterAutospacing="1" w:line="360" w:lineRule="auto"/>
         <w:rPr>
           <w:rFonts w:ascii="Times New Roman" w:hAnsi="Times New Roman" w:cs="Times New Roman"/>
           <w:color w:val="000000" w:themeColor="text1"/>
@@ -4164,10 +4011,10 @@
       <w:pPr>
         <w:numPr>
           <w:ilvl w:val="1"/>
-          <w:numId w:val="6"/>
+          <w:numId w:val="18"/>
         </w:numPr>
         <w:shd w:val="clear" w:color="auto" w:fill="FFFFFF"/>
-        <w:spacing w:before="60" w:after="100" w:afterAutospacing="1" w:line="240" w:lineRule="auto"/>
+        <w:spacing w:before="60" w:after="100" w:afterAutospacing="1" w:line="360" w:lineRule="auto"/>
         <w:rPr>
           <w:rFonts w:ascii="Times New Roman" w:hAnsi="Times New Roman" w:cs="Times New Roman"/>
           <w:color w:val="000000" w:themeColor="text1"/>
@@ -4201,25 +4048,24 @@
       <w:pPr>
         <w:numPr>
           <w:ilvl w:val="1"/>
-          <w:numId w:val="6"/>
+          <w:numId w:val="18"/>
         </w:numPr>
         <w:shd w:val="clear" w:color="auto" w:fill="FFFFFF"/>
-        <w:spacing w:before="60" w:after="100" w:afterAutospacing="1" w:line="240" w:lineRule="auto"/>
-        <w:rPr>
-          <w:rFonts w:ascii="Times New Roman" w:hAnsi="Times New Roman" w:cs="Times New Roman"/>
-          <w:color w:val="000000" w:themeColor="text1"/>
-          <w:sz w:val="28"/>
-          <w:szCs w:val="28"/>
-        </w:rPr>
-      </w:pPr>
-      <w:r>
-        <w:rPr>
-          <w:rFonts w:ascii="Times New Roman" w:hAnsi="Times New Roman" w:cs="Times New Roman"/>
-          <w:color w:val="000000" w:themeColor="text1"/>
-          <w:sz w:val="28"/>
-          <w:szCs w:val="28"/>
-        </w:rPr>
-        <w:lastRenderedPageBreak/>
+        <w:spacing w:before="60" w:after="100" w:afterAutospacing="1" w:line="360" w:lineRule="auto"/>
+        <w:rPr>
+          <w:rFonts w:ascii="Times New Roman" w:hAnsi="Times New Roman" w:cs="Times New Roman"/>
+          <w:color w:val="000000" w:themeColor="text1"/>
+          <w:sz w:val="28"/>
+          <w:szCs w:val="28"/>
+        </w:rPr>
+      </w:pPr>
+      <w:r>
+        <w:rPr>
+          <w:rFonts w:ascii="Times New Roman" w:hAnsi="Times New Roman" w:cs="Times New Roman"/>
+          <w:color w:val="000000" w:themeColor="text1"/>
+          <w:sz w:val="28"/>
+          <w:szCs w:val="28"/>
+        </w:rPr>
         <w:t xml:space="preserve">Напишите отчёт в формате </w:t>
       </w:r>
       <w:proofErr w:type="spellStart"/>
@@ -4247,10 +4093,10 @@
       <w:pPr>
         <w:numPr>
           <w:ilvl w:val="1"/>
-          <w:numId w:val="6"/>
+          <w:numId w:val="18"/>
         </w:numPr>
         <w:shd w:val="clear" w:color="auto" w:fill="FFFFFF"/>
-        <w:spacing w:before="60" w:after="100" w:afterAutospacing="1" w:line="240" w:lineRule="auto"/>
+        <w:spacing w:before="60" w:after="100" w:afterAutospacing="1" w:line="360" w:lineRule="auto"/>
         <w:rPr>
           <w:rFonts w:ascii="Times New Roman" w:hAnsi="Times New Roman" w:cs="Times New Roman"/>
           <w:color w:val="000000" w:themeColor="text1"/>
@@ -4284,10 +4130,10 @@
       <w:pPr>
         <w:numPr>
           <w:ilvl w:val="1"/>
-          <w:numId w:val="6"/>
+          <w:numId w:val="18"/>
         </w:numPr>
         <w:shd w:val="clear" w:color="auto" w:fill="FFFFFF"/>
-        <w:spacing w:before="60" w:after="100" w:afterAutospacing="1" w:line="240" w:lineRule="auto"/>
+        <w:spacing w:before="60" w:after="100" w:afterAutospacing="1" w:line="360" w:lineRule="auto"/>
         <w:rPr>
           <w:rFonts w:ascii="Times New Roman" w:hAnsi="Times New Roman" w:cs="Times New Roman"/>
           <w:color w:val="000000" w:themeColor="text1"/>
@@ -4320,6 +4166,10 @@
     <w:p>
       <w:pPr>
         <w:pStyle w:val="2"/>
+        <w:numPr>
+          <w:ilvl w:val="0"/>
+          <w:numId w:val="18"/>
+        </w:numPr>
         <w:rPr>
           <w:color w:val="000000" w:themeColor="text1"/>
         </w:rPr>
@@ -4338,10 +4188,10 @@
       <w:pPr>
         <w:numPr>
           <w:ilvl w:val="1"/>
-          <w:numId w:val="6"/>
+          <w:numId w:val="18"/>
         </w:numPr>
         <w:shd w:val="clear" w:color="auto" w:fill="FFFFFF"/>
-        <w:spacing w:before="100" w:beforeAutospacing="1" w:after="100" w:afterAutospacing="1" w:line="240" w:lineRule="auto"/>
+        <w:spacing w:before="100" w:beforeAutospacing="1" w:after="100" w:afterAutospacing="1" w:line="360" w:lineRule="auto"/>
         <w:rPr>
           <w:rFonts w:ascii="Times New Roman" w:hAnsi="Times New Roman" w:cs="Times New Roman"/>
           <w:color w:val="000000" w:themeColor="text1"/>
@@ -4383,10 +4233,10 @@
       <w:pPr>
         <w:numPr>
           <w:ilvl w:val="1"/>
-          <w:numId w:val="6"/>
+          <w:numId w:val="18"/>
         </w:numPr>
         <w:shd w:val="clear" w:color="auto" w:fill="FFFFFF"/>
-        <w:spacing w:before="60" w:after="100" w:afterAutospacing="1" w:line="240" w:lineRule="auto"/>
+        <w:spacing w:before="60" w:after="100" w:afterAutospacing="1" w:line="360" w:lineRule="auto"/>
         <w:rPr>
           <w:rFonts w:ascii="Times New Roman" w:hAnsi="Times New Roman" w:cs="Times New Roman"/>
           <w:color w:val="000000" w:themeColor="text1"/>
@@ -4428,24 +4278,25 @@
       <w:pPr>
         <w:numPr>
           <w:ilvl w:val="1"/>
-          <w:numId w:val="6"/>
+          <w:numId w:val="18"/>
         </w:numPr>
         <w:shd w:val="clear" w:color="auto" w:fill="FFFFFF"/>
-        <w:spacing w:before="60" w:after="100" w:afterAutospacing="1" w:line="240" w:lineRule="auto"/>
-        <w:rPr>
-          <w:rFonts w:ascii="Times New Roman" w:hAnsi="Times New Roman" w:cs="Times New Roman"/>
-          <w:color w:val="000000" w:themeColor="text1"/>
-          <w:sz w:val="28"/>
-          <w:szCs w:val="28"/>
-        </w:rPr>
-      </w:pPr>
-      <w:r>
-        <w:rPr>
-          <w:rFonts w:ascii="Times New Roman" w:hAnsi="Times New Roman" w:cs="Times New Roman"/>
-          <w:color w:val="000000" w:themeColor="text1"/>
-          <w:sz w:val="28"/>
-          <w:szCs w:val="28"/>
-        </w:rPr>
+        <w:spacing w:before="60" w:after="100" w:afterAutospacing="1" w:line="360" w:lineRule="auto"/>
+        <w:rPr>
+          <w:rFonts w:ascii="Times New Roman" w:hAnsi="Times New Roman" w:cs="Times New Roman"/>
+          <w:color w:val="000000" w:themeColor="text1"/>
+          <w:sz w:val="28"/>
+          <w:szCs w:val="28"/>
+        </w:rPr>
+      </w:pPr>
+      <w:r>
+        <w:rPr>
+          <w:rFonts w:ascii="Times New Roman" w:hAnsi="Times New Roman" w:cs="Times New Roman"/>
+          <w:color w:val="000000" w:themeColor="text1"/>
+          <w:sz w:val="28"/>
+          <w:szCs w:val="28"/>
+        </w:rPr>
+        <w:lastRenderedPageBreak/>
         <w:t xml:space="preserve">Сформируйте PDF-версию отчёта и также разместите её в папке </w:t>
       </w:r>
       <w:proofErr w:type="spellStart"/>
@@ -4473,10 +4324,10 @@
       <w:pPr>
         <w:numPr>
           <w:ilvl w:val="1"/>
-          <w:numId w:val="6"/>
+          <w:numId w:val="18"/>
         </w:numPr>
         <w:shd w:val="clear" w:color="auto" w:fill="FFFFFF"/>
-        <w:spacing w:before="60" w:after="100" w:afterAutospacing="1" w:line="240" w:lineRule="auto"/>
+        <w:spacing w:before="60" w:after="100" w:afterAutospacing="1" w:line="360" w:lineRule="auto"/>
         <w:rPr>
           <w:rFonts w:ascii="Times New Roman" w:hAnsi="Times New Roman" w:cs="Times New Roman"/>
           <w:color w:val="000000" w:themeColor="text1"/>
@@ -4492,6 +4343,1211 @@
           <w:szCs w:val="28"/>
         </w:rPr>
         <w:t>Загрузите оба файла отчёта (DOCX и PDF) в СДО (LMS) в курсе, который будет указан ответственным за проектную (учебную) практику.</w:t>
+      </w:r>
+    </w:p>
+    <w:p>
+      <w:pPr>
+        <w:rPr>
+          <w:rFonts w:ascii="Times New Roman" w:eastAsia="Times New Roman" w:hAnsi="Times New Roman" w:cs="Times New Roman"/>
+          <w:color w:val="1F2328"/>
+          <w:sz w:val="28"/>
+          <w:szCs w:val="28"/>
+        </w:rPr>
+      </w:pPr>
+      <w:r>
+        <w:rPr>
+          <w:rFonts w:ascii="Times New Roman" w:hAnsi="Times New Roman" w:cs="Times New Roman"/>
+          <w:color w:val="1F2328"/>
+          <w:sz w:val="28"/>
+          <w:szCs w:val="28"/>
+        </w:rPr>
+        <w:t>2. Вариативная часть задания</w:t>
+      </w:r>
+    </w:p>
+    <w:p>
+      <w:pPr>
+        <w:pStyle w:val="a5"/>
+        <w:shd w:val="clear" w:color="auto" w:fill="FFFFFF"/>
+        <w:spacing w:before="0" w:beforeAutospacing="0" w:after="0" w:afterAutospacing="0" w:line="360" w:lineRule="auto"/>
+        <w:ind w:left="357" w:hanging="357"/>
+        <w:rPr>
+          <w:color w:val="1F2328"/>
+          <w:sz w:val="28"/>
+          <w:szCs w:val="28"/>
+        </w:rPr>
+      </w:pPr>
+      <w:r>
+        <w:rPr>
+          <w:color w:val="1F2328"/>
+          <w:sz w:val="28"/>
+          <w:szCs w:val="28"/>
+        </w:rPr>
+        <w:t>По решению ответственного за проектную (учебную) практику студентам назначается одно из следующих вариативных заданий. Студенты могут направить ответственному свои пожелания по распределению.</w:t>
+      </w:r>
+    </w:p>
+    <w:p>
+      <w:pPr>
+        <w:pStyle w:val="a3"/>
+        <w:numPr>
+          <w:ilvl w:val="0"/>
+          <w:numId w:val="22"/>
+        </w:numPr>
+        <w:rPr>
+          <w:rFonts w:ascii="Times New Roman" w:hAnsi="Times New Roman" w:cs="Times New Roman"/>
+          <w:color w:val="1F2328"/>
+          <w:sz w:val="28"/>
+          <w:szCs w:val="28"/>
+        </w:rPr>
+      </w:pPr>
+      <w:r>
+        <w:rPr>
+          <w:rFonts w:ascii="Times New Roman" w:hAnsi="Times New Roman" w:cs="Times New Roman"/>
+          <w:color w:val="1F2328"/>
+          <w:sz w:val="28"/>
+          <w:szCs w:val="28"/>
+        </w:rPr>
+        <w:t>Кафедральное индивидуальное отдельное задание</w:t>
+      </w:r>
+    </w:p>
+    <w:p>
+      <w:pPr>
+        <w:numPr>
+          <w:ilvl w:val="1"/>
+          <w:numId w:val="22"/>
+        </w:numPr>
+        <w:shd w:val="clear" w:color="auto" w:fill="FFFFFF"/>
+        <w:spacing w:after="0" w:line="360" w:lineRule="auto"/>
+        <w:rPr>
+          <w:rFonts w:ascii="Times New Roman" w:hAnsi="Times New Roman" w:cs="Times New Roman"/>
+          <w:color w:val="1F2328"/>
+          <w:sz w:val="28"/>
+          <w:szCs w:val="28"/>
+        </w:rPr>
+      </w:pPr>
+      <w:r>
+        <w:rPr>
+          <w:rFonts w:ascii="Times New Roman" w:hAnsi="Times New Roman" w:cs="Times New Roman"/>
+          <w:color w:val="1F2328"/>
+          <w:sz w:val="28"/>
+          <w:szCs w:val="28"/>
+        </w:rPr>
+        <w:t>Выполните все задачи базовой части.</w:t>
+      </w:r>
+    </w:p>
+    <w:p>
+      <w:pPr>
+        <w:numPr>
+          <w:ilvl w:val="1"/>
+          <w:numId w:val="22"/>
+        </w:numPr>
+        <w:shd w:val="clear" w:color="auto" w:fill="FFFFFF"/>
+        <w:spacing w:after="0" w:line="360" w:lineRule="auto"/>
+        <w:rPr>
+          <w:rFonts w:ascii="Times New Roman" w:hAnsi="Times New Roman" w:cs="Times New Roman"/>
+          <w:color w:val="1F2328"/>
+          <w:sz w:val="28"/>
+          <w:szCs w:val="28"/>
+        </w:rPr>
+      </w:pPr>
+      <w:r>
+        <w:rPr>
+          <w:rFonts w:ascii="Times New Roman" w:hAnsi="Times New Roman" w:cs="Times New Roman"/>
+          <w:color w:val="1F2328"/>
+          <w:sz w:val="28"/>
+          <w:szCs w:val="28"/>
+        </w:rPr>
+        <w:t>Выполните кафедральное индивидуальное отдельное задание.</w:t>
+      </w:r>
+    </w:p>
+    <w:p>
+      <w:pPr>
+        <w:numPr>
+          <w:ilvl w:val="1"/>
+          <w:numId w:val="22"/>
+        </w:numPr>
+        <w:shd w:val="clear" w:color="auto" w:fill="FFFFFF"/>
+        <w:spacing w:after="0" w:line="360" w:lineRule="auto"/>
+        <w:rPr>
+          <w:rFonts w:ascii="Times New Roman" w:hAnsi="Times New Roman" w:cs="Times New Roman"/>
+          <w:color w:val="1F2328"/>
+          <w:sz w:val="28"/>
+          <w:szCs w:val="28"/>
+        </w:rPr>
+      </w:pPr>
+      <w:r>
+        <w:rPr>
+          <w:rFonts w:ascii="Times New Roman" w:hAnsi="Times New Roman" w:cs="Times New Roman"/>
+          <w:color w:val="1F2328"/>
+          <w:sz w:val="28"/>
+          <w:szCs w:val="28"/>
+        </w:rPr>
+        <w:t>Интегрируйте результаты индивидуального задания и отчёт по нему в репозиторий и сайт, созданные в базовой части.</w:t>
+      </w:r>
+    </w:p>
+    <w:p>
+      <w:pPr>
+        <w:numPr>
+          <w:ilvl w:val="1"/>
+          <w:numId w:val="22"/>
+        </w:numPr>
+        <w:shd w:val="clear" w:color="auto" w:fill="FFFFFF"/>
+        <w:spacing w:after="0" w:line="360" w:lineRule="auto"/>
+        <w:rPr>
+          <w:rFonts w:ascii="Times New Roman" w:hAnsi="Times New Roman" w:cs="Times New Roman"/>
+          <w:color w:val="1F2328"/>
+          <w:sz w:val="28"/>
+          <w:szCs w:val="28"/>
+        </w:rPr>
+      </w:pPr>
+      <w:r>
+        <w:rPr>
+          <w:rStyle w:val="ad"/>
+          <w:rFonts w:ascii="Times New Roman" w:hAnsi="Times New Roman" w:cs="Times New Roman"/>
+          <w:color w:val="1F2328"/>
+          <w:sz w:val="28"/>
+          <w:szCs w:val="28"/>
+        </w:rPr>
+        <w:t>Ожидаемое время:</w:t>
+      </w:r>
+      <w:r>
+        <w:rPr>
+          <w:rFonts w:ascii="Times New Roman" w:hAnsi="Times New Roman" w:cs="Times New Roman"/>
+          <w:color w:val="1F2328"/>
+          <w:sz w:val="28"/>
+          <w:szCs w:val="28"/>
+        </w:rPr>
+        <w:t> 32–40 часов.</w:t>
+      </w:r>
+    </w:p>
+    <w:p>
+      <w:pPr>
+        <w:pStyle w:val="a3"/>
+        <w:numPr>
+          <w:ilvl w:val="0"/>
+          <w:numId w:val="22"/>
+        </w:numPr>
+        <w:rPr>
+          <w:rFonts w:ascii="Times New Roman" w:hAnsi="Times New Roman" w:cs="Times New Roman"/>
+          <w:color w:val="1F2328"/>
+          <w:sz w:val="28"/>
+          <w:szCs w:val="28"/>
+        </w:rPr>
+      </w:pPr>
+      <w:r>
+        <w:rPr>
+          <w:rFonts w:ascii="Times New Roman" w:hAnsi="Times New Roman" w:cs="Times New Roman"/>
+          <w:color w:val="1F2328"/>
+          <w:sz w:val="28"/>
+          <w:szCs w:val="28"/>
+        </w:rPr>
+        <w:t>Практическая реализация технологии</w:t>
+      </w:r>
+    </w:p>
+    <w:p>
+      <w:pPr>
+        <w:numPr>
+          <w:ilvl w:val="1"/>
+          <w:numId w:val="24"/>
+        </w:numPr>
+        <w:shd w:val="clear" w:color="auto" w:fill="FFFFFF"/>
+        <w:spacing w:after="0" w:line="360" w:lineRule="auto"/>
+        <w:rPr>
+          <w:rFonts w:ascii="Times New Roman" w:hAnsi="Times New Roman" w:cs="Times New Roman"/>
+          <w:color w:val="1F2328"/>
+          <w:sz w:val="28"/>
+          <w:szCs w:val="28"/>
+        </w:rPr>
+      </w:pPr>
+      <w:r>
+        <w:rPr>
+          <w:rFonts w:ascii="Times New Roman" w:hAnsi="Times New Roman" w:cs="Times New Roman"/>
+          <w:color w:val="1F2328"/>
+          <w:sz w:val="28"/>
+          <w:szCs w:val="28"/>
+        </w:rPr>
+        <w:t>Выполните все задачи базовой части.</w:t>
+      </w:r>
+    </w:p>
+    <w:p>
+      <w:pPr>
+        <w:numPr>
+          <w:ilvl w:val="1"/>
+          <w:numId w:val="24"/>
+        </w:numPr>
+        <w:shd w:val="clear" w:color="auto" w:fill="FFFFFF"/>
+        <w:spacing w:after="0" w:line="360" w:lineRule="auto"/>
+        <w:rPr>
+          <w:rFonts w:ascii="Times New Roman" w:hAnsi="Times New Roman" w:cs="Times New Roman"/>
+          <w:color w:val="1F2328"/>
+          <w:sz w:val="28"/>
+          <w:szCs w:val="28"/>
+        </w:rPr>
+      </w:pPr>
+      <w:r>
+        <w:rPr>
+          <w:rFonts w:ascii="Times New Roman" w:hAnsi="Times New Roman" w:cs="Times New Roman"/>
+          <w:color w:val="1F2328"/>
+          <w:sz w:val="28"/>
+          <w:szCs w:val="28"/>
+        </w:rPr>
+        <w:t>Для достижения объёма в 72 часа выберите один из следующих проектов:</w:t>
+      </w:r>
+    </w:p>
+    <w:p>
+      <w:pPr>
+        <w:numPr>
+          <w:ilvl w:val="0"/>
+          <w:numId w:val="15"/>
+        </w:numPr>
+        <w:shd w:val="clear" w:color="auto" w:fill="FFFFFF"/>
+        <w:spacing w:after="0" w:line="360" w:lineRule="auto"/>
+        <w:ind w:left="357" w:hanging="357"/>
+        <w:rPr>
+          <w:rFonts w:ascii="Times New Roman" w:hAnsi="Times New Roman" w:cs="Times New Roman"/>
+          <w:color w:val="1F2328"/>
+          <w:sz w:val="28"/>
+          <w:szCs w:val="28"/>
+        </w:rPr>
+      </w:pPr>
+      <w:r>
+        <w:rPr>
+          <w:rFonts w:ascii="Times New Roman" w:hAnsi="Times New Roman" w:cs="Times New Roman"/>
+          <w:color w:val="1F2328"/>
+          <w:sz w:val="28"/>
+          <w:szCs w:val="28"/>
+        </w:rPr>
+        <w:t>Выберите любую технологию (тематику) из списка, представленного в репозитории </w:t>
+      </w:r>
+      <w:proofErr w:type="spellStart"/>
+      <w:r>
+        <w:rPr>
+          <w:rFonts w:ascii="Times New Roman" w:hAnsi="Times New Roman" w:cs="Times New Roman"/>
+          <w:color w:val="1F2328"/>
+          <w:sz w:val="28"/>
+          <w:szCs w:val="28"/>
+        </w:rPr>
+        <w:t>codecrafters-io</w:t>
+      </w:r>
+      <w:proofErr w:type="spellEnd"/>
+      <w:r>
+        <w:rPr>
+          <w:rFonts w:ascii="Times New Roman" w:hAnsi="Times New Roman" w:cs="Times New Roman"/>
+          <w:color w:val="1F2328"/>
+          <w:sz w:val="28"/>
+          <w:szCs w:val="28"/>
+        </w:rPr>
+        <w:t>/</w:t>
+      </w:r>
+      <w:proofErr w:type="spellStart"/>
+      <w:r>
+        <w:rPr>
+          <w:rFonts w:ascii="Times New Roman" w:hAnsi="Times New Roman" w:cs="Times New Roman"/>
+          <w:color w:val="1F2328"/>
+          <w:sz w:val="28"/>
+          <w:szCs w:val="28"/>
+        </w:rPr>
+        <w:t>build</w:t>
+      </w:r>
+      <w:proofErr w:type="spellEnd"/>
+      <w:r>
+        <w:rPr>
+          <w:rFonts w:ascii="Times New Roman" w:hAnsi="Times New Roman" w:cs="Times New Roman"/>
+          <w:color w:val="1F2328"/>
+          <w:sz w:val="28"/>
+          <w:szCs w:val="28"/>
+        </w:rPr>
+        <w:t>-</w:t>
+      </w:r>
+      <w:proofErr w:type="spellStart"/>
+      <w:r>
+        <w:rPr>
+          <w:rFonts w:ascii="Times New Roman" w:hAnsi="Times New Roman" w:cs="Times New Roman"/>
+          <w:color w:val="1F2328"/>
+          <w:sz w:val="28"/>
+          <w:szCs w:val="28"/>
+        </w:rPr>
+        <w:t>your</w:t>
+      </w:r>
+      <w:proofErr w:type="spellEnd"/>
+      <w:r>
+        <w:rPr>
+          <w:rFonts w:ascii="Times New Roman" w:hAnsi="Times New Roman" w:cs="Times New Roman"/>
+          <w:color w:val="1F2328"/>
+          <w:sz w:val="28"/>
+          <w:szCs w:val="28"/>
+        </w:rPr>
+        <w:t>-</w:t>
+      </w:r>
+      <w:proofErr w:type="spellStart"/>
+      <w:r>
+        <w:rPr>
+          <w:rFonts w:ascii="Times New Roman" w:hAnsi="Times New Roman" w:cs="Times New Roman"/>
+          <w:color w:val="1F2328"/>
+          <w:sz w:val="28"/>
+          <w:szCs w:val="28"/>
+        </w:rPr>
+        <w:t>own</w:t>
+      </w:r>
+      <w:proofErr w:type="spellEnd"/>
+      <w:r>
+        <w:rPr>
+          <w:rFonts w:ascii="Times New Roman" w:hAnsi="Times New Roman" w:cs="Times New Roman"/>
+          <w:color w:val="1F2328"/>
+          <w:sz w:val="28"/>
+          <w:szCs w:val="28"/>
+        </w:rPr>
+        <w:t>-x. По согласованию с ответственными за практику можно использовать другой источник проектов.</w:t>
+      </w:r>
+    </w:p>
+    <w:p>
+      <w:pPr>
+        <w:numPr>
+          <w:ilvl w:val="0"/>
+          <w:numId w:val="15"/>
+        </w:numPr>
+        <w:shd w:val="clear" w:color="auto" w:fill="FFFFFF"/>
+        <w:spacing w:after="0" w:line="360" w:lineRule="auto"/>
+        <w:ind w:left="357" w:hanging="357"/>
+        <w:rPr>
+          <w:rFonts w:ascii="Times New Roman" w:hAnsi="Times New Roman" w:cs="Times New Roman"/>
+          <w:color w:val="1F2328"/>
+          <w:sz w:val="28"/>
+          <w:szCs w:val="28"/>
+        </w:rPr>
+      </w:pPr>
+      <w:r>
+        <w:rPr>
+          <w:rFonts w:ascii="Times New Roman" w:hAnsi="Times New Roman" w:cs="Times New Roman"/>
+          <w:color w:val="1F2328"/>
+          <w:sz w:val="28"/>
+          <w:szCs w:val="28"/>
+        </w:rPr>
+        <w:t>Согласуйте внутри команды выбранную тему. Выберите стек технологий (подсказки также есть в репозитории).</w:t>
+      </w:r>
+    </w:p>
+    <w:p>
+      <w:pPr>
+        <w:numPr>
+          <w:ilvl w:val="0"/>
+          <w:numId w:val="15"/>
+        </w:numPr>
+        <w:shd w:val="clear" w:color="auto" w:fill="FFFFFF"/>
+        <w:spacing w:after="0" w:line="360" w:lineRule="auto"/>
+        <w:ind w:left="357" w:hanging="357"/>
+        <w:rPr>
+          <w:rFonts w:ascii="Times New Roman" w:hAnsi="Times New Roman" w:cs="Times New Roman"/>
+          <w:color w:val="1F2328"/>
+          <w:sz w:val="28"/>
+          <w:szCs w:val="28"/>
+        </w:rPr>
+      </w:pPr>
+      <w:r>
+        <w:rPr>
+          <w:rFonts w:ascii="Times New Roman" w:hAnsi="Times New Roman" w:cs="Times New Roman"/>
+          <w:color w:val="1F2328"/>
+          <w:sz w:val="28"/>
+          <w:szCs w:val="28"/>
+        </w:rPr>
+        <w:t>Проведите исследование: изучите, как создать выбранную технологию с нуля, воспроизведите практическую часть.</w:t>
+      </w:r>
+    </w:p>
+    <w:p>
+      <w:pPr>
+        <w:numPr>
+          <w:ilvl w:val="0"/>
+          <w:numId w:val="15"/>
+        </w:numPr>
+        <w:shd w:val="clear" w:color="auto" w:fill="FFFFFF"/>
+        <w:spacing w:after="0" w:line="360" w:lineRule="auto"/>
+        <w:ind w:left="357" w:hanging="357"/>
+        <w:rPr>
+          <w:rFonts w:ascii="Times New Roman" w:hAnsi="Times New Roman" w:cs="Times New Roman"/>
+          <w:color w:val="1F2328"/>
+          <w:sz w:val="28"/>
+          <w:szCs w:val="28"/>
+        </w:rPr>
+      </w:pPr>
+      <w:r>
+        <w:rPr>
+          <w:rFonts w:ascii="Times New Roman" w:hAnsi="Times New Roman" w:cs="Times New Roman"/>
+          <w:color w:val="1F2328"/>
+          <w:sz w:val="28"/>
+          <w:szCs w:val="28"/>
+        </w:rPr>
+        <w:t xml:space="preserve">Создайте подробное описание в формате </w:t>
+      </w:r>
+      <w:proofErr w:type="spellStart"/>
+      <w:r>
+        <w:rPr>
+          <w:rFonts w:ascii="Times New Roman" w:hAnsi="Times New Roman" w:cs="Times New Roman"/>
+          <w:color w:val="1F2328"/>
+          <w:sz w:val="28"/>
+          <w:szCs w:val="28"/>
+        </w:rPr>
+        <w:t>Markdown</w:t>
+      </w:r>
+      <w:proofErr w:type="spellEnd"/>
+      <w:r>
+        <w:rPr>
+          <w:rFonts w:ascii="Times New Roman" w:hAnsi="Times New Roman" w:cs="Times New Roman"/>
+          <w:color w:val="1F2328"/>
+          <w:sz w:val="28"/>
+          <w:szCs w:val="28"/>
+        </w:rPr>
+        <w:t>, включающее:</w:t>
+      </w:r>
+    </w:p>
+    <w:p>
+      <w:pPr>
+        <w:numPr>
+          <w:ilvl w:val="1"/>
+          <w:numId w:val="15"/>
+        </w:numPr>
+        <w:shd w:val="clear" w:color="auto" w:fill="FFFFFF"/>
+        <w:spacing w:after="0" w:line="360" w:lineRule="auto"/>
+        <w:rPr>
+          <w:rFonts w:ascii="Times New Roman" w:hAnsi="Times New Roman" w:cs="Times New Roman"/>
+          <w:color w:val="1F2328"/>
+          <w:sz w:val="28"/>
+          <w:szCs w:val="28"/>
+        </w:rPr>
+      </w:pPr>
+      <w:r>
+        <w:rPr>
+          <w:rFonts w:ascii="Times New Roman" w:hAnsi="Times New Roman" w:cs="Times New Roman"/>
+          <w:color w:val="1F2328"/>
+          <w:sz w:val="28"/>
+          <w:szCs w:val="28"/>
+        </w:rPr>
+        <w:lastRenderedPageBreak/>
+        <w:t>Последовательность действий по исследованию предметной области и созданию технологии.</w:t>
+      </w:r>
+    </w:p>
+    <w:p>
+      <w:pPr>
+        <w:numPr>
+          <w:ilvl w:val="1"/>
+          <w:numId w:val="15"/>
+        </w:numPr>
+        <w:shd w:val="clear" w:color="auto" w:fill="FFFFFF"/>
+        <w:spacing w:after="0" w:line="360" w:lineRule="auto"/>
+        <w:rPr>
+          <w:rFonts w:ascii="Times New Roman" w:hAnsi="Times New Roman" w:cs="Times New Roman"/>
+          <w:color w:val="1F2328"/>
+          <w:sz w:val="28"/>
+          <w:szCs w:val="28"/>
+        </w:rPr>
+      </w:pPr>
+      <w:r>
+        <w:rPr>
+          <w:rFonts w:ascii="Times New Roman" w:hAnsi="Times New Roman" w:cs="Times New Roman"/>
+          <w:color w:val="1F2328"/>
+          <w:sz w:val="28"/>
+          <w:szCs w:val="28"/>
+        </w:rPr>
+        <w:t>Напишите техническое руководство по созданию этой технологии, ориентированное на начинающих.</w:t>
+      </w:r>
+    </w:p>
+    <w:p>
+      <w:pPr>
+        <w:numPr>
+          <w:ilvl w:val="1"/>
+          <w:numId w:val="15"/>
+        </w:numPr>
+        <w:shd w:val="clear" w:color="auto" w:fill="FFFFFF"/>
+        <w:spacing w:after="0" w:line="360" w:lineRule="auto"/>
+        <w:rPr>
+          <w:rFonts w:ascii="Times New Roman" w:hAnsi="Times New Roman" w:cs="Times New Roman"/>
+          <w:color w:val="1F2328"/>
+          <w:sz w:val="28"/>
+          <w:szCs w:val="28"/>
+        </w:rPr>
+      </w:pPr>
+      <w:r>
+        <w:rPr>
+          <w:rFonts w:ascii="Times New Roman" w:hAnsi="Times New Roman" w:cs="Times New Roman"/>
+          <w:color w:val="1F2328"/>
+          <w:sz w:val="28"/>
+          <w:szCs w:val="28"/>
+        </w:rPr>
+        <w:t>Включите в руководство:</w:t>
+      </w:r>
+    </w:p>
+    <w:p>
+      <w:pPr>
+        <w:numPr>
+          <w:ilvl w:val="2"/>
+          <w:numId w:val="15"/>
+        </w:numPr>
+        <w:shd w:val="clear" w:color="auto" w:fill="FFFFFF"/>
+        <w:spacing w:after="0" w:line="360" w:lineRule="auto"/>
+        <w:rPr>
+          <w:rFonts w:ascii="Times New Roman" w:hAnsi="Times New Roman" w:cs="Times New Roman"/>
+          <w:color w:val="1F2328"/>
+          <w:sz w:val="28"/>
+          <w:szCs w:val="28"/>
+        </w:rPr>
+      </w:pPr>
+      <w:r>
+        <w:rPr>
+          <w:rFonts w:ascii="Times New Roman" w:hAnsi="Times New Roman" w:cs="Times New Roman"/>
+          <w:color w:val="1F2328"/>
+          <w:sz w:val="28"/>
+          <w:szCs w:val="28"/>
+        </w:rPr>
+        <w:t>Пошаговые инструкции.</w:t>
+      </w:r>
+    </w:p>
+    <w:p>
+      <w:pPr>
+        <w:numPr>
+          <w:ilvl w:val="2"/>
+          <w:numId w:val="15"/>
+        </w:numPr>
+        <w:shd w:val="clear" w:color="auto" w:fill="FFFFFF"/>
+        <w:spacing w:after="0" w:line="360" w:lineRule="auto"/>
+        <w:rPr>
+          <w:rFonts w:ascii="Times New Roman" w:hAnsi="Times New Roman" w:cs="Times New Roman"/>
+          <w:color w:val="1F2328"/>
+          <w:sz w:val="28"/>
+          <w:szCs w:val="28"/>
+        </w:rPr>
+      </w:pPr>
+      <w:r>
+        <w:rPr>
+          <w:rFonts w:ascii="Times New Roman" w:hAnsi="Times New Roman" w:cs="Times New Roman"/>
+          <w:color w:val="1F2328"/>
+          <w:sz w:val="28"/>
+          <w:szCs w:val="28"/>
+        </w:rPr>
+        <w:t>Примеры кода.</w:t>
+      </w:r>
+    </w:p>
+    <w:p>
+      <w:pPr>
+        <w:numPr>
+          <w:ilvl w:val="1"/>
+          <w:numId w:val="15"/>
+        </w:numPr>
+        <w:shd w:val="clear" w:color="auto" w:fill="FFFFFF"/>
+        <w:spacing w:after="0" w:line="360" w:lineRule="auto"/>
+        <w:rPr>
+          <w:rFonts w:ascii="Times New Roman" w:hAnsi="Times New Roman" w:cs="Times New Roman"/>
+          <w:color w:val="1F2328"/>
+          <w:sz w:val="28"/>
+          <w:szCs w:val="28"/>
+        </w:rPr>
+      </w:pPr>
+      <w:r>
+        <w:rPr>
+          <w:rFonts w:ascii="Times New Roman" w:hAnsi="Times New Roman" w:cs="Times New Roman"/>
+          <w:color w:val="1F2328"/>
+          <w:sz w:val="28"/>
+          <w:szCs w:val="28"/>
+        </w:rPr>
+        <w:t>Иллюстрации (картинки, диаграммы, схемы) в количестве от 3 до 10 штук, вставленные в текст для наглядности.</w:t>
+      </w:r>
+    </w:p>
+    <w:p>
+      <w:pPr>
+        <w:numPr>
+          <w:ilvl w:val="1"/>
+          <w:numId w:val="15"/>
+        </w:numPr>
+        <w:shd w:val="clear" w:color="auto" w:fill="FFFFFF"/>
+        <w:spacing w:after="0" w:line="360" w:lineRule="auto"/>
+        <w:rPr>
+          <w:rFonts w:ascii="Times New Roman" w:hAnsi="Times New Roman" w:cs="Times New Roman"/>
+          <w:color w:val="1F2328"/>
+          <w:sz w:val="28"/>
+          <w:szCs w:val="28"/>
+        </w:rPr>
+      </w:pPr>
+      <w:r>
+        <w:rPr>
+          <w:rFonts w:ascii="Times New Roman" w:hAnsi="Times New Roman" w:cs="Times New Roman"/>
+          <w:color w:val="1F2328"/>
+          <w:sz w:val="28"/>
+          <w:szCs w:val="28"/>
+        </w:rPr>
+        <w:t xml:space="preserve">Поместите результаты исследования и руководства в общий </w:t>
+      </w:r>
+      <w:proofErr w:type="spellStart"/>
+      <w:r>
+        <w:rPr>
+          <w:rFonts w:ascii="Times New Roman" w:hAnsi="Times New Roman" w:cs="Times New Roman"/>
+          <w:color w:val="1F2328"/>
+          <w:sz w:val="28"/>
+          <w:szCs w:val="28"/>
+        </w:rPr>
+        <w:t>Git</w:t>
+      </w:r>
+      <w:proofErr w:type="spellEnd"/>
+      <w:r>
+        <w:rPr>
+          <w:rFonts w:ascii="Times New Roman" w:hAnsi="Times New Roman" w:cs="Times New Roman"/>
+          <w:color w:val="1F2328"/>
+          <w:sz w:val="28"/>
+          <w:szCs w:val="28"/>
+        </w:rPr>
+        <w:t>-репозиторий.</w:t>
+      </w:r>
+    </w:p>
+    <w:p>
+      <w:pPr>
+        <w:numPr>
+          <w:ilvl w:val="0"/>
+          <w:numId w:val="15"/>
+        </w:numPr>
+        <w:shd w:val="clear" w:color="auto" w:fill="FFFFFF"/>
+        <w:spacing w:after="0" w:line="360" w:lineRule="auto"/>
+        <w:ind w:left="357" w:hanging="357"/>
+        <w:rPr>
+          <w:rFonts w:ascii="Times New Roman" w:hAnsi="Times New Roman" w:cs="Times New Roman"/>
+          <w:color w:val="1F2328"/>
+          <w:sz w:val="28"/>
+          <w:szCs w:val="28"/>
+        </w:rPr>
+      </w:pPr>
+      <w:r>
+        <w:rPr>
+          <w:rFonts w:ascii="Times New Roman" w:hAnsi="Times New Roman" w:cs="Times New Roman"/>
+          <w:color w:val="1F2328"/>
+          <w:sz w:val="28"/>
+          <w:szCs w:val="28"/>
+        </w:rPr>
+        <w:t xml:space="preserve">Создайте техническое руководство или </w:t>
+      </w:r>
+      <w:proofErr w:type="spellStart"/>
+      <w:r>
+        <w:rPr>
+          <w:rFonts w:ascii="Times New Roman" w:hAnsi="Times New Roman" w:cs="Times New Roman"/>
+          <w:color w:val="1F2328"/>
+          <w:sz w:val="28"/>
+          <w:szCs w:val="28"/>
+        </w:rPr>
+        <w:t>туториал</w:t>
+      </w:r>
+      <w:proofErr w:type="spellEnd"/>
+      <w:r>
+        <w:rPr>
+          <w:rFonts w:ascii="Times New Roman" w:hAnsi="Times New Roman" w:cs="Times New Roman"/>
+          <w:color w:val="1F2328"/>
+          <w:sz w:val="28"/>
+          <w:szCs w:val="28"/>
+        </w:rPr>
+        <w:t xml:space="preserve"> по созданию проекта на выбранную тему. Для визуализации архитектуры, процессов и прочего используйте разные типы диаграмм UML, схемы, графики, таблицы.</w:t>
+      </w:r>
+    </w:p>
+    <w:p>
+      <w:pPr>
+        <w:numPr>
+          <w:ilvl w:val="0"/>
+          <w:numId w:val="15"/>
+        </w:numPr>
+        <w:shd w:val="clear" w:color="auto" w:fill="FFFFFF"/>
+        <w:spacing w:after="0" w:line="360" w:lineRule="auto"/>
+        <w:ind w:left="357" w:hanging="357"/>
+        <w:rPr>
+          <w:rFonts w:ascii="Times New Roman" w:hAnsi="Times New Roman" w:cs="Times New Roman"/>
+          <w:color w:val="1F2328"/>
+          <w:sz w:val="28"/>
+          <w:szCs w:val="28"/>
+        </w:rPr>
+      </w:pPr>
+      <w:r>
+        <w:rPr>
+          <w:rFonts w:ascii="Times New Roman" w:hAnsi="Times New Roman" w:cs="Times New Roman"/>
+          <w:color w:val="1F2328"/>
+          <w:sz w:val="28"/>
+          <w:szCs w:val="28"/>
+        </w:rPr>
+        <w:t>Сделайте модификацию проекта согласно полученным знаниям и навыкам в течение года (творческий пункт, самостоятельно выбираете в какой части модифицировать). Описать в технической документации модификации.</w:t>
+      </w:r>
+    </w:p>
+    <w:p>
+      <w:pPr>
+        <w:numPr>
+          <w:ilvl w:val="0"/>
+          <w:numId w:val="15"/>
+        </w:numPr>
+        <w:shd w:val="clear" w:color="auto" w:fill="FFFFFF"/>
+        <w:spacing w:after="0" w:line="360" w:lineRule="auto"/>
+        <w:ind w:left="357" w:hanging="357"/>
+        <w:rPr>
+          <w:rFonts w:ascii="Times New Roman" w:hAnsi="Times New Roman" w:cs="Times New Roman"/>
+          <w:color w:val="1F2328"/>
+          <w:sz w:val="28"/>
+          <w:szCs w:val="28"/>
+        </w:rPr>
+      </w:pPr>
+      <w:r>
+        <w:rPr>
+          <w:rFonts w:ascii="Times New Roman" w:hAnsi="Times New Roman" w:cs="Times New Roman"/>
+          <w:color w:val="1F2328"/>
+          <w:sz w:val="28"/>
+          <w:szCs w:val="28"/>
+        </w:rPr>
+        <w:t>Сделайте видео презентацию выполненной работы (цель, задачи, как решали, демонстрация работоспособного результата).</w:t>
+      </w:r>
+    </w:p>
+    <w:p>
+      <w:pPr>
+        <w:numPr>
+          <w:ilvl w:val="0"/>
+          <w:numId w:val="15"/>
+        </w:numPr>
+        <w:shd w:val="clear" w:color="auto" w:fill="FFFFFF"/>
+        <w:spacing w:after="0" w:line="360" w:lineRule="auto"/>
+        <w:ind w:left="357" w:hanging="357"/>
+        <w:rPr>
+          <w:rFonts w:ascii="Times New Roman" w:hAnsi="Times New Roman" w:cs="Times New Roman"/>
+          <w:color w:val="1F2328"/>
+          <w:sz w:val="28"/>
+          <w:szCs w:val="28"/>
+        </w:rPr>
+      </w:pPr>
+      <w:r>
+        <w:rPr>
+          <w:rFonts w:ascii="Times New Roman" w:hAnsi="Times New Roman" w:cs="Times New Roman"/>
+          <w:color w:val="1F2328"/>
+          <w:sz w:val="28"/>
+          <w:szCs w:val="28"/>
+        </w:rPr>
+        <w:t xml:space="preserve">Задокументируйте проект в репозитории в формате </w:t>
+      </w:r>
+      <w:proofErr w:type="spellStart"/>
+      <w:r>
+        <w:rPr>
+          <w:rFonts w:ascii="Times New Roman" w:hAnsi="Times New Roman" w:cs="Times New Roman"/>
+          <w:color w:val="1F2328"/>
+          <w:sz w:val="28"/>
+          <w:szCs w:val="28"/>
+        </w:rPr>
+        <w:t>Markdown</w:t>
+      </w:r>
+      <w:proofErr w:type="spellEnd"/>
+      <w:r>
+        <w:rPr>
+          <w:rFonts w:ascii="Times New Roman" w:hAnsi="Times New Roman" w:cs="Times New Roman"/>
+          <w:color w:val="1F2328"/>
+          <w:sz w:val="28"/>
+          <w:szCs w:val="28"/>
+        </w:rPr>
+        <w:t xml:space="preserve"> и представьте его на сайте в формате HTML.</w:t>
+      </w:r>
+    </w:p>
+    <w:p>
+      <w:pPr>
+        <w:numPr>
+          <w:ilvl w:val="0"/>
+          <w:numId w:val="15"/>
+        </w:numPr>
+        <w:shd w:val="clear" w:color="auto" w:fill="FFFFFF"/>
+        <w:spacing w:after="0" w:line="360" w:lineRule="auto"/>
+        <w:ind w:left="357" w:hanging="357"/>
+        <w:rPr>
+          <w:rFonts w:ascii="Times New Roman" w:hAnsi="Times New Roman" w:cs="Times New Roman"/>
+          <w:color w:val="1F2328"/>
+          <w:sz w:val="28"/>
+          <w:szCs w:val="28"/>
+        </w:rPr>
+      </w:pPr>
+      <w:r>
+        <w:rPr>
+          <w:rFonts w:ascii="Times New Roman" w:hAnsi="Times New Roman" w:cs="Times New Roman"/>
+          <w:color w:val="1F2328"/>
+          <w:sz w:val="28"/>
+          <w:szCs w:val="28"/>
+        </w:rPr>
+        <w:t>Подготовить финальный отчет (в хронологической последовательности опишите этапы работы, отдельно должны быть представлены индивидуальные планы каждого участника).</w:t>
+      </w:r>
+    </w:p>
+    <w:p>
+      <w:pPr>
+        <w:pStyle w:val="a5"/>
+        <w:numPr>
+          <w:ilvl w:val="1"/>
+          <w:numId w:val="25"/>
+        </w:numPr>
+        <w:shd w:val="clear" w:color="auto" w:fill="FFFFFF"/>
+        <w:spacing w:before="0" w:beforeAutospacing="0" w:after="0" w:afterAutospacing="0" w:line="360" w:lineRule="auto"/>
+        <w:rPr>
+          <w:color w:val="1F2328"/>
+          <w:sz w:val="28"/>
+          <w:szCs w:val="28"/>
+        </w:rPr>
+      </w:pPr>
+      <w:r>
+        <w:rPr>
+          <w:rStyle w:val="ad"/>
+          <w:color w:val="1F2328"/>
+          <w:sz w:val="28"/>
+          <w:szCs w:val="28"/>
+        </w:rPr>
+        <w:t>Пример 1:</w:t>
+      </w:r>
+    </w:p>
+    <w:p>
+      <w:pPr>
+        <w:numPr>
+          <w:ilvl w:val="2"/>
+          <w:numId w:val="26"/>
+        </w:numPr>
+        <w:shd w:val="clear" w:color="auto" w:fill="FFFFFF"/>
+        <w:spacing w:after="0" w:line="360" w:lineRule="auto"/>
+        <w:rPr>
+          <w:rFonts w:ascii="Times New Roman" w:hAnsi="Times New Roman" w:cs="Times New Roman"/>
+          <w:color w:val="1F2328"/>
+          <w:sz w:val="28"/>
+          <w:szCs w:val="28"/>
+        </w:rPr>
+      </w:pPr>
+      <w:r>
+        <w:rPr>
+          <w:rFonts w:ascii="Times New Roman" w:hAnsi="Times New Roman" w:cs="Times New Roman"/>
+          <w:color w:val="1F2328"/>
+          <w:sz w:val="28"/>
+          <w:szCs w:val="28"/>
+        </w:rPr>
+        <w:t xml:space="preserve">Для технологии «собственный интерпретатор» опишите этапы изучения синтаксиса, </w:t>
+      </w:r>
+      <w:proofErr w:type="spellStart"/>
+      <w:r>
+        <w:rPr>
+          <w:rFonts w:ascii="Times New Roman" w:hAnsi="Times New Roman" w:cs="Times New Roman"/>
+          <w:color w:val="1F2328"/>
+          <w:sz w:val="28"/>
+          <w:szCs w:val="28"/>
+        </w:rPr>
+        <w:t>парсинга</w:t>
+      </w:r>
+      <w:proofErr w:type="spellEnd"/>
+      <w:r>
+        <w:rPr>
+          <w:rFonts w:ascii="Times New Roman" w:hAnsi="Times New Roman" w:cs="Times New Roman"/>
+          <w:color w:val="1F2328"/>
+          <w:sz w:val="28"/>
+          <w:szCs w:val="28"/>
+        </w:rPr>
+        <w:t xml:space="preserve"> и выполнения кода, добавив схему работы интерпретатора и примеры кода.</w:t>
+      </w:r>
+    </w:p>
+    <w:p>
+      <w:pPr>
+        <w:pStyle w:val="a5"/>
+        <w:numPr>
+          <w:ilvl w:val="1"/>
+          <w:numId w:val="27"/>
+        </w:numPr>
+        <w:shd w:val="clear" w:color="auto" w:fill="FFFFFF"/>
+        <w:spacing w:before="0" w:beforeAutospacing="0" w:after="0" w:afterAutospacing="0" w:line="360" w:lineRule="auto"/>
+        <w:rPr>
+          <w:color w:val="1F2328"/>
+          <w:sz w:val="28"/>
+          <w:szCs w:val="28"/>
+        </w:rPr>
+      </w:pPr>
+      <w:r>
+        <w:rPr>
+          <w:rStyle w:val="ad"/>
+          <w:color w:val="1F2328"/>
+          <w:sz w:val="28"/>
+          <w:szCs w:val="28"/>
+        </w:rPr>
+        <w:t>Пример 2:</w:t>
+      </w:r>
+    </w:p>
+    <w:p>
+      <w:pPr>
+        <w:numPr>
+          <w:ilvl w:val="2"/>
+          <w:numId w:val="28"/>
+        </w:numPr>
+        <w:shd w:val="clear" w:color="auto" w:fill="FFFFFF"/>
+        <w:spacing w:after="0" w:line="360" w:lineRule="auto"/>
+        <w:rPr>
+          <w:rFonts w:ascii="Times New Roman" w:hAnsi="Times New Roman" w:cs="Times New Roman"/>
+          <w:color w:val="1F2328"/>
+          <w:sz w:val="28"/>
+          <w:szCs w:val="28"/>
+        </w:rPr>
+      </w:pPr>
+      <w:r>
+        <w:rPr>
+          <w:rFonts w:ascii="Times New Roman" w:hAnsi="Times New Roman" w:cs="Times New Roman"/>
+          <w:color w:val="1F2328"/>
+          <w:sz w:val="28"/>
+          <w:szCs w:val="28"/>
+        </w:rPr>
+        <w:lastRenderedPageBreak/>
+        <w:t>Для технологии «собственный HTTP-сервер» создайте руководство с шагами по настройке сокетов, обработке запросов и отправке ответов, дополнив текст схемой взаимодействия клиент-сервер.</w:t>
+      </w:r>
+    </w:p>
+    <w:p>
+      <w:pPr>
+        <w:pStyle w:val="a5"/>
+        <w:numPr>
+          <w:ilvl w:val="1"/>
+          <w:numId w:val="29"/>
+        </w:numPr>
+        <w:shd w:val="clear" w:color="auto" w:fill="FFFFFF"/>
+        <w:spacing w:before="0" w:beforeAutospacing="0" w:after="0" w:afterAutospacing="0" w:line="360" w:lineRule="auto"/>
+        <w:rPr>
+          <w:color w:val="1F2328"/>
+          <w:sz w:val="28"/>
+          <w:szCs w:val="28"/>
+        </w:rPr>
+      </w:pPr>
+      <w:r>
+        <w:rPr>
+          <w:rStyle w:val="ad"/>
+          <w:color w:val="1F2328"/>
+          <w:sz w:val="28"/>
+          <w:szCs w:val="28"/>
+        </w:rPr>
+        <w:t>Ожидаемое время:</w:t>
+      </w:r>
+      <w:r>
+        <w:rPr>
+          <w:color w:val="1F2328"/>
+          <w:sz w:val="28"/>
+          <w:szCs w:val="28"/>
+        </w:rPr>
+        <w:t> 32–40 часов.</w:t>
+      </w:r>
+    </w:p>
+    <w:p>
+      <w:pPr>
+        <w:rPr>
+          <w:rFonts w:ascii="Times New Roman" w:hAnsi="Times New Roman" w:cs="Times New Roman"/>
+          <w:color w:val="1F2328"/>
+          <w:sz w:val="28"/>
+          <w:szCs w:val="28"/>
+        </w:rPr>
+      </w:pPr>
+      <w:r>
+        <w:rPr>
+          <w:rFonts w:ascii="Times New Roman" w:hAnsi="Times New Roman" w:cs="Times New Roman"/>
+          <w:color w:val="1F2328"/>
+          <w:sz w:val="28"/>
+          <w:szCs w:val="28"/>
+        </w:rPr>
+        <w:t xml:space="preserve">3. </w:t>
+      </w:r>
+      <w:r>
+        <w:rPr>
+          <w:rFonts w:ascii="Times New Roman" w:hAnsi="Times New Roman" w:cs="Times New Roman"/>
+          <w:color w:val="1F2328"/>
+          <w:sz w:val="28"/>
+          <w:szCs w:val="28"/>
+        </w:rPr>
+        <w:t xml:space="preserve">Вклад в открытый проект на </w:t>
+      </w:r>
+      <w:proofErr w:type="spellStart"/>
+      <w:r>
+        <w:rPr>
+          <w:rFonts w:ascii="Times New Roman" w:hAnsi="Times New Roman" w:cs="Times New Roman"/>
+          <w:color w:val="1F2328"/>
+          <w:sz w:val="28"/>
+          <w:szCs w:val="28"/>
+        </w:rPr>
+        <w:t>GitHub</w:t>
+      </w:r>
+      <w:proofErr w:type="spellEnd"/>
+      <w:r>
+        <w:rPr>
+          <w:rFonts w:ascii="Times New Roman" w:hAnsi="Times New Roman" w:cs="Times New Roman"/>
+          <w:color w:val="1F2328"/>
+          <w:sz w:val="28"/>
+          <w:szCs w:val="28"/>
+        </w:rPr>
+        <w:t xml:space="preserve"> или </w:t>
+      </w:r>
+      <w:proofErr w:type="spellStart"/>
+      <w:r>
+        <w:rPr>
+          <w:rFonts w:ascii="Times New Roman" w:hAnsi="Times New Roman" w:cs="Times New Roman"/>
+          <w:color w:val="1F2328"/>
+          <w:sz w:val="28"/>
+          <w:szCs w:val="28"/>
+        </w:rPr>
+        <w:t>GitVerse</w:t>
+      </w:r>
+      <w:proofErr w:type="spellEnd"/>
+    </w:p>
+    <w:p>
+      <w:pPr>
+        <w:pStyle w:val="a3"/>
+        <w:numPr>
+          <w:ilvl w:val="1"/>
+          <w:numId w:val="20"/>
+        </w:numPr>
+        <w:shd w:val="clear" w:color="auto" w:fill="FFFFFF"/>
+        <w:spacing w:after="0" w:line="360" w:lineRule="auto"/>
+        <w:rPr>
+          <w:rFonts w:ascii="Times New Roman" w:hAnsi="Times New Roman" w:cs="Times New Roman"/>
+          <w:color w:val="1F2328"/>
+          <w:sz w:val="28"/>
+          <w:szCs w:val="28"/>
+        </w:rPr>
+      </w:pPr>
+      <w:r>
+        <w:rPr>
+          <w:rFonts w:ascii="Times New Roman" w:hAnsi="Times New Roman" w:cs="Times New Roman"/>
+          <w:color w:val="1F2328"/>
+          <w:sz w:val="28"/>
+          <w:szCs w:val="28"/>
+        </w:rPr>
+        <w:t>Выполните все задачи базовой части.</w:t>
+      </w:r>
+    </w:p>
+    <w:p>
+      <w:pPr>
+        <w:pStyle w:val="a3"/>
+        <w:numPr>
+          <w:ilvl w:val="1"/>
+          <w:numId w:val="20"/>
+        </w:numPr>
+        <w:shd w:val="clear" w:color="auto" w:fill="FFFFFF"/>
+        <w:spacing w:after="0" w:line="360" w:lineRule="auto"/>
+        <w:rPr>
+          <w:rFonts w:ascii="Times New Roman" w:hAnsi="Times New Roman" w:cs="Times New Roman"/>
+          <w:color w:val="1F2328"/>
+          <w:sz w:val="28"/>
+          <w:szCs w:val="28"/>
+        </w:rPr>
+      </w:pPr>
+      <w:r>
+        <w:rPr>
+          <w:rFonts w:ascii="Times New Roman" w:hAnsi="Times New Roman" w:cs="Times New Roman"/>
+          <w:color w:val="1F2328"/>
+          <w:sz w:val="28"/>
+          <w:szCs w:val="28"/>
+        </w:rPr>
+        <w:t xml:space="preserve">Найдите открытый проект на </w:t>
+      </w:r>
+      <w:proofErr w:type="spellStart"/>
+      <w:r>
+        <w:rPr>
+          <w:rFonts w:ascii="Times New Roman" w:hAnsi="Times New Roman" w:cs="Times New Roman"/>
+          <w:color w:val="1F2328"/>
+          <w:sz w:val="28"/>
+          <w:szCs w:val="28"/>
+        </w:rPr>
+        <w:t>GitHub</w:t>
+      </w:r>
+      <w:proofErr w:type="spellEnd"/>
+      <w:r>
+        <w:rPr>
+          <w:rFonts w:ascii="Times New Roman" w:hAnsi="Times New Roman" w:cs="Times New Roman"/>
+          <w:color w:val="1F2328"/>
+          <w:sz w:val="28"/>
+          <w:szCs w:val="28"/>
+        </w:rPr>
+        <w:t xml:space="preserve"> или </w:t>
+      </w:r>
+      <w:proofErr w:type="spellStart"/>
+      <w:r>
+        <w:rPr>
+          <w:rFonts w:ascii="Times New Roman" w:hAnsi="Times New Roman" w:cs="Times New Roman"/>
+          <w:color w:val="1F2328"/>
+          <w:sz w:val="28"/>
+          <w:szCs w:val="28"/>
+        </w:rPr>
+        <w:t>GitVerse</w:t>
+      </w:r>
+      <w:proofErr w:type="spellEnd"/>
+      <w:r>
+        <w:rPr>
+          <w:rFonts w:ascii="Times New Roman" w:hAnsi="Times New Roman" w:cs="Times New Roman"/>
+          <w:color w:val="1F2328"/>
+          <w:sz w:val="28"/>
+          <w:szCs w:val="28"/>
+        </w:rPr>
+        <w:t>, имеющий не менее 50 звёзд (Stars), изучите его код и внесите вклад (например, исправьте баг или добавьте новую функцию).</w:t>
+      </w:r>
+    </w:p>
+    <w:p>
+      <w:pPr>
+        <w:pStyle w:val="a3"/>
+        <w:numPr>
+          <w:ilvl w:val="1"/>
+          <w:numId w:val="20"/>
+        </w:numPr>
+        <w:shd w:val="clear" w:color="auto" w:fill="FFFFFF"/>
+        <w:spacing w:after="0" w:line="360" w:lineRule="auto"/>
+        <w:rPr>
+          <w:rFonts w:ascii="Times New Roman" w:hAnsi="Times New Roman" w:cs="Times New Roman"/>
+          <w:color w:val="1F2328"/>
+          <w:sz w:val="28"/>
+          <w:szCs w:val="28"/>
+        </w:rPr>
+      </w:pPr>
+      <w:r>
+        <w:rPr>
+          <w:rFonts w:ascii="Times New Roman" w:hAnsi="Times New Roman" w:cs="Times New Roman"/>
+          <w:color w:val="1F2328"/>
+          <w:sz w:val="28"/>
+          <w:szCs w:val="28"/>
+        </w:rPr>
+        <w:t xml:space="preserve">Документируйте свой вклад в </w:t>
+      </w:r>
+      <w:proofErr w:type="spellStart"/>
+      <w:r>
+        <w:rPr>
+          <w:rFonts w:ascii="Times New Roman" w:hAnsi="Times New Roman" w:cs="Times New Roman"/>
+          <w:color w:val="1F2328"/>
+          <w:sz w:val="28"/>
+          <w:szCs w:val="28"/>
+        </w:rPr>
+        <w:t>Markdown</w:t>
+      </w:r>
+      <w:proofErr w:type="spellEnd"/>
+      <w:r>
+        <w:rPr>
+          <w:rFonts w:ascii="Times New Roman" w:hAnsi="Times New Roman" w:cs="Times New Roman"/>
+          <w:color w:val="1F2328"/>
+          <w:sz w:val="28"/>
+          <w:szCs w:val="28"/>
+        </w:rPr>
+        <w:t xml:space="preserve"> и добавьте описание в репозиторий.</w:t>
+      </w:r>
+    </w:p>
+    <w:p>
+      <w:pPr>
+        <w:pStyle w:val="a3"/>
+        <w:numPr>
+          <w:ilvl w:val="1"/>
+          <w:numId w:val="20"/>
+        </w:numPr>
+        <w:shd w:val="clear" w:color="auto" w:fill="FFFFFF"/>
+        <w:spacing w:after="0" w:line="360" w:lineRule="auto"/>
+        <w:rPr>
+          <w:rFonts w:ascii="Times New Roman" w:hAnsi="Times New Roman" w:cs="Times New Roman"/>
+          <w:color w:val="1F2328"/>
+          <w:sz w:val="28"/>
+          <w:szCs w:val="28"/>
+        </w:rPr>
+      </w:pPr>
+      <w:r>
+        <w:rPr>
+          <w:rStyle w:val="ad"/>
+          <w:rFonts w:ascii="Times New Roman" w:hAnsi="Times New Roman" w:cs="Times New Roman"/>
+          <w:color w:val="1F2328"/>
+          <w:sz w:val="28"/>
+          <w:szCs w:val="28"/>
+        </w:rPr>
+        <w:t>Ожидаемое время:</w:t>
+      </w:r>
+      <w:r>
+        <w:rPr>
+          <w:rFonts w:ascii="Times New Roman" w:hAnsi="Times New Roman" w:cs="Times New Roman"/>
+          <w:color w:val="1F2328"/>
+          <w:sz w:val="28"/>
+          <w:szCs w:val="28"/>
+        </w:rPr>
+        <w:t> 32–40 часов.</w:t>
       </w:r>
     </w:p>
     <w:p>
@@ -4508,7 +5564,7 @@
           <w:color w:val="000000" w:themeColor="text1"/>
         </w:rPr>
       </w:pPr>
-      <w:bookmarkStart w:id="10" w:name="_Toc226571866"/>
+      <w:bookmarkStart w:id="10" w:name="_Toc227573174"/>
       <w:r>
         <w:rPr>
           <w:b/>
@@ -4691,7 +5747,7 @@
           <w:sz w:val="28"/>
           <w:szCs w:val="28"/>
         </w:rPr>
-        <w:t>Сайт содержит главную страницу, страницы «О проекте», «Участники», «Журнал» и «Ресурсы». При попадании на сайт пользователь оказывается на главной странице. На ней размещена аннотация проекта, а также информация о том, что уже сделано для проекта и о том, что планируется сделать в будущем. Внизу страницы расположен блок «Последние записи», где пользователь видит последнюю запись, добавленную в журнал. Он может открыть данную запись или же перейти в журнал. В журнале расположены блоки со статьями по теме проекта, пользователь может посмотреть каждую из них.</w:t>
+        <w:t>Сайт содержит главную страницу, страницы «О проекте», «Участники», «Журнал» и «Ресурсы». При попадании на сайт пользователь оказывается на главной странице</w:t>
       </w:r>
       <w:r>
         <w:rPr>
@@ -4700,6 +5756,132 @@
           <w:sz w:val="28"/>
           <w:szCs w:val="28"/>
         </w:rPr>
+        <w:t xml:space="preserve"> (рисунок 1, приложение</w:t>
+      </w:r>
+      <w:r>
+        <w:rPr>
+          <w:rFonts w:ascii="Times New Roman" w:eastAsia="Times New Roman" w:hAnsi="Times New Roman" w:cs="Times New Roman"/>
+          <w:color w:val="000000" w:themeColor="text1"/>
+          <w:sz w:val="28"/>
+          <w:szCs w:val="28"/>
+        </w:rPr>
+        <w:t xml:space="preserve"> А</w:t>
+      </w:r>
+      <w:r>
+        <w:rPr>
+          <w:rFonts w:ascii="Times New Roman" w:eastAsia="Times New Roman" w:hAnsi="Times New Roman" w:cs="Times New Roman"/>
+          <w:color w:val="000000" w:themeColor="text1"/>
+          <w:sz w:val="28"/>
+          <w:szCs w:val="28"/>
+        </w:rPr>
+        <w:t>)</w:t>
+      </w:r>
+      <w:r>
+        <w:rPr>
+          <w:rFonts w:ascii="Times New Roman" w:eastAsia="Times New Roman" w:hAnsi="Times New Roman" w:cs="Times New Roman"/>
+          <w:color w:val="000000" w:themeColor="text1"/>
+          <w:sz w:val="28"/>
+          <w:szCs w:val="28"/>
+        </w:rPr>
+        <w:t>. На ней размещена аннотация проекта, а также информация о том, что уже сделано для проекта и о том, что планируется сделать в будущем. Внизу страницы расположен блок «Последн</w:t>
+      </w:r>
+      <w:r>
+        <w:rPr>
+          <w:rFonts w:ascii="Times New Roman" w:eastAsia="Times New Roman" w:hAnsi="Times New Roman" w:cs="Times New Roman"/>
+          <w:color w:val="000000" w:themeColor="text1"/>
+          <w:sz w:val="28"/>
+          <w:szCs w:val="28"/>
+        </w:rPr>
+        <w:t>яя</w:t>
+      </w:r>
+      <w:r>
+        <w:rPr>
+          <w:rFonts w:ascii="Times New Roman" w:eastAsia="Times New Roman" w:hAnsi="Times New Roman" w:cs="Times New Roman"/>
+          <w:color w:val="000000" w:themeColor="text1"/>
+          <w:sz w:val="28"/>
+          <w:szCs w:val="28"/>
+        </w:rPr>
+        <w:t xml:space="preserve"> запис</w:t>
+      </w:r>
+      <w:r>
+        <w:rPr>
+          <w:rFonts w:ascii="Times New Roman" w:eastAsia="Times New Roman" w:hAnsi="Times New Roman" w:cs="Times New Roman"/>
+          <w:color w:val="000000" w:themeColor="text1"/>
+          <w:sz w:val="28"/>
+          <w:szCs w:val="28"/>
+        </w:rPr>
+        <w:t>ь из журнала</w:t>
+      </w:r>
+      <w:r>
+        <w:rPr>
+          <w:rFonts w:ascii="Times New Roman" w:eastAsia="Times New Roman" w:hAnsi="Times New Roman" w:cs="Times New Roman"/>
+          <w:color w:val="000000" w:themeColor="text1"/>
+          <w:sz w:val="28"/>
+          <w:szCs w:val="28"/>
+        </w:rPr>
+        <w:t>»</w:t>
+      </w:r>
+      <w:r>
+        <w:rPr>
+          <w:rFonts w:ascii="Times New Roman" w:eastAsia="Times New Roman" w:hAnsi="Times New Roman" w:cs="Times New Roman"/>
+          <w:color w:val="000000" w:themeColor="text1"/>
+          <w:sz w:val="28"/>
+          <w:szCs w:val="28"/>
+        </w:rPr>
+        <w:t xml:space="preserve"> (рисунок 2, приложение А)</w:t>
+      </w:r>
+      <w:r>
+        <w:rPr>
+          <w:rFonts w:ascii="Times New Roman" w:eastAsia="Times New Roman" w:hAnsi="Times New Roman" w:cs="Times New Roman"/>
+          <w:color w:val="000000" w:themeColor="text1"/>
+          <w:sz w:val="28"/>
+          <w:szCs w:val="28"/>
+        </w:rPr>
+        <w:t xml:space="preserve">, где пользователь видит последнюю </w:t>
+      </w:r>
+      <w:r>
+        <w:rPr>
+          <w:rFonts w:ascii="Times New Roman" w:eastAsia="Times New Roman" w:hAnsi="Times New Roman" w:cs="Times New Roman"/>
+          <w:color w:val="000000" w:themeColor="text1"/>
+          <w:sz w:val="28"/>
+          <w:szCs w:val="28"/>
+        </w:rPr>
+        <w:t>статью</w:t>
+      </w:r>
+      <w:r>
+        <w:rPr>
+          <w:rFonts w:ascii="Times New Roman" w:eastAsia="Times New Roman" w:hAnsi="Times New Roman" w:cs="Times New Roman"/>
+          <w:color w:val="000000" w:themeColor="text1"/>
+          <w:sz w:val="28"/>
+          <w:szCs w:val="28"/>
+        </w:rPr>
+        <w:t>, добавленную в журнал. Он может открыть данную запись или же перейти в журнал</w:t>
+      </w:r>
+      <w:r>
+        <w:rPr>
+          <w:rFonts w:ascii="Times New Roman" w:eastAsia="Times New Roman" w:hAnsi="Times New Roman" w:cs="Times New Roman"/>
+          <w:color w:val="000000" w:themeColor="text1"/>
+          <w:sz w:val="28"/>
+          <w:szCs w:val="28"/>
+        </w:rPr>
+        <w:t xml:space="preserve"> (рисунок 3, приложение А)</w:t>
+      </w:r>
+      <w:r>
+        <w:rPr>
+          <w:rFonts w:ascii="Times New Roman" w:eastAsia="Times New Roman" w:hAnsi="Times New Roman" w:cs="Times New Roman"/>
+          <w:color w:val="000000" w:themeColor="text1"/>
+          <w:sz w:val="28"/>
+          <w:szCs w:val="28"/>
+        </w:rPr>
+        <w:t>. В журнале расположены блоки со статьями по теме проекта, пользователь может посмотреть каждую из них.</w:t>
+      </w:r>
+      <w:r>
+        <w:rPr>
+          <w:rFonts w:ascii="Times New Roman" w:eastAsia="Times New Roman" w:hAnsi="Times New Roman" w:cs="Times New Roman"/>
+          <w:color w:val="000000" w:themeColor="text1"/>
+          <w:sz w:val="28"/>
+          <w:szCs w:val="28"/>
+        </w:rPr>
         <w:t xml:space="preserve"> </w:t>
       </w:r>
       <w:r>
@@ -4776,6 +5958,15 @@
           <w:szCs w:val="28"/>
           <w:shd w:val="clear" w:color="auto" w:fill="FFFFFF"/>
         </w:rPr>
+        <w:t>, содержат графические материалы (рисунок 4, приложение)</w:t>
+      </w:r>
+      <w:r>
+        <w:rPr>
+          <w:rFonts w:ascii="Times New Roman" w:hAnsi="Times New Roman" w:cs="Times New Roman"/>
+          <w:sz w:val="28"/>
+          <w:szCs w:val="28"/>
+          <w:shd w:val="clear" w:color="auto" w:fill="FFFFFF"/>
+        </w:rPr>
         <w:t>.</w:t>
       </w:r>
       <w:r>
@@ -4785,7 +5976,7 @@
           <w:sz w:val="28"/>
           <w:szCs w:val="28"/>
         </w:rPr>
-        <w:t xml:space="preserve"> На странице «О проекте» содержится информация о проекте</w:t>
+        <w:t xml:space="preserve"> На странице «О проекте» содержится </w:t>
       </w:r>
       <w:r>
         <w:rPr>
@@ -4794,7 +5985,8 @@
           <w:sz w:val="28"/>
           <w:szCs w:val="28"/>
         </w:rPr>
-        <w:t xml:space="preserve">. На странице «Участники» находится информация о вкладе </w:t>
+        <w:lastRenderedPageBreak/>
+        <w:t>информация о проекте</w:t>
       </w:r>
       <w:r>
         <w:rPr>
@@ -4803,8 +5995,16 @@
           <w:sz w:val="28"/>
           <w:szCs w:val="28"/>
         </w:rPr>
-        <w:lastRenderedPageBreak/>
-        <w:t xml:space="preserve">каждого участника в проект, диаграмма </w:t>
+        <w:t xml:space="preserve"> (рисунок 5, приложение А)</w:t>
+      </w:r>
+      <w:r>
+        <w:rPr>
+          <w:rFonts w:ascii="Times New Roman" w:eastAsia="Times New Roman" w:hAnsi="Times New Roman" w:cs="Times New Roman"/>
+          <w:color w:val="000000" w:themeColor="text1"/>
+          <w:sz w:val="28"/>
+          <w:szCs w:val="28"/>
+        </w:rPr>
+        <w:t xml:space="preserve">. На странице «Участники» находится информация о вкладе каждого участника в проект, диаграмма </w:t>
       </w:r>
       <w:proofErr w:type="spellStart"/>
       <w:r>
@@ -4824,6 +6024,15 @@
           <w:sz w:val="28"/>
           <w:szCs w:val="28"/>
         </w:rPr>
+        <w:t xml:space="preserve"> (рисунок 6, приложение А)</w:t>
+      </w:r>
+      <w:r>
+        <w:rPr>
+          <w:rFonts w:ascii="Times New Roman" w:eastAsia="Times New Roman" w:hAnsi="Times New Roman" w:cs="Times New Roman"/>
+          <w:color w:val="000000" w:themeColor="text1"/>
+          <w:sz w:val="28"/>
+          <w:szCs w:val="28"/>
+        </w:rPr>
         <w:t>. На ст</w:t>
       </w:r>
       <w:r>
@@ -4873,6 +6082,15 @@
           <w:lang w:val="en-US"/>
         </w:rPr>
         <w:t>ngi</w:t>
+      </w:r>
+      <w:r>
+        <w:rPr>
+          <w:rFonts w:ascii="Times New Roman" w:eastAsia="Times New Roman" w:hAnsi="Times New Roman" w:cs="Times New Roman"/>
+          <w:color w:val="000000" w:themeColor="text1"/>
+          <w:sz w:val="28"/>
+          <w:szCs w:val="28"/>
+        </w:rPr>
+        <w:t xml:space="preserve"> (рисунок 7, приложение А)</w:t>
       </w:r>
       <w:r>
         <w:rPr>
@@ -4957,7 +6175,7 @@
           <w:sz w:val="28"/>
           <w:szCs w:val="28"/>
         </w:rPr>
-        <w:t xml:space="preserve">Для выполнения вариативной части задания был выбран телеграмм бот на </w:t>
+        <w:t>Для выполнения вариативной части задания был</w:t>
       </w:r>
       <w:r>
         <w:rPr>
@@ -4965,25 +6183,15 @@
           <w:color w:val="000000" w:themeColor="text1"/>
           <w:sz w:val="28"/>
           <w:szCs w:val="28"/>
-          <w:lang w:val="en-US"/>
-        </w:rPr>
-        <w:t>Python</w:t>
-      </w:r>
-      <w:r>
-        <w:rPr>
-          <w:rFonts w:ascii="Times New Roman" w:eastAsia="Times New Roman" w:hAnsi="Times New Roman" w:cs="Times New Roman"/>
-          <w:color w:val="000000" w:themeColor="text1"/>
-          <w:sz w:val="28"/>
-          <w:szCs w:val="28"/>
-        </w:rPr>
-        <w:t xml:space="preserve">. </w:t>
+        </w:rPr>
+        <w:t xml:space="preserve">а выбрана практическая реализация технологии. </w:t>
       </w:r>
     </w:p>
     <w:p>
       <w:pPr>
         <w:pStyle w:val="10"/>
         <w:spacing w:before="0" w:line="360" w:lineRule="auto"/>
-        <w:ind w:left="414" w:hanging="357"/>
+        <w:ind w:left="357" w:hanging="357"/>
         <w:rPr>
           <w:rFonts w:ascii="Times New Roman" w:eastAsia="Times New Roman" w:hAnsi="Times New Roman" w:cs="Times New Roman"/>
           <w:b/>
@@ -4993,7 +6201,7 @@
           <w:szCs w:val="28"/>
         </w:rPr>
       </w:pPr>
-      <w:bookmarkStart w:id="11" w:name="_Toc226571867"/>
+      <w:bookmarkStart w:id="11" w:name="_Toc227573175"/>
       <w:r>
         <w:rPr>
           <w:rFonts w:ascii="Times New Roman" w:eastAsia="Times New Roman" w:hAnsi="Times New Roman" w:cs="Times New Roman"/>
@@ -5003,15 +6211,25 @@
           <w:sz w:val="28"/>
           <w:szCs w:val="28"/>
         </w:rPr>
-        <w:t>Заключение</w:t>
+        <w:t>З</w:t>
+      </w:r>
+      <w:r>
+        <w:rPr>
+          <w:rFonts w:ascii="Times New Roman" w:eastAsia="Times New Roman" w:hAnsi="Times New Roman" w:cs="Times New Roman"/>
+          <w:b/>
+          <w:bCs/>
+          <w:color w:val="000000" w:themeColor="text1"/>
+          <w:sz w:val="28"/>
+          <w:szCs w:val="28"/>
+        </w:rPr>
+        <w:t>АКЛЮЧЕНИЕ</w:t>
       </w:r>
       <w:bookmarkEnd w:id="11"/>
     </w:p>
     <w:p>
       <w:pPr>
-        <w:pStyle w:val="10"/>
-        <w:spacing w:before="0" w:line="360" w:lineRule="auto"/>
-        <w:ind w:left="414" w:hanging="357"/>
+        <w:spacing w:after="0" w:line="360" w:lineRule="auto"/>
+        <w:ind w:left="357" w:hanging="357"/>
         <w:rPr>
           <w:rFonts w:ascii="Times New Roman" w:eastAsia="Times New Roman" w:hAnsi="Times New Roman" w:cs="Times New Roman"/>
           <w:color w:val="000000" w:themeColor="text1"/>
@@ -5129,7 +6347,7 @@
       <w:pPr>
         <w:shd w:val="clear" w:color="auto" w:fill="FFFFFF"/>
         <w:spacing w:after="0" w:line="360" w:lineRule="auto"/>
-        <w:ind w:left="414" w:hanging="357"/>
+        <w:ind w:left="357" w:hanging="357"/>
         <w:rPr>
           <w:rFonts w:ascii="Times New Roman" w:eastAsia="Times New Roman" w:hAnsi="Times New Roman" w:cs="Times New Roman"/>
           <w:color w:val="0F1115"/>
@@ -5151,7 +6369,7 @@
       <w:pPr>
         <w:shd w:val="clear" w:color="auto" w:fill="FFFFFF"/>
         <w:spacing w:after="0" w:line="360" w:lineRule="auto"/>
-        <w:ind w:left="414" w:hanging="357"/>
+        <w:ind w:left="357" w:hanging="357"/>
         <w:rPr>
           <w:rFonts w:ascii="Times New Roman" w:eastAsia="Times New Roman" w:hAnsi="Times New Roman" w:cs="Times New Roman"/>
           <w:color w:val="0F1115"/>
@@ -5223,6 +6441,7 @@
           <w:szCs w:val="28"/>
         </w:rPr>
       </w:pPr>
+      <w:bookmarkStart w:id="12" w:name="_Toc227573176"/>
       <w:r>
         <w:rPr>
           <w:rFonts w:ascii="Times New Roman" w:hAnsi="Times New Roman" w:cs="Times New Roman"/>
@@ -5234,7 +6453,6 @@
         </w:rPr>
         <w:t>С</w:t>
       </w:r>
-      <w:bookmarkStart w:id="12" w:name="_Toc226571868"/>
       <w:r>
         <w:rPr>
           <w:rFonts w:ascii="Times New Roman" w:hAnsi="Times New Roman" w:cs="Times New Roman"/>
@@ -5244,7 +6462,7 @@
           <w:sz w:val="28"/>
           <w:szCs w:val="28"/>
         </w:rPr>
-        <w:t>писок использованной литературы</w:t>
+        <w:t>ПИСОК ИСПОЛЬЗОВАННОЙ ЛИТЕРАТУРЫ</w:t>
       </w:r>
       <w:bookmarkEnd w:id="12"/>
     </w:p>
@@ -5964,6 +7182,7 @@
           <w:szCs w:val="28"/>
           <w:shd w:val="clear" w:color="auto" w:fill="FFFFFF"/>
         </w:rPr>
+        <w:lastRenderedPageBreak/>
         <w:t>3</w:t>
       </w:r>
       <w:r>
@@ -6085,7 +7304,6 @@
           <w:szCs w:val="28"/>
           <w:shd w:val="clear" w:color="auto" w:fill="FFFFFF"/>
         </w:rPr>
-        <w:lastRenderedPageBreak/>
         <w:t>4</w:t>
       </w:r>
       <w:r>
@@ -6421,7 +7639,6 @@
           <w:sz w:val="28"/>
           <w:szCs w:val="28"/>
           <w:shd w:val="clear" w:color="auto" w:fill="FFFFFF"/>
-          <w:lang w:val="en-US"/>
         </w:rPr>
       </w:pPr>
       <w:r>
@@ -6435,7 +7652,6 @@
       </w:r>
       <w:r>
         <w:rPr>
-          <w:rStyle w:val="a3"/>
           <w:rFonts w:ascii="Times New Roman" w:hAnsi="Times New Roman" w:cs="Times New Roman"/>
           <w:color w:val="0F1115"/>
           <w:sz w:val="28"/>
@@ -6548,8 +7764,10 @@
         <w:ind w:left="357" w:hanging="357"/>
         <w:rPr>
           <w:rFonts w:ascii="Times New Roman" w:hAnsi="Times New Roman" w:cs="Times New Roman"/>
-          <w:sz w:val="28"/>
-          <w:szCs w:val="28"/>
+          <w:color w:val="0F1115"/>
+          <w:sz w:val="28"/>
+          <w:szCs w:val="28"/>
+          <w:shd w:val="clear" w:color="auto" w:fill="FFFFFF"/>
         </w:rPr>
       </w:pPr>
       <w:r>
@@ -6708,6 +7926,1659 @@
           <w:shd w:val="clear" w:color="auto" w:fill="FFFFFF"/>
         </w:rPr>
         <w:t>.2026).</w:t>
+      </w:r>
+    </w:p>
+    <w:p>
+      <w:pPr>
+        <w:spacing w:after="160" w:line="259" w:lineRule="auto"/>
+        <w:rPr>
+          <w:rFonts w:ascii="Times New Roman" w:hAnsi="Times New Roman" w:cs="Times New Roman"/>
+          <w:color w:val="0F1115"/>
+          <w:sz w:val="28"/>
+          <w:szCs w:val="28"/>
+          <w:shd w:val="clear" w:color="auto" w:fill="FFFFFF"/>
+        </w:rPr>
+      </w:pPr>
+      <w:r>
+        <w:rPr>
+          <w:rFonts w:ascii="Times New Roman" w:hAnsi="Times New Roman" w:cs="Times New Roman"/>
+          <w:color w:val="0F1115"/>
+          <w:sz w:val="28"/>
+          <w:szCs w:val="28"/>
+          <w:shd w:val="clear" w:color="auto" w:fill="FFFFFF"/>
+        </w:rPr>
+        <w:br w:type="page"/>
+      </w:r>
+    </w:p>
+    <w:p>
+      <w:pPr>
+        <w:spacing w:after="0" w:line="360" w:lineRule="auto"/>
+        <w:ind w:left="357" w:hanging="357"/>
+        <w:rPr>
+          <w:rFonts w:ascii="Times New Roman" w:hAnsi="Times New Roman" w:cs="Times New Roman"/>
+          <w:color w:val="0F1115"/>
+          <w:sz w:val="28"/>
+          <w:szCs w:val="28"/>
+          <w:shd w:val="clear" w:color="auto" w:fill="FFFFFF"/>
+        </w:rPr>
+      </w:pPr>
+    </w:p>
+    <w:p>
+      <w:pPr>
+        <w:pStyle w:val="10"/>
+        <w:jc w:val="center"/>
+        <w:rPr>
+          <w:rFonts w:ascii="Times New Roman" w:hAnsi="Times New Roman" w:cs="Times New Roman"/>
+          <w:b/>
+          <w:bCs/>
+          <w:color w:val="0F1115"/>
+          <w:sz w:val="28"/>
+          <w:szCs w:val="28"/>
+          <w:shd w:val="clear" w:color="auto" w:fill="FFFFFF"/>
+        </w:rPr>
+      </w:pPr>
+      <w:bookmarkStart w:id="13" w:name="_Toc227573177"/>
+      <w:r>
+        <w:rPr>
+          <w:rFonts w:ascii="Times New Roman" w:hAnsi="Times New Roman" w:cs="Times New Roman"/>
+          <w:b/>
+          <w:bCs/>
+          <w:color w:val="0F1115"/>
+          <w:sz w:val="28"/>
+          <w:szCs w:val="28"/>
+          <w:shd w:val="clear" w:color="auto" w:fill="FFFFFF"/>
+        </w:rPr>
+        <w:t>ПРИЛОЖЕНИ</w:t>
+      </w:r>
+      <w:r>
+        <w:rPr>
+          <w:rFonts w:ascii="Times New Roman" w:hAnsi="Times New Roman" w:cs="Times New Roman"/>
+          <w:b/>
+          <w:bCs/>
+          <w:color w:val="0F1115"/>
+          <w:sz w:val="28"/>
+          <w:szCs w:val="28"/>
+          <w:shd w:val="clear" w:color="auto" w:fill="FFFFFF"/>
+        </w:rPr>
+        <w:t>Е А</w:t>
+      </w:r>
+      <w:bookmarkEnd w:id="13"/>
+    </w:p>
+    <w:p>
+      <w:pPr>
+        <w:spacing w:after="0" w:line="360" w:lineRule="auto"/>
+        <w:ind w:left="357" w:hanging="357"/>
+        <w:jc w:val="center"/>
+        <w:rPr>
+          <w:rFonts w:ascii="Times New Roman" w:hAnsi="Times New Roman" w:cs="Times New Roman"/>
+          <w:b/>
+          <w:bCs/>
+          <w:color w:val="0F1115"/>
+          <w:sz w:val="28"/>
+          <w:szCs w:val="28"/>
+          <w:shd w:val="clear" w:color="auto" w:fill="FFFFFF"/>
+        </w:rPr>
+      </w:pPr>
+      <w:r>
+        <w:rPr>
+          <w:rFonts w:ascii="Times New Roman" w:hAnsi="Times New Roman" w:cs="Times New Roman"/>
+          <w:b/>
+          <w:bCs/>
+          <w:color w:val="0F1115"/>
+          <w:sz w:val="28"/>
+          <w:szCs w:val="28"/>
+          <w:shd w:val="clear" w:color="auto" w:fill="FFFFFF"/>
+        </w:rPr>
+        <w:t>(справочное)</w:t>
+      </w:r>
+    </w:p>
+    <w:p>
+      <w:pPr>
+        <w:spacing w:after="0" w:line="360" w:lineRule="auto"/>
+        <w:ind w:left="357" w:hanging="357"/>
+        <w:jc w:val="center"/>
+        <w:rPr>
+          <w:rFonts w:ascii="Times New Roman" w:hAnsi="Times New Roman" w:cs="Times New Roman"/>
+          <w:b/>
+          <w:bCs/>
+          <w:color w:val="0F1115"/>
+          <w:sz w:val="28"/>
+          <w:szCs w:val="28"/>
+          <w:shd w:val="clear" w:color="auto" w:fill="FFFFFF"/>
+        </w:rPr>
+      </w:pPr>
+      <w:r>
+        <w:rPr>
+          <w:rFonts w:ascii="Times New Roman" w:hAnsi="Times New Roman" w:cs="Times New Roman"/>
+          <w:b/>
+          <w:bCs/>
+          <w:color w:val="0F1115"/>
+          <w:sz w:val="28"/>
+          <w:szCs w:val="28"/>
+          <w:shd w:val="clear" w:color="auto" w:fill="FFFFFF"/>
+        </w:rPr>
+        <w:t>Иллюстрации к выполнению базовой части задания по п</w:t>
+      </w:r>
+      <w:r>
+        <w:rPr>
+          <w:rFonts w:ascii="Times New Roman" w:hAnsi="Times New Roman" w:cs="Times New Roman"/>
+          <w:b/>
+          <w:bCs/>
+          <w:color w:val="0F1115"/>
+          <w:sz w:val="28"/>
+          <w:szCs w:val="28"/>
+          <w:shd w:val="clear" w:color="auto" w:fill="FFFFFF"/>
+        </w:rPr>
+        <w:t>роектной практике</w:t>
+      </w:r>
+    </w:p>
+    <w:p>
+      <w:pPr>
+        <w:spacing w:after="0" w:line="360" w:lineRule="auto"/>
+        <w:ind w:left="357" w:hanging="357"/>
+        <w:jc w:val="center"/>
+        <w:rPr>
+          <w:rFonts w:ascii="Times New Roman" w:hAnsi="Times New Roman" w:cs="Times New Roman"/>
+          <w:b/>
+          <w:bCs/>
+          <w:color w:val="0F1115"/>
+          <w:sz w:val="28"/>
+          <w:szCs w:val="28"/>
+          <w:shd w:val="clear" w:color="auto" w:fill="FFFFFF"/>
+        </w:rPr>
+      </w:pPr>
+    </w:p>
+    <w:p>
+      <w:pPr>
+        <w:spacing w:after="0" w:line="360" w:lineRule="auto"/>
+        <w:rPr>
+          <w:rFonts w:ascii="Times New Roman" w:hAnsi="Times New Roman" w:cs="Times New Roman"/>
+          <w:b/>
+          <w:bCs/>
+          <w:color w:val="0F1115"/>
+          <w:sz w:val="28"/>
+          <w:szCs w:val="28"/>
+          <w:shd w:val="clear" w:color="auto" w:fill="FFFFFF"/>
+        </w:rPr>
+      </w:pPr>
+      <w:r>
+        <w:rPr>
+          <w:noProof/>
+        </w:rPr>
+        <mc:AlternateContent>
+          <mc:Choice Requires="wps">
+            <w:drawing>
+              <wp:anchor distT="0" distB="0" distL="114300" distR="114300" simplePos="0" relativeHeight="251660288" behindDoc="0" locked="0" layoutInCell="1" allowOverlap="1" wp14:anchorId="627ADBFC" wp14:editId="35C9DBEA">
+                <wp:simplePos x="0" y="0"/>
+                <wp:positionH relativeFrom="column">
+                  <wp:posOffset>-1270</wp:posOffset>
+                </wp:positionH>
+                <wp:positionV relativeFrom="paragraph">
+                  <wp:posOffset>2891790</wp:posOffset>
+                </wp:positionV>
+                <wp:extent cx="5940425" cy="635"/>
+                <wp:effectExtent l="0" t="0" r="0" b="0"/>
+                <wp:wrapTopAndBottom/>
+                <wp:docPr id="1" name="Надпись 1"/>
+                <wp:cNvGraphicFramePr/>
+                <a:graphic xmlns:a="http://schemas.openxmlformats.org/drawingml/2006/main">
+                  <a:graphicData uri="http://schemas.microsoft.com/office/word/2010/wordprocessingShape">
+                    <wps:wsp>
+                      <wps:cNvSpPr txBox="1"/>
+                      <wps:spPr>
+                        <a:xfrm>
+                          <a:off x="0" y="0"/>
+                          <a:ext cx="5940425" cy="635"/>
+                        </a:xfrm>
+                        <a:prstGeom prst="rect">
+                          <a:avLst/>
+                        </a:prstGeom>
+                        <a:solidFill>
+                          <a:prstClr val="white"/>
+                        </a:solidFill>
+                        <a:ln>
+                          <a:noFill/>
+                        </a:ln>
+                      </wps:spPr>
+                      <wps:txbx>
+                        <w:txbxContent>
+                          <w:p>
+                            <w:pPr>
+                              <w:pStyle w:val="af7"/>
+                              <w:rPr>
+                                <w:rFonts w:ascii="Times New Roman" w:hAnsi="Times New Roman" w:cs="Times New Roman"/>
+                                <w:b/>
+                                <w:bCs/>
+                                <w:noProof/>
+                                <w:color w:val="0F1115"/>
+                                <w:sz w:val="28"/>
+                                <w:szCs w:val="28"/>
+                                <w:shd w:val="clear" w:color="auto" w:fill="FFFFFF"/>
+                              </w:rPr>
+                            </w:pPr>
+                            <w:r>
+                              <w:t xml:space="preserve">Рисунок </w:t>
+                            </w:r>
+                            <w:r>
+                              <w:fldChar w:fldCharType="begin"/>
+                            </w:r>
+                            <w:r>
+                              <w:instrText xml:space="preserve"> SEQ Рисунок \* ARABIC </w:instrText>
+                            </w:r>
+                            <w:r>
+                              <w:fldChar w:fldCharType="separate"/>
+                            </w:r>
+                            <w:r>
+                              <w:rPr>
+                                <w:noProof/>
+                              </w:rPr>
+                              <w:t>1</w:t>
+                            </w:r>
+                            <w:r>
+                              <w:rPr>
+                                <w:noProof/>
+                              </w:rPr>
+                              <w:fldChar w:fldCharType="end"/>
+                            </w:r>
+                            <w:r>
+                              <w:t xml:space="preserve"> - Главная страница сайта</w:t>
+                            </w:r>
+                          </w:p>
+                        </w:txbxContent>
+                      </wps:txbx>
+                      <wps:bodyPr rot="0" spcFirstLastPara="0" vertOverflow="overflow" horzOverflow="overflow" vert="horz" wrap="square" lIns="0" tIns="0" rIns="0" bIns="0" numCol="1" spcCol="0" rtlCol="0" fromWordArt="0" anchor="t" anchorCtr="0" forceAA="0" compatLnSpc="1">
+                        <a:prstTxWarp prst="textNoShape">
+                          <a:avLst/>
+                        </a:prstTxWarp>
+                        <a:spAutoFit/>
+                      </wps:bodyPr>
+                    </wps:wsp>
+                  </a:graphicData>
+                </a:graphic>
+              </wp:anchor>
+            </w:drawing>
+          </mc:Choice>
+          <mc:Fallback>
+            <w:pict>
+              <v:shapetype w14:anchorId="627ADBFC" id="_x0000_t202" coordsize="21600,21600" o:spt="202" path="m,l,21600r21600,l21600,xe">
+                <v:stroke joinstyle="miter"/>
+                <v:path gradientshapeok="t" o:connecttype="rect"/>
+              </v:shapetype>
+              <v:shape id="Надпись 1" o:spid="_x0000_s1026" type="#_x0000_t202" style="position:absolute;margin-left:-.1pt;margin-top:227.7pt;width:467.75pt;height:.05pt;z-index:251660288;visibility:visible;mso-wrap-style:square;mso-wrap-distance-left:9pt;mso-wrap-distance-top:0;mso-wrap-distance-right:9pt;mso-wrap-distance-bottom:0;mso-position-horizontal:absolute;mso-position-horizontal-relative:text;mso-position-vertical:absolute;mso-position-vertical-relative:text;v-text-anchor:top" o:gfxdata="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" stroked="f">
+                <v:textbox style="mso-fit-shape-to-text:t" inset="0,0,0,0">
+                  <w:txbxContent>
+                    <w:p>
+                      <w:pPr>
+                        <w:pStyle w:val="af7"/>
+                        <w:rPr>
+                          <w:rFonts w:ascii="Times New Roman" w:hAnsi="Times New Roman" w:cs="Times New Roman"/>
+                          <w:b/>
+                          <w:bCs/>
+                          <w:noProof/>
+                          <w:color w:val="0F1115"/>
+                          <w:sz w:val="28"/>
+                          <w:szCs w:val="28"/>
+                          <w:shd w:val="clear" w:color="auto" w:fill="FFFFFF"/>
+                        </w:rPr>
+                      </w:pPr>
+                      <w:r>
+                        <w:t xml:space="preserve">Рисунок </w:t>
+                      </w:r>
+                      <w:r>
+                        <w:fldChar w:fldCharType="begin"/>
+                      </w:r>
+                      <w:r>
+                        <w:instrText xml:space="preserve"> SEQ Рисунок \* ARABIC </w:instrText>
+                      </w:r>
+                      <w:r>
+                        <w:fldChar w:fldCharType="separate"/>
+                      </w:r>
+                      <w:r>
+                        <w:rPr>
+                          <w:noProof/>
+                        </w:rPr>
+                        <w:t>1</w:t>
+                      </w:r>
+                      <w:r>
+                        <w:rPr>
+                          <w:noProof/>
+                        </w:rPr>
+                        <w:fldChar w:fldCharType="end"/>
+                      </w:r>
+                      <w:r>
+                        <w:t xml:space="preserve"> - Главная страница сайта</w:t>
+                      </w:r>
+                    </w:p>
+                  </w:txbxContent>
+                </v:textbox>
+                <w10:wrap type="topAndBottom"/>
+              </v:shape>
+            </w:pict>
+          </mc:Fallback>
+        </mc:AlternateContent>
+      </w:r>
+      <w:r>
+        <w:rPr>
+          <w:rFonts w:ascii="Times New Roman" w:hAnsi="Times New Roman" w:cs="Times New Roman"/>
+          <w:b/>
+          <w:bCs/>
+          <w:noProof/>
+          <w:color w:val="0F1115"/>
+          <w:sz w:val="28"/>
+          <w:szCs w:val="28"/>
+          <w:shd w:val="clear" w:color="auto" w:fill="FFFFFF"/>
+        </w:rPr>
+        <w:drawing>
+          <wp:anchor distT="0" distB="0" distL="114300" distR="114300" simplePos="0" relativeHeight="251658240" behindDoc="0" locked="0" layoutInCell="1" allowOverlap="1" wp14:anchorId="00958AC7" wp14:editId="3B5CCA80">
+            <wp:simplePos x="0" y="0"/>
+            <wp:positionH relativeFrom="margin">
+              <wp:align>center</wp:align>
+            </wp:positionH>
+            <wp:positionV relativeFrom="paragraph">
+              <wp:posOffset>-2540</wp:posOffset>
+            </wp:positionV>
+            <wp:extent cx="5940425" cy="2837180"/>
+            <wp:effectExtent l="0" t="0" r="3175" b="1270"/>
+            <wp:wrapTopAndBottom/>
+            <wp:docPr id="2" name="Рисунок 2"/>
+            <wp:cNvGraphicFramePr>
+              <a:graphicFrameLocks xmlns:a="http://schemas.openxmlformats.org/drawingml/2006/main" noChangeAspect="1"/>
+            </wp:cNvGraphicFramePr>
+            <a:graphic xmlns:a="http://schemas.openxmlformats.org/drawingml/2006/main">
+              <a:graphicData uri="http://schemas.openxmlformats.org/drawingml/2006/picture">
+                <pic:pic xmlns:pic="http://schemas.openxmlformats.org/drawingml/2006/picture">
+                  <pic:nvPicPr>
+                    <pic:cNvPr id="2" name="Рисунок 2"/>
+                    <pic:cNvPicPr/>
+                  </pic:nvPicPr>
+                  <pic:blipFill>
+                    <a:blip r:embed="rId14" cstate="print">
+                      <a:extLst>
+                        <a:ext uri="{28A0092B-C50C-407E-A947-70E740481C1C}">
+                          <a14:useLocalDpi xmlns:a14="http://schemas.microsoft.com/office/drawing/2010/main" val="0"/>
+                        </a:ext>
+                      </a:extLst>
+                    </a:blip>
+                    <a:stretch>
+                      <a:fillRect/>
+                    </a:stretch>
+                  </pic:blipFill>
+                  <pic:spPr>
+                    <a:xfrm>
+                      <a:off x="0" y="0"/>
+                      <a:ext cx="5940425" cy="2837180"/>
+                    </a:xfrm>
+                    <a:prstGeom prst="rect">
+                      <a:avLst/>
+                    </a:prstGeom>
+                  </pic:spPr>
+                </pic:pic>
+              </a:graphicData>
+            </a:graphic>
+            <wp14:sizeRelH relativeFrom="page">
+              <wp14:pctWidth>0</wp14:pctWidth>
+            </wp14:sizeRelH>
+            <wp14:sizeRelV relativeFrom="page">
+              <wp14:pctHeight>0</wp14:pctHeight>
+            </wp14:sizeRelV>
+          </wp:anchor>
+        </w:drawing>
+      </w:r>
+    </w:p>
+    <w:p>
+      <w:pPr>
+        <w:spacing w:after="160" w:line="259" w:lineRule="auto"/>
+        <w:rPr>
+          <w:rFonts w:ascii="Times New Roman" w:hAnsi="Times New Roman" w:cs="Times New Roman"/>
+          <w:b/>
+          <w:bCs/>
+          <w:noProof/>
+          <w:color w:val="0F1115"/>
+          <w:sz w:val="28"/>
+          <w:szCs w:val="28"/>
+          <w:shd w:val="clear" w:color="auto" w:fill="FFFFFF"/>
+        </w:rPr>
+      </w:pPr>
+      <w:r>
+        <w:rPr>
+          <w:noProof/>
+        </w:rPr>
+        <mc:AlternateContent>
+          <mc:Choice Requires="wps">
+            <w:drawing>
+              <wp:anchor distT="0" distB="0" distL="114300" distR="114300" simplePos="0" relativeHeight="251663360" behindDoc="0" locked="0" layoutInCell="1" allowOverlap="1" wp14:anchorId="4BCF48C9" wp14:editId="46B9C8E0">
+                <wp:simplePos x="0" y="0"/>
+                <wp:positionH relativeFrom="column">
+                  <wp:posOffset>-1270</wp:posOffset>
+                </wp:positionH>
+                <wp:positionV relativeFrom="paragraph">
+                  <wp:posOffset>1574800</wp:posOffset>
+                </wp:positionV>
+                <wp:extent cx="5940425" cy="635"/>
+                <wp:effectExtent l="0" t="0" r="0" b="0"/>
+                <wp:wrapTopAndBottom/>
+                <wp:docPr id="8" name="Надпись 8"/>
+                <wp:cNvGraphicFramePr/>
+                <a:graphic xmlns:a="http://schemas.openxmlformats.org/drawingml/2006/main">
+                  <a:graphicData uri="http://schemas.microsoft.com/office/word/2010/wordprocessingShape">
+                    <wps:wsp>
+                      <wps:cNvSpPr txBox="1"/>
+                      <wps:spPr>
+                        <a:xfrm>
+                          <a:off x="0" y="0"/>
+                          <a:ext cx="5940425" cy="635"/>
+                        </a:xfrm>
+                        <a:prstGeom prst="rect">
+                          <a:avLst/>
+                        </a:prstGeom>
+                        <a:solidFill>
+                          <a:prstClr val="white"/>
+                        </a:solidFill>
+                        <a:ln>
+                          <a:noFill/>
+                        </a:ln>
+                      </wps:spPr>
+                      <wps:txbx>
+                        <w:txbxContent>
+                          <w:p>
+                            <w:pPr>
+                              <w:pStyle w:val="af7"/>
+                              <w:rPr>
+                                <w:rFonts w:ascii="Times New Roman" w:hAnsi="Times New Roman" w:cs="Times New Roman"/>
+                                <w:b/>
+                                <w:bCs/>
+                                <w:noProof/>
+                                <w:color w:val="0F1115"/>
+                                <w:sz w:val="28"/>
+                                <w:szCs w:val="28"/>
+                                <w:shd w:val="clear" w:color="auto" w:fill="FFFFFF"/>
+                              </w:rPr>
+                            </w:pPr>
+                            <w:r>
+                              <w:t xml:space="preserve">Рисунок </w:t>
+                            </w:r>
+                            <w:r>
+                              <w:fldChar w:fldCharType="begin"/>
+                            </w:r>
+                            <w:r>
+                              <w:instrText xml:space="preserve"> SEQ Рисунок \* ARABIC </w:instrText>
+                            </w:r>
+                            <w:r>
+                              <w:fldChar w:fldCharType="separate"/>
+                            </w:r>
+                            <w:r>
+                              <w:rPr>
+                                <w:noProof/>
+                              </w:rPr>
+                              <w:t>2</w:t>
+                            </w:r>
+                            <w:r>
+                              <w:rPr>
+                                <w:noProof/>
+                              </w:rPr>
+                              <w:fldChar w:fldCharType="end"/>
+                            </w:r>
+                            <w:r>
+                              <w:t xml:space="preserve"> - Последняя запись из журнала на главной странице</w:t>
+                            </w:r>
+                          </w:p>
+                        </w:txbxContent>
+                      </wps:txbx>
+                      <wps:bodyPr rot="0" spcFirstLastPara="0" vertOverflow="overflow" horzOverflow="overflow" vert="horz" wrap="square" lIns="0" tIns="0" rIns="0" bIns="0" numCol="1" spcCol="0" rtlCol="0" fromWordArt="0" anchor="t" anchorCtr="0" forceAA="0" compatLnSpc="1">
+                        <a:prstTxWarp prst="textNoShape">
+                          <a:avLst/>
+                        </a:prstTxWarp>
+                        <a:spAutoFit/>
+                      </wps:bodyPr>
+                    </wps:wsp>
+                  </a:graphicData>
+                </a:graphic>
+              </wp:anchor>
+            </w:drawing>
+          </mc:Choice>
+          <mc:Fallback>
+            <w:pict>
+              <v:shape w14:anchorId="4BCF48C9" id="Надпись 8" o:spid="_x0000_s1027" type="#_x0000_t202" style="position:absolute;margin-left:-.1pt;margin-top:124pt;width:467.75pt;height:.05pt;z-index:251663360;visibility:visible;mso-wrap-style:square;mso-wrap-distance-left:9pt;mso-wrap-distance-top:0;mso-wrap-distance-right:9pt;mso-wrap-distance-bottom:0;mso-position-horizontal:absolute;mso-position-horizontal-relative:text;mso-position-vertical:absolute;mso-position-vertical-relative:text;v-text-anchor:top" o:gfxdata="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" stroked="f">
+                <v:textbox style="mso-fit-shape-to-text:t" inset="0,0,0,0">
+                  <w:txbxContent>
+                    <w:p>
+                      <w:pPr>
+                        <w:pStyle w:val="af7"/>
+                        <w:rPr>
+                          <w:rFonts w:ascii="Times New Roman" w:hAnsi="Times New Roman" w:cs="Times New Roman"/>
+                          <w:b/>
+                          <w:bCs/>
+                          <w:noProof/>
+                          <w:color w:val="0F1115"/>
+                          <w:sz w:val="28"/>
+                          <w:szCs w:val="28"/>
+                          <w:shd w:val="clear" w:color="auto" w:fill="FFFFFF"/>
+                        </w:rPr>
+                      </w:pPr>
+                      <w:r>
+                        <w:t xml:space="preserve">Рисунок </w:t>
+                      </w:r>
+                      <w:r>
+                        <w:fldChar w:fldCharType="begin"/>
+                      </w:r>
+                      <w:r>
+                        <w:instrText xml:space="preserve"> SEQ Рисунок \* ARABIC </w:instrText>
+                      </w:r>
+                      <w:r>
+                        <w:fldChar w:fldCharType="separate"/>
+                      </w:r>
+                      <w:r>
+                        <w:rPr>
+                          <w:noProof/>
+                        </w:rPr>
+                        <w:t>2</w:t>
+                      </w:r>
+                      <w:r>
+                        <w:rPr>
+                          <w:noProof/>
+                        </w:rPr>
+                        <w:fldChar w:fldCharType="end"/>
+                      </w:r>
+                      <w:r>
+                        <w:t xml:space="preserve"> - Последняя запись из журнала на главной странице</w:t>
+                      </w:r>
+                    </w:p>
+                  </w:txbxContent>
+                </v:textbox>
+                <w10:wrap type="topAndBottom"/>
+              </v:shape>
+            </w:pict>
+          </mc:Fallback>
+        </mc:AlternateContent>
+      </w:r>
+      <w:r>
+        <w:rPr>
+          <w:rFonts w:ascii="Times New Roman" w:hAnsi="Times New Roman" w:cs="Times New Roman"/>
+          <w:b/>
+          <w:bCs/>
+          <w:noProof/>
+          <w:color w:val="0F1115"/>
+          <w:sz w:val="28"/>
+          <w:szCs w:val="28"/>
+          <w:shd w:val="clear" w:color="auto" w:fill="FFFFFF"/>
+        </w:rPr>
+        <w:drawing>
+          <wp:anchor distT="0" distB="0" distL="114300" distR="114300" simplePos="0" relativeHeight="251661312" behindDoc="0" locked="0" layoutInCell="1" allowOverlap="1" wp14:anchorId="6802C337" wp14:editId="36086FE9">
+            <wp:simplePos x="0" y="0"/>
+            <wp:positionH relativeFrom="margin">
+              <wp:align>center</wp:align>
+            </wp:positionH>
+            <wp:positionV relativeFrom="paragraph">
+              <wp:posOffset>-2540</wp:posOffset>
+            </wp:positionV>
+            <wp:extent cx="5940425" cy="1520190"/>
+            <wp:effectExtent l="0" t="0" r="3175" b="3810"/>
+            <wp:wrapTopAndBottom/>
+            <wp:docPr id="7" name="Рисунок 7"/>
+            <wp:cNvGraphicFramePr>
+              <a:graphicFrameLocks xmlns:a="http://schemas.openxmlformats.org/drawingml/2006/main" noChangeAspect="1"/>
+            </wp:cNvGraphicFramePr>
+            <a:graphic xmlns:a="http://schemas.openxmlformats.org/drawingml/2006/main">
+              <a:graphicData uri="http://schemas.openxmlformats.org/drawingml/2006/picture">
+                <pic:pic xmlns:pic="http://schemas.openxmlformats.org/drawingml/2006/picture">
+                  <pic:nvPicPr>
+                    <pic:cNvPr id="7" name="Рисунок 7"/>
+                    <pic:cNvPicPr/>
+                  </pic:nvPicPr>
+                  <pic:blipFill>
+                    <a:blip r:embed="rId15" cstate="print">
+                      <a:extLst>
+                        <a:ext uri="{28A0092B-C50C-407E-A947-70E740481C1C}">
+                          <a14:useLocalDpi xmlns:a14="http://schemas.microsoft.com/office/drawing/2010/main" val="0"/>
+                        </a:ext>
+                      </a:extLst>
+                    </a:blip>
+                    <a:stretch>
+                      <a:fillRect/>
+                    </a:stretch>
+                  </pic:blipFill>
+                  <pic:spPr>
+                    <a:xfrm>
+                      <a:off x="0" y="0"/>
+                      <a:ext cx="5940425" cy="1520190"/>
+                    </a:xfrm>
+                    <a:prstGeom prst="rect">
+                      <a:avLst/>
+                    </a:prstGeom>
+                  </pic:spPr>
+                </pic:pic>
+              </a:graphicData>
+            </a:graphic>
+            <wp14:sizeRelH relativeFrom="page">
+              <wp14:pctWidth>0</wp14:pctWidth>
+            </wp14:sizeRelH>
+            <wp14:sizeRelV relativeFrom="page">
+              <wp14:pctHeight>0</wp14:pctHeight>
+            </wp14:sizeRelV>
+          </wp:anchor>
+        </w:drawing>
+      </w:r>
+    </w:p>
+    <w:p>
+      <w:pPr>
+        <w:spacing w:after="160" w:line="259" w:lineRule="auto"/>
+        <w:rPr>
+          <w:rFonts w:ascii="Times New Roman" w:hAnsi="Times New Roman" w:cs="Times New Roman"/>
+          <w:b/>
+          <w:bCs/>
+          <w:color w:val="0F1115"/>
+          <w:sz w:val="28"/>
+          <w:szCs w:val="28"/>
+          <w:shd w:val="clear" w:color="auto" w:fill="FFFFFF"/>
+        </w:rPr>
+      </w:pPr>
+      <w:r>
+        <w:rPr>
+          <w:noProof/>
+        </w:rPr>
+        <w:lastRenderedPageBreak/>
+        <mc:AlternateContent>
+          <mc:Choice Requires="wps">
+            <w:drawing>
+              <wp:anchor distT="0" distB="0" distL="114300" distR="114300" simplePos="0" relativeHeight="251666432" behindDoc="0" locked="0" layoutInCell="1" allowOverlap="1" wp14:anchorId="0DABFD88" wp14:editId="299BF0B5">
+                <wp:simplePos x="0" y="0"/>
+                <wp:positionH relativeFrom="column">
+                  <wp:posOffset>-1270</wp:posOffset>
+                </wp:positionH>
+                <wp:positionV relativeFrom="paragraph">
+                  <wp:posOffset>2900680</wp:posOffset>
+                </wp:positionV>
+                <wp:extent cx="5940425" cy="635"/>
+                <wp:effectExtent l="0" t="0" r="0" b="0"/>
+                <wp:wrapTopAndBottom/>
+                <wp:docPr id="14" name="Надпись 14"/>
+                <wp:cNvGraphicFramePr/>
+                <a:graphic xmlns:a="http://schemas.openxmlformats.org/drawingml/2006/main">
+                  <a:graphicData uri="http://schemas.microsoft.com/office/word/2010/wordprocessingShape">
+                    <wps:wsp>
+                      <wps:cNvSpPr txBox="1"/>
+                      <wps:spPr>
+                        <a:xfrm>
+                          <a:off x="0" y="0"/>
+                          <a:ext cx="5940425" cy="635"/>
+                        </a:xfrm>
+                        <a:prstGeom prst="rect">
+                          <a:avLst/>
+                        </a:prstGeom>
+                        <a:solidFill>
+                          <a:prstClr val="white"/>
+                        </a:solidFill>
+                        <a:ln>
+                          <a:noFill/>
+                        </a:ln>
+                      </wps:spPr>
+                      <wps:txbx>
+                        <w:txbxContent>
+                          <w:p>
+                            <w:pPr>
+                              <w:pStyle w:val="af7"/>
+                              <w:rPr>
+                                <w:rFonts w:ascii="Times New Roman" w:hAnsi="Times New Roman" w:cs="Times New Roman"/>
+                                <w:b/>
+                                <w:bCs/>
+                                <w:noProof/>
+                                <w:color w:val="0F1115"/>
+                                <w:sz w:val="28"/>
+                                <w:szCs w:val="28"/>
+                                <w:shd w:val="clear" w:color="auto" w:fill="FFFFFF"/>
+                              </w:rPr>
+                            </w:pPr>
+                            <w:r>
+                              <w:t xml:space="preserve">Рисунок </w:t>
+                            </w:r>
+                            <w:r>
+                              <w:fldChar w:fldCharType="begin"/>
+                            </w:r>
+                            <w:r>
+                              <w:instrText xml:space="preserve"> SEQ Рисунок \* ARABIC </w:instrText>
+                            </w:r>
+                            <w:r>
+                              <w:fldChar w:fldCharType="separate"/>
+                            </w:r>
+                            <w:r>
+                              <w:rPr>
+                                <w:noProof/>
+                              </w:rPr>
+                              <w:t>3</w:t>
+                            </w:r>
+                            <w:r>
+                              <w:rPr>
+                                <w:noProof/>
+                              </w:rPr>
+                              <w:fldChar w:fldCharType="end"/>
+                            </w:r>
+                            <w:r>
+                              <w:t xml:space="preserve"> - Журнал</w:t>
+                            </w:r>
+                          </w:p>
+                        </w:txbxContent>
+                      </wps:txbx>
+                      <wps:bodyPr rot="0" spcFirstLastPara="0" vertOverflow="overflow" horzOverflow="overflow" vert="horz" wrap="square" lIns="0" tIns="0" rIns="0" bIns="0" numCol="1" spcCol="0" rtlCol="0" fromWordArt="0" anchor="t" anchorCtr="0" forceAA="0" compatLnSpc="1">
+                        <a:prstTxWarp prst="textNoShape">
+                          <a:avLst/>
+                        </a:prstTxWarp>
+                        <a:spAutoFit/>
+                      </wps:bodyPr>
+                    </wps:wsp>
+                  </a:graphicData>
+                </a:graphic>
+              </wp:anchor>
+            </w:drawing>
+          </mc:Choice>
+          <mc:Fallback>
+            <w:pict>
+              <v:shape w14:anchorId="0DABFD88" id="Надпись 14" o:spid="_x0000_s1028" type="#_x0000_t202" style="position:absolute;margin-left:-.1pt;margin-top:228.4pt;width:467.75pt;height:.05pt;z-index:251666432;visibility:visible;mso-wrap-style:square;mso-wrap-distance-left:9pt;mso-wrap-distance-top:0;mso-wrap-distance-right:9pt;mso-wrap-distance-bottom:0;mso-position-horizontal:absolute;mso-position-horizontal-relative:text;mso-position-vertical:absolute;mso-position-vertical-relative:text;v-text-anchor:top" o:gfxdata="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" stroked="f">
+                <v:textbox style="mso-fit-shape-to-text:t" inset="0,0,0,0">
+                  <w:txbxContent>
+                    <w:p>
+                      <w:pPr>
+                        <w:pStyle w:val="af7"/>
+                        <w:rPr>
+                          <w:rFonts w:ascii="Times New Roman" w:hAnsi="Times New Roman" w:cs="Times New Roman"/>
+                          <w:b/>
+                          <w:bCs/>
+                          <w:noProof/>
+                          <w:color w:val="0F1115"/>
+                          <w:sz w:val="28"/>
+                          <w:szCs w:val="28"/>
+                          <w:shd w:val="clear" w:color="auto" w:fill="FFFFFF"/>
+                        </w:rPr>
+                      </w:pPr>
+                      <w:r>
+                        <w:t xml:space="preserve">Рисунок </w:t>
+                      </w:r>
+                      <w:r>
+                        <w:fldChar w:fldCharType="begin"/>
+                      </w:r>
+                      <w:r>
+                        <w:instrText xml:space="preserve"> SEQ Рисунок \* ARABIC </w:instrText>
+                      </w:r>
+                      <w:r>
+                        <w:fldChar w:fldCharType="separate"/>
+                      </w:r>
+                      <w:r>
+                        <w:rPr>
+                          <w:noProof/>
+                        </w:rPr>
+                        <w:t>3</w:t>
+                      </w:r>
+                      <w:r>
+                        <w:rPr>
+                          <w:noProof/>
+                        </w:rPr>
+                        <w:fldChar w:fldCharType="end"/>
+                      </w:r>
+                      <w:r>
+                        <w:t xml:space="preserve"> - Журнал</w:t>
+                      </w:r>
+                    </w:p>
+                  </w:txbxContent>
+                </v:textbox>
+                <w10:wrap type="topAndBottom"/>
+              </v:shape>
+            </w:pict>
+          </mc:Fallback>
+        </mc:AlternateContent>
+      </w:r>
+      <w:r>
+        <w:rPr>
+          <w:rFonts w:ascii="Times New Roman" w:hAnsi="Times New Roman" w:cs="Times New Roman"/>
+          <w:b/>
+          <w:bCs/>
+          <w:noProof/>
+          <w:color w:val="0F1115"/>
+          <w:sz w:val="28"/>
+          <w:szCs w:val="28"/>
+          <w:shd w:val="clear" w:color="auto" w:fill="FFFFFF"/>
+        </w:rPr>
+        <w:drawing>
+          <wp:anchor distT="0" distB="0" distL="114300" distR="114300" simplePos="0" relativeHeight="251664384" behindDoc="0" locked="0" layoutInCell="1" allowOverlap="1" wp14:anchorId="25E1F872" wp14:editId="7BF7B455">
+            <wp:simplePos x="0" y="0"/>
+            <wp:positionH relativeFrom="margin">
+              <wp:align>center</wp:align>
+            </wp:positionH>
+            <wp:positionV relativeFrom="paragraph">
+              <wp:posOffset>0</wp:posOffset>
+            </wp:positionV>
+            <wp:extent cx="5940425" cy="2843530"/>
+            <wp:effectExtent l="0" t="0" r="3175" b="0"/>
+            <wp:wrapTopAndBottom/>
+            <wp:docPr id="13" name="Рисунок 13"/>
+            <wp:cNvGraphicFramePr>
+              <a:graphicFrameLocks xmlns:a="http://schemas.openxmlformats.org/drawingml/2006/main" noChangeAspect="1"/>
+            </wp:cNvGraphicFramePr>
+            <a:graphic xmlns:a="http://schemas.openxmlformats.org/drawingml/2006/main">
+              <a:graphicData uri="http://schemas.openxmlformats.org/drawingml/2006/picture">
+                <pic:pic xmlns:pic="http://schemas.openxmlformats.org/drawingml/2006/picture">
+                  <pic:nvPicPr>
+                    <pic:cNvPr id="13" name="Рисунок 13"/>
+                    <pic:cNvPicPr/>
+                  </pic:nvPicPr>
+                  <pic:blipFill>
+                    <a:blip r:embed="rId16" cstate="print">
+                      <a:extLst>
+                        <a:ext uri="{28A0092B-C50C-407E-A947-70E740481C1C}">
+                          <a14:useLocalDpi xmlns:a14="http://schemas.microsoft.com/office/drawing/2010/main" val="0"/>
+                        </a:ext>
+                      </a:extLst>
+                    </a:blip>
+                    <a:stretch>
+                      <a:fillRect/>
+                    </a:stretch>
+                  </pic:blipFill>
+                  <pic:spPr>
+                    <a:xfrm>
+                      <a:off x="0" y="0"/>
+                      <a:ext cx="5940425" cy="2843530"/>
+                    </a:xfrm>
+                    <a:prstGeom prst="rect">
+                      <a:avLst/>
+                    </a:prstGeom>
+                  </pic:spPr>
+                </pic:pic>
+              </a:graphicData>
+            </a:graphic>
+            <wp14:sizeRelH relativeFrom="page">
+              <wp14:pctWidth>0</wp14:pctWidth>
+            </wp14:sizeRelH>
+            <wp14:sizeRelV relativeFrom="page">
+              <wp14:pctHeight>0</wp14:pctHeight>
+            </wp14:sizeRelV>
+          </wp:anchor>
+        </w:drawing>
+      </w:r>
+    </w:p>
+    <w:p>
+      <w:pPr>
+        <w:pStyle w:val="10"/>
+        <w:jc w:val="center"/>
+      </w:pPr>
+      <w:bookmarkStart w:id="14" w:name="_Toc227573178"/>
+      <w:r>
+        <w:rPr>
+          <w:rFonts w:ascii="Times New Roman" w:hAnsi="Times New Roman" w:cs="Times New Roman"/>
+          <w:b/>
+          <w:bCs/>
+          <w:noProof/>
+          <w:color w:val="0F1115"/>
+          <w:sz w:val="28"/>
+          <w:szCs w:val="28"/>
+          <w:shd w:val="clear" w:color="auto" w:fill="FFFFFF"/>
+        </w:rPr>
+        <w:drawing>
+          <wp:anchor distT="0" distB="0" distL="114300" distR="114300" simplePos="0" relativeHeight="251667456" behindDoc="0" locked="0" layoutInCell="1" allowOverlap="1" wp14:anchorId="5F5E3577" wp14:editId="282077CB">
+            <wp:simplePos x="0" y="0"/>
+            <wp:positionH relativeFrom="margin">
+              <wp:align>center</wp:align>
+            </wp:positionH>
+            <wp:positionV relativeFrom="paragraph">
+              <wp:posOffset>50165</wp:posOffset>
+            </wp:positionV>
+            <wp:extent cx="5940425" cy="2509520"/>
+            <wp:effectExtent l="0" t="0" r="3175" b="5080"/>
+            <wp:wrapTopAndBottom/>
+            <wp:docPr id="16" name="Рисунок 16"/>
+            <wp:cNvGraphicFramePr>
+              <a:graphicFrameLocks xmlns:a="http://schemas.openxmlformats.org/drawingml/2006/main" noChangeAspect="1"/>
+            </wp:cNvGraphicFramePr>
+            <a:graphic xmlns:a="http://schemas.openxmlformats.org/drawingml/2006/main">
+              <a:graphicData uri="http://schemas.openxmlformats.org/drawingml/2006/picture">
+                <pic:pic xmlns:pic="http://schemas.openxmlformats.org/drawingml/2006/picture">
+                  <pic:nvPicPr>
+                    <pic:cNvPr id="16" name="Рисунок 16"/>
+                    <pic:cNvPicPr/>
+                  </pic:nvPicPr>
+                  <pic:blipFill>
+                    <a:blip r:embed="rId17" cstate="print">
+                      <a:extLst>
+                        <a:ext uri="{28A0092B-C50C-407E-A947-70E740481C1C}">
+                          <a14:useLocalDpi xmlns:a14="http://schemas.microsoft.com/office/drawing/2010/main" val="0"/>
+                        </a:ext>
+                      </a:extLst>
+                    </a:blip>
+                    <a:stretch>
+                      <a:fillRect/>
+                    </a:stretch>
+                  </pic:blipFill>
+                  <pic:spPr>
+                    <a:xfrm>
+                      <a:off x="0" y="0"/>
+                      <a:ext cx="5940425" cy="2509520"/>
+                    </a:xfrm>
+                    <a:prstGeom prst="rect">
+                      <a:avLst/>
+                    </a:prstGeom>
+                  </pic:spPr>
+                </pic:pic>
+              </a:graphicData>
+            </a:graphic>
+            <wp14:sizeRelH relativeFrom="page">
+              <wp14:pctWidth>0</wp14:pctWidth>
+            </wp14:sizeRelH>
+            <wp14:sizeRelV relativeFrom="page">
+              <wp14:pctHeight>0</wp14:pctHeight>
+            </wp14:sizeRelV>
+          </wp:anchor>
+        </w:drawing>
+      </w:r>
+    </w:p>
+    <w:p>
+      <w:pPr>
+        <w:pStyle w:val="af7"/>
+      </w:pPr>
+      <w:r>
+        <w:t xml:space="preserve">Рисунок </w:t>
+      </w:r>
+      <w:r>
+        <w:fldChar w:fldCharType="begin"/>
+      </w:r>
+      <w:r>
+        <w:instrText xml:space="preserve"> SEQ Рисунок \* ARABIC </w:instrText>
+      </w:r>
+      <w:r>
+        <w:fldChar w:fldCharType="separate"/>
+      </w:r>
+      <w:r>
+        <w:rPr>
+          <w:noProof/>
+        </w:rPr>
+        <w:t>4</w:t>
+      </w:r>
+      <w:r>
+        <w:rPr>
+          <w:noProof/>
+        </w:rPr>
+        <w:fldChar w:fldCharType="end"/>
+      </w:r>
+      <w:r>
+        <w:t xml:space="preserve"> - Статья журнала</w:t>
+      </w:r>
+    </w:p>
+    <w:p>
+      <w:pPr>
+        <w:pStyle w:val="10"/>
+        <w:jc w:val="center"/>
+        <w:rPr>
+          <w:rFonts w:ascii="Times New Roman" w:hAnsi="Times New Roman" w:cs="Times New Roman"/>
+          <w:b/>
+          <w:bCs/>
+          <w:color w:val="0F1115"/>
+          <w:sz w:val="28"/>
+          <w:szCs w:val="28"/>
+          <w:shd w:val="clear" w:color="auto" w:fill="FFFFFF"/>
+        </w:rPr>
+      </w:pPr>
+    </w:p>
+    <w:p>
+      <w:pPr>
+        <w:pStyle w:val="10"/>
+        <w:jc w:val="center"/>
+      </w:pPr>
+      <w:r>
+        <w:rPr>
+          <w:rFonts w:ascii="Times New Roman" w:hAnsi="Times New Roman" w:cs="Times New Roman"/>
+          <w:b/>
+          <w:bCs/>
+          <w:noProof/>
+          <w:color w:val="0F1115"/>
+          <w:sz w:val="28"/>
+          <w:szCs w:val="28"/>
+          <w:shd w:val="clear" w:color="auto" w:fill="FFFFFF"/>
+        </w:rPr>
+        <w:drawing>
+          <wp:anchor distT="0" distB="0" distL="114300" distR="114300" simplePos="0" relativeHeight="251668480" behindDoc="0" locked="0" layoutInCell="1" allowOverlap="0" wp14:anchorId="3C29F849" wp14:editId="3CFEA17E">
+            <wp:simplePos x="0" y="0"/>
+            <wp:positionH relativeFrom="margin">
+              <wp:align>center</wp:align>
+            </wp:positionH>
+            <wp:positionV relativeFrom="page">
+              <wp:posOffset>1104900</wp:posOffset>
+            </wp:positionV>
+            <wp:extent cx="5940000" cy="2840400"/>
+            <wp:effectExtent l="0" t="0" r="3810" b="0"/>
+            <wp:wrapTopAndBottom/>
+            <wp:docPr id="21" name="Рисунок 21"/>
+            <wp:cNvGraphicFramePr>
+              <a:graphicFrameLocks xmlns:a="http://schemas.openxmlformats.org/drawingml/2006/main" noChangeAspect="1"/>
+            </wp:cNvGraphicFramePr>
+            <a:graphic xmlns:a="http://schemas.openxmlformats.org/drawingml/2006/main">
+              <a:graphicData uri="http://schemas.openxmlformats.org/drawingml/2006/picture">
+                <pic:pic xmlns:pic="http://schemas.openxmlformats.org/drawingml/2006/picture">
+                  <pic:nvPicPr>
+                    <pic:cNvPr id="21" name="Рисунок 21"/>
+                    <pic:cNvPicPr/>
+                  </pic:nvPicPr>
+                  <pic:blipFill>
+                    <a:blip r:embed="rId18" cstate="print">
+                      <a:extLst>
+                        <a:ext uri="{28A0092B-C50C-407E-A947-70E740481C1C}">
+                          <a14:useLocalDpi xmlns:a14="http://schemas.microsoft.com/office/drawing/2010/main" val="0"/>
+                        </a:ext>
+                      </a:extLst>
+                    </a:blip>
+                    <a:stretch>
+                      <a:fillRect/>
+                    </a:stretch>
+                  </pic:blipFill>
+                  <pic:spPr>
+                    <a:xfrm>
+                      <a:off x="0" y="0"/>
+                      <a:ext cx="5940000" cy="2840400"/>
+                    </a:xfrm>
+                    <a:prstGeom prst="rect">
+                      <a:avLst/>
+                    </a:prstGeom>
+                  </pic:spPr>
+                </pic:pic>
+              </a:graphicData>
+            </a:graphic>
+            <wp14:sizeRelH relativeFrom="margin">
+              <wp14:pctWidth>0</wp14:pctWidth>
+            </wp14:sizeRelH>
+            <wp14:sizeRelV relativeFrom="margin">
+              <wp14:pctHeight>0</wp14:pctHeight>
+            </wp14:sizeRelV>
+          </wp:anchor>
+        </w:drawing>
+      </w:r>
+    </w:p>
+    <w:p>
+      <w:pPr>
+        <w:pStyle w:val="af7"/>
+        <w:rPr>
+          <w:rFonts w:ascii="Times New Roman" w:hAnsi="Times New Roman" w:cs="Times New Roman"/>
+          <w:b/>
+          <w:bCs/>
+          <w:color w:val="0F1115"/>
+          <w:sz w:val="28"/>
+          <w:szCs w:val="28"/>
+          <w:shd w:val="clear" w:color="auto" w:fill="FFFFFF"/>
+        </w:rPr>
+      </w:pPr>
+      <w:r>
+        <w:t xml:space="preserve">Рисунок </w:t>
+      </w:r>
+      <w:r>
+        <w:fldChar w:fldCharType="begin"/>
+      </w:r>
+      <w:r>
+        <w:instrText xml:space="preserve"> SEQ Рисунок \* ARABIC </w:instrText>
+      </w:r>
+      <w:r>
+        <w:fldChar w:fldCharType="separate"/>
+      </w:r>
+      <w:r>
+        <w:rPr>
+          <w:noProof/>
+        </w:rPr>
+        <w:t>5</w:t>
+      </w:r>
+      <w:r>
+        <w:rPr>
+          <w:noProof/>
+        </w:rPr>
+        <w:fldChar w:fldCharType="end"/>
+      </w:r>
+      <w:r>
+        <w:t xml:space="preserve"> - О проекте</w:t>
+      </w:r>
+    </w:p>
+    <w:p>
+      <w:pPr>
+        <w:pStyle w:val="10"/>
+        <w:jc w:val="center"/>
+        <w:rPr>
+          <w:rFonts w:ascii="Times New Roman" w:hAnsi="Times New Roman" w:cs="Times New Roman"/>
+          <w:b/>
+          <w:bCs/>
+          <w:color w:val="0F1115"/>
+          <w:sz w:val="28"/>
+          <w:szCs w:val="28"/>
+          <w:shd w:val="clear" w:color="auto" w:fill="FFFFFF"/>
+        </w:rPr>
+      </w:pPr>
+      <w:r>
+        <w:rPr>
+          <w:noProof/>
+        </w:rPr>
+        <w:lastRenderedPageBreak/>
+        <mc:AlternateContent>
+          <mc:Choice Requires="wps">
+            <w:drawing>
+              <wp:anchor distT="0" distB="0" distL="114300" distR="114300" simplePos="0" relativeHeight="251671552" behindDoc="0" locked="0" layoutInCell="1" allowOverlap="1" wp14:anchorId="6264BA38" wp14:editId="68E468B1">
+                <wp:simplePos x="0" y="0"/>
+                <wp:positionH relativeFrom="column">
+                  <wp:posOffset>-1270</wp:posOffset>
+                </wp:positionH>
+                <wp:positionV relativeFrom="paragraph">
+                  <wp:posOffset>3044190</wp:posOffset>
+                </wp:positionV>
+                <wp:extent cx="5940425" cy="635"/>
+                <wp:effectExtent l="0" t="0" r="0" b="0"/>
+                <wp:wrapTopAndBottom/>
+                <wp:docPr id="23" name="Надпись 23"/>
+                <wp:cNvGraphicFramePr/>
+                <a:graphic xmlns:a="http://schemas.openxmlformats.org/drawingml/2006/main">
+                  <a:graphicData uri="http://schemas.microsoft.com/office/word/2010/wordprocessingShape">
+                    <wps:wsp>
+                      <wps:cNvSpPr txBox="1"/>
+                      <wps:spPr>
+                        <a:xfrm>
+                          <a:off x="0" y="0"/>
+                          <a:ext cx="5940425" cy="635"/>
+                        </a:xfrm>
+                        <a:prstGeom prst="rect">
+                          <a:avLst/>
+                        </a:prstGeom>
+                        <a:solidFill>
+                          <a:prstClr val="white"/>
+                        </a:solidFill>
+                        <a:ln>
+                          <a:noFill/>
+                        </a:ln>
+                      </wps:spPr>
+                      <wps:txbx>
+                        <w:txbxContent>
+                          <w:p>
+                            <w:pPr>
+                              <w:pStyle w:val="af7"/>
+                              <w:rPr>
+                                <w:rFonts w:ascii="Times New Roman" w:hAnsi="Times New Roman" w:cs="Times New Roman"/>
+                                <w:b/>
+                                <w:bCs/>
+                                <w:noProof/>
+                                <w:color w:val="0F1115"/>
+                                <w:sz w:val="28"/>
+                                <w:szCs w:val="28"/>
+                                <w:shd w:val="clear" w:color="auto" w:fill="FFFFFF"/>
+                              </w:rPr>
+                            </w:pPr>
+                            <w:r>
+                              <w:t xml:space="preserve">Рисунок </w:t>
+                            </w:r>
+                            <w:r>
+                              <w:fldChar w:fldCharType="begin"/>
+                            </w:r>
+                            <w:r>
+                              <w:instrText xml:space="preserve"> SEQ Рисунок \* ARABIC </w:instrText>
+                            </w:r>
+                            <w:r>
+                              <w:fldChar w:fldCharType="separate"/>
+                            </w:r>
+                            <w:r>
+                              <w:rPr>
+                                <w:noProof/>
+                              </w:rPr>
+                              <w:t>6</w:t>
+                            </w:r>
+                            <w:r>
+                              <w:rPr>
+                                <w:noProof/>
+                              </w:rPr>
+                              <w:fldChar w:fldCharType="end"/>
+                            </w:r>
+                            <w:r>
+                              <w:t xml:space="preserve"> - Участники</w:t>
+                            </w:r>
+                          </w:p>
+                        </w:txbxContent>
+                      </wps:txbx>
+                      <wps:bodyPr rot="0" spcFirstLastPara="0" vertOverflow="overflow" horzOverflow="overflow" vert="horz" wrap="square" lIns="0" tIns="0" rIns="0" bIns="0" numCol="1" spcCol="0" rtlCol="0" fromWordArt="0" anchor="t" anchorCtr="0" forceAA="0" compatLnSpc="1">
+                        <a:prstTxWarp prst="textNoShape">
+                          <a:avLst/>
+                        </a:prstTxWarp>
+                        <a:spAutoFit/>
+                      </wps:bodyPr>
+                    </wps:wsp>
+                  </a:graphicData>
+                </a:graphic>
+              </wp:anchor>
+            </w:drawing>
+          </mc:Choice>
+          <mc:Fallback>
+            <w:pict>
+              <v:shape w14:anchorId="6264BA38" id="Надпись 23" o:spid="_x0000_s1029" type="#_x0000_t202" style="position:absolute;left:0;text-align:left;margin-left:-.1pt;margin-top:239.7pt;width:467.75pt;height:.05pt;z-index:251671552;visibility:visible;mso-wrap-style:square;mso-wrap-distance-left:9pt;mso-wrap-distance-top:0;mso-wrap-distance-right:9pt;mso-wrap-distance-bottom:0;mso-position-horizontal:absolute;mso-position-horizontal-relative:text;mso-position-vertical:absolute;mso-position-vertical-relative:text;v-text-anchor:top" o:gfxdata="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" stroked="f">
+                <v:textbox style="mso-fit-shape-to-text:t" inset="0,0,0,0">
+                  <w:txbxContent>
+                    <w:p>
+                      <w:pPr>
+                        <w:pStyle w:val="af7"/>
+                        <w:rPr>
+                          <w:rFonts w:ascii="Times New Roman" w:hAnsi="Times New Roman" w:cs="Times New Roman"/>
+                          <w:b/>
+                          <w:bCs/>
+                          <w:noProof/>
+                          <w:color w:val="0F1115"/>
+                          <w:sz w:val="28"/>
+                          <w:szCs w:val="28"/>
+                          <w:shd w:val="clear" w:color="auto" w:fill="FFFFFF"/>
+                        </w:rPr>
+                      </w:pPr>
+                      <w:r>
+                        <w:t xml:space="preserve">Рисунок </w:t>
+                      </w:r>
+                      <w:r>
+                        <w:fldChar w:fldCharType="begin"/>
+                      </w:r>
+                      <w:r>
+                        <w:instrText xml:space="preserve"> SEQ Рисунок \* ARABIC </w:instrText>
+                      </w:r>
+                      <w:r>
+                        <w:fldChar w:fldCharType="separate"/>
+                      </w:r>
+                      <w:r>
+                        <w:rPr>
+                          <w:noProof/>
+                        </w:rPr>
+                        <w:t>6</w:t>
+                      </w:r>
+                      <w:r>
+                        <w:rPr>
+                          <w:noProof/>
+                        </w:rPr>
+                        <w:fldChar w:fldCharType="end"/>
+                      </w:r>
+                      <w:r>
+                        <w:t xml:space="preserve"> - Участники</w:t>
+                      </w:r>
+                    </w:p>
+                  </w:txbxContent>
+                </v:textbox>
+                <w10:wrap type="topAndBottom"/>
+              </v:shape>
+            </w:pict>
+          </mc:Fallback>
+        </mc:AlternateContent>
+      </w:r>
+      <w:r>
+        <w:rPr>
+          <w:rFonts w:ascii="Times New Roman" w:hAnsi="Times New Roman" w:cs="Times New Roman"/>
+          <w:b/>
+          <w:bCs/>
+          <w:noProof/>
+          <w:color w:val="0F1115"/>
+          <w:sz w:val="28"/>
+          <w:szCs w:val="28"/>
+          <w:shd w:val="clear" w:color="auto" w:fill="FFFFFF"/>
+        </w:rPr>
+        <w:drawing>
+          <wp:anchor distT="0" distB="0" distL="114300" distR="114300" simplePos="0" relativeHeight="251669504" behindDoc="0" locked="0" layoutInCell="1" allowOverlap="0" wp14:anchorId="52054778" wp14:editId="5F7A2FD9">
+            <wp:simplePos x="0" y="0"/>
+            <wp:positionH relativeFrom="margin">
+              <wp:align>center</wp:align>
+            </wp:positionH>
+            <wp:positionV relativeFrom="paragraph">
+              <wp:posOffset>149860</wp:posOffset>
+            </wp:positionV>
+            <wp:extent cx="5940000" cy="2836800"/>
+            <wp:effectExtent l="0" t="0" r="3810" b="1905"/>
+            <wp:wrapTopAndBottom/>
+            <wp:docPr id="22" name="Рисунок 22"/>
+            <wp:cNvGraphicFramePr>
+              <a:graphicFrameLocks xmlns:a="http://schemas.openxmlformats.org/drawingml/2006/main" noChangeAspect="1"/>
+            </wp:cNvGraphicFramePr>
+            <a:graphic xmlns:a="http://schemas.openxmlformats.org/drawingml/2006/main">
+              <a:graphicData uri="http://schemas.openxmlformats.org/drawingml/2006/picture">
+                <pic:pic xmlns:pic="http://schemas.openxmlformats.org/drawingml/2006/picture">
+                  <pic:nvPicPr>
+                    <pic:cNvPr id="22" name="Рисунок 22"/>
+                    <pic:cNvPicPr/>
+                  </pic:nvPicPr>
+                  <pic:blipFill>
+                    <a:blip r:embed="rId19" cstate="print">
+                      <a:extLst>
+                        <a:ext uri="{28A0092B-C50C-407E-A947-70E740481C1C}">
+                          <a14:useLocalDpi xmlns:a14="http://schemas.microsoft.com/office/drawing/2010/main" val="0"/>
+                        </a:ext>
+                      </a:extLst>
+                    </a:blip>
+                    <a:stretch>
+                      <a:fillRect/>
+                    </a:stretch>
+                  </pic:blipFill>
+                  <pic:spPr>
+                    <a:xfrm>
+                      <a:off x="0" y="0"/>
+                      <a:ext cx="5940000" cy="2836800"/>
+                    </a:xfrm>
+                    <a:prstGeom prst="rect">
+                      <a:avLst/>
+                    </a:prstGeom>
+                  </pic:spPr>
+                </pic:pic>
+              </a:graphicData>
+            </a:graphic>
+            <wp14:sizeRelH relativeFrom="page">
+              <wp14:pctWidth>0</wp14:pctWidth>
+            </wp14:sizeRelH>
+            <wp14:sizeRelV relativeFrom="page">
+              <wp14:pctHeight>0</wp14:pctHeight>
+            </wp14:sizeRelV>
+          </wp:anchor>
+        </w:drawing>
+      </w:r>
+    </w:p>
+    <w:p>
+      <w:pPr>
+        <w:pStyle w:val="10"/>
+        <w:jc w:val="center"/>
+        <w:rPr>
+          <w:rFonts w:ascii="Times New Roman" w:hAnsi="Times New Roman" w:cs="Times New Roman"/>
+          <w:b/>
+          <w:bCs/>
+          <w:color w:val="0F1115"/>
+          <w:sz w:val="28"/>
+          <w:szCs w:val="28"/>
+          <w:shd w:val="clear" w:color="auto" w:fill="FFFFFF"/>
+        </w:rPr>
+      </w:pPr>
+      <w:r>
+        <w:rPr>
+          <w:noProof/>
+        </w:rPr>
+        <mc:AlternateContent>
+          <mc:Choice Requires="wps">
+            <w:drawing>
+              <wp:anchor distT="0" distB="0" distL="114300" distR="114300" simplePos="0" relativeHeight="251674624" behindDoc="0" locked="0" layoutInCell="1" allowOverlap="1" wp14:anchorId="471D090E" wp14:editId="769D0695">
+                <wp:simplePos x="0" y="0"/>
+                <wp:positionH relativeFrom="column">
+                  <wp:posOffset>-1270</wp:posOffset>
+                </wp:positionH>
+                <wp:positionV relativeFrom="paragraph">
+                  <wp:posOffset>3048635</wp:posOffset>
+                </wp:positionV>
+                <wp:extent cx="5940425" cy="635"/>
+                <wp:effectExtent l="0" t="0" r="0" b="0"/>
+                <wp:wrapTopAndBottom/>
+                <wp:docPr id="25" name="Надпись 25"/>
+                <wp:cNvGraphicFramePr/>
+                <a:graphic xmlns:a="http://schemas.openxmlformats.org/drawingml/2006/main">
+                  <a:graphicData uri="http://schemas.microsoft.com/office/word/2010/wordprocessingShape">
+                    <wps:wsp>
+                      <wps:cNvSpPr txBox="1"/>
+                      <wps:spPr>
+                        <a:xfrm>
+                          <a:off x="0" y="0"/>
+                          <a:ext cx="5940425" cy="635"/>
+                        </a:xfrm>
+                        <a:prstGeom prst="rect">
+                          <a:avLst/>
+                        </a:prstGeom>
+                        <a:solidFill>
+                          <a:prstClr val="white"/>
+                        </a:solidFill>
+                        <a:ln>
+                          <a:noFill/>
+                        </a:ln>
+                      </wps:spPr>
+                      <wps:txbx>
+                        <w:txbxContent>
+                          <w:p>
+                            <w:pPr>
+                              <w:pStyle w:val="af7"/>
+                              <w:rPr>
+                                <w:rFonts w:ascii="Times New Roman" w:hAnsi="Times New Roman" w:cs="Times New Roman"/>
+                                <w:b/>
+                                <w:bCs/>
+                                <w:noProof/>
+                                <w:color w:val="0F1115"/>
+                                <w:sz w:val="28"/>
+                                <w:szCs w:val="28"/>
+                                <w:shd w:val="clear" w:color="auto" w:fill="FFFFFF"/>
+                              </w:rPr>
+                            </w:pPr>
+                            <w:r>
+                              <w:t xml:space="preserve">Рисунок </w:t>
+                            </w:r>
+                            <w:r>
+                              <w:fldChar w:fldCharType="begin"/>
+                            </w:r>
+                            <w:r>
+                              <w:instrText xml:space="preserve"> SEQ Рисунок \* ARABIC </w:instrText>
+                            </w:r>
+                            <w:r>
+                              <w:fldChar w:fldCharType="separate"/>
+                            </w:r>
+                            <w:r>
+                              <w:rPr>
+                                <w:noProof/>
+                              </w:rPr>
+                              <w:t>7</w:t>
+                            </w:r>
+                            <w:r>
+                              <w:rPr>
+                                <w:noProof/>
+                              </w:rPr>
+                              <w:fldChar w:fldCharType="end"/>
+                            </w:r>
+                            <w:r>
+                              <w:t xml:space="preserve"> - Ресурсы</w:t>
+                            </w:r>
+                          </w:p>
+                        </w:txbxContent>
+                      </wps:txbx>
+                      <wps:bodyPr rot="0" spcFirstLastPara="0" vertOverflow="overflow" horzOverflow="overflow" vert="horz" wrap="square" lIns="0" tIns="0" rIns="0" bIns="0" numCol="1" spcCol="0" rtlCol="0" fromWordArt="0" anchor="t" anchorCtr="0" forceAA="0" compatLnSpc="1">
+                        <a:prstTxWarp prst="textNoShape">
+                          <a:avLst/>
+                        </a:prstTxWarp>
+                        <a:spAutoFit/>
+                      </wps:bodyPr>
+                    </wps:wsp>
+                  </a:graphicData>
+                </a:graphic>
+              </wp:anchor>
+            </w:drawing>
+          </mc:Choice>
+          <mc:Fallback>
+            <w:pict>
+              <v:shape w14:anchorId="471D090E" id="Надпись 25" o:spid="_x0000_s1030" type="#_x0000_t202" style="position:absolute;left:0;text-align:left;margin-left:-.1pt;margin-top:240.05pt;width:467.75pt;height:.05pt;z-index:251674624;visibility:visible;mso-wrap-style:square;mso-wrap-distance-left:9pt;mso-wrap-distance-top:0;mso-wrap-distance-right:9pt;mso-wrap-distance-bottom:0;mso-position-horizontal:absolute;mso-position-horizontal-relative:text;mso-position-vertical:absolute;mso-position-vertical-relative:text;v-text-anchor:top" o:gfxdata="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" stroked="f">
+                <v:textbox style="mso-fit-shape-to-text:t" inset="0,0,0,0">
+                  <w:txbxContent>
+                    <w:p>
+                      <w:pPr>
+                        <w:pStyle w:val="af7"/>
+                        <w:rPr>
+                          <w:rFonts w:ascii="Times New Roman" w:hAnsi="Times New Roman" w:cs="Times New Roman"/>
+                          <w:b/>
+                          <w:bCs/>
+                          <w:noProof/>
+                          <w:color w:val="0F1115"/>
+                          <w:sz w:val="28"/>
+                          <w:szCs w:val="28"/>
+                          <w:shd w:val="clear" w:color="auto" w:fill="FFFFFF"/>
+                        </w:rPr>
+                      </w:pPr>
+                      <w:r>
+                        <w:t xml:space="preserve">Рисунок </w:t>
+                      </w:r>
+                      <w:r>
+                        <w:fldChar w:fldCharType="begin"/>
+                      </w:r>
+                      <w:r>
+                        <w:instrText xml:space="preserve"> SEQ Рисунок \* ARABIC </w:instrText>
+                      </w:r>
+                      <w:r>
+                        <w:fldChar w:fldCharType="separate"/>
+                      </w:r>
+                      <w:r>
+                        <w:rPr>
+                          <w:noProof/>
+                        </w:rPr>
+                        <w:t>7</w:t>
+                      </w:r>
+                      <w:r>
+                        <w:rPr>
+                          <w:noProof/>
+                        </w:rPr>
+                        <w:fldChar w:fldCharType="end"/>
+                      </w:r>
+                      <w:r>
+                        <w:t xml:space="preserve"> - Ресурсы</w:t>
+                      </w:r>
+                    </w:p>
+                  </w:txbxContent>
+                </v:textbox>
+                <w10:wrap type="topAndBottom"/>
+              </v:shape>
+            </w:pict>
+          </mc:Fallback>
+        </mc:AlternateContent>
+      </w:r>
+      <w:r>
+        <w:rPr>
+          <w:rFonts w:ascii="Times New Roman" w:hAnsi="Times New Roman" w:cs="Times New Roman"/>
+          <w:b/>
+          <w:bCs/>
+          <w:noProof/>
+          <w:color w:val="0F1115"/>
+          <w:sz w:val="28"/>
+          <w:szCs w:val="28"/>
+          <w:shd w:val="clear" w:color="auto" w:fill="FFFFFF"/>
+        </w:rPr>
+        <w:drawing>
+          <wp:anchor distT="0" distB="0" distL="114300" distR="114300" simplePos="0" relativeHeight="251672576" behindDoc="0" locked="0" layoutInCell="1" allowOverlap="1" wp14:anchorId="640CF63B" wp14:editId="6AA0D6F4">
+            <wp:simplePos x="0" y="0"/>
+            <wp:positionH relativeFrom="margin">
+              <wp:align>center</wp:align>
+            </wp:positionH>
+            <wp:positionV relativeFrom="paragraph">
+              <wp:posOffset>154305</wp:posOffset>
+            </wp:positionV>
+            <wp:extent cx="5940425" cy="2837180"/>
+            <wp:effectExtent l="0" t="0" r="3175" b="1270"/>
+            <wp:wrapTopAndBottom/>
+            <wp:docPr id="24" name="Рисунок 24"/>
+            <wp:cNvGraphicFramePr>
+              <a:graphicFrameLocks xmlns:a="http://schemas.openxmlformats.org/drawingml/2006/main" noChangeAspect="1"/>
+            </wp:cNvGraphicFramePr>
+            <a:graphic xmlns:a="http://schemas.openxmlformats.org/drawingml/2006/main">
+              <a:graphicData uri="http://schemas.openxmlformats.org/drawingml/2006/picture">
+                <pic:pic xmlns:pic="http://schemas.openxmlformats.org/drawingml/2006/picture">
+                  <pic:nvPicPr>
+                    <pic:cNvPr id="24" name="Рисунок 24"/>
+                    <pic:cNvPicPr/>
+                  </pic:nvPicPr>
+                  <pic:blipFill>
+                    <a:blip r:embed="rId20" cstate="print">
+                      <a:extLst>
+                        <a:ext uri="{28A0092B-C50C-407E-A947-70E740481C1C}">
+                          <a14:useLocalDpi xmlns:a14="http://schemas.microsoft.com/office/drawing/2010/main" val="0"/>
+                        </a:ext>
+                      </a:extLst>
+                    </a:blip>
+                    <a:stretch>
+                      <a:fillRect/>
+                    </a:stretch>
+                  </pic:blipFill>
+                  <pic:spPr>
+                    <a:xfrm>
+                      <a:off x="0" y="0"/>
+                      <a:ext cx="5940425" cy="2837180"/>
+                    </a:xfrm>
+                    <a:prstGeom prst="rect">
+                      <a:avLst/>
+                    </a:prstGeom>
+                  </pic:spPr>
+                </pic:pic>
+              </a:graphicData>
+            </a:graphic>
+            <wp14:sizeRelH relativeFrom="page">
+              <wp14:pctWidth>0</wp14:pctWidth>
+            </wp14:sizeRelH>
+            <wp14:sizeRelV relativeFrom="page">
+              <wp14:pctHeight>0</wp14:pctHeight>
+            </wp14:sizeRelV>
+          </wp:anchor>
+        </w:drawing>
+      </w:r>
+    </w:p>
+    <w:p>
+      <w:pPr>
+        <w:pStyle w:val="10"/>
+        <w:jc w:val="center"/>
+        <w:rPr>
+          <w:rFonts w:ascii="Times New Roman" w:hAnsi="Times New Roman" w:cs="Times New Roman"/>
+          <w:b/>
+          <w:bCs/>
+          <w:color w:val="0F1115"/>
+          <w:sz w:val="28"/>
+          <w:szCs w:val="28"/>
+          <w:shd w:val="clear" w:color="auto" w:fill="FFFFFF"/>
+        </w:rPr>
+      </w:pPr>
+      <w:r>
+        <w:rPr>
+          <w:rFonts w:ascii="Times New Roman" w:hAnsi="Times New Roman" w:cs="Times New Roman"/>
+          <w:b/>
+          <w:bCs/>
+          <w:color w:val="0F1115"/>
+          <w:sz w:val="28"/>
+          <w:szCs w:val="28"/>
+          <w:shd w:val="clear" w:color="auto" w:fill="FFFFFF"/>
+        </w:rPr>
+        <w:t>ПРИЛОЖЕНИЕ Б</w:t>
+      </w:r>
+      <w:bookmarkEnd w:id="14"/>
+    </w:p>
+    <w:p>
+      <w:pPr>
+        <w:spacing w:after="0" w:line="360" w:lineRule="auto"/>
+        <w:ind w:left="357" w:hanging="357"/>
+        <w:jc w:val="center"/>
+        <w:rPr>
+          <w:rFonts w:ascii="Times New Roman" w:hAnsi="Times New Roman" w:cs="Times New Roman"/>
+          <w:b/>
+          <w:bCs/>
+          <w:color w:val="0F1115"/>
+          <w:sz w:val="28"/>
+          <w:szCs w:val="28"/>
+          <w:shd w:val="clear" w:color="auto" w:fill="FFFFFF"/>
+        </w:rPr>
+      </w:pPr>
+      <w:r>
+        <w:rPr>
+          <w:rFonts w:ascii="Times New Roman" w:hAnsi="Times New Roman" w:cs="Times New Roman"/>
+          <w:b/>
+          <w:bCs/>
+          <w:color w:val="0F1115"/>
+          <w:sz w:val="28"/>
+          <w:szCs w:val="28"/>
+          <w:shd w:val="clear" w:color="auto" w:fill="FFFFFF"/>
+        </w:rPr>
+        <w:t>(справочное)</w:t>
+      </w:r>
+    </w:p>
+    <w:p>
+      <w:pPr>
+        <w:spacing w:after="0" w:line="360" w:lineRule="auto"/>
+        <w:ind w:left="357" w:hanging="357"/>
+        <w:jc w:val="center"/>
+        <w:rPr>
+          <w:rFonts w:ascii="Times New Roman" w:hAnsi="Times New Roman" w:cs="Times New Roman"/>
+          <w:b/>
+          <w:bCs/>
+          <w:color w:val="0F1115"/>
+          <w:sz w:val="28"/>
+          <w:szCs w:val="28"/>
+          <w:shd w:val="clear" w:color="auto" w:fill="FFFFFF"/>
+        </w:rPr>
+      </w:pPr>
+      <w:r>
+        <w:rPr>
+          <w:rFonts w:ascii="Times New Roman" w:hAnsi="Times New Roman" w:cs="Times New Roman"/>
+          <w:b/>
+          <w:bCs/>
+          <w:color w:val="0F1115"/>
+          <w:sz w:val="28"/>
+          <w:szCs w:val="28"/>
+          <w:shd w:val="clear" w:color="auto" w:fill="FFFFFF"/>
+        </w:rPr>
+        <w:t>Иллюстрации к выполнению вариативной части задания по проектной практике</w:t>
       </w:r>
     </w:p>
     <w:sectPr>
@@ -6863,6 +9734,369 @@
     </w:lvl>
   </w:abstractNum>
   <w:abstractNum w:abstractNumId="1" w15:restartNumberingAfterBreak="0">
+    <w:nsid w:val="0D9F4951"/>
+    <w:multiLevelType w:val="multilevel"/>
+    <w:tmpl w:val="F5EAA860"/>
+    <w:lvl w:ilvl="0">
+      <w:start w:val="1"/>
+      <w:numFmt w:val="decimal"/>
+      <w:lvlText w:val="%1."/>
+      <w:lvlJc w:val="left"/>
+      <w:pPr>
+        <w:tabs>
+          <w:tab w:val="num" w:pos="720"/>
+        </w:tabs>
+        <w:ind w:left="720" w:hanging="360"/>
+      </w:pPr>
+    </w:lvl>
+    <w:lvl w:ilvl="1">
+      <w:start w:val="1"/>
+      <w:numFmt w:val="bullet"/>
+      <w:lvlText w:val="o"/>
+      <w:lvlJc w:val="left"/>
+      <w:pPr>
+        <w:tabs>
+          <w:tab w:val="num" w:pos="1440"/>
+        </w:tabs>
+        <w:ind w:left="1440" w:hanging="360"/>
+      </w:pPr>
+      <w:rPr>
+        <w:rFonts w:ascii="Courier New" w:hAnsi="Courier New" w:hint="default"/>
+        <w:sz w:val="20"/>
+      </w:rPr>
+    </w:lvl>
+    <w:lvl w:ilvl="2">
+      <w:start w:val="1"/>
+      <w:numFmt w:val="bullet"/>
+      <w:lvlText w:val=""/>
+      <w:lvlJc w:val="left"/>
+      <w:pPr>
+        <w:tabs>
+          <w:tab w:val="num" w:pos="2160"/>
+        </w:tabs>
+        <w:ind w:left="2160" w:hanging="360"/>
+      </w:pPr>
+      <w:rPr>
+        <w:rFonts w:ascii="Wingdings" w:hAnsi="Wingdings" w:hint="default"/>
+        <w:sz w:val="20"/>
+      </w:rPr>
+    </w:lvl>
+    <w:lvl w:ilvl="3">
+      <w:start w:val="1"/>
+      <w:numFmt w:val="decimal"/>
+      <w:lvlText w:val="%4."/>
+      <w:lvlJc w:val="left"/>
+      <w:pPr>
+        <w:tabs>
+          <w:tab w:val="num" w:pos="2880"/>
+        </w:tabs>
+        <w:ind w:left="2880" w:hanging="360"/>
+      </w:pPr>
+    </w:lvl>
+    <w:lvl w:ilvl="4" w:tentative="1">
+      <w:start w:val="1"/>
+      <w:numFmt w:val="decimal"/>
+      <w:lvlText w:val="%5."/>
+      <w:lvlJc w:val="left"/>
+      <w:pPr>
+        <w:tabs>
+          <w:tab w:val="num" w:pos="3600"/>
+        </w:tabs>
+        <w:ind w:left="3600" w:hanging="360"/>
+      </w:pPr>
+    </w:lvl>
+    <w:lvl w:ilvl="5" w:tentative="1">
+      <w:start w:val="1"/>
+      <w:numFmt w:val="decimal"/>
+      <w:lvlText w:val="%6."/>
+      <w:lvlJc w:val="left"/>
+      <w:pPr>
+        <w:tabs>
+          <w:tab w:val="num" w:pos="4320"/>
+        </w:tabs>
+        <w:ind w:left="4320" w:hanging="360"/>
+      </w:pPr>
+    </w:lvl>
+    <w:lvl w:ilvl="6" w:tentative="1">
+      <w:start w:val="1"/>
+      <w:numFmt w:val="decimal"/>
+      <w:lvlText w:val="%7."/>
+      <w:lvlJc w:val="left"/>
+      <w:pPr>
+        <w:tabs>
+          <w:tab w:val="num" w:pos="5040"/>
+        </w:tabs>
+        <w:ind w:left="5040" w:hanging="360"/>
+      </w:pPr>
+    </w:lvl>
+    <w:lvl w:ilvl="7" w:tentative="1">
+      <w:start w:val="1"/>
+      <w:numFmt w:val="decimal"/>
+      <w:lvlText w:val="%8."/>
+      <w:lvlJc w:val="left"/>
+      <w:pPr>
+        <w:tabs>
+          <w:tab w:val="num" w:pos="5760"/>
+        </w:tabs>
+        <w:ind w:left="5760" w:hanging="360"/>
+      </w:pPr>
+    </w:lvl>
+    <w:lvl w:ilvl="8" w:tentative="1">
+      <w:start w:val="1"/>
+      <w:numFmt w:val="decimal"/>
+      <w:lvlText w:val="%9."/>
+      <w:lvlJc w:val="left"/>
+      <w:pPr>
+        <w:tabs>
+          <w:tab w:val="num" w:pos="6480"/>
+        </w:tabs>
+        <w:ind w:left="6480" w:hanging="360"/>
+      </w:pPr>
+    </w:lvl>
+  </w:abstractNum>
+  <w:abstractNum w:abstractNumId="2" w15:restartNumberingAfterBreak="0">
+    <w:nsid w:val="1BFF4890"/>
+    <w:multiLevelType w:val="multilevel"/>
+    <w:tmpl w:val="F5EAA860"/>
+    <w:lvl w:ilvl="0">
+      <w:start w:val="1"/>
+      <w:numFmt w:val="decimal"/>
+      <w:lvlText w:val="%1."/>
+      <w:lvlJc w:val="left"/>
+      <w:pPr>
+        <w:tabs>
+          <w:tab w:val="num" w:pos="720"/>
+        </w:tabs>
+        <w:ind w:left="720" w:hanging="360"/>
+      </w:pPr>
+    </w:lvl>
+    <w:lvl w:ilvl="1">
+      <w:start w:val="1"/>
+      <w:numFmt w:val="bullet"/>
+      <w:lvlText w:val="o"/>
+      <w:lvlJc w:val="left"/>
+      <w:pPr>
+        <w:tabs>
+          <w:tab w:val="num" w:pos="1440"/>
+        </w:tabs>
+        <w:ind w:left="1440" w:hanging="360"/>
+      </w:pPr>
+      <w:rPr>
+        <w:rFonts w:ascii="Courier New" w:hAnsi="Courier New" w:hint="default"/>
+        <w:sz w:val="20"/>
+      </w:rPr>
+    </w:lvl>
+    <w:lvl w:ilvl="2">
+      <w:start w:val="1"/>
+      <w:numFmt w:val="bullet"/>
+      <w:lvlText w:val=""/>
+      <w:lvlJc w:val="left"/>
+      <w:pPr>
+        <w:tabs>
+          <w:tab w:val="num" w:pos="2160"/>
+        </w:tabs>
+        <w:ind w:left="2160" w:hanging="360"/>
+      </w:pPr>
+      <w:rPr>
+        <w:rFonts w:ascii="Wingdings" w:hAnsi="Wingdings" w:hint="default"/>
+        <w:sz w:val="20"/>
+      </w:rPr>
+    </w:lvl>
+    <w:lvl w:ilvl="3" w:tentative="1">
+      <w:start w:val="1"/>
+      <w:numFmt w:val="decimal"/>
+      <w:lvlText w:val="%4."/>
+      <w:lvlJc w:val="left"/>
+      <w:pPr>
+        <w:tabs>
+          <w:tab w:val="num" w:pos="2880"/>
+        </w:tabs>
+        <w:ind w:left="2880" w:hanging="360"/>
+      </w:pPr>
+    </w:lvl>
+    <w:lvl w:ilvl="4" w:tentative="1">
+      <w:start w:val="1"/>
+      <w:numFmt w:val="decimal"/>
+      <w:lvlText w:val="%5."/>
+      <w:lvlJc w:val="left"/>
+      <w:pPr>
+        <w:tabs>
+          <w:tab w:val="num" w:pos="3600"/>
+        </w:tabs>
+        <w:ind w:left="3600" w:hanging="360"/>
+      </w:pPr>
+    </w:lvl>
+    <w:lvl w:ilvl="5" w:tentative="1">
+      <w:start w:val="1"/>
+      <w:numFmt w:val="decimal"/>
+      <w:lvlText w:val="%6."/>
+      <w:lvlJc w:val="left"/>
+      <w:pPr>
+        <w:tabs>
+          <w:tab w:val="num" w:pos="4320"/>
+        </w:tabs>
+        <w:ind w:left="4320" w:hanging="360"/>
+      </w:pPr>
+    </w:lvl>
+    <w:lvl w:ilvl="6" w:tentative="1">
+      <w:start w:val="1"/>
+      <w:numFmt w:val="decimal"/>
+      <w:lvlText w:val="%7."/>
+      <w:lvlJc w:val="left"/>
+      <w:pPr>
+        <w:tabs>
+          <w:tab w:val="num" w:pos="5040"/>
+        </w:tabs>
+        <w:ind w:left="5040" w:hanging="360"/>
+      </w:pPr>
+    </w:lvl>
+    <w:lvl w:ilvl="7" w:tentative="1">
+      <w:start w:val="1"/>
+      <w:numFmt w:val="decimal"/>
+      <w:lvlText w:val="%8."/>
+      <w:lvlJc w:val="left"/>
+      <w:pPr>
+        <w:tabs>
+          <w:tab w:val="num" w:pos="5760"/>
+        </w:tabs>
+        <w:ind w:left="5760" w:hanging="360"/>
+      </w:pPr>
+    </w:lvl>
+    <w:lvl w:ilvl="8" w:tentative="1">
+      <w:start w:val="1"/>
+      <w:numFmt w:val="decimal"/>
+      <w:lvlText w:val="%9."/>
+      <w:lvlJc w:val="left"/>
+      <w:pPr>
+        <w:tabs>
+          <w:tab w:val="num" w:pos="6480"/>
+        </w:tabs>
+        <w:ind w:left="6480" w:hanging="360"/>
+      </w:pPr>
+    </w:lvl>
+  </w:abstractNum>
+  <w:abstractNum w:abstractNumId="3" w15:restartNumberingAfterBreak="0">
+    <w:nsid w:val="1FE07B9F"/>
+    <w:multiLevelType w:val="multilevel"/>
+    <w:tmpl w:val="F5EAA860"/>
+    <w:lvl w:ilvl="0">
+      <w:start w:val="1"/>
+      <w:numFmt w:val="decimal"/>
+      <w:lvlText w:val="%1."/>
+      <w:lvlJc w:val="left"/>
+      <w:pPr>
+        <w:tabs>
+          <w:tab w:val="num" w:pos="720"/>
+        </w:tabs>
+        <w:ind w:left="720" w:hanging="360"/>
+      </w:pPr>
+    </w:lvl>
+    <w:lvl w:ilvl="1">
+      <w:start w:val="1"/>
+      <w:numFmt w:val="bullet"/>
+      <w:lvlText w:val="o"/>
+      <w:lvlJc w:val="left"/>
+      <w:pPr>
+        <w:tabs>
+          <w:tab w:val="num" w:pos="1440"/>
+        </w:tabs>
+        <w:ind w:left="1440" w:hanging="360"/>
+      </w:pPr>
+      <w:rPr>
+        <w:rFonts w:ascii="Courier New" w:hAnsi="Courier New" w:hint="default"/>
+        <w:sz w:val="20"/>
+      </w:rPr>
+    </w:lvl>
+    <w:lvl w:ilvl="2">
+      <w:start w:val="1"/>
+      <w:numFmt w:val="bullet"/>
+      <w:lvlText w:val=""/>
+      <w:lvlJc w:val="left"/>
+      <w:pPr>
+        <w:tabs>
+          <w:tab w:val="num" w:pos="2160"/>
+        </w:tabs>
+        <w:ind w:left="2160" w:hanging="360"/>
+      </w:pPr>
+      <w:rPr>
+        <w:rFonts w:ascii="Wingdings" w:hAnsi="Wingdings" w:hint="default"/>
+        <w:sz w:val="20"/>
+      </w:rPr>
+    </w:lvl>
+    <w:lvl w:ilvl="3" w:tentative="1">
+      <w:start w:val="1"/>
+      <w:numFmt w:val="decimal"/>
+      <w:lvlText w:val="%4."/>
+      <w:lvlJc w:val="left"/>
+      <w:pPr>
+        <w:tabs>
+          <w:tab w:val="num" w:pos="2880"/>
+        </w:tabs>
+        <w:ind w:left="2880" w:hanging="360"/>
+      </w:pPr>
+    </w:lvl>
+    <w:lvl w:ilvl="4" w:tentative="1">
+      <w:start w:val="1"/>
+      <w:numFmt w:val="decimal"/>
+      <w:lvlText w:val="%5."/>
+      <w:lvlJc w:val="left"/>
+      <w:pPr>
+        <w:tabs>
+          <w:tab w:val="num" w:pos="3600"/>
+        </w:tabs>
+        <w:ind w:left="3600" w:hanging="360"/>
+      </w:pPr>
+    </w:lvl>
+    <w:lvl w:ilvl="5" w:tentative="1">
+      <w:start w:val="1"/>
+      <w:numFmt w:val="decimal"/>
+      <w:lvlText w:val="%6."/>
+      <w:lvlJc w:val="left"/>
+      <w:pPr>
+        <w:tabs>
+          <w:tab w:val="num" w:pos="4320"/>
+        </w:tabs>
+        <w:ind w:left="4320" w:hanging="360"/>
+      </w:pPr>
+    </w:lvl>
+    <w:lvl w:ilvl="6" w:tentative="1">
+      <w:start w:val="1"/>
+      <w:numFmt w:val="decimal"/>
+      <w:lvlText w:val="%7."/>
+      <w:lvlJc w:val="left"/>
+      <w:pPr>
+        <w:tabs>
+          <w:tab w:val="num" w:pos="5040"/>
+        </w:tabs>
+        <w:ind w:left="5040" w:hanging="360"/>
+      </w:pPr>
+    </w:lvl>
+    <w:lvl w:ilvl="7" w:tentative="1">
+      <w:start w:val="1"/>
+      <w:numFmt w:val="decimal"/>
+      <w:lvlText w:val="%8."/>
+      <w:lvlJc w:val="left"/>
+      <w:pPr>
+        <w:tabs>
+          <w:tab w:val="num" w:pos="5760"/>
+        </w:tabs>
+        <w:ind w:left="5760" w:hanging="360"/>
+      </w:pPr>
+    </w:lvl>
+    <w:lvl w:ilvl="8" w:tentative="1">
+      <w:start w:val="1"/>
+      <w:numFmt w:val="decimal"/>
+      <w:lvlText w:val="%9."/>
+      <w:lvlJc w:val="left"/>
+      <w:pPr>
+        <w:tabs>
+          <w:tab w:val="num" w:pos="6480"/>
+        </w:tabs>
+        <w:ind w:left="6480" w:hanging="360"/>
+      </w:pPr>
+    </w:lvl>
+  </w:abstractNum>
+  <w:abstractNum w:abstractNumId="4" w15:restartNumberingAfterBreak="0">
     <w:nsid w:val="20866A0B"/>
     <w:multiLevelType w:val="hybridMultilevel"/>
     <w:tmpl w:val="5BB6AE2A"/>
@@ -6952,7 +10186,632 @@
       </w:pPr>
     </w:lvl>
   </w:abstractNum>
-  <w:abstractNum w:abstractNumId="2" w15:restartNumberingAfterBreak="0">
+  <w:abstractNum w:abstractNumId="5" w15:restartNumberingAfterBreak="0">
+    <w:nsid w:val="2547480B"/>
+    <w:multiLevelType w:val="multilevel"/>
+    <w:tmpl w:val="F5EAA860"/>
+    <w:lvl w:ilvl="0">
+      <w:start w:val="1"/>
+      <w:numFmt w:val="decimal"/>
+      <w:lvlText w:val="%1."/>
+      <w:lvlJc w:val="left"/>
+      <w:pPr>
+        <w:tabs>
+          <w:tab w:val="num" w:pos="720"/>
+        </w:tabs>
+        <w:ind w:left="720" w:hanging="360"/>
+      </w:pPr>
+    </w:lvl>
+    <w:lvl w:ilvl="1">
+      <w:start w:val="1"/>
+      <w:numFmt w:val="bullet"/>
+      <w:lvlText w:val="o"/>
+      <w:lvlJc w:val="left"/>
+      <w:pPr>
+        <w:tabs>
+          <w:tab w:val="num" w:pos="1440"/>
+        </w:tabs>
+        <w:ind w:left="1440" w:hanging="360"/>
+      </w:pPr>
+      <w:rPr>
+        <w:rFonts w:ascii="Courier New" w:hAnsi="Courier New" w:hint="default"/>
+        <w:sz w:val="20"/>
+      </w:rPr>
+    </w:lvl>
+    <w:lvl w:ilvl="2">
+      <w:start w:val="1"/>
+      <w:numFmt w:val="bullet"/>
+      <w:lvlText w:val=""/>
+      <w:lvlJc w:val="left"/>
+      <w:pPr>
+        <w:tabs>
+          <w:tab w:val="num" w:pos="2160"/>
+        </w:tabs>
+        <w:ind w:left="2160" w:hanging="360"/>
+      </w:pPr>
+      <w:rPr>
+        <w:rFonts w:ascii="Wingdings" w:hAnsi="Wingdings" w:hint="default"/>
+        <w:sz w:val="20"/>
+      </w:rPr>
+    </w:lvl>
+    <w:lvl w:ilvl="3" w:tentative="1">
+      <w:start w:val="1"/>
+      <w:numFmt w:val="decimal"/>
+      <w:lvlText w:val="%4."/>
+      <w:lvlJc w:val="left"/>
+      <w:pPr>
+        <w:tabs>
+          <w:tab w:val="num" w:pos="2880"/>
+        </w:tabs>
+        <w:ind w:left="2880" w:hanging="360"/>
+      </w:pPr>
+    </w:lvl>
+    <w:lvl w:ilvl="4" w:tentative="1">
+      <w:start w:val="1"/>
+      <w:numFmt w:val="decimal"/>
+      <w:lvlText w:val="%5."/>
+      <w:lvlJc w:val="left"/>
+      <w:pPr>
+        <w:tabs>
+          <w:tab w:val="num" w:pos="3600"/>
+        </w:tabs>
+        <w:ind w:left="3600" w:hanging="360"/>
+      </w:pPr>
+    </w:lvl>
+    <w:lvl w:ilvl="5" w:tentative="1">
+      <w:start w:val="1"/>
+      <w:numFmt w:val="decimal"/>
+      <w:lvlText w:val="%6."/>
+      <w:lvlJc w:val="left"/>
+      <w:pPr>
+        <w:tabs>
+          <w:tab w:val="num" w:pos="4320"/>
+        </w:tabs>
+        <w:ind w:left="4320" w:hanging="360"/>
+      </w:pPr>
+    </w:lvl>
+    <w:lvl w:ilvl="6" w:tentative="1">
+      <w:start w:val="1"/>
+      <w:numFmt w:val="decimal"/>
+      <w:lvlText w:val="%7."/>
+      <w:lvlJc w:val="left"/>
+      <w:pPr>
+        <w:tabs>
+          <w:tab w:val="num" w:pos="5040"/>
+        </w:tabs>
+        <w:ind w:left="5040" w:hanging="360"/>
+      </w:pPr>
+    </w:lvl>
+    <w:lvl w:ilvl="7" w:tentative="1">
+      <w:start w:val="1"/>
+      <w:numFmt w:val="decimal"/>
+      <w:lvlText w:val="%8."/>
+      <w:lvlJc w:val="left"/>
+      <w:pPr>
+        <w:tabs>
+          <w:tab w:val="num" w:pos="5760"/>
+        </w:tabs>
+        <w:ind w:left="5760" w:hanging="360"/>
+      </w:pPr>
+    </w:lvl>
+    <w:lvl w:ilvl="8" w:tentative="1">
+      <w:start w:val="1"/>
+      <w:numFmt w:val="decimal"/>
+      <w:lvlText w:val="%9."/>
+      <w:lvlJc w:val="left"/>
+      <w:pPr>
+        <w:tabs>
+          <w:tab w:val="num" w:pos="6480"/>
+        </w:tabs>
+        <w:ind w:left="6480" w:hanging="360"/>
+      </w:pPr>
+    </w:lvl>
+  </w:abstractNum>
+  <w:abstractNum w:abstractNumId="6" w15:restartNumberingAfterBreak="0">
+    <w:nsid w:val="25C6592D"/>
+    <w:multiLevelType w:val="multilevel"/>
+    <w:tmpl w:val="F5EAA860"/>
+    <w:lvl w:ilvl="0">
+      <w:start w:val="1"/>
+      <w:numFmt w:val="decimal"/>
+      <w:lvlText w:val="%1."/>
+      <w:lvlJc w:val="left"/>
+      <w:pPr>
+        <w:tabs>
+          <w:tab w:val="num" w:pos="720"/>
+        </w:tabs>
+        <w:ind w:left="720" w:hanging="360"/>
+      </w:pPr>
+    </w:lvl>
+    <w:lvl w:ilvl="1">
+      <w:start w:val="1"/>
+      <w:numFmt w:val="bullet"/>
+      <w:lvlText w:val="o"/>
+      <w:lvlJc w:val="left"/>
+      <w:pPr>
+        <w:tabs>
+          <w:tab w:val="num" w:pos="1440"/>
+        </w:tabs>
+        <w:ind w:left="1440" w:hanging="360"/>
+      </w:pPr>
+      <w:rPr>
+        <w:rFonts w:ascii="Courier New" w:hAnsi="Courier New" w:hint="default"/>
+        <w:sz w:val="20"/>
+      </w:rPr>
+    </w:lvl>
+    <w:lvl w:ilvl="2">
+      <w:start w:val="1"/>
+      <w:numFmt w:val="bullet"/>
+      <w:lvlText w:val=""/>
+      <w:lvlJc w:val="left"/>
+      <w:pPr>
+        <w:tabs>
+          <w:tab w:val="num" w:pos="2160"/>
+        </w:tabs>
+        <w:ind w:left="2160" w:hanging="360"/>
+      </w:pPr>
+      <w:rPr>
+        <w:rFonts w:ascii="Wingdings" w:hAnsi="Wingdings" w:hint="default"/>
+        <w:sz w:val="20"/>
+      </w:rPr>
+    </w:lvl>
+    <w:lvl w:ilvl="3" w:tentative="1">
+      <w:start w:val="1"/>
+      <w:numFmt w:val="decimal"/>
+      <w:lvlText w:val="%4."/>
+      <w:lvlJc w:val="left"/>
+      <w:pPr>
+        <w:tabs>
+          <w:tab w:val="num" w:pos="2880"/>
+        </w:tabs>
+        <w:ind w:left="2880" w:hanging="360"/>
+      </w:pPr>
+    </w:lvl>
+    <w:lvl w:ilvl="4" w:tentative="1">
+      <w:start w:val="1"/>
+      <w:numFmt w:val="decimal"/>
+      <w:lvlText w:val="%5."/>
+      <w:lvlJc w:val="left"/>
+      <w:pPr>
+        <w:tabs>
+          <w:tab w:val="num" w:pos="3600"/>
+        </w:tabs>
+        <w:ind w:left="3600" w:hanging="360"/>
+      </w:pPr>
+    </w:lvl>
+    <w:lvl w:ilvl="5" w:tentative="1">
+      <w:start w:val="1"/>
+      <w:numFmt w:val="decimal"/>
+      <w:lvlText w:val="%6."/>
+      <w:lvlJc w:val="left"/>
+      <w:pPr>
+        <w:tabs>
+          <w:tab w:val="num" w:pos="4320"/>
+        </w:tabs>
+        <w:ind w:left="4320" w:hanging="360"/>
+      </w:pPr>
+    </w:lvl>
+    <w:lvl w:ilvl="6" w:tentative="1">
+      <w:start w:val="1"/>
+      <w:numFmt w:val="decimal"/>
+      <w:lvlText w:val="%7."/>
+      <w:lvlJc w:val="left"/>
+      <w:pPr>
+        <w:tabs>
+          <w:tab w:val="num" w:pos="5040"/>
+        </w:tabs>
+        <w:ind w:left="5040" w:hanging="360"/>
+      </w:pPr>
+    </w:lvl>
+    <w:lvl w:ilvl="7" w:tentative="1">
+      <w:start w:val="1"/>
+      <w:numFmt w:val="decimal"/>
+      <w:lvlText w:val="%8."/>
+      <w:lvlJc w:val="left"/>
+      <w:pPr>
+        <w:tabs>
+          <w:tab w:val="num" w:pos="5760"/>
+        </w:tabs>
+        <w:ind w:left="5760" w:hanging="360"/>
+      </w:pPr>
+    </w:lvl>
+    <w:lvl w:ilvl="8" w:tentative="1">
+      <w:start w:val="1"/>
+      <w:numFmt w:val="decimal"/>
+      <w:lvlText w:val="%9."/>
+      <w:lvlJc w:val="left"/>
+      <w:pPr>
+        <w:tabs>
+          <w:tab w:val="num" w:pos="6480"/>
+        </w:tabs>
+        <w:ind w:left="6480" w:hanging="360"/>
+      </w:pPr>
+    </w:lvl>
+  </w:abstractNum>
+  <w:abstractNum w:abstractNumId="7" w15:restartNumberingAfterBreak="0">
+    <w:nsid w:val="2F7737AB"/>
+    <w:multiLevelType w:val="multilevel"/>
+    <w:tmpl w:val="F5EAA860"/>
+    <w:lvl w:ilvl="0">
+      <w:start w:val="1"/>
+      <w:numFmt w:val="decimal"/>
+      <w:lvlText w:val="%1."/>
+      <w:lvlJc w:val="left"/>
+      <w:pPr>
+        <w:tabs>
+          <w:tab w:val="num" w:pos="720"/>
+        </w:tabs>
+        <w:ind w:left="720" w:hanging="360"/>
+      </w:pPr>
+    </w:lvl>
+    <w:lvl w:ilvl="1">
+      <w:start w:val="1"/>
+      <w:numFmt w:val="bullet"/>
+      <w:lvlText w:val="o"/>
+      <w:lvlJc w:val="left"/>
+      <w:pPr>
+        <w:tabs>
+          <w:tab w:val="num" w:pos="1440"/>
+        </w:tabs>
+        <w:ind w:left="1440" w:hanging="360"/>
+      </w:pPr>
+      <w:rPr>
+        <w:rFonts w:ascii="Courier New" w:hAnsi="Courier New" w:hint="default"/>
+        <w:sz w:val="20"/>
+      </w:rPr>
+    </w:lvl>
+    <w:lvl w:ilvl="2">
+      <w:start w:val="1"/>
+      <w:numFmt w:val="bullet"/>
+      <w:lvlText w:val=""/>
+      <w:lvlJc w:val="left"/>
+      <w:pPr>
+        <w:tabs>
+          <w:tab w:val="num" w:pos="2160"/>
+        </w:tabs>
+        <w:ind w:left="2160" w:hanging="360"/>
+      </w:pPr>
+      <w:rPr>
+        <w:rFonts w:ascii="Wingdings" w:hAnsi="Wingdings" w:hint="default"/>
+        <w:sz w:val="20"/>
+      </w:rPr>
+    </w:lvl>
+    <w:lvl w:ilvl="3" w:tentative="1">
+      <w:start w:val="1"/>
+      <w:numFmt w:val="decimal"/>
+      <w:lvlText w:val="%4."/>
+      <w:lvlJc w:val="left"/>
+      <w:pPr>
+        <w:tabs>
+          <w:tab w:val="num" w:pos="2880"/>
+        </w:tabs>
+        <w:ind w:left="2880" w:hanging="360"/>
+      </w:pPr>
+    </w:lvl>
+    <w:lvl w:ilvl="4" w:tentative="1">
+      <w:start w:val="1"/>
+      <w:numFmt w:val="decimal"/>
+      <w:lvlText w:val="%5."/>
+      <w:lvlJc w:val="left"/>
+      <w:pPr>
+        <w:tabs>
+          <w:tab w:val="num" w:pos="3600"/>
+        </w:tabs>
+        <w:ind w:left="3600" w:hanging="360"/>
+      </w:pPr>
+    </w:lvl>
+    <w:lvl w:ilvl="5" w:tentative="1">
+      <w:start w:val="1"/>
+      <w:numFmt w:val="decimal"/>
+      <w:lvlText w:val="%6."/>
+      <w:lvlJc w:val="left"/>
+      <w:pPr>
+        <w:tabs>
+          <w:tab w:val="num" w:pos="4320"/>
+        </w:tabs>
+        <w:ind w:left="4320" w:hanging="360"/>
+      </w:pPr>
+    </w:lvl>
+    <w:lvl w:ilvl="6" w:tentative="1">
+      <w:start w:val="1"/>
+      <w:numFmt w:val="decimal"/>
+      <w:lvlText w:val="%7."/>
+      <w:lvlJc w:val="left"/>
+      <w:pPr>
+        <w:tabs>
+          <w:tab w:val="num" w:pos="5040"/>
+        </w:tabs>
+        <w:ind w:left="5040" w:hanging="360"/>
+      </w:pPr>
+    </w:lvl>
+    <w:lvl w:ilvl="7" w:tentative="1">
+      <w:start w:val="1"/>
+      <w:numFmt w:val="decimal"/>
+      <w:lvlText w:val="%8."/>
+      <w:lvlJc w:val="left"/>
+      <w:pPr>
+        <w:tabs>
+          <w:tab w:val="num" w:pos="5760"/>
+        </w:tabs>
+        <w:ind w:left="5760" w:hanging="360"/>
+      </w:pPr>
+    </w:lvl>
+    <w:lvl w:ilvl="8" w:tentative="1">
+      <w:start w:val="1"/>
+      <w:numFmt w:val="decimal"/>
+      <w:lvlText w:val="%9."/>
+      <w:lvlJc w:val="left"/>
+      <w:pPr>
+        <w:tabs>
+          <w:tab w:val="num" w:pos="6480"/>
+        </w:tabs>
+        <w:ind w:left="6480" w:hanging="360"/>
+      </w:pPr>
+    </w:lvl>
+  </w:abstractNum>
+  <w:abstractNum w:abstractNumId="8" w15:restartNumberingAfterBreak="0">
+    <w:nsid w:val="32E113E0"/>
+    <w:multiLevelType w:val="hybridMultilevel"/>
+    <w:tmpl w:val="48D0D3CE"/>
+    <w:lvl w:ilvl="0" w:tplc="04190001">
+      <w:start w:val="1"/>
+      <w:numFmt w:val="bullet"/>
+      <w:lvlText w:val=""/>
+      <w:lvlJc w:val="left"/>
+      <w:pPr>
+        <w:ind w:left="720" w:hanging="360"/>
+      </w:pPr>
+      <w:rPr>
+        <w:rFonts w:ascii="Symbol" w:hAnsi="Symbol" w:hint="default"/>
+      </w:rPr>
+    </w:lvl>
+    <w:lvl w:ilvl="1" w:tplc="04190003" w:tentative="1">
+      <w:start w:val="1"/>
+      <w:numFmt w:val="bullet"/>
+      <w:lvlText w:val="o"/>
+      <w:lvlJc w:val="left"/>
+      <w:pPr>
+        <w:ind w:left="1440" w:hanging="360"/>
+      </w:pPr>
+      <w:rPr>
+        <w:rFonts w:ascii="Courier New" w:hAnsi="Courier New" w:cs="Courier New" w:hint="default"/>
+      </w:rPr>
+    </w:lvl>
+    <w:lvl w:ilvl="2" w:tplc="04190005" w:tentative="1">
+      <w:start w:val="1"/>
+      <w:numFmt w:val="bullet"/>
+      <w:lvlText w:val=""/>
+      <w:lvlJc w:val="left"/>
+      <w:pPr>
+        <w:ind w:left="2160" w:hanging="360"/>
+      </w:pPr>
+      <w:rPr>
+        <w:rFonts w:ascii="Wingdings" w:hAnsi="Wingdings" w:hint="default"/>
+      </w:rPr>
+    </w:lvl>
+    <w:lvl w:ilvl="3" w:tplc="04190001" w:tentative="1">
+      <w:start w:val="1"/>
+      <w:numFmt w:val="bullet"/>
+      <w:lvlText w:val=""/>
+      <w:lvlJc w:val="left"/>
+      <w:pPr>
+        <w:ind w:left="2880" w:hanging="360"/>
+      </w:pPr>
+      <w:rPr>
+        <w:rFonts w:ascii="Symbol" w:hAnsi="Symbol" w:hint="default"/>
+      </w:rPr>
+    </w:lvl>
+    <w:lvl w:ilvl="4" w:tplc="04190003" w:tentative="1">
+      <w:start w:val="1"/>
+      <w:numFmt w:val="bullet"/>
+      <w:lvlText w:val="o"/>
+      <w:lvlJc w:val="left"/>
+      <w:pPr>
+        <w:ind w:left="3600" w:hanging="360"/>
+      </w:pPr>
+      <w:rPr>
+        <w:rFonts w:ascii="Courier New" w:hAnsi="Courier New" w:cs="Courier New" w:hint="default"/>
+      </w:rPr>
+    </w:lvl>
+    <w:lvl w:ilvl="5" w:tplc="04190005" w:tentative="1">
+      <w:start w:val="1"/>
+      <w:numFmt w:val="bullet"/>
+      <w:lvlText w:val=""/>
+      <w:lvlJc w:val="left"/>
+      <w:pPr>
+        <w:ind w:left="4320" w:hanging="360"/>
+      </w:pPr>
+      <w:rPr>
+        <w:rFonts w:ascii="Wingdings" w:hAnsi="Wingdings" w:hint="default"/>
+      </w:rPr>
+    </w:lvl>
+    <w:lvl w:ilvl="6" w:tplc="04190001" w:tentative="1">
+      <w:start w:val="1"/>
+      <w:numFmt w:val="bullet"/>
+      <w:lvlText w:val=""/>
+      <w:lvlJc w:val="left"/>
+      <w:pPr>
+        <w:ind w:left="5040" w:hanging="360"/>
+      </w:pPr>
+      <w:rPr>
+        <w:rFonts w:ascii="Symbol" w:hAnsi="Symbol" w:hint="default"/>
+      </w:rPr>
+    </w:lvl>
+    <w:lvl w:ilvl="7" w:tplc="04190003" w:tentative="1">
+      <w:start w:val="1"/>
+      <w:numFmt w:val="bullet"/>
+      <w:lvlText w:val="o"/>
+      <w:lvlJc w:val="left"/>
+      <w:pPr>
+        <w:ind w:left="5760" w:hanging="360"/>
+      </w:pPr>
+      <w:rPr>
+        <w:rFonts w:ascii="Courier New" w:hAnsi="Courier New" w:cs="Courier New" w:hint="default"/>
+      </w:rPr>
+    </w:lvl>
+    <w:lvl w:ilvl="8" w:tplc="04190005" w:tentative="1">
+      <w:start w:val="1"/>
+      <w:numFmt w:val="bullet"/>
+      <w:lvlText w:val=""/>
+      <w:lvlJc w:val="left"/>
+      <w:pPr>
+        <w:ind w:left="6480" w:hanging="360"/>
+      </w:pPr>
+      <w:rPr>
+        <w:rFonts w:ascii="Wingdings" w:hAnsi="Wingdings" w:hint="default"/>
+      </w:rPr>
+    </w:lvl>
+  </w:abstractNum>
+  <w:abstractNum w:abstractNumId="9" w15:restartNumberingAfterBreak="0">
+    <w:nsid w:val="3A4D529A"/>
+    <w:multiLevelType w:val="multilevel"/>
+    <w:tmpl w:val="6104600C"/>
+    <w:lvl w:ilvl="0">
+      <w:start w:val="1"/>
+      <w:numFmt w:val="bullet"/>
+      <w:lvlText w:val=""/>
+      <w:lvlJc w:val="left"/>
+      <w:pPr>
+        <w:tabs>
+          <w:tab w:val="num" w:pos="720"/>
+        </w:tabs>
+        <w:ind w:left="720" w:hanging="360"/>
+      </w:pPr>
+      <w:rPr>
+        <w:rFonts w:ascii="Symbol" w:hAnsi="Symbol" w:hint="default"/>
+        <w:sz w:val="20"/>
+      </w:rPr>
+    </w:lvl>
+    <w:lvl w:ilvl="1" w:tentative="1">
+      <w:start w:val="1"/>
+      <w:numFmt w:val="bullet"/>
+      <w:lvlText w:val="o"/>
+      <w:lvlJc w:val="left"/>
+      <w:pPr>
+        <w:tabs>
+          <w:tab w:val="num" w:pos="1440"/>
+        </w:tabs>
+        <w:ind w:left="1440" w:hanging="360"/>
+      </w:pPr>
+      <w:rPr>
+        <w:rFonts w:ascii="Courier New" w:hAnsi="Courier New" w:hint="default"/>
+        <w:sz w:val="20"/>
+      </w:rPr>
+    </w:lvl>
+    <w:lvl w:ilvl="2" w:tentative="1">
+      <w:start w:val="1"/>
+      <w:numFmt w:val="bullet"/>
+      <w:lvlText w:val=""/>
+      <w:lvlJc w:val="left"/>
+      <w:pPr>
+        <w:tabs>
+          <w:tab w:val="num" w:pos="2160"/>
+        </w:tabs>
+        <w:ind w:left="2160" w:hanging="360"/>
+      </w:pPr>
+      <w:rPr>
+        <w:rFonts w:ascii="Wingdings" w:hAnsi="Wingdings" w:hint="default"/>
+        <w:sz w:val="20"/>
+      </w:rPr>
+    </w:lvl>
+    <w:lvl w:ilvl="3" w:tentative="1">
+      <w:start w:val="1"/>
+      <w:numFmt w:val="bullet"/>
+      <w:lvlText w:val=""/>
+      <w:lvlJc w:val="left"/>
+      <w:pPr>
+        <w:tabs>
+          <w:tab w:val="num" w:pos="2880"/>
+        </w:tabs>
+        <w:ind w:left="2880" w:hanging="360"/>
+      </w:pPr>
+      <w:rPr>
+        <w:rFonts w:ascii="Wingdings" w:hAnsi="Wingdings" w:hint="default"/>
+        <w:sz w:val="20"/>
+      </w:rPr>
+    </w:lvl>
+    <w:lvl w:ilvl="4" w:tentative="1">
+      <w:start w:val="1"/>
+      <w:numFmt w:val="bullet"/>
+      <w:lvlText w:val=""/>
+      <w:lvlJc w:val="left"/>
+      <w:pPr>
+        <w:tabs>
+          <w:tab w:val="num" w:pos="3600"/>
+        </w:tabs>
+        <w:ind w:left="3600" w:hanging="360"/>
+      </w:pPr>
+      <w:rPr>
+        <w:rFonts w:ascii="Wingdings" w:hAnsi="Wingdings" w:hint="default"/>
+        <w:sz w:val="20"/>
+      </w:rPr>
+    </w:lvl>
+    <w:lvl w:ilvl="5" w:tentative="1">
+      <w:start w:val="1"/>
+      <w:numFmt w:val="bullet"/>
+      <w:lvlText w:val=""/>
+      <w:lvlJc w:val="left"/>
+      <w:pPr>
+        <w:tabs>
+          <w:tab w:val="num" w:pos="4320"/>
+        </w:tabs>
+        <w:ind w:left="4320" w:hanging="360"/>
+      </w:pPr>
+      <w:rPr>
+        <w:rFonts w:ascii="Wingdings" w:hAnsi="Wingdings" w:hint="default"/>
+        <w:sz w:val="20"/>
+      </w:rPr>
+    </w:lvl>
+    <w:lvl w:ilvl="6" w:tentative="1">
+      <w:start w:val="1"/>
+      <w:numFmt w:val="bullet"/>
+      <w:lvlText w:val=""/>
+      <w:lvlJc w:val="left"/>
+      <w:pPr>
+        <w:tabs>
+          <w:tab w:val="num" w:pos="5040"/>
+        </w:tabs>
+        <w:ind w:left="5040" w:hanging="360"/>
+      </w:pPr>
+      <w:rPr>
+        <w:rFonts w:ascii="Wingdings" w:hAnsi="Wingdings" w:hint="default"/>
+        <w:sz w:val="20"/>
+      </w:rPr>
+    </w:lvl>
+    <w:lvl w:ilvl="7" w:tentative="1">
+      <w:start w:val="1"/>
+      <w:numFmt w:val="bullet"/>
+      <w:lvlText w:val=""/>
+      <w:lvlJc w:val="left"/>
+      <w:pPr>
+        <w:tabs>
+          <w:tab w:val="num" w:pos="5760"/>
+        </w:tabs>
+        <w:ind w:left="5760" w:hanging="360"/>
+      </w:pPr>
+      <w:rPr>
+        <w:rFonts w:ascii="Wingdings" w:hAnsi="Wingdings" w:hint="default"/>
+        <w:sz w:val="20"/>
+      </w:rPr>
+    </w:lvl>
+    <w:lvl w:ilvl="8" w:tentative="1">
+      <w:start w:val="1"/>
+      <w:numFmt w:val="bullet"/>
+      <w:lvlText w:val=""/>
+      <w:lvlJc w:val="left"/>
+      <w:pPr>
+        <w:tabs>
+          <w:tab w:val="num" w:pos="6480"/>
+        </w:tabs>
+        <w:ind w:left="6480" w:hanging="360"/>
+      </w:pPr>
+      <w:rPr>
+        <w:rFonts w:ascii="Wingdings" w:hAnsi="Wingdings" w:hint="default"/>
+        <w:sz w:val="20"/>
+      </w:rPr>
+    </w:lvl>
+  </w:abstractNum>
+  <w:abstractNum w:abstractNumId="10" w15:restartNumberingAfterBreak="0">
     <w:nsid w:val="3F834F5A"/>
     <w:multiLevelType w:val="hybridMultilevel"/>
     <w:tmpl w:val="FB42AA40"/>
@@ -7065,7 +10924,128 @@
       </w:rPr>
     </w:lvl>
   </w:abstractNum>
-  <w:abstractNum w:abstractNumId="3" w15:restartNumberingAfterBreak="0">
+  <w:abstractNum w:abstractNumId="11" w15:restartNumberingAfterBreak="0">
+    <w:nsid w:val="42B15260"/>
+    <w:multiLevelType w:val="multilevel"/>
+    <w:tmpl w:val="F5EAA860"/>
+    <w:lvl w:ilvl="0">
+      <w:start w:val="1"/>
+      <w:numFmt w:val="decimal"/>
+      <w:lvlText w:val="%1."/>
+      <w:lvlJc w:val="left"/>
+      <w:pPr>
+        <w:tabs>
+          <w:tab w:val="num" w:pos="720"/>
+        </w:tabs>
+        <w:ind w:left="720" w:hanging="360"/>
+      </w:pPr>
+    </w:lvl>
+    <w:lvl w:ilvl="1">
+      <w:start w:val="1"/>
+      <w:numFmt w:val="bullet"/>
+      <w:lvlText w:val="o"/>
+      <w:lvlJc w:val="left"/>
+      <w:pPr>
+        <w:tabs>
+          <w:tab w:val="num" w:pos="1440"/>
+        </w:tabs>
+        <w:ind w:left="1440" w:hanging="360"/>
+      </w:pPr>
+      <w:rPr>
+        <w:rFonts w:ascii="Courier New" w:hAnsi="Courier New" w:hint="default"/>
+        <w:sz w:val="20"/>
+      </w:rPr>
+    </w:lvl>
+    <w:lvl w:ilvl="2">
+      <w:start w:val="1"/>
+      <w:numFmt w:val="bullet"/>
+      <w:lvlText w:val=""/>
+      <w:lvlJc w:val="left"/>
+      <w:pPr>
+        <w:tabs>
+          <w:tab w:val="num" w:pos="2160"/>
+        </w:tabs>
+        <w:ind w:left="2160" w:hanging="360"/>
+      </w:pPr>
+      <w:rPr>
+        <w:rFonts w:ascii="Wingdings" w:hAnsi="Wingdings" w:hint="default"/>
+        <w:sz w:val="20"/>
+      </w:rPr>
+    </w:lvl>
+    <w:lvl w:ilvl="3" w:tentative="1">
+      <w:start w:val="1"/>
+      <w:numFmt w:val="decimal"/>
+      <w:lvlText w:val="%4."/>
+      <w:lvlJc w:val="left"/>
+      <w:pPr>
+        <w:tabs>
+          <w:tab w:val="num" w:pos="2880"/>
+        </w:tabs>
+        <w:ind w:left="2880" w:hanging="360"/>
+      </w:pPr>
+    </w:lvl>
+    <w:lvl w:ilvl="4" w:tentative="1">
+      <w:start w:val="1"/>
+      <w:numFmt w:val="decimal"/>
+      <w:lvlText w:val="%5."/>
+      <w:lvlJc w:val="left"/>
+      <w:pPr>
+        <w:tabs>
+          <w:tab w:val="num" w:pos="3600"/>
+        </w:tabs>
+        <w:ind w:left="3600" w:hanging="360"/>
+      </w:pPr>
+    </w:lvl>
+    <w:lvl w:ilvl="5" w:tentative="1">
+      <w:start w:val="1"/>
+      <w:numFmt w:val="decimal"/>
+      <w:lvlText w:val="%6."/>
+      <w:lvlJc w:val="left"/>
+      <w:pPr>
+        <w:tabs>
+          <w:tab w:val="num" w:pos="4320"/>
+        </w:tabs>
+        <w:ind w:left="4320" w:hanging="360"/>
+      </w:pPr>
+    </w:lvl>
+    <w:lvl w:ilvl="6" w:tentative="1">
+      <w:start w:val="1"/>
+      <w:numFmt w:val="decimal"/>
+      <w:lvlText w:val="%7."/>
+      <w:lvlJc w:val="left"/>
+      <w:pPr>
+        <w:tabs>
+          <w:tab w:val="num" w:pos="5040"/>
+        </w:tabs>
+        <w:ind w:left="5040" w:hanging="360"/>
+      </w:pPr>
+    </w:lvl>
+    <w:lvl w:ilvl="7" w:tentative="1">
+      <w:start w:val="1"/>
+      <w:numFmt w:val="decimal"/>
+      <w:lvlText w:val="%8."/>
+      <w:lvlJc w:val="left"/>
+      <w:pPr>
+        <w:tabs>
+          <w:tab w:val="num" w:pos="5760"/>
+        </w:tabs>
+        <w:ind w:left="5760" w:hanging="360"/>
+      </w:pPr>
+    </w:lvl>
+    <w:lvl w:ilvl="8" w:tentative="1">
+      <w:start w:val="1"/>
+      <w:numFmt w:val="decimal"/>
+      <w:lvlText w:val="%9."/>
+      <w:lvlJc w:val="left"/>
+      <w:pPr>
+        <w:tabs>
+          <w:tab w:val="num" w:pos="6480"/>
+        </w:tabs>
+        <w:ind w:left="6480" w:hanging="360"/>
+      </w:pPr>
+    </w:lvl>
+  </w:abstractNum>
+  <w:abstractNum w:abstractNumId="12" w15:restartNumberingAfterBreak="0">
     <w:nsid w:val="44357B0F"/>
     <w:multiLevelType w:val="multilevel"/>
     <w:tmpl w:val="8BA6F1B4"/>
@@ -7178,7 +11158,7 @@
       </w:pPr>
     </w:lvl>
   </w:abstractNum>
-  <w:abstractNum w:abstractNumId="4" w15:restartNumberingAfterBreak="0">
+  <w:abstractNum w:abstractNumId="13" w15:restartNumberingAfterBreak="0">
     <w:nsid w:val="48F516FE"/>
     <w:multiLevelType w:val="hybridMultilevel"/>
     <w:tmpl w:val="7D186698"/>
@@ -7318,7 +11298,668 @@
       </w:rPr>
     </w:lvl>
   </w:abstractNum>
-  <w:abstractNum w:abstractNumId="5" w15:restartNumberingAfterBreak="0">
+  <w:abstractNum w:abstractNumId="14" w15:restartNumberingAfterBreak="0">
+    <w:nsid w:val="4A3E6FFC"/>
+    <w:multiLevelType w:val="multilevel"/>
+    <w:tmpl w:val="F5EAA860"/>
+    <w:lvl w:ilvl="0">
+      <w:start w:val="1"/>
+      <w:numFmt w:val="decimal"/>
+      <w:lvlText w:val="%1."/>
+      <w:lvlJc w:val="left"/>
+      <w:pPr>
+        <w:tabs>
+          <w:tab w:val="num" w:pos="720"/>
+        </w:tabs>
+        <w:ind w:left="720" w:hanging="360"/>
+      </w:pPr>
+    </w:lvl>
+    <w:lvl w:ilvl="1">
+      <w:start w:val="1"/>
+      <w:numFmt w:val="bullet"/>
+      <w:lvlText w:val="o"/>
+      <w:lvlJc w:val="left"/>
+      <w:pPr>
+        <w:tabs>
+          <w:tab w:val="num" w:pos="1440"/>
+        </w:tabs>
+        <w:ind w:left="1440" w:hanging="360"/>
+      </w:pPr>
+      <w:rPr>
+        <w:rFonts w:ascii="Courier New" w:hAnsi="Courier New" w:hint="default"/>
+        <w:sz w:val="20"/>
+      </w:rPr>
+    </w:lvl>
+    <w:lvl w:ilvl="2">
+      <w:start w:val="1"/>
+      <w:numFmt w:val="bullet"/>
+      <w:lvlText w:val=""/>
+      <w:lvlJc w:val="left"/>
+      <w:pPr>
+        <w:tabs>
+          <w:tab w:val="num" w:pos="2160"/>
+        </w:tabs>
+        <w:ind w:left="2160" w:hanging="360"/>
+      </w:pPr>
+      <w:rPr>
+        <w:rFonts w:ascii="Wingdings" w:hAnsi="Wingdings" w:hint="default"/>
+        <w:sz w:val="20"/>
+      </w:rPr>
+    </w:lvl>
+    <w:lvl w:ilvl="3" w:tentative="1">
+      <w:start w:val="1"/>
+      <w:numFmt w:val="decimal"/>
+      <w:lvlText w:val="%4."/>
+      <w:lvlJc w:val="left"/>
+      <w:pPr>
+        <w:tabs>
+          <w:tab w:val="num" w:pos="2880"/>
+        </w:tabs>
+        <w:ind w:left="2880" w:hanging="360"/>
+      </w:pPr>
+    </w:lvl>
+    <w:lvl w:ilvl="4" w:tentative="1">
+      <w:start w:val="1"/>
+      <w:numFmt w:val="decimal"/>
+      <w:lvlText w:val="%5."/>
+      <w:lvlJc w:val="left"/>
+      <w:pPr>
+        <w:tabs>
+          <w:tab w:val="num" w:pos="3600"/>
+        </w:tabs>
+        <w:ind w:left="3600" w:hanging="360"/>
+      </w:pPr>
+    </w:lvl>
+    <w:lvl w:ilvl="5" w:tentative="1">
+      <w:start w:val="1"/>
+      <w:numFmt w:val="decimal"/>
+      <w:lvlText w:val="%6."/>
+      <w:lvlJc w:val="left"/>
+      <w:pPr>
+        <w:tabs>
+          <w:tab w:val="num" w:pos="4320"/>
+        </w:tabs>
+        <w:ind w:left="4320" w:hanging="360"/>
+      </w:pPr>
+    </w:lvl>
+    <w:lvl w:ilvl="6" w:tentative="1">
+      <w:start w:val="1"/>
+      <w:numFmt w:val="decimal"/>
+      <w:lvlText w:val="%7."/>
+      <w:lvlJc w:val="left"/>
+      <w:pPr>
+        <w:tabs>
+          <w:tab w:val="num" w:pos="5040"/>
+        </w:tabs>
+        <w:ind w:left="5040" w:hanging="360"/>
+      </w:pPr>
+    </w:lvl>
+    <w:lvl w:ilvl="7" w:tentative="1">
+      <w:start w:val="1"/>
+      <w:numFmt w:val="decimal"/>
+      <w:lvlText w:val="%8."/>
+      <w:lvlJc w:val="left"/>
+      <w:pPr>
+        <w:tabs>
+          <w:tab w:val="num" w:pos="5760"/>
+        </w:tabs>
+        <w:ind w:left="5760" w:hanging="360"/>
+      </w:pPr>
+    </w:lvl>
+    <w:lvl w:ilvl="8" w:tentative="1">
+      <w:start w:val="1"/>
+      <w:numFmt w:val="decimal"/>
+      <w:lvlText w:val="%9."/>
+      <w:lvlJc w:val="left"/>
+      <w:pPr>
+        <w:tabs>
+          <w:tab w:val="num" w:pos="6480"/>
+        </w:tabs>
+        <w:ind w:left="6480" w:hanging="360"/>
+      </w:pPr>
+    </w:lvl>
+  </w:abstractNum>
+  <w:abstractNum w:abstractNumId="15" w15:restartNumberingAfterBreak="0">
+    <w:nsid w:val="4F4C4B34"/>
+    <w:multiLevelType w:val="multilevel"/>
+    <w:tmpl w:val="F5EAA860"/>
+    <w:lvl w:ilvl="0">
+      <w:start w:val="1"/>
+      <w:numFmt w:val="decimal"/>
+      <w:lvlText w:val="%1."/>
+      <w:lvlJc w:val="left"/>
+      <w:pPr>
+        <w:tabs>
+          <w:tab w:val="num" w:pos="720"/>
+        </w:tabs>
+        <w:ind w:left="720" w:hanging="360"/>
+      </w:pPr>
+    </w:lvl>
+    <w:lvl w:ilvl="1">
+      <w:start w:val="1"/>
+      <w:numFmt w:val="bullet"/>
+      <w:lvlText w:val="o"/>
+      <w:lvlJc w:val="left"/>
+      <w:pPr>
+        <w:tabs>
+          <w:tab w:val="num" w:pos="1440"/>
+        </w:tabs>
+        <w:ind w:left="1440" w:hanging="360"/>
+      </w:pPr>
+      <w:rPr>
+        <w:rFonts w:ascii="Courier New" w:hAnsi="Courier New" w:hint="default"/>
+        <w:sz w:val="20"/>
+      </w:rPr>
+    </w:lvl>
+    <w:lvl w:ilvl="2">
+      <w:start w:val="1"/>
+      <w:numFmt w:val="bullet"/>
+      <w:lvlText w:val=""/>
+      <w:lvlJc w:val="left"/>
+      <w:pPr>
+        <w:tabs>
+          <w:tab w:val="num" w:pos="2160"/>
+        </w:tabs>
+        <w:ind w:left="2160" w:hanging="360"/>
+      </w:pPr>
+      <w:rPr>
+        <w:rFonts w:ascii="Wingdings" w:hAnsi="Wingdings" w:hint="default"/>
+        <w:sz w:val="20"/>
+      </w:rPr>
+    </w:lvl>
+    <w:lvl w:ilvl="3" w:tentative="1">
+      <w:start w:val="1"/>
+      <w:numFmt w:val="decimal"/>
+      <w:lvlText w:val="%4."/>
+      <w:lvlJc w:val="left"/>
+      <w:pPr>
+        <w:tabs>
+          <w:tab w:val="num" w:pos="2880"/>
+        </w:tabs>
+        <w:ind w:left="2880" w:hanging="360"/>
+      </w:pPr>
+    </w:lvl>
+    <w:lvl w:ilvl="4" w:tentative="1">
+      <w:start w:val="1"/>
+      <w:numFmt w:val="decimal"/>
+      <w:lvlText w:val="%5."/>
+      <w:lvlJc w:val="left"/>
+      <w:pPr>
+        <w:tabs>
+          <w:tab w:val="num" w:pos="3600"/>
+        </w:tabs>
+        <w:ind w:left="3600" w:hanging="360"/>
+      </w:pPr>
+    </w:lvl>
+    <w:lvl w:ilvl="5" w:tentative="1">
+      <w:start w:val="1"/>
+      <w:numFmt w:val="decimal"/>
+      <w:lvlText w:val="%6."/>
+      <w:lvlJc w:val="left"/>
+      <w:pPr>
+        <w:tabs>
+          <w:tab w:val="num" w:pos="4320"/>
+        </w:tabs>
+        <w:ind w:left="4320" w:hanging="360"/>
+      </w:pPr>
+    </w:lvl>
+    <w:lvl w:ilvl="6" w:tentative="1">
+      <w:start w:val="1"/>
+      <w:numFmt w:val="decimal"/>
+      <w:lvlText w:val="%7."/>
+      <w:lvlJc w:val="left"/>
+      <w:pPr>
+        <w:tabs>
+          <w:tab w:val="num" w:pos="5040"/>
+        </w:tabs>
+        <w:ind w:left="5040" w:hanging="360"/>
+      </w:pPr>
+    </w:lvl>
+    <w:lvl w:ilvl="7" w:tentative="1">
+      <w:start w:val="1"/>
+      <w:numFmt w:val="decimal"/>
+      <w:lvlText w:val="%8."/>
+      <w:lvlJc w:val="left"/>
+      <w:pPr>
+        <w:tabs>
+          <w:tab w:val="num" w:pos="5760"/>
+        </w:tabs>
+        <w:ind w:left="5760" w:hanging="360"/>
+      </w:pPr>
+    </w:lvl>
+    <w:lvl w:ilvl="8" w:tentative="1">
+      <w:start w:val="1"/>
+      <w:numFmt w:val="decimal"/>
+      <w:lvlText w:val="%9."/>
+      <w:lvlJc w:val="left"/>
+      <w:pPr>
+        <w:tabs>
+          <w:tab w:val="num" w:pos="6480"/>
+        </w:tabs>
+        <w:ind w:left="6480" w:hanging="360"/>
+      </w:pPr>
+    </w:lvl>
+  </w:abstractNum>
+  <w:abstractNum w:abstractNumId="16" w15:restartNumberingAfterBreak="0">
+    <w:nsid w:val="58DD6FC5"/>
+    <w:multiLevelType w:val="multilevel"/>
+    <w:tmpl w:val="F5EAA860"/>
+    <w:lvl w:ilvl="0">
+      <w:start w:val="1"/>
+      <w:numFmt w:val="decimal"/>
+      <w:lvlText w:val="%1."/>
+      <w:lvlJc w:val="left"/>
+      <w:pPr>
+        <w:tabs>
+          <w:tab w:val="num" w:pos="720"/>
+        </w:tabs>
+        <w:ind w:left="720" w:hanging="360"/>
+      </w:pPr>
+    </w:lvl>
+    <w:lvl w:ilvl="1">
+      <w:start w:val="1"/>
+      <w:numFmt w:val="bullet"/>
+      <w:lvlText w:val="o"/>
+      <w:lvlJc w:val="left"/>
+      <w:pPr>
+        <w:tabs>
+          <w:tab w:val="num" w:pos="1440"/>
+        </w:tabs>
+        <w:ind w:left="1440" w:hanging="360"/>
+      </w:pPr>
+      <w:rPr>
+        <w:rFonts w:ascii="Courier New" w:hAnsi="Courier New" w:hint="default"/>
+        <w:sz w:val="20"/>
+      </w:rPr>
+    </w:lvl>
+    <w:lvl w:ilvl="2">
+      <w:start w:val="1"/>
+      <w:numFmt w:val="bullet"/>
+      <w:lvlText w:val=""/>
+      <w:lvlJc w:val="left"/>
+      <w:pPr>
+        <w:tabs>
+          <w:tab w:val="num" w:pos="2160"/>
+        </w:tabs>
+        <w:ind w:left="2160" w:hanging="360"/>
+      </w:pPr>
+      <w:rPr>
+        <w:rFonts w:ascii="Wingdings" w:hAnsi="Wingdings" w:hint="default"/>
+        <w:sz w:val="20"/>
+      </w:rPr>
+    </w:lvl>
+    <w:lvl w:ilvl="3" w:tentative="1">
+      <w:start w:val="1"/>
+      <w:numFmt w:val="decimal"/>
+      <w:lvlText w:val="%4."/>
+      <w:lvlJc w:val="left"/>
+      <w:pPr>
+        <w:tabs>
+          <w:tab w:val="num" w:pos="2880"/>
+        </w:tabs>
+        <w:ind w:left="2880" w:hanging="360"/>
+      </w:pPr>
+    </w:lvl>
+    <w:lvl w:ilvl="4" w:tentative="1">
+      <w:start w:val="1"/>
+      <w:numFmt w:val="decimal"/>
+      <w:lvlText w:val="%5."/>
+      <w:lvlJc w:val="left"/>
+      <w:pPr>
+        <w:tabs>
+          <w:tab w:val="num" w:pos="3600"/>
+        </w:tabs>
+        <w:ind w:left="3600" w:hanging="360"/>
+      </w:pPr>
+    </w:lvl>
+    <w:lvl w:ilvl="5" w:tentative="1">
+      <w:start w:val="1"/>
+      <w:numFmt w:val="decimal"/>
+      <w:lvlText w:val="%6."/>
+      <w:lvlJc w:val="left"/>
+      <w:pPr>
+        <w:tabs>
+          <w:tab w:val="num" w:pos="4320"/>
+        </w:tabs>
+        <w:ind w:left="4320" w:hanging="360"/>
+      </w:pPr>
+    </w:lvl>
+    <w:lvl w:ilvl="6" w:tentative="1">
+      <w:start w:val="1"/>
+      <w:numFmt w:val="decimal"/>
+      <w:lvlText w:val="%7."/>
+      <w:lvlJc w:val="left"/>
+      <w:pPr>
+        <w:tabs>
+          <w:tab w:val="num" w:pos="5040"/>
+        </w:tabs>
+        <w:ind w:left="5040" w:hanging="360"/>
+      </w:pPr>
+    </w:lvl>
+    <w:lvl w:ilvl="7" w:tentative="1">
+      <w:start w:val="1"/>
+      <w:numFmt w:val="decimal"/>
+      <w:lvlText w:val="%8."/>
+      <w:lvlJc w:val="left"/>
+      <w:pPr>
+        <w:tabs>
+          <w:tab w:val="num" w:pos="5760"/>
+        </w:tabs>
+        <w:ind w:left="5760" w:hanging="360"/>
+      </w:pPr>
+    </w:lvl>
+    <w:lvl w:ilvl="8" w:tentative="1">
+      <w:start w:val="1"/>
+      <w:numFmt w:val="decimal"/>
+      <w:lvlText w:val="%9."/>
+      <w:lvlJc w:val="left"/>
+      <w:pPr>
+        <w:tabs>
+          <w:tab w:val="num" w:pos="6480"/>
+        </w:tabs>
+        <w:ind w:left="6480" w:hanging="360"/>
+      </w:pPr>
+    </w:lvl>
+  </w:abstractNum>
+  <w:abstractNum w:abstractNumId="17" w15:restartNumberingAfterBreak="0">
+    <w:nsid w:val="59363117"/>
+    <w:multiLevelType w:val="multilevel"/>
+    <w:tmpl w:val="E2DA649C"/>
+    <w:lvl w:ilvl="0">
+      <w:start w:val="1"/>
+      <w:numFmt w:val="bullet"/>
+      <w:lvlText w:val=""/>
+      <w:lvlJc w:val="left"/>
+      <w:pPr>
+        <w:tabs>
+          <w:tab w:val="num" w:pos="720"/>
+        </w:tabs>
+        <w:ind w:left="720" w:hanging="360"/>
+      </w:pPr>
+      <w:rPr>
+        <w:rFonts w:ascii="Symbol" w:hAnsi="Symbol" w:hint="default"/>
+        <w:sz w:val="20"/>
+      </w:rPr>
+    </w:lvl>
+    <w:lvl w:ilvl="1" w:tentative="1">
+      <w:start w:val="1"/>
+      <w:numFmt w:val="bullet"/>
+      <w:lvlText w:val="o"/>
+      <w:lvlJc w:val="left"/>
+      <w:pPr>
+        <w:tabs>
+          <w:tab w:val="num" w:pos="1440"/>
+        </w:tabs>
+        <w:ind w:left="1440" w:hanging="360"/>
+      </w:pPr>
+      <w:rPr>
+        <w:rFonts w:ascii="Courier New" w:hAnsi="Courier New" w:hint="default"/>
+        <w:sz w:val="20"/>
+      </w:rPr>
+    </w:lvl>
+    <w:lvl w:ilvl="2" w:tentative="1">
+      <w:start w:val="1"/>
+      <w:numFmt w:val="bullet"/>
+      <w:lvlText w:val=""/>
+      <w:lvlJc w:val="left"/>
+      <w:pPr>
+        <w:tabs>
+          <w:tab w:val="num" w:pos="2160"/>
+        </w:tabs>
+        <w:ind w:left="2160" w:hanging="360"/>
+      </w:pPr>
+      <w:rPr>
+        <w:rFonts w:ascii="Wingdings" w:hAnsi="Wingdings" w:hint="default"/>
+        <w:sz w:val="20"/>
+      </w:rPr>
+    </w:lvl>
+    <w:lvl w:ilvl="3" w:tentative="1">
+      <w:start w:val="1"/>
+      <w:numFmt w:val="bullet"/>
+      <w:lvlText w:val=""/>
+      <w:lvlJc w:val="left"/>
+      <w:pPr>
+        <w:tabs>
+          <w:tab w:val="num" w:pos="2880"/>
+        </w:tabs>
+        <w:ind w:left="2880" w:hanging="360"/>
+      </w:pPr>
+      <w:rPr>
+        <w:rFonts w:ascii="Wingdings" w:hAnsi="Wingdings" w:hint="default"/>
+        <w:sz w:val="20"/>
+      </w:rPr>
+    </w:lvl>
+    <w:lvl w:ilvl="4" w:tentative="1">
+      <w:start w:val="1"/>
+      <w:numFmt w:val="bullet"/>
+      <w:lvlText w:val=""/>
+      <w:lvlJc w:val="left"/>
+      <w:pPr>
+        <w:tabs>
+          <w:tab w:val="num" w:pos="3600"/>
+        </w:tabs>
+        <w:ind w:left="3600" w:hanging="360"/>
+      </w:pPr>
+      <w:rPr>
+        <w:rFonts w:ascii="Wingdings" w:hAnsi="Wingdings" w:hint="default"/>
+        <w:sz w:val="20"/>
+      </w:rPr>
+    </w:lvl>
+    <w:lvl w:ilvl="5" w:tentative="1">
+      <w:start w:val="1"/>
+      <w:numFmt w:val="bullet"/>
+      <w:lvlText w:val=""/>
+      <w:lvlJc w:val="left"/>
+      <w:pPr>
+        <w:tabs>
+          <w:tab w:val="num" w:pos="4320"/>
+        </w:tabs>
+        <w:ind w:left="4320" w:hanging="360"/>
+      </w:pPr>
+      <w:rPr>
+        <w:rFonts w:ascii="Wingdings" w:hAnsi="Wingdings" w:hint="default"/>
+        <w:sz w:val="20"/>
+      </w:rPr>
+    </w:lvl>
+    <w:lvl w:ilvl="6" w:tentative="1">
+      <w:start w:val="1"/>
+      <w:numFmt w:val="bullet"/>
+      <w:lvlText w:val=""/>
+      <w:lvlJc w:val="left"/>
+      <w:pPr>
+        <w:tabs>
+          <w:tab w:val="num" w:pos="5040"/>
+        </w:tabs>
+        <w:ind w:left="5040" w:hanging="360"/>
+      </w:pPr>
+      <w:rPr>
+        <w:rFonts w:ascii="Wingdings" w:hAnsi="Wingdings" w:hint="default"/>
+        <w:sz w:val="20"/>
+      </w:rPr>
+    </w:lvl>
+    <w:lvl w:ilvl="7" w:tentative="1">
+      <w:start w:val="1"/>
+      <w:numFmt w:val="bullet"/>
+      <w:lvlText w:val=""/>
+      <w:lvlJc w:val="left"/>
+      <w:pPr>
+        <w:tabs>
+          <w:tab w:val="num" w:pos="5760"/>
+        </w:tabs>
+        <w:ind w:left="5760" w:hanging="360"/>
+      </w:pPr>
+      <w:rPr>
+        <w:rFonts w:ascii="Wingdings" w:hAnsi="Wingdings" w:hint="default"/>
+        <w:sz w:val="20"/>
+      </w:rPr>
+    </w:lvl>
+    <w:lvl w:ilvl="8" w:tentative="1">
+      <w:start w:val="1"/>
+      <w:numFmt w:val="bullet"/>
+      <w:lvlText w:val=""/>
+      <w:lvlJc w:val="left"/>
+      <w:pPr>
+        <w:tabs>
+          <w:tab w:val="num" w:pos="6480"/>
+        </w:tabs>
+        <w:ind w:left="6480" w:hanging="360"/>
+      </w:pPr>
+      <w:rPr>
+        <w:rFonts w:ascii="Wingdings" w:hAnsi="Wingdings" w:hint="default"/>
+        <w:sz w:val="20"/>
+      </w:rPr>
+    </w:lvl>
+  </w:abstractNum>
+  <w:abstractNum w:abstractNumId="18" w15:restartNumberingAfterBreak="0">
+    <w:nsid w:val="59F3794F"/>
+    <w:multiLevelType w:val="multilevel"/>
+    <w:tmpl w:val="2ADA7B0E"/>
+    <w:lvl w:ilvl="0">
+      <w:start w:val="1"/>
+      <w:numFmt w:val="bullet"/>
+      <w:lvlText w:val=""/>
+      <w:lvlJc w:val="left"/>
+      <w:pPr>
+        <w:tabs>
+          <w:tab w:val="num" w:pos="720"/>
+        </w:tabs>
+        <w:ind w:left="720" w:hanging="360"/>
+      </w:pPr>
+      <w:rPr>
+        <w:rFonts w:ascii="Symbol" w:hAnsi="Symbol" w:hint="default"/>
+        <w:sz w:val="20"/>
+      </w:rPr>
+    </w:lvl>
+    <w:lvl w:ilvl="1" w:tentative="1">
+      <w:start w:val="1"/>
+      <w:numFmt w:val="bullet"/>
+      <w:lvlText w:val="o"/>
+      <w:lvlJc w:val="left"/>
+      <w:pPr>
+        <w:tabs>
+          <w:tab w:val="num" w:pos="1440"/>
+        </w:tabs>
+        <w:ind w:left="1440" w:hanging="360"/>
+      </w:pPr>
+      <w:rPr>
+        <w:rFonts w:ascii="Courier New" w:hAnsi="Courier New" w:hint="default"/>
+        <w:sz w:val="20"/>
+      </w:rPr>
+    </w:lvl>
+    <w:lvl w:ilvl="2" w:tentative="1">
+      <w:start w:val="1"/>
+      <w:numFmt w:val="bullet"/>
+      <w:lvlText w:val=""/>
+      <w:lvlJc w:val="left"/>
+      <w:pPr>
+        <w:tabs>
+          <w:tab w:val="num" w:pos="2160"/>
+        </w:tabs>
+        <w:ind w:left="2160" w:hanging="360"/>
+      </w:pPr>
+      <w:rPr>
+        <w:rFonts w:ascii="Wingdings" w:hAnsi="Wingdings" w:hint="default"/>
+        <w:sz w:val="20"/>
+      </w:rPr>
+    </w:lvl>
+    <w:lvl w:ilvl="3" w:tentative="1">
+      <w:start w:val="1"/>
+      <w:numFmt w:val="bullet"/>
+      <w:lvlText w:val=""/>
+      <w:lvlJc w:val="left"/>
+      <w:pPr>
+        <w:tabs>
+          <w:tab w:val="num" w:pos="2880"/>
+        </w:tabs>
+        <w:ind w:left="2880" w:hanging="360"/>
+      </w:pPr>
+      <w:rPr>
+        <w:rFonts w:ascii="Wingdings" w:hAnsi="Wingdings" w:hint="default"/>
+        <w:sz w:val="20"/>
+      </w:rPr>
+    </w:lvl>
+    <w:lvl w:ilvl="4" w:tentative="1">
+      <w:start w:val="1"/>
+      <w:numFmt w:val="bullet"/>
+      <w:lvlText w:val=""/>
+      <w:lvlJc w:val="left"/>
+      <w:pPr>
+        <w:tabs>
+          <w:tab w:val="num" w:pos="3600"/>
+        </w:tabs>
+        <w:ind w:left="3600" w:hanging="360"/>
+      </w:pPr>
+      <w:rPr>
+        <w:rFonts w:ascii="Wingdings" w:hAnsi="Wingdings" w:hint="default"/>
+        <w:sz w:val="20"/>
+      </w:rPr>
+    </w:lvl>
+    <w:lvl w:ilvl="5" w:tentative="1">
+      <w:start w:val="1"/>
+      <w:numFmt w:val="bullet"/>
+      <w:lvlText w:val=""/>
+      <w:lvlJc w:val="left"/>
+      <w:pPr>
+        <w:tabs>
+          <w:tab w:val="num" w:pos="4320"/>
+        </w:tabs>
+        <w:ind w:left="4320" w:hanging="360"/>
+      </w:pPr>
+      <w:rPr>
+        <w:rFonts w:ascii="Wingdings" w:hAnsi="Wingdings" w:hint="default"/>
+        <w:sz w:val="20"/>
+      </w:rPr>
+    </w:lvl>
+    <w:lvl w:ilvl="6" w:tentative="1">
+      <w:start w:val="1"/>
+      <w:numFmt w:val="bullet"/>
+      <w:lvlText w:val=""/>
+      <w:lvlJc w:val="left"/>
+      <w:pPr>
+        <w:tabs>
+          <w:tab w:val="num" w:pos="5040"/>
+        </w:tabs>
+        <w:ind w:left="5040" w:hanging="360"/>
+      </w:pPr>
+      <w:rPr>
+        <w:rFonts w:ascii="Wingdings" w:hAnsi="Wingdings" w:hint="default"/>
+        <w:sz w:val="20"/>
+      </w:rPr>
+    </w:lvl>
+    <w:lvl w:ilvl="7" w:tentative="1">
+      <w:start w:val="1"/>
+      <w:numFmt w:val="bullet"/>
+      <w:lvlText w:val=""/>
+      <w:lvlJc w:val="left"/>
+      <w:pPr>
+        <w:tabs>
+          <w:tab w:val="num" w:pos="5760"/>
+        </w:tabs>
+        <w:ind w:left="5760" w:hanging="360"/>
+      </w:pPr>
+      <w:rPr>
+        <w:rFonts w:ascii="Wingdings" w:hAnsi="Wingdings" w:hint="default"/>
+        <w:sz w:val="20"/>
+      </w:rPr>
+    </w:lvl>
+    <w:lvl w:ilvl="8" w:tentative="1">
+      <w:start w:val="1"/>
+      <w:numFmt w:val="bullet"/>
+      <w:lvlText w:val=""/>
+      <w:lvlJc w:val="left"/>
+      <w:pPr>
+        <w:tabs>
+          <w:tab w:val="num" w:pos="6480"/>
+        </w:tabs>
+        <w:ind w:left="6480" w:hanging="360"/>
+      </w:pPr>
+      <w:rPr>
+        <w:rFonts w:ascii="Wingdings" w:hAnsi="Wingdings" w:hint="default"/>
+        <w:sz w:val="20"/>
+      </w:rPr>
+    </w:lvl>
+  </w:abstractNum>
+  <w:abstractNum w:abstractNumId="19" w15:restartNumberingAfterBreak="0">
     <w:nsid w:val="5D5D0F6C"/>
     <w:multiLevelType w:val="multilevel"/>
     <w:tmpl w:val="E514B53C"/>
@@ -7465,7 +12106,7 @@
       </w:rPr>
     </w:lvl>
   </w:abstractNum>
-  <w:abstractNum w:abstractNumId="6" w15:restartNumberingAfterBreak="0">
+  <w:abstractNum w:abstractNumId="20" w15:restartNumberingAfterBreak="0">
     <w:nsid w:val="5F9C1BC0"/>
     <w:multiLevelType w:val="hybridMultilevel"/>
     <w:tmpl w:val="B08A1DFA"/>
@@ -7555,7 +12196,7 @@
       </w:pPr>
     </w:lvl>
   </w:abstractNum>
-  <w:abstractNum w:abstractNumId="7" w15:restartNumberingAfterBreak="0">
+  <w:abstractNum w:abstractNumId="21" w15:restartNumberingAfterBreak="0">
     <w:nsid w:val="670C0092"/>
     <w:multiLevelType w:val="multilevel"/>
     <w:tmpl w:val="03702492"/>
@@ -7676,7 +12317,128 @@
       </w:pPr>
     </w:lvl>
   </w:abstractNum>
-  <w:abstractNum w:abstractNumId="8" w15:restartNumberingAfterBreak="0">
+  <w:abstractNum w:abstractNumId="22" w15:restartNumberingAfterBreak="0">
+    <w:nsid w:val="69A70ACB"/>
+    <w:multiLevelType w:val="multilevel"/>
+    <w:tmpl w:val="F5EAA860"/>
+    <w:lvl w:ilvl="0">
+      <w:start w:val="1"/>
+      <w:numFmt w:val="decimal"/>
+      <w:lvlText w:val="%1."/>
+      <w:lvlJc w:val="left"/>
+      <w:pPr>
+        <w:tabs>
+          <w:tab w:val="num" w:pos="720"/>
+        </w:tabs>
+        <w:ind w:left="720" w:hanging="360"/>
+      </w:pPr>
+    </w:lvl>
+    <w:lvl w:ilvl="1">
+      <w:start w:val="1"/>
+      <w:numFmt w:val="bullet"/>
+      <w:lvlText w:val="o"/>
+      <w:lvlJc w:val="left"/>
+      <w:pPr>
+        <w:tabs>
+          <w:tab w:val="num" w:pos="1440"/>
+        </w:tabs>
+        <w:ind w:left="1440" w:hanging="360"/>
+      </w:pPr>
+      <w:rPr>
+        <w:rFonts w:ascii="Courier New" w:hAnsi="Courier New" w:hint="default"/>
+        <w:sz w:val="20"/>
+      </w:rPr>
+    </w:lvl>
+    <w:lvl w:ilvl="2">
+      <w:start w:val="1"/>
+      <w:numFmt w:val="bullet"/>
+      <w:lvlText w:val=""/>
+      <w:lvlJc w:val="left"/>
+      <w:pPr>
+        <w:tabs>
+          <w:tab w:val="num" w:pos="2160"/>
+        </w:tabs>
+        <w:ind w:left="2160" w:hanging="360"/>
+      </w:pPr>
+      <w:rPr>
+        <w:rFonts w:ascii="Wingdings" w:hAnsi="Wingdings" w:hint="default"/>
+        <w:sz w:val="20"/>
+      </w:rPr>
+    </w:lvl>
+    <w:lvl w:ilvl="3" w:tentative="1">
+      <w:start w:val="1"/>
+      <w:numFmt w:val="decimal"/>
+      <w:lvlText w:val="%4."/>
+      <w:lvlJc w:val="left"/>
+      <w:pPr>
+        <w:tabs>
+          <w:tab w:val="num" w:pos="2880"/>
+        </w:tabs>
+        <w:ind w:left="2880" w:hanging="360"/>
+      </w:pPr>
+    </w:lvl>
+    <w:lvl w:ilvl="4" w:tentative="1">
+      <w:start w:val="1"/>
+      <w:numFmt w:val="decimal"/>
+      <w:lvlText w:val="%5."/>
+      <w:lvlJc w:val="left"/>
+      <w:pPr>
+        <w:tabs>
+          <w:tab w:val="num" w:pos="3600"/>
+        </w:tabs>
+        <w:ind w:left="3600" w:hanging="360"/>
+      </w:pPr>
+    </w:lvl>
+    <w:lvl w:ilvl="5" w:tentative="1">
+      <w:start w:val="1"/>
+      <w:numFmt w:val="decimal"/>
+      <w:lvlText w:val="%6."/>
+      <w:lvlJc w:val="left"/>
+      <w:pPr>
+        <w:tabs>
+          <w:tab w:val="num" w:pos="4320"/>
+        </w:tabs>
+        <w:ind w:left="4320" w:hanging="360"/>
+      </w:pPr>
+    </w:lvl>
+    <w:lvl w:ilvl="6" w:tentative="1">
+      <w:start w:val="1"/>
+      <w:numFmt w:val="decimal"/>
+      <w:lvlText w:val="%7."/>
+      <w:lvlJc w:val="left"/>
+      <w:pPr>
+        <w:tabs>
+          <w:tab w:val="num" w:pos="5040"/>
+        </w:tabs>
+        <w:ind w:left="5040" w:hanging="360"/>
+      </w:pPr>
+    </w:lvl>
+    <w:lvl w:ilvl="7" w:tentative="1">
+      <w:start w:val="1"/>
+      <w:numFmt w:val="decimal"/>
+      <w:lvlText w:val="%8."/>
+      <w:lvlJc w:val="left"/>
+      <w:pPr>
+        <w:tabs>
+          <w:tab w:val="num" w:pos="5760"/>
+        </w:tabs>
+        <w:ind w:left="5760" w:hanging="360"/>
+      </w:pPr>
+    </w:lvl>
+    <w:lvl w:ilvl="8" w:tentative="1">
+      <w:start w:val="1"/>
+      <w:numFmt w:val="decimal"/>
+      <w:lvlText w:val="%9."/>
+      <w:lvlJc w:val="left"/>
+      <w:pPr>
+        <w:tabs>
+          <w:tab w:val="num" w:pos="6480"/>
+        </w:tabs>
+        <w:ind w:left="6480" w:hanging="360"/>
+      </w:pPr>
+    </w:lvl>
+  </w:abstractNum>
+  <w:abstractNum w:abstractNumId="23" w15:restartNumberingAfterBreak="0">
     <w:nsid w:val="6ADD6F52"/>
     <w:multiLevelType w:val="hybridMultilevel"/>
     <w:tmpl w:val="1012D9EE"/>
@@ -7766,7 +12528,398 @@
       </w:pPr>
     </w:lvl>
   </w:abstractNum>
-  <w:abstractNum w:abstractNumId="9" w15:restartNumberingAfterBreak="0">
+  <w:abstractNum w:abstractNumId="24" w15:restartNumberingAfterBreak="0">
+    <w:nsid w:val="6DAB076B"/>
+    <w:multiLevelType w:val="multilevel"/>
+    <w:tmpl w:val="7A66F880"/>
+    <w:lvl w:ilvl="0">
+      <w:start w:val="1"/>
+      <w:numFmt w:val="bullet"/>
+      <w:lvlText w:val=""/>
+      <w:lvlJc w:val="left"/>
+      <w:pPr>
+        <w:tabs>
+          <w:tab w:val="num" w:pos="720"/>
+        </w:tabs>
+        <w:ind w:left="720" w:hanging="360"/>
+      </w:pPr>
+      <w:rPr>
+        <w:rFonts w:ascii="Symbol" w:hAnsi="Symbol" w:hint="default"/>
+        <w:sz w:val="20"/>
+      </w:rPr>
+    </w:lvl>
+    <w:lvl w:ilvl="1">
+      <w:start w:val="1"/>
+      <w:numFmt w:val="bullet"/>
+      <w:lvlText w:val="o"/>
+      <w:lvlJc w:val="left"/>
+      <w:pPr>
+        <w:tabs>
+          <w:tab w:val="num" w:pos="1440"/>
+        </w:tabs>
+        <w:ind w:left="1440" w:hanging="360"/>
+      </w:pPr>
+      <w:rPr>
+        <w:rFonts w:ascii="Courier New" w:hAnsi="Courier New" w:hint="default"/>
+        <w:sz w:val="20"/>
+      </w:rPr>
+    </w:lvl>
+    <w:lvl w:ilvl="2">
+      <w:start w:val="1"/>
+      <w:numFmt w:val="bullet"/>
+      <w:lvlText w:val=""/>
+      <w:lvlJc w:val="left"/>
+      <w:pPr>
+        <w:tabs>
+          <w:tab w:val="num" w:pos="2160"/>
+        </w:tabs>
+        <w:ind w:left="2160" w:hanging="360"/>
+      </w:pPr>
+      <w:rPr>
+        <w:rFonts w:ascii="Wingdings" w:hAnsi="Wingdings" w:hint="default"/>
+        <w:sz w:val="20"/>
+      </w:rPr>
+    </w:lvl>
+    <w:lvl w:ilvl="3" w:tentative="1">
+      <w:start w:val="1"/>
+      <w:numFmt w:val="bullet"/>
+      <w:lvlText w:val=""/>
+      <w:lvlJc w:val="left"/>
+      <w:pPr>
+        <w:tabs>
+          <w:tab w:val="num" w:pos="2880"/>
+        </w:tabs>
+        <w:ind w:left="2880" w:hanging="360"/>
+      </w:pPr>
+      <w:rPr>
+        <w:rFonts w:ascii="Wingdings" w:hAnsi="Wingdings" w:hint="default"/>
+        <w:sz w:val="20"/>
+      </w:rPr>
+    </w:lvl>
+    <w:lvl w:ilvl="4" w:tentative="1">
+      <w:start w:val="1"/>
+      <w:numFmt w:val="bullet"/>
+      <w:lvlText w:val=""/>
+      <w:lvlJc w:val="left"/>
+      <w:pPr>
+        <w:tabs>
+          <w:tab w:val="num" w:pos="3600"/>
+        </w:tabs>
+        <w:ind w:left="3600" w:hanging="360"/>
+      </w:pPr>
+      <w:rPr>
+        <w:rFonts w:ascii="Wingdings" w:hAnsi="Wingdings" w:hint="default"/>
+        <w:sz w:val="20"/>
+      </w:rPr>
+    </w:lvl>
+    <w:lvl w:ilvl="5" w:tentative="1">
+      <w:start w:val="1"/>
+      <w:numFmt w:val="bullet"/>
+      <w:lvlText w:val=""/>
+      <w:lvlJc w:val="left"/>
+      <w:pPr>
+        <w:tabs>
+          <w:tab w:val="num" w:pos="4320"/>
+        </w:tabs>
+        <w:ind w:left="4320" w:hanging="360"/>
+      </w:pPr>
+      <w:rPr>
+        <w:rFonts w:ascii="Wingdings" w:hAnsi="Wingdings" w:hint="default"/>
+        <w:sz w:val="20"/>
+      </w:rPr>
+    </w:lvl>
+    <w:lvl w:ilvl="6" w:tentative="1">
+      <w:start w:val="1"/>
+      <w:numFmt w:val="bullet"/>
+      <w:lvlText w:val=""/>
+      <w:lvlJc w:val="left"/>
+      <w:pPr>
+        <w:tabs>
+          <w:tab w:val="num" w:pos="5040"/>
+        </w:tabs>
+        <w:ind w:left="5040" w:hanging="360"/>
+      </w:pPr>
+      <w:rPr>
+        <w:rFonts w:ascii="Wingdings" w:hAnsi="Wingdings" w:hint="default"/>
+        <w:sz w:val="20"/>
+      </w:rPr>
+    </w:lvl>
+    <w:lvl w:ilvl="7" w:tentative="1">
+      <w:start w:val="1"/>
+      <w:numFmt w:val="bullet"/>
+      <w:lvlText w:val=""/>
+      <w:lvlJc w:val="left"/>
+      <w:pPr>
+        <w:tabs>
+          <w:tab w:val="num" w:pos="5760"/>
+        </w:tabs>
+        <w:ind w:left="5760" w:hanging="360"/>
+      </w:pPr>
+      <w:rPr>
+        <w:rFonts w:ascii="Wingdings" w:hAnsi="Wingdings" w:hint="default"/>
+        <w:sz w:val="20"/>
+      </w:rPr>
+    </w:lvl>
+    <w:lvl w:ilvl="8" w:tentative="1">
+      <w:start w:val="1"/>
+      <w:numFmt w:val="bullet"/>
+      <w:lvlText w:val=""/>
+      <w:lvlJc w:val="left"/>
+      <w:pPr>
+        <w:tabs>
+          <w:tab w:val="num" w:pos="6480"/>
+        </w:tabs>
+        <w:ind w:left="6480" w:hanging="360"/>
+      </w:pPr>
+      <w:rPr>
+        <w:rFonts w:ascii="Wingdings" w:hAnsi="Wingdings" w:hint="default"/>
+        <w:sz w:val="20"/>
+      </w:rPr>
+    </w:lvl>
+  </w:abstractNum>
+  <w:abstractNum w:abstractNumId="25" w15:restartNumberingAfterBreak="0">
+    <w:nsid w:val="73857DFC"/>
+    <w:multiLevelType w:val="multilevel"/>
+    <w:tmpl w:val="F5EAA860"/>
+    <w:lvl w:ilvl="0">
+      <w:start w:val="1"/>
+      <w:numFmt w:val="decimal"/>
+      <w:lvlText w:val="%1."/>
+      <w:lvlJc w:val="left"/>
+      <w:pPr>
+        <w:tabs>
+          <w:tab w:val="num" w:pos="720"/>
+        </w:tabs>
+        <w:ind w:left="720" w:hanging="360"/>
+      </w:pPr>
+    </w:lvl>
+    <w:lvl w:ilvl="1">
+      <w:start w:val="1"/>
+      <w:numFmt w:val="bullet"/>
+      <w:lvlText w:val="o"/>
+      <w:lvlJc w:val="left"/>
+      <w:pPr>
+        <w:tabs>
+          <w:tab w:val="num" w:pos="1440"/>
+        </w:tabs>
+        <w:ind w:left="1440" w:hanging="360"/>
+      </w:pPr>
+      <w:rPr>
+        <w:rFonts w:ascii="Courier New" w:hAnsi="Courier New" w:hint="default"/>
+        <w:sz w:val="20"/>
+      </w:rPr>
+    </w:lvl>
+    <w:lvl w:ilvl="2">
+      <w:start w:val="1"/>
+      <w:numFmt w:val="bullet"/>
+      <w:lvlText w:val=""/>
+      <w:lvlJc w:val="left"/>
+      <w:pPr>
+        <w:tabs>
+          <w:tab w:val="num" w:pos="2160"/>
+        </w:tabs>
+        <w:ind w:left="2160" w:hanging="360"/>
+      </w:pPr>
+      <w:rPr>
+        <w:rFonts w:ascii="Wingdings" w:hAnsi="Wingdings" w:hint="default"/>
+        <w:sz w:val="20"/>
+      </w:rPr>
+    </w:lvl>
+    <w:lvl w:ilvl="3" w:tentative="1">
+      <w:start w:val="1"/>
+      <w:numFmt w:val="decimal"/>
+      <w:lvlText w:val="%4."/>
+      <w:lvlJc w:val="left"/>
+      <w:pPr>
+        <w:tabs>
+          <w:tab w:val="num" w:pos="2880"/>
+        </w:tabs>
+        <w:ind w:left="2880" w:hanging="360"/>
+      </w:pPr>
+    </w:lvl>
+    <w:lvl w:ilvl="4" w:tentative="1">
+      <w:start w:val="1"/>
+      <w:numFmt w:val="decimal"/>
+      <w:lvlText w:val="%5."/>
+      <w:lvlJc w:val="left"/>
+      <w:pPr>
+        <w:tabs>
+          <w:tab w:val="num" w:pos="3600"/>
+        </w:tabs>
+        <w:ind w:left="3600" w:hanging="360"/>
+      </w:pPr>
+    </w:lvl>
+    <w:lvl w:ilvl="5" w:tentative="1">
+      <w:start w:val="1"/>
+      <w:numFmt w:val="decimal"/>
+      <w:lvlText w:val="%6."/>
+      <w:lvlJc w:val="left"/>
+      <w:pPr>
+        <w:tabs>
+          <w:tab w:val="num" w:pos="4320"/>
+        </w:tabs>
+        <w:ind w:left="4320" w:hanging="360"/>
+      </w:pPr>
+    </w:lvl>
+    <w:lvl w:ilvl="6" w:tentative="1">
+      <w:start w:val="1"/>
+      <w:numFmt w:val="decimal"/>
+      <w:lvlText w:val="%7."/>
+      <w:lvlJc w:val="left"/>
+      <w:pPr>
+        <w:tabs>
+          <w:tab w:val="num" w:pos="5040"/>
+        </w:tabs>
+        <w:ind w:left="5040" w:hanging="360"/>
+      </w:pPr>
+    </w:lvl>
+    <w:lvl w:ilvl="7" w:tentative="1">
+      <w:start w:val="1"/>
+      <w:numFmt w:val="decimal"/>
+      <w:lvlText w:val="%8."/>
+      <w:lvlJc w:val="left"/>
+      <w:pPr>
+        <w:tabs>
+          <w:tab w:val="num" w:pos="5760"/>
+        </w:tabs>
+        <w:ind w:left="5760" w:hanging="360"/>
+      </w:pPr>
+    </w:lvl>
+    <w:lvl w:ilvl="8" w:tentative="1">
+      <w:start w:val="1"/>
+      <w:numFmt w:val="decimal"/>
+      <w:lvlText w:val="%9."/>
+      <w:lvlJc w:val="left"/>
+      <w:pPr>
+        <w:tabs>
+          <w:tab w:val="num" w:pos="6480"/>
+        </w:tabs>
+        <w:ind w:left="6480" w:hanging="360"/>
+      </w:pPr>
+    </w:lvl>
+  </w:abstractNum>
+  <w:abstractNum w:abstractNumId="26" w15:restartNumberingAfterBreak="0">
+    <w:nsid w:val="783B4DAD"/>
+    <w:multiLevelType w:val="multilevel"/>
+    <w:tmpl w:val="F5EAA860"/>
+    <w:lvl w:ilvl="0">
+      <w:start w:val="1"/>
+      <w:numFmt w:val="decimal"/>
+      <w:lvlText w:val="%1."/>
+      <w:lvlJc w:val="left"/>
+      <w:pPr>
+        <w:tabs>
+          <w:tab w:val="num" w:pos="720"/>
+        </w:tabs>
+        <w:ind w:left="720" w:hanging="360"/>
+      </w:pPr>
+    </w:lvl>
+    <w:lvl w:ilvl="1">
+      <w:start w:val="1"/>
+      <w:numFmt w:val="bullet"/>
+      <w:lvlText w:val="o"/>
+      <w:lvlJc w:val="left"/>
+      <w:pPr>
+        <w:tabs>
+          <w:tab w:val="num" w:pos="1440"/>
+        </w:tabs>
+        <w:ind w:left="1440" w:hanging="360"/>
+      </w:pPr>
+      <w:rPr>
+        <w:rFonts w:ascii="Courier New" w:hAnsi="Courier New" w:hint="default"/>
+        <w:sz w:val="20"/>
+      </w:rPr>
+    </w:lvl>
+    <w:lvl w:ilvl="2">
+      <w:start w:val="1"/>
+      <w:numFmt w:val="bullet"/>
+      <w:lvlText w:val=""/>
+      <w:lvlJc w:val="left"/>
+      <w:pPr>
+        <w:tabs>
+          <w:tab w:val="num" w:pos="2160"/>
+        </w:tabs>
+        <w:ind w:left="2160" w:hanging="360"/>
+      </w:pPr>
+      <w:rPr>
+        <w:rFonts w:ascii="Wingdings" w:hAnsi="Wingdings" w:hint="default"/>
+        <w:sz w:val="20"/>
+      </w:rPr>
+    </w:lvl>
+    <w:lvl w:ilvl="3" w:tentative="1">
+      <w:start w:val="1"/>
+      <w:numFmt w:val="decimal"/>
+      <w:lvlText w:val="%4."/>
+      <w:lvlJc w:val="left"/>
+      <w:pPr>
+        <w:tabs>
+          <w:tab w:val="num" w:pos="2880"/>
+        </w:tabs>
+        <w:ind w:left="2880" w:hanging="360"/>
+      </w:pPr>
+    </w:lvl>
+    <w:lvl w:ilvl="4" w:tentative="1">
+      <w:start w:val="1"/>
+      <w:numFmt w:val="decimal"/>
+      <w:lvlText w:val="%5."/>
+      <w:lvlJc w:val="left"/>
+      <w:pPr>
+        <w:tabs>
+          <w:tab w:val="num" w:pos="3600"/>
+        </w:tabs>
+        <w:ind w:left="3600" w:hanging="360"/>
+      </w:pPr>
+    </w:lvl>
+    <w:lvl w:ilvl="5" w:tentative="1">
+      <w:start w:val="1"/>
+      <w:numFmt w:val="decimal"/>
+      <w:lvlText w:val="%6."/>
+      <w:lvlJc w:val="left"/>
+      <w:pPr>
+        <w:tabs>
+          <w:tab w:val="num" w:pos="4320"/>
+        </w:tabs>
+        <w:ind w:left="4320" w:hanging="360"/>
+      </w:pPr>
+    </w:lvl>
+    <w:lvl w:ilvl="6" w:tentative="1">
+      <w:start w:val="1"/>
+      <w:numFmt w:val="decimal"/>
+      <w:lvlText w:val="%7."/>
+      <w:lvlJc w:val="left"/>
+      <w:pPr>
+        <w:tabs>
+          <w:tab w:val="num" w:pos="5040"/>
+        </w:tabs>
+        <w:ind w:left="5040" w:hanging="360"/>
+      </w:pPr>
+    </w:lvl>
+    <w:lvl w:ilvl="7" w:tentative="1">
+      <w:start w:val="1"/>
+      <w:numFmt w:val="decimal"/>
+      <w:lvlText w:val="%8."/>
+      <w:lvlJc w:val="left"/>
+      <w:pPr>
+        <w:tabs>
+          <w:tab w:val="num" w:pos="5760"/>
+        </w:tabs>
+        <w:ind w:left="5760" w:hanging="360"/>
+      </w:pPr>
+    </w:lvl>
+    <w:lvl w:ilvl="8" w:tentative="1">
+      <w:start w:val="1"/>
+      <w:numFmt w:val="decimal"/>
+      <w:lvlText w:val="%9."/>
+      <w:lvlJc w:val="left"/>
+      <w:pPr>
+        <w:tabs>
+          <w:tab w:val="num" w:pos="6480"/>
+        </w:tabs>
+        <w:ind w:left="6480" w:hanging="360"/>
+      </w:pPr>
+    </w:lvl>
+  </w:abstractNum>
+  <w:abstractNum w:abstractNumId="27" w15:restartNumberingAfterBreak="0">
     <w:nsid w:val="79D70660"/>
     <w:multiLevelType w:val="multilevel"/>
     <w:tmpl w:val="767607BE"/>
@@ -7888,46 +13041,100 @@
     </w:lvl>
   </w:abstractNum>
   <w:num w:numId="1">
-    <w:abstractNumId w:val="1"/>
+    <w:abstractNumId w:val="4"/>
   </w:num>
   <w:num w:numId="2">
-    <w:abstractNumId w:val="2"/>
+    <w:abstractNumId w:val="10"/>
   </w:num>
   <w:num w:numId="3">
     <w:abstractNumId w:val="0"/>
   </w:num>
   <w:num w:numId="4">
-    <w:abstractNumId w:val="4"/>
+    <w:abstractNumId w:val="13"/>
   </w:num>
   <w:num w:numId="5">
-    <w:abstractNumId w:val="8"/>
+    <w:abstractNumId w:val="23"/>
   </w:num>
   <w:num w:numId="6">
-    <w:abstractNumId w:val="6"/>
+    <w:abstractNumId w:val="20"/>
   </w:num>
   <w:num w:numId="7">
-    <w:abstractNumId w:val="7"/>
+    <w:abstractNumId w:val="21"/>
   </w:num>
   <w:num w:numId="8">
-    <w:abstractNumId w:val="9"/>
+    <w:abstractNumId w:val="27"/>
   </w:num>
   <w:num w:numId="9">
-    <w:abstractNumId w:val="6"/>
+    <w:abstractNumId w:val="20"/>
     <w:lvlOverride w:ilvl="0">
       <w:startOverride w:val="1"/>
     </w:lvlOverride>
   </w:num>
   <w:num w:numId="10">
-    <w:abstractNumId w:val="6"/>
+    <w:abstractNumId w:val="20"/>
     <w:lvlOverride w:ilvl="0">
       <w:startOverride w:val="4"/>
     </w:lvlOverride>
   </w:num>
   <w:num w:numId="11">
+    <w:abstractNumId w:val="19"/>
+  </w:num>
+  <w:num w:numId="12">
+    <w:abstractNumId w:val="12"/>
+  </w:num>
+  <w:num w:numId="13">
+    <w:abstractNumId w:val="18"/>
+  </w:num>
+  <w:num w:numId="14">
+    <w:abstractNumId w:val="9"/>
+  </w:num>
+  <w:num w:numId="15">
+    <w:abstractNumId w:val="1"/>
+  </w:num>
+  <w:num w:numId="16">
+    <w:abstractNumId w:val="24"/>
+  </w:num>
+  <w:num w:numId="17">
+    <w:abstractNumId w:val="17"/>
+  </w:num>
+  <w:num w:numId="18">
+    <w:abstractNumId w:val="16"/>
+  </w:num>
+  <w:num w:numId="19">
+    <w:abstractNumId w:val="8"/>
+  </w:num>
+  <w:num w:numId="20">
+    <w:abstractNumId w:val="22"/>
+  </w:num>
+  <w:num w:numId="21">
+    <w:abstractNumId w:val="3"/>
+  </w:num>
+  <w:num w:numId="22">
+    <w:abstractNumId w:val="15"/>
+  </w:num>
+  <w:num w:numId="23">
+    <w:abstractNumId w:val="14"/>
+  </w:num>
+  <w:num w:numId="24">
+    <w:abstractNumId w:val="11"/>
+  </w:num>
+  <w:num w:numId="25">
+    <w:abstractNumId w:val="25"/>
+  </w:num>
+  <w:num w:numId="26">
+    <w:abstractNumId w:val="26"/>
+  </w:num>
+  <w:num w:numId="27">
     <w:abstractNumId w:val="5"/>
   </w:num>
-  <w:num w:numId="12">
-    <w:abstractNumId w:val="3"/>
+  <w:num w:numId="28">
+    <w:abstractNumId w:val="6"/>
+  </w:num>
+  <w:num w:numId="29">
+    <w:abstractNumId w:val="2"/>
+  </w:num>
+  <w:num w:numId="30">
+    <w:abstractNumId w:val="7"/>
   </w:num>
 </w:numbering>
 </file>
@@ -8402,6 +13609,50 @@
       <w:color w:val="1F3763" w:themeColor="accent1" w:themeShade="7F"/>
       <w:sz w:val="24"/>
       <w:szCs w:val="24"/>
+    </w:rPr>
+  </w:style>
+  <w:style w:type="paragraph" w:styleId="4">
+    <w:name w:val="heading 4"/>
+    <w:basedOn w:val="a"/>
+    <w:next w:val="a"/>
+    <w:link w:val="40"/>
+    <w:uiPriority w:val="9"/>
+    <w:semiHidden/>
+    <w:unhideWhenUsed/>
+    <w:qFormat/>
+    <w:rsid w:val="00EB160D"/>
+    <w:pPr>
+      <w:keepNext/>
+      <w:keepLines/>
+      <w:spacing w:before="40" w:after="0"/>
+      <w:outlineLvl w:val="3"/>
+    </w:pPr>
+    <w:rPr>
+      <w:rFonts w:asciiTheme="majorHAnsi" w:eastAsiaTheme="majorEastAsia" w:hAnsiTheme="majorHAnsi" w:cstheme="majorBidi"/>
+      <w:i/>
+      <w:iCs/>
+      <w:color w:val="2F5496" w:themeColor="accent1" w:themeShade="BF"/>
+    </w:rPr>
+  </w:style>
+  <w:style w:type="paragraph" w:styleId="5">
+    <w:name w:val="heading 5"/>
+    <w:basedOn w:val="a"/>
+    <w:next w:val="a"/>
+    <w:link w:val="50"/>
+    <w:uiPriority w:val="9"/>
+    <w:semiHidden/>
+    <w:unhideWhenUsed/>
+    <w:qFormat/>
+    <w:rsid w:val="00EB160D"/>
+    <w:pPr>
+      <w:keepNext/>
+      <w:keepLines/>
+      <w:spacing w:before="40" w:after="0"/>
+      <w:outlineLvl w:val="4"/>
+    </w:pPr>
+    <w:rPr>
+      <w:rFonts w:asciiTheme="majorHAnsi" w:eastAsiaTheme="majorEastAsia" w:hAnsiTheme="majorHAnsi" w:cstheme="majorBidi"/>
+      <w:color w:val="2F5496" w:themeColor="accent1" w:themeShade="BF"/>
     </w:rPr>
   </w:style>
   <w:style w:type="character" w:default="1" w:styleId="a0">
@@ -8901,6 +14152,53 @@
       <w:u w:val="single"/>
     </w:rPr>
   </w:style>
+  <w:style w:type="character" w:customStyle="1" w:styleId="40">
+    <w:name w:val="Заголовок 4 Знак"/>
+    <w:basedOn w:val="a0"/>
+    <w:link w:val="4"/>
+    <w:uiPriority w:val="9"/>
+    <w:semiHidden/>
+    <w:rsid w:val="00EB160D"/>
+    <w:rPr>
+      <w:rFonts w:asciiTheme="majorHAnsi" w:eastAsiaTheme="majorEastAsia" w:hAnsiTheme="majorHAnsi" w:cstheme="majorBidi"/>
+      <w:i/>
+      <w:iCs/>
+      <w:color w:val="2F5496" w:themeColor="accent1" w:themeShade="BF"/>
+      <w:lang w:eastAsia="ru-RU"/>
+    </w:rPr>
+  </w:style>
+  <w:style w:type="character" w:customStyle="1" w:styleId="50">
+    <w:name w:val="Заголовок 5 Знак"/>
+    <w:basedOn w:val="a0"/>
+    <w:link w:val="5"/>
+    <w:uiPriority w:val="9"/>
+    <w:semiHidden/>
+    <w:rsid w:val="00EB160D"/>
+    <w:rPr>
+      <w:rFonts w:asciiTheme="majorHAnsi" w:eastAsiaTheme="majorEastAsia" w:hAnsiTheme="majorHAnsi" w:cstheme="majorBidi"/>
+      <w:color w:val="2F5496" w:themeColor="accent1" w:themeShade="BF"/>
+      <w:lang w:eastAsia="ru-RU"/>
+    </w:rPr>
+  </w:style>
+  <w:style w:type="paragraph" w:styleId="af7">
+    <w:name w:val="caption"/>
+    <w:basedOn w:val="a"/>
+    <w:next w:val="a"/>
+    <w:uiPriority w:val="35"/>
+    <w:unhideWhenUsed/>
+    <w:qFormat/>
+    <w:rsid w:val="00520553"/>
+    <w:pPr>
+      <w:spacing w:line="240" w:lineRule="auto"/>
+    </w:pPr>
+    <w:rPr>
+      <w:i/>
+      <w:iCs/>
+      <w:color w:val="44546A" w:themeColor="text2"/>
+      <w:sz w:val="18"/>
+      <w:szCs w:val="18"/>
+    </w:rPr>
+  </w:style>
 </w:styles>
 </file>
 

--- a/reports/Отчёт.docx
+++ b/reports/Отчёт.docx
@@ -542,7 +542,7 @@
             </w:rPr>
             <w:fldChar w:fldCharType="separate"/>
           </w:r>
-          <w:hyperlink w:anchor="_Toc227573164" w:history="1">
+          <w:hyperlink w:anchor="_Toc227655840" w:history="1">
             <w:r>
               <w:rPr>
                 <w:rStyle w:val="a7"/>
@@ -571,7 +571,7 @@
                 <w:noProof/>
                 <w:webHidden/>
               </w:rPr>
-              <w:instrText xml:space="preserve"> PAGEREF _Toc227573164 \h </w:instrText>
+              <w:instrText xml:space="preserve"> PAGEREF _Toc227655840 \h </w:instrText>
             </w:r>
             <w:r>
               <w:rPr>
@@ -614,7 +614,7 @@
               <w:noProof/>
             </w:rPr>
           </w:pPr>
-          <w:hyperlink w:anchor="_Toc227573165" w:history="1">
+          <w:hyperlink w:anchor="_Toc227655841" w:history="1">
             <w:r>
               <w:rPr>
                 <w:rStyle w:val="a7"/>
@@ -659,7 +659,7 @@
                 <w:noProof/>
                 <w:webHidden/>
               </w:rPr>
-              <w:instrText xml:space="preserve"> PAGEREF _Toc227573165 \h </w:instrText>
+              <w:instrText xml:space="preserve"> PAGEREF _Toc227655841 \h </w:instrText>
             </w:r>
             <w:r>
               <w:rPr>
@@ -701,7 +701,7 @@
               <w:noProof/>
             </w:rPr>
           </w:pPr>
-          <w:hyperlink w:anchor="_Toc227573166" w:history="1">
+          <w:hyperlink w:anchor="_Toc227655842" w:history="1">
             <w:r>
               <w:rPr>
                 <w:rStyle w:val="a7"/>
@@ -729,7 +729,7 @@
                 <w:noProof/>
                 <w:webHidden/>
               </w:rPr>
-              <w:instrText xml:space="preserve"> PAGEREF _Toc227573166 \h </w:instrText>
+              <w:instrText xml:space="preserve"> PAGEREF _Toc227655842 \h </w:instrText>
             </w:r>
             <w:r>
               <w:rPr>
@@ -771,7 +771,7 @@
               <w:noProof/>
             </w:rPr>
           </w:pPr>
-          <w:hyperlink w:anchor="_Toc227573167" w:history="1">
+          <w:hyperlink w:anchor="_Toc227655843" w:history="1">
             <w:r>
               <w:rPr>
                 <w:rStyle w:val="a7"/>
@@ -799,7 +799,7 @@
                 <w:noProof/>
                 <w:webHidden/>
               </w:rPr>
-              <w:instrText xml:space="preserve"> PAGEREF _Toc227573167 \h </w:instrText>
+              <w:instrText xml:space="preserve"> PAGEREF _Toc227655843 \h </w:instrText>
             </w:r>
             <w:r>
               <w:rPr>
@@ -841,7 +841,7 @@
               <w:noProof/>
             </w:rPr>
           </w:pPr>
-          <w:hyperlink w:anchor="_Toc227573168" w:history="1">
+          <w:hyperlink w:anchor="_Toc227655844" w:history="1">
             <w:r>
               <w:rPr>
                 <w:rStyle w:val="a7"/>
@@ -876,7 +876,7 @@
                 <w:noProof/>
                 <w:webHidden/>
               </w:rPr>
-              <w:instrText xml:space="preserve"> PAGEREF _Toc227573168 \h </w:instrText>
+              <w:instrText xml:space="preserve"> PAGEREF _Toc227655844 \h </w:instrText>
             </w:r>
             <w:r>
               <w:rPr>
@@ -919,7 +919,7 @@
               <w:noProof/>
             </w:rPr>
           </w:pPr>
-          <w:hyperlink w:anchor="_Toc227573169" w:history="1">
+          <w:hyperlink w:anchor="_Toc227655845" w:history="1">
             <w:r>
               <w:rPr>
                 <w:rStyle w:val="a7"/>
@@ -964,7 +964,7 @@
                 <w:noProof/>
                 <w:webHidden/>
               </w:rPr>
-              <w:instrText xml:space="preserve"> PAGEREF _Toc227573169 \h </w:instrText>
+              <w:instrText xml:space="preserve"> PAGEREF _Toc227655845 \h </w:instrText>
             </w:r>
             <w:r>
               <w:rPr>
@@ -1006,7 +1006,7 @@
               <w:noProof/>
             </w:rPr>
           </w:pPr>
-          <w:hyperlink w:anchor="_Toc227573170" w:history="1">
+          <w:hyperlink w:anchor="_Toc227655846" w:history="1">
             <w:r>
               <w:rPr>
                 <w:rStyle w:val="a7"/>
@@ -1034,7 +1034,7 @@
                 <w:noProof/>
                 <w:webHidden/>
               </w:rPr>
-              <w:instrText xml:space="preserve"> PAGEREF _Toc227573170 \h </w:instrText>
+              <w:instrText xml:space="preserve"> PAGEREF _Toc227655846 \h </w:instrText>
             </w:r>
             <w:r>
               <w:rPr>
@@ -1076,7 +1076,7 @@
               <w:noProof/>
             </w:rPr>
           </w:pPr>
-          <w:hyperlink w:anchor="_Toc227573171" w:history="1">
+          <w:hyperlink w:anchor="_Toc227655847" w:history="1">
             <w:r>
               <w:rPr>
                 <w:rStyle w:val="a7"/>
@@ -1104,7 +1104,7 @@
                 <w:noProof/>
                 <w:webHidden/>
               </w:rPr>
-              <w:instrText xml:space="preserve"> PAGEREF _Toc227573171 \h </w:instrText>
+              <w:instrText xml:space="preserve"> PAGEREF _Toc227655847 \h </w:instrText>
             </w:r>
             <w:r>
               <w:rPr>
@@ -1146,7 +1146,7 @@
               <w:noProof/>
             </w:rPr>
           </w:pPr>
-          <w:hyperlink w:anchor="_Toc227573172" w:history="1">
+          <w:hyperlink w:anchor="_Toc227655848" w:history="1">
             <w:r>
               <w:rPr>
                 <w:rStyle w:val="a7"/>
@@ -1174,7 +1174,7 @@
                 <w:noProof/>
                 <w:webHidden/>
               </w:rPr>
-              <w:instrText xml:space="preserve"> PAGEREF _Toc227573172 \h </w:instrText>
+              <w:instrText xml:space="preserve"> PAGEREF _Toc227655848 \h </w:instrText>
             </w:r>
             <w:r>
               <w:rPr>
@@ -1217,7 +1217,7 @@
               <w:noProof/>
             </w:rPr>
           </w:pPr>
-          <w:hyperlink w:anchor="_Toc227573173" w:history="1">
+          <w:hyperlink w:anchor="_Toc227655849" w:history="1">
             <w:r>
               <w:rPr>
                 <w:rStyle w:val="a7"/>
@@ -1262,7 +1262,7 @@
                 <w:noProof/>
                 <w:webHidden/>
               </w:rPr>
-              <w:instrText xml:space="preserve"> PAGEREF _Toc227573173 \h </w:instrText>
+              <w:instrText xml:space="preserve"> PAGEREF _Toc227655849 \h </w:instrText>
             </w:r>
             <w:r>
               <w:rPr>
@@ -1305,7 +1305,7 @@
               <w:noProof/>
             </w:rPr>
           </w:pPr>
-          <w:hyperlink w:anchor="_Toc227573174" w:history="1">
+          <w:hyperlink w:anchor="_Toc227655850" w:history="1">
             <w:r>
               <w:rPr>
                 <w:rStyle w:val="a7"/>
@@ -1350,7 +1350,7 @@
                 <w:noProof/>
                 <w:webHidden/>
               </w:rPr>
-              <w:instrText xml:space="preserve"> PAGEREF _Toc227573174 \h </w:instrText>
+              <w:instrText xml:space="preserve"> PAGEREF _Toc227655850 \h </w:instrText>
             </w:r>
             <w:r>
               <w:rPr>
@@ -1392,7 +1392,7 @@
               <w:noProof/>
             </w:rPr>
           </w:pPr>
-          <w:hyperlink w:anchor="_Toc227573175" w:history="1">
+          <w:hyperlink w:anchor="_Toc227655851" w:history="1">
             <w:r>
               <w:rPr>
                 <w:rStyle w:val="a7"/>
@@ -1422,7 +1422,7 @@
                 <w:noProof/>
                 <w:webHidden/>
               </w:rPr>
-              <w:instrText xml:space="preserve"> PAGEREF _Toc227573175 \h </w:instrText>
+              <w:instrText xml:space="preserve"> PAGEREF _Toc227655851 \h </w:instrText>
             </w:r>
             <w:r>
               <w:rPr>
@@ -1464,7 +1464,7 @@
               <w:noProof/>
             </w:rPr>
           </w:pPr>
-          <w:hyperlink w:anchor="_Toc227573176" w:history="1">
+          <w:hyperlink w:anchor="_Toc227655852" w:history="1">
             <w:r>
               <w:rPr>
                 <w:rStyle w:val="a7"/>
@@ -1494,7 +1494,7 @@
                 <w:noProof/>
                 <w:webHidden/>
               </w:rPr>
-              <w:instrText xml:space="preserve"> PAGEREF _Toc227573176 \h </w:instrText>
+              <w:instrText xml:space="preserve"> PAGEREF _Toc227655852 \h </w:instrText>
             </w:r>
             <w:r>
               <w:rPr>
@@ -1514,7 +1514,7 @@
                 <w:noProof/>
                 <w:webHidden/>
               </w:rPr>
-              <w:t>10</w:t>
+              <w:t>11</w:t>
             </w:r>
             <w:r>
               <w:rPr>
@@ -1536,7 +1536,7 @@
               <w:noProof/>
             </w:rPr>
           </w:pPr>
-          <w:hyperlink w:anchor="_Toc227573177" w:history="1">
+          <w:hyperlink w:anchor="_Toc227655853" w:history="1">
             <w:r>
               <w:rPr>
                 <w:rStyle w:val="a7"/>
@@ -1567,7 +1567,7 @@
                 <w:noProof/>
                 <w:webHidden/>
               </w:rPr>
-              <w:instrText xml:space="preserve"> PAGEREF _Toc227573177 \h </w:instrText>
+              <w:instrText xml:space="preserve"> PAGEREF _Toc227655853 \h </w:instrText>
             </w:r>
             <w:r>
               <w:rPr>
@@ -1609,7 +1609,7 @@
               <w:noProof/>
             </w:rPr>
           </w:pPr>
-          <w:hyperlink w:anchor="_Toc227573178" w:history="1">
+          <w:hyperlink w:anchor="_Toc227655854" w:history="1">
             <w:r>
               <w:rPr>
                 <w:rStyle w:val="a7"/>
@@ -1640,7 +1640,7 @@
                 <w:noProof/>
                 <w:webHidden/>
               </w:rPr>
-              <w:instrText xml:space="preserve"> PAGEREF _Toc227573178 \h </w:instrText>
+              <w:instrText xml:space="preserve"> PAGEREF _Toc227655854 \h </w:instrText>
             </w:r>
             <w:r>
               <w:rPr>
@@ -1660,7 +1660,7 @@
                 <w:noProof/>
                 <w:webHidden/>
               </w:rPr>
-              <w:t>13</w:t>
+              <w:t>16</w:t>
             </w:r>
             <w:r>
               <w:rPr>
@@ -1703,7 +1703,7 @@
           <w:color w:val="000000" w:themeColor="text1"/>
         </w:rPr>
       </w:pPr>
-      <w:bookmarkStart w:id="0" w:name="_Toc227573164"/>
+      <w:bookmarkStart w:id="0" w:name="_Toc227655840"/>
       <w:r>
         <w:rPr>
           <w:b/>
@@ -1725,7 +1725,7 @@
           <w:color w:val="000000" w:themeColor="text1"/>
         </w:rPr>
       </w:pPr>
-      <w:bookmarkStart w:id="1" w:name="_Toc227573165"/>
+      <w:bookmarkStart w:id="1" w:name="_Toc227655841"/>
       <w:r>
         <w:rPr>
           <w:b/>
@@ -1746,7 +1746,7 @@
           <w:szCs w:val="28"/>
         </w:rPr>
       </w:pPr>
-      <w:bookmarkStart w:id="2" w:name="_Toc227573166"/>
+      <w:bookmarkStart w:id="2" w:name="_Toc227655842"/>
       <w:r>
         <w:rPr>
           <w:rFonts w:ascii="Times New Roman" w:hAnsi="Times New Roman" w:cs="Times New Roman"/>
@@ -1817,7 +1817,7 @@
           <w:szCs w:val="28"/>
         </w:rPr>
       </w:pPr>
-      <w:bookmarkStart w:id="3" w:name="_Toc227573167"/>
+      <w:bookmarkStart w:id="3" w:name="_Toc227655843"/>
       <w:r>
         <w:rPr>
           <w:rStyle w:val="15"/>
@@ -1882,7 +1882,7 @@
           <w:color w:val="000000" w:themeColor="text1"/>
         </w:rPr>
       </w:pPr>
-      <w:bookmarkStart w:id="4" w:name="_Toc227573168"/>
+      <w:bookmarkStart w:id="4" w:name="_Toc227655844"/>
       <w:r>
         <w:rPr>
           <w:color w:val="000000" w:themeColor="text1"/>
@@ -2266,7 +2266,7 @@
           <w:color w:val="000000" w:themeColor="text1"/>
         </w:rPr>
       </w:pPr>
-      <w:bookmarkStart w:id="5" w:name="_Toc227573169"/>
+      <w:bookmarkStart w:id="5" w:name="_Toc227655845"/>
       <w:r>
         <w:rPr>
           <w:b/>
@@ -2287,7 +2287,7 @@
           <w:szCs w:val="28"/>
         </w:rPr>
       </w:pPr>
-      <w:bookmarkStart w:id="6" w:name="_Toc227573170"/>
+      <w:bookmarkStart w:id="6" w:name="_Toc227655846"/>
       <w:r>
         <w:rPr>
           <w:rFonts w:ascii="Times New Roman" w:eastAsia="Times New Roman" w:hAnsi="Times New Roman" w:cs="Times New Roman"/>
@@ -2379,7 +2379,7 @@
           <w:szCs w:val="28"/>
         </w:rPr>
       </w:pPr>
-      <w:bookmarkStart w:id="7" w:name="_Toc227573171"/>
+      <w:bookmarkStart w:id="7" w:name="_Toc227655847"/>
       <w:r>
         <w:rPr>
           <w:rFonts w:ascii="Times New Roman" w:eastAsia="Times New Roman" w:hAnsi="Times New Roman" w:cs="Times New Roman"/>
@@ -2510,7 +2510,7 @@
           <w:szCs w:val="28"/>
         </w:rPr>
       </w:pPr>
-      <w:bookmarkStart w:id="8" w:name="_Toc227573172"/>
+      <w:bookmarkStart w:id="8" w:name="_Toc227655848"/>
       <w:r>
         <w:rPr>
           <w:rFonts w:ascii="Times New Roman" w:eastAsia="Times New Roman" w:hAnsi="Times New Roman" w:cs="Times New Roman"/>
@@ -2958,7 +2958,7 @@
           <w:color w:val="000000" w:themeColor="text1"/>
         </w:rPr>
       </w:pPr>
-      <w:bookmarkStart w:id="9" w:name="_Toc227573173"/>
+      <w:bookmarkStart w:id="9" w:name="_Toc227655849"/>
       <w:r>
         <w:rPr>
           <w:b/>
@@ -5564,7 +5564,7 @@
           <w:color w:val="000000" w:themeColor="text1"/>
         </w:rPr>
       </w:pPr>
-      <w:bookmarkStart w:id="10" w:name="_Toc227573174"/>
+      <w:bookmarkStart w:id="10" w:name="_Toc227655850"/>
       <w:r>
         <w:rPr>
           <w:b/>
@@ -5756,16 +5756,16 @@
           <w:sz w:val="28"/>
           <w:szCs w:val="28"/>
         </w:rPr>
-        <w:t xml:space="preserve"> (рисунок 1, приложение</w:t>
-      </w:r>
-      <w:r>
-        <w:rPr>
-          <w:rFonts w:ascii="Times New Roman" w:eastAsia="Times New Roman" w:hAnsi="Times New Roman" w:cs="Times New Roman"/>
-          <w:color w:val="000000" w:themeColor="text1"/>
-          <w:sz w:val="28"/>
-          <w:szCs w:val="28"/>
-        </w:rPr>
-        <w:t xml:space="preserve"> А</w:t>
+        <w:t xml:space="preserve"> (рисунок </w:t>
+      </w:r>
+      <w:r>
+        <w:rPr>
+          <w:rFonts w:ascii="Times New Roman" w:eastAsia="Times New Roman" w:hAnsi="Times New Roman" w:cs="Times New Roman"/>
+          <w:color w:val="000000" w:themeColor="text1"/>
+          <w:sz w:val="28"/>
+          <w:szCs w:val="28"/>
+        </w:rPr>
+        <w:t>А.1</w:t>
       </w:r>
       <w:r>
         <w:rPr>
@@ -5828,7 +5828,25 @@
           <w:sz w:val="28"/>
           <w:szCs w:val="28"/>
         </w:rPr>
-        <w:t xml:space="preserve"> (рисунок 2, приложение А)</w:t>
+        <w:t xml:space="preserve"> (рисунок </w:t>
+      </w:r>
+      <w:r>
+        <w:rPr>
+          <w:rFonts w:ascii="Times New Roman" w:eastAsia="Times New Roman" w:hAnsi="Times New Roman" w:cs="Times New Roman"/>
+          <w:color w:val="000000" w:themeColor="text1"/>
+          <w:sz w:val="28"/>
+          <w:szCs w:val="28"/>
+        </w:rPr>
+        <w:t>А.2</w:t>
+      </w:r>
+      <w:r>
+        <w:rPr>
+          <w:rFonts w:ascii="Times New Roman" w:eastAsia="Times New Roman" w:hAnsi="Times New Roman" w:cs="Times New Roman"/>
+          <w:color w:val="000000" w:themeColor="text1"/>
+          <w:sz w:val="28"/>
+          <w:szCs w:val="28"/>
+        </w:rPr>
+        <w:t>)</w:t>
       </w:r>
       <w:r>
         <w:rPr>
@@ -5864,7 +5882,25 @@
           <w:sz w:val="28"/>
           <w:szCs w:val="28"/>
         </w:rPr>
-        <w:t xml:space="preserve"> (рисунок 3, приложение А)</w:t>
+        <w:t xml:space="preserve"> (рисунок </w:t>
+      </w:r>
+      <w:r>
+        <w:rPr>
+          <w:rFonts w:ascii="Times New Roman" w:eastAsia="Times New Roman" w:hAnsi="Times New Roman" w:cs="Times New Roman"/>
+          <w:color w:val="000000" w:themeColor="text1"/>
+          <w:sz w:val="28"/>
+          <w:szCs w:val="28"/>
+        </w:rPr>
+        <w:t>А.3</w:t>
+      </w:r>
+      <w:r>
+        <w:rPr>
+          <w:rFonts w:ascii="Times New Roman" w:eastAsia="Times New Roman" w:hAnsi="Times New Roman" w:cs="Times New Roman"/>
+          <w:color w:val="000000" w:themeColor="text1"/>
+          <w:sz w:val="28"/>
+          <w:szCs w:val="28"/>
+        </w:rPr>
+        <w:t>)</w:t>
       </w:r>
       <w:r>
         <w:rPr>
@@ -5958,7 +5994,25 @@
           <w:szCs w:val="28"/>
           <w:shd w:val="clear" w:color="auto" w:fill="FFFFFF"/>
         </w:rPr>
-        <w:t>, содержат графические материалы (рисунок 4, приложение)</w:t>
+        <w:t xml:space="preserve">, содержат графические материалы (рисунок </w:t>
+      </w:r>
+      <w:r>
+        <w:rPr>
+          <w:rFonts w:ascii="Times New Roman" w:hAnsi="Times New Roman" w:cs="Times New Roman"/>
+          <w:sz w:val="28"/>
+          <w:szCs w:val="28"/>
+          <w:shd w:val="clear" w:color="auto" w:fill="FFFFFF"/>
+        </w:rPr>
+        <w:t>А.4</w:t>
+      </w:r>
+      <w:r>
+        <w:rPr>
+          <w:rFonts w:ascii="Times New Roman" w:hAnsi="Times New Roman" w:cs="Times New Roman"/>
+          <w:sz w:val="28"/>
+          <w:szCs w:val="28"/>
+          <w:shd w:val="clear" w:color="auto" w:fill="FFFFFF"/>
+        </w:rPr>
+        <w:t>)</w:t>
       </w:r>
       <w:r>
         <w:rPr>
@@ -5976,7 +6030,43 @@
           <w:sz w:val="28"/>
           <w:szCs w:val="28"/>
         </w:rPr>
-        <w:t xml:space="preserve"> На странице «О проекте» содержится </w:t>
+        <w:t xml:space="preserve"> На странице «О проекте» содержится информация о проекте</w:t>
+      </w:r>
+      <w:r>
+        <w:rPr>
+          <w:rFonts w:ascii="Times New Roman" w:eastAsia="Times New Roman" w:hAnsi="Times New Roman" w:cs="Times New Roman"/>
+          <w:color w:val="000000" w:themeColor="text1"/>
+          <w:sz w:val="28"/>
+          <w:szCs w:val="28"/>
+        </w:rPr>
+        <w:t xml:space="preserve"> (рисунок </w:t>
+      </w:r>
+      <w:r>
+        <w:rPr>
+          <w:rFonts w:ascii="Times New Roman" w:eastAsia="Times New Roman" w:hAnsi="Times New Roman" w:cs="Times New Roman"/>
+          <w:color w:val="000000" w:themeColor="text1"/>
+          <w:sz w:val="28"/>
+          <w:szCs w:val="28"/>
+        </w:rPr>
+        <w:t>А.5</w:t>
+      </w:r>
+      <w:r>
+        <w:rPr>
+          <w:rFonts w:ascii="Times New Roman" w:eastAsia="Times New Roman" w:hAnsi="Times New Roman" w:cs="Times New Roman"/>
+          <w:color w:val="000000" w:themeColor="text1"/>
+          <w:sz w:val="28"/>
+          <w:szCs w:val="28"/>
+        </w:rPr>
+        <w:t>)</w:t>
+      </w:r>
+      <w:r>
+        <w:rPr>
+          <w:rFonts w:ascii="Times New Roman" w:eastAsia="Times New Roman" w:hAnsi="Times New Roman" w:cs="Times New Roman"/>
+          <w:color w:val="000000" w:themeColor="text1"/>
+          <w:sz w:val="28"/>
+          <w:szCs w:val="28"/>
+        </w:rPr>
+        <w:t xml:space="preserve">. На странице </w:t>
       </w:r>
       <w:r>
         <w:rPr>
@@ -5986,25 +6076,7 @@
           <w:szCs w:val="28"/>
         </w:rPr>
         <w:lastRenderedPageBreak/>
-        <w:t>информация о проекте</w:t>
-      </w:r>
-      <w:r>
-        <w:rPr>
-          <w:rFonts w:ascii="Times New Roman" w:eastAsia="Times New Roman" w:hAnsi="Times New Roman" w:cs="Times New Roman"/>
-          <w:color w:val="000000" w:themeColor="text1"/>
-          <w:sz w:val="28"/>
-          <w:szCs w:val="28"/>
-        </w:rPr>
-        <w:t xml:space="preserve"> (рисунок 5, приложение А)</w:t>
-      </w:r>
-      <w:r>
-        <w:rPr>
-          <w:rFonts w:ascii="Times New Roman" w:eastAsia="Times New Roman" w:hAnsi="Times New Roman" w:cs="Times New Roman"/>
-          <w:color w:val="000000" w:themeColor="text1"/>
-          <w:sz w:val="28"/>
-          <w:szCs w:val="28"/>
-        </w:rPr>
-        <w:t xml:space="preserve">. На странице «Участники» находится информация о вкладе каждого участника в проект, диаграмма </w:t>
+        <w:t xml:space="preserve">«Участники» находится информация о вкладе каждого участника в проект, диаграмма </w:t>
       </w:r>
       <w:proofErr w:type="spellStart"/>
       <w:r>
@@ -6024,7 +6096,25 @@
           <w:sz w:val="28"/>
           <w:szCs w:val="28"/>
         </w:rPr>
-        <w:t xml:space="preserve"> (рисунок 6, приложение А)</w:t>
+        <w:t xml:space="preserve"> (рисунок </w:t>
+      </w:r>
+      <w:r>
+        <w:rPr>
+          <w:rFonts w:ascii="Times New Roman" w:eastAsia="Times New Roman" w:hAnsi="Times New Roman" w:cs="Times New Roman"/>
+          <w:color w:val="000000" w:themeColor="text1"/>
+          <w:sz w:val="28"/>
+          <w:szCs w:val="28"/>
+        </w:rPr>
+        <w:t>А.6</w:t>
+      </w:r>
+      <w:r>
+        <w:rPr>
+          <w:rFonts w:ascii="Times New Roman" w:eastAsia="Times New Roman" w:hAnsi="Times New Roman" w:cs="Times New Roman"/>
+          <w:color w:val="000000" w:themeColor="text1"/>
+          <w:sz w:val="28"/>
+          <w:szCs w:val="28"/>
+        </w:rPr>
+        <w:t>)</w:t>
       </w:r>
       <w:r>
         <w:rPr>
@@ -6090,7 +6180,25 @@
           <w:sz w:val="28"/>
           <w:szCs w:val="28"/>
         </w:rPr>
-        <w:t xml:space="preserve"> (рисунок 7, приложение А)</w:t>
+        <w:t xml:space="preserve"> (рисунок </w:t>
+      </w:r>
+      <w:r>
+        <w:rPr>
+          <w:rFonts w:ascii="Times New Roman" w:eastAsia="Times New Roman" w:hAnsi="Times New Roman" w:cs="Times New Roman"/>
+          <w:color w:val="000000" w:themeColor="text1"/>
+          <w:sz w:val="28"/>
+          <w:szCs w:val="28"/>
+        </w:rPr>
+        <w:t>А.7</w:t>
+      </w:r>
+      <w:r>
+        <w:rPr>
+          <w:rFonts w:ascii="Times New Roman" w:eastAsia="Times New Roman" w:hAnsi="Times New Roman" w:cs="Times New Roman"/>
+          <w:color w:val="000000" w:themeColor="text1"/>
+          <w:sz w:val="28"/>
+          <w:szCs w:val="28"/>
+        </w:rPr>
+        <w:t>)</w:t>
       </w:r>
       <w:r>
         <w:rPr>
@@ -6185,6 +6293,389 @@
           <w:szCs w:val="28"/>
         </w:rPr>
         <w:t xml:space="preserve">а выбрана практическая реализация технологии. </w:t>
+      </w:r>
+      <w:r>
+        <w:rPr>
+          <w:rFonts w:ascii="Times New Roman" w:eastAsia="Times New Roman" w:hAnsi="Times New Roman" w:cs="Times New Roman"/>
+          <w:color w:val="000000" w:themeColor="text1"/>
+          <w:sz w:val="28"/>
+          <w:szCs w:val="28"/>
+        </w:rPr>
+        <w:t>В</w:t>
+      </w:r>
+      <w:r>
+        <w:rPr>
+          <w:rFonts w:ascii="Times New Roman" w:eastAsia="Times New Roman" w:hAnsi="Times New Roman" w:cs="Times New Roman"/>
+          <w:color w:val="000000" w:themeColor="text1"/>
+          <w:sz w:val="28"/>
+          <w:szCs w:val="28"/>
+        </w:rPr>
+        <w:t xml:space="preserve">оспроизведена практическая часть: создан телеграмм бот </w:t>
+      </w:r>
+      <w:r>
+        <w:rPr>
+          <w:rFonts w:ascii="Times New Roman" w:eastAsia="Times New Roman" w:hAnsi="Times New Roman" w:cs="Times New Roman"/>
+          <w:color w:val="000000" w:themeColor="text1"/>
+          <w:sz w:val="28"/>
+          <w:szCs w:val="28"/>
+        </w:rPr>
+        <w:t>на</w:t>
+      </w:r>
+      <w:r>
+        <w:rPr>
+          <w:rFonts w:ascii="Times New Roman" w:eastAsia="Times New Roman" w:hAnsi="Times New Roman" w:cs="Times New Roman"/>
+          <w:color w:val="000000" w:themeColor="text1"/>
+          <w:sz w:val="28"/>
+          <w:szCs w:val="28"/>
+        </w:rPr>
+        <w:t xml:space="preserve"> </w:t>
+      </w:r>
+      <w:r>
+        <w:rPr>
+          <w:rFonts w:ascii="Times New Roman" w:eastAsia="Times New Roman" w:hAnsi="Times New Roman" w:cs="Times New Roman"/>
+          <w:color w:val="000000" w:themeColor="text1"/>
+          <w:sz w:val="28"/>
+          <w:szCs w:val="28"/>
+          <w:lang w:val="en-US"/>
+        </w:rPr>
+        <w:t>Python</w:t>
+      </w:r>
+      <w:r>
+        <w:rPr>
+          <w:rFonts w:ascii="Times New Roman" w:eastAsia="Times New Roman" w:hAnsi="Times New Roman" w:cs="Times New Roman"/>
+          <w:color w:val="000000" w:themeColor="text1"/>
+          <w:sz w:val="28"/>
+          <w:szCs w:val="28"/>
+        </w:rPr>
+        <w:t xml:space="preserve">. </w:t>
+      </w:r>
+      <w:r>
+        <w:rPr>
+          <w:rFonts w:ascii="Times New Roman" w:eastAsia="Times New Roman" w:hAnsi="Times New Roman" w:cs="Times New Roman"/>
+          <w:color w:val="000000" w:themeColor="text1"/>
+          <w:sz w:val="28"/>
+          <w:szCs w:val="28"/>
+        </w:rPr>
+        <w:t>Телеграмм бот содержит</w:t>
+      </w:r>
+      <w:r>
+        <w:rPr>
+          <w:rFonts w:ascii="Times New Roman" w:eastAsia="Times New Roman" w:hAnsi="Times New Roman" w:cs="Times New Roman"/>
+          <w:color w:val="000000" w:themeColor="text1"/>
+          <w:sz w:val="28"/>
+          <w:szCs w:val="28"/>
+        </w:rPr>
+        <w:t xml:space="preserve"> несколько активных кнопок.</w:t>
+      </w:r>
+      <w:r>
+        <w:rPr>
+          <w:rFonts w:ascii="Times New Roman" w:eastAsia="Times New Roman" w:hAnsi="Times New Roman" w:cs="Times New Roman"/>
+          <w:color w:val="000000" w:themeColor="text1"/>
+          <w:sz w:val="28"/>
+          <w:szCs w:val="28"/>
+        </w:rPr>
+        <w:t xml:space="preserve"> </w:t>
+      </w:r>
+      <w:r>
+        <w:rPr>
+          <w:rFonts w:ascii="Times New Roman" w:eastAsia="Times New Roman" w:hAnsi="Times New Roman" w:cs="Times New Roman"/>
+          <w:color w:val="000000" w:themeColor="text1"/>
+          <w:sz w:val="28"/>
+          <w:szCs w:val="28"/>
+        </w:rPr>
+        <w:t>(рисунок Б.1)</w:t>
+      </w:r>
+      <w:r>
+        <w:rPr>
+          <w:rFonts w:ascii="Times New Roman" w:eastAsia="Times New Roman" w:hAnsi="Times New Roman" w:cs="Times New Roman"/>
+          <w:color w:val="000000" w:themeColor="text1"/>
+          <w:sz w:val="28"/>
+          <w:szCs w:val="28"/>
+        </w:rPr>
+        <w:t xml:space="preserve"> </w:t>
+      </w:r>
+      <w:r>
+        <w:rPr>
+          <w:rFonts w:ascii="Times New Roman" w:eastAsia="Times New Roman" w:hAnsi="Times New Roman" w:cs="Times New Roman"/>
+          <w:color w:val="000000" w:themeColor="text1"/>
+          <w:sz w:val="28"/>
+          <w:szCs w:val="28"/>
+        </w:rPr>
+        <w:t xml:space="preserve">При нажатии на них, пользователь может узнать </w:t>
+      </w:r>
+      <w:r>
+        <w:rPr>
+          <w:rFonts w:ascii="Times New Roman" w:eastAsia="Times New Roman" w:hAnsi="Times New Roman" w:cs="Times New Roman"/>
+          <w:color w:val="000000" w:themeColor="text1"/>
+          <w:sz w:val="28"/>
+          <w:szCs w:val="28"/>
+        </w:rPr>
+        <w:t xml:space="preserve">важную информацию о проекте </w:t>
+      </w:r>
+      <w:r>
+        <w:rPr>
+          <w:rFonts w:ascii="Times New Roman" w:eastAsia="Times New Roman" w:hAnsi="Times New Roman" w:cs="Times New Roman"/>
+          <w:color w:val="000000" w:themeColor="text1"/>
+          <w:sz w:val="28"/>
+          <w:szCs w:val="28"/>
+          <w:lang w:val="en-US"/>
+        </w:rPr>
+        <w:t>Fungi</w:t>
+      </w:r>
+      <w:r>
+        <w:rPr>
+          <w:rFonts w:ascii="Times New Roman" w:eastAsia="Times New Roman" w:hAnsi="Times New Roman" w:cs="Times New Roman"/>
+          <w:color w:val="000000" w:themeColor="text1"/>
+          <w:sz w:val="28"/>
+          <w:szCs w:val="28"/>
+        </w:rPr>
+        <w:t xml:space="preserve"> (рисун</w:t>
+      </w:r>
+      <w:r>
+        <w:rPr>
+          <w:rFonts w:ascii="Times New Roman" w:eastAsia="Times New Roman" w:hAnsi="Times New Roman" w:cs="Times New Roman"/>
+          <w:color w:val="000000" w:themeColor="text1"/>
+          <w:sz w:val="28"/>
+          <w:szCs w:val="28"/>
+        </w:rPr>
+        <w:t>ки</w:t>
+      </w:r>
+      <w:r>
+        <w:rPr>
+          <w:rFonts w:ascii="Times New Roman" w:eastAsia="Times New Roman" w:hAnsi="Times New Roman" w:cs="Times New Roman"/>
+          <w:color w:val="000000" w:themeColor="text1"/>
+          <w:sz w:val="28"/>
+          <w:szCs w:val="28"/>
+        </w:rPr>
+        <w:t xml:space="preserve"> </w:t>
+      </w:r>
+      <w:r>
+        <w:rPr>
+          <w:rFonts w:ascii="Times New Roman" w:eastAsia="Times New Roman" w:hAnsi="Times New Roman" w:cs="Times New Roman"/>
+          <w:color w:val="000000" w:themeColor="text1"/>
+          <w:sz w:val="28"/>
+          <w:szCs w:val="28"/>
+        </w:rPr>
+        <w:t>Б.</w:t>
+      </w:r>
+      <w:r>
+        <w:rPr>
+          <w:rFonts w:ascii="Times New Roman" w:eastAsia="Times New Roman" w:hAnsi="Times New Roman" w:cs="Times New Roman"/>
+          <w:color w:val="000000" w:themeColor="text1"/>
+          <w:sz w:val="28"/>
+          <w:szCs w:val="28"/>
+        </w:rPr>
+        <w:t>2</w:t>
+      </w:r>
+      <w:r>
+        <w:rPr>
+          <w:rFonts w:ascii="Times New Roman" w:eastAsia="Times New Roman" w:hAnsi="Times New Roman" w:cs="Times New Roman"/>
+          <w:color w:val="000000" w:themeColor="text1"/>
+          <w:sz w:val="28"/>
+          <w:szCs w:val="28"/>
+        </w:rPr>
+        <w:t xml:space="preserve"> – Б.5</w:t>
+      </w:r>
+      <w:r>
+        <w:rPr>
+          <w:rFonts w:ascii="Times New Roman" w:eastAsia="Times New Roman" w:hAnsi="Times New Roman" w:cs="Times New Roman"/>
+          <w:color w:val="000000" w:themeColor="text1"/>
+          <w:sz w:val="28"/>
+          <w:szCs w:val="28"/>
+        </w:rPr>
+        <w:t xml:space="preserve">). Помимо информации о проекте, бот содержит маленький квиз для привлечения внимания пользователя. Пользователь имеет возможность узнать на основе своих ответов «какой он гриб» (рисунки </w:t>
+      </w:r>
+      <w:r>
+        <w:rPr>
+          <w:rFonts w:ascii="Times New Roman" w:eastAsia="Times New Roman" w:hAnsi="Times New Roman" w:cs="Times New Roman"/>
+          <w:color w:val="000000" w:themeColor="text1"/>
+          <w:sz w:val="28"/>
+          <w:szCs w:val="28"/>
+        </w:rPr>
+        <w:t>Б.</w:t>
+      </w:r>
+      <w:r>
+        <w:rPr>
+          <w:rFonts w:ascii="Times New Roman" w:eastAsia="Times New Roman" w:hAnsi="Times New Roman" w:cs="Times New Roman"/>
+          <w:color w:val="000000" w:themeColor="text1"/>
+          <w:sz w:val="28"/>
+          <w:szCs w:val="28"/>
+        </w:rPr>
+        <w:t>6</w:t>
+      </w:r>
+      <w:r>
+        <w:rPr>
+          <w:rFonts w:ascii="Times New Roman" w:eastAsia="Times New Roman" w:hAnsi="Times New Roman" w:cs="Times New Roman"/>
+          <w:color w:val="000000" w:themeColor="text1"/>
+          <w:sz w:val="28"/>
+          <w:szCs w:val="28"/>
+        </w:rPr>
+        <w:t xml:space="preserve"> – Б.</w:t>
+      </w:r>
+      <w:r>
+        <w:rPr>
+          <w:rFonts w:ascii="Times New Roman" w:eastAsia="Times New Roman" w:hAnsi="Times New Roman" w:cs="Times New Roman"/>
+          <w:color w:val="000000" w:themeColor="text1"/>
+          <w:sz w:val="28"/>
+          <w:szCs w:val="28"/>
+        </w:rPr>
+        <w:t>9</w:t>
+      </w:r>
+      <w:r>
+        <w:rPr>
+          <w:rFonts w:ascii="Times New Roman" w:eastAsia="Times New Roman" w:hAnsi="Times New Roman" w:cs="Times New Roman"/>
+          <w:color w:val="000000" w:themeColor="text1"/>
+          <w:sz w:val="28"/>
+          <w:szCs w:val="28"/>
+        </w:rPr>
+        <w:t xml:space="preserve">) и посмотреть статистику результатов других пользователей бота по отдельной кнопке «Топ грибов» (рисунок </w:t>
+      </w:r>
+      <w:r>
+        <w:rPr>
+          <w:rFonts w:ascii="Times New Roman" w:eastAsia="Times New Roman" w:hAnsi="Times New Roman" w:cs="Times New Roman"/>
+          <w:color w:val="000000" w:themeColor="text1"/>
+          <w:sz w:val="28"/>
+          <w:szCs w:val="28"/>
+        </w:rPr>
+        <w:t>Б.</w:t>
+      </w:r>
+      <w:r>
+        <w:rPr>
+          <w:rFonts w:ascii="Times New Roman" w:eastAsia="Times New Roman" w:hAnsi="Times New Roman" w:cs="Times New Roman"/>
+          <w:color w:val="000000" w:themeColor="text1"/>
+          <w:sz w:val="28"/>
+          <w:szCs w:val="28"/>
+        </w:rPr>
+        <w:t>10</w:t>
+      </w:r>
+      <w:r>
+        <w:rPr>
+          <w:rFonts w:ascii="Times New Roman" w:eastAsia="Times New Roman" w:hAnsi="Times New Roman" w:cs="Times New Roman"/>
+          <w:color w:val="000000" w:themeColor="text1"/>
+          <w:sz w:val="28"/>
+          <w:szCs w:val="28"/>
+        </w:rPr>
+        <w:t>). В</w:t>
+      </w:r>
+      <w:r>
+        <w:rPr>
+          <w:rFonts w:ascii="Times New Roman" w:eastAsia="Times New Roman" w:hAnsi="Times New Roman" w:cs="Times New Roman"/>
+          <w:color w:val="000000" w:themeColor="text1"/>
+          <w:sz w:val="28"/>
+          <w:szCs w:val="28"/>
+        </w:rPr>
+        <w:t xml:space="preserve"> формате </w:t>
+      </w:r>
+      <w:r>
+        <w:rPr>
+          <w:rFonts w:ascii="Times New Roman" w:eastAsia="Times New Roman" w:hAnsi="Times New Roman" w:cs="Times New Roman"/>
+          <w:color w:val="000000" w:themeColor="text1"/>
+          <w:sz w:val="28"/>
+          <w:szCs w:val="28"/>
+          <w:lang w:val="en-US"/>
+        </w:rPr>
+        <w:t>Markdown</w:t>
+      </w:r>
+      <w:r>
+        <w:rPr>
+          <w:rFonts w:ascii="Times New Roman" w:eastAsia="Times New Roman" w:hAnsi="Times New Roman" w:cs="Times New Roman"/>
+          <w:color w:val="000000" w:themeColor="text1"/>
+          <w:sz w:val="28"/>
+          <w:szCs w:val="28"/>
+        </w:rPr>
+        <w:t xml:space="preserve"> </w:t>
+      </w:r>
+      <w:r>
+        <w:rPr>
+          <w:rFonts w:ascii="Times New Roman" w:eastAsia="Times New Roman" w:hAnsi="Times New Roman" w:cs="Times New Roman"/>
+          <w:color w:val="000000" w:themeColor="text1"/>
+          <w:sz w:val="28"/>
+          <w:szCs w:val="28"/>
+        </w:rPr>
+        <w:t xml:space="preserve">описана </w:t>
+      </w:r>
+      <w:r>
+        <w:rPr>
+          <w:rFonts w:ascii="Times New Roman" w:hAnsi="Times New Roman" w:cs="Times New Roman"/>
+          <w:color w:val="000000" w:themeColor="text1"/>
+          <w:sz w:val="28"/>
+          <w:shd w:val="clear" w:color="auto" w:fill="FFFFFF"/>
+        </w:rPr>
+        <w:t xml:space="preserve">последовательность действий по исследованию предметной области и созданию технологии, создано руководство для начинающих программистов по созданию </w:t>
+      </w:r>
+      <w:r>
+        <w:rPr>
+          <w:rFonts w:ascii="Times New Roman" w:hAnsi="Times New Roman" w:cs="Times New Roman"/>
+          <w:color w:val="000000" w:themeColor="text1"/>
+          <w:sz w:val="28"/>
+          <w:shd w:val="clear" w:color="auto" w:fill="FFFFFF"/>
+        </w:rPr>
+        <w:t xml:space="preserve">телеграмм бота на языке программирования </w:t>
+      </w:r>
+      <w:r>
+        <w:rPr>
+          <w:rFonts w:ascii="Times New Roman" w:hAnsi="Times New Roman" w:cs="Times New Roman"/>
+          <w:color w:val="000000" w:themeColor="text1"/>
+          <w:sz w:val="28"/>
+          <w:shd w:val="clear" w:color="auto" w:fill="FFFFFF"/>
+          <w:lang w:val="en-US"/>
+        </w:rPr>
+        <w:t>Python</w:t>
+      </w:r>
+      <w:r>
+        <w:rPr>
+          <w:rFonts w:ascii="Times New Roman" w:hAnsi="Times New Roman" w:cs="Times New Roman"/>
+          <w:color w:val="000000" w:themeColor="text1"/>
+          <w:sz w:val="28"/>
+          <w:shd w:val="clear" w:color="auto" w:fill="FFFFFF"/>
+        </w:rPr>
+        <w:t xml:space="preserve">, также в формате </w:t>
+      </w:r>
+      <w:r>
+        <w:rPr>
+          <w:rFonts w:ascii="Times New Roman" w:hAnsi="Times New Roman" w:cs="Times New Roman"/>
+          <w:color w:val="000000" w:themeColor="text1"/>
+          <w:sz w:val="28"/>
+          <w:shd w:val="clear" w:color="auto" w:fill="FFFFFF"/>
+          <w:lang w:val="en-US"/>
+        </w:rPr>
+        <w:t>Markdown</w:t>
+      </w:r>
+      <w:r>
+        <w:rPr>
+          <w:rFonts w:ascii="Times New Roman" w:hAnsi="Times New Roman" w:cs="Times New Roman"/>
+          <w:color w:val="000000" w:themeColor="text1"/>
+          <w:sz w:val="28"/>
+          <w:shd w:val="clear" w:color="auto" w:fill="FFFFFF"/>
+        </w:rPr>
+        <w:t>.</w:t>
+      </w:r>
+      <w:r>
+        <w:rPr>
+          <w:rFonts w:ascii="Times New Roman" w:hAnsi="Times New Roman" w:cs="Times New Roman"/>
+          <w:color w:val="000000" w:themeColor="text1"/>
+          <w:sz w:val="28"/>
+          <w:shd w:val="clear" w:color="auto" w:fill="FFFFFF"/>
+        </w:rPr>
+        <w:t xml:space="preserve"> [</w:t>
+      </w:r>
+      <w:r>
+        <w:rPr>
+          <w:rFonts w:ascii="Times New Roman" w:hAnsi="Times New Roman" w:cs="Times New Roman"/>
+          <w:color w:val="000000" w:themeColor="text1"/>
+          <w:sz w:val="28"/>
+          <w:shd w:val="clear" w:color="auto" w:fill="FFFFFF"/>
+        </w:rPr>
+        <w:t>8</w:t>
+      </w:r>
+      <w:r>
+        <w:rPr>
+          <w:rFonts w:ascii="Times New Roman" w:hAnsi="Times New Roman" w:cs="Times New Roman"/>
+          <w:color w:val="000000" w:themeColor="text1"/>
+          <w:sz w:val="28"/>
+          <w:shd w:val="clear" w:color="auto" w:fill="FFFFFF"/>
+        </w:rPr>
+        <w:t>]</w:t>
       </w:r>
     </w:p>
     <w:p>
@@ -6201,7 +6692,7 @@
           <w:szCs w:val="28"/>
         </w:rPr>
       </w:pPr>
-      <w:bookmarkStart w:id="11" w:name="_Toc227573175"/>
+      <w:bookmarkStart w:id="11" w:name="_Toc227655851"/>
       <w:r>
         <w:rPr>
           <w:rFonts w:ascii="Times New Roman" w:eastAsia="Times New Roman" w:hAnsi="Times New Roman" w:cs="Times New Roman"/>
@@ -6384,6 +6875,7 @@
           <w:sz w:val="28"/>
           <w:szCs w:val="28"/>
         </w:rPr>
+        <w:lastRenderedPageBreak/>
         <w:t xml:space="preserve">Для заказчика — Центра содействия социальным инновациям — проект </w:t>
       </w:r>
       <w:proofErr w:type="spellStart"/>
@@ -6441,7 +6933,7 @@
           <w:szCs w:val="28"/>
         </w:rPr>
       </w:pPr>
-      <w:bookmarkStart w:id="12" w:name="_Toc227573176"/>
+      <w:bookmarkStart w:id="12" w:name="_Toc227655852"/>
       <w:r>
         <w:rPr>
           <w:rFonts w:ascii="Times New Roman" w:hAnsi="Times New Roman" w:cs="Times New Roman"/>
@@ -6561,6 +7053,7 @@
         </w:rPr>
         <w:t xml:space="preserve"> 7.0 </w:t>
       </w:r>
+      <w:proofErr w:type="gramStart"/>
       <w:r>
         <w:rPr>
           <w:rStyle w:val="ad"/>
@@ -6594,7 +7087,18 @@
           <w:szCs w:val="28"/>
           <w:shd w:val="clear" w:color="auto" w:fill="FFFFFF"/>
         </w:rPr>
-        <w:t xml:space="preserve">: </w:t>
+        <w:t>:</w:t>
+      </w:r>
+      <w:proofErr w:type="gramEnd"/>
+      <w:r>
+        <w:rPr>
+          <w:rFonts w:ascii="Times New Roman" w:hAnsi="Times New Roman" w:cs="Times New Roman"/>
+          <w:color w:val="0F1115"/>
+          <w:sz w:val="28"/>
+          <w:szCs w:val="28"/>
+          <w:shd w:val="clear" w:color="auto" w:fill="FFFFFF"/>
+        </w:rPr>
+        <w:t xml:space="preserve"> </w:t>
       </w:r>
       <w:r>
         <w:rPr>
@@ -6934,6 +7438,7 @@
         </w:rPr>
         <w:t xml:space="preserve"> </w:t>
       </w:r>
+      <w:proofErr w:type="gramStart"/>
       <w:r>
         <w:rPr>
           <w:rFonts w:ascii="Times New Roman" w:hAnsi="Times New Roman" w:cs="Times New Roman"/>
@@ -6962,7 +7467,18 @@
           <w:szCs w:val="28"/>
           <w:shd w:val="clear" w:color="auto" w:fill="FFFFFF"/>
         </w:rPr>
-        <w:t xml:space="preserve">: </w:t>
+        <w:t>:</w:t>
+      </w:r>
+      <w:proofErr w:type="gramEnd"/>
+      <w:r>
+        <w:rPr>
+          <w:rFonts w:ascii="Times New Roman" w:hAnsi="Times New Roman" w:cs="Times New Roman"/>
+          <w:color w:val="0F1115"/>
+          <w:sz w:val="28"/>
+          <w:szCs w:val="28"/>
+          <w:shd w:val="clear" w:color="auto" w:fill="FFFFFF"/>
+        </w:rPr>
+        <w:t xml:space="preserve"> </w:t>
       </w:r>
       <w:r>
         <w:rPr>
@@ -7037,6 +7553,7 @@
         <w:t xml:space="preserve"> </w:t>
       </w:r>
       <w:proofErr w:type="spellStart"/>
+      <w:proofErr w:type="gramStart"/>
       <w:r>
         <w:rPr>
           <w:rStyle w:val="ad"/>
@@ -7071,7 +7588,18 @@
           <w:szCs w:val="28"/>
           <w:shd w:val="clear" w:color="auto" w:fill="FFFFFF"/>
         </w:rPr>
-        <w:t>: сайт. – URL:</w:t>
+        <w:t>:</w:t>
+      </w:r>
+      <w:proofErr w:type="gramEnd"/>
+      <w:r>
+        <w:rPr>
+          <w:rFonts w:ascii="Times New Roman" w:hAnsi="Times New Roman" w:cs="Times New Roman"/>
+          <w:color w:val="0F1115"/>
+          <w:sz w:val="28"/>
+          <w:szCs w:val="28"/>
+          <w:shd w:val="clear" w:color="auto" w:fill="FFFFFF"/>
+        </w:rPr>
+        <w:t xml:space="preserve"> сайт. – URL:</w:t>
       </w:r>
       <w:r>
         <w:rPr>
@@ -7116,7 +7644,18 @@
           <w:szCs w:val="28"/>
           <w:shd w:val="clear" w:color="auto" w:fill="FFFFFF"/>
         </w:rPr>
-        <w:t>(дата обращения</w:t>
+        <w:t xml:space="preserve">(дата </w:t>
+      </w:r>
+      <w:proofErr w:type="gramStart"/>
+      <w:r>
+        <w:rPr>
+          <w:rFonts w:ascii="Times New Roman" w:hAnsi="Times New Roman" w:cs="Times New Roman"/>
+          <w:color w:val="0F1115"/>
+          <w:sz w:val="28"/>
+          <w:szCs w:val="28"/>
+          <w:shd w:val="clear" w:color="auto" w:fill="FFFFFF"/>
+        </w:rPr>
+        <w:t>обращения</w:t>
       </w:r>
       <w:r>
         <w:rPr>
@@ -7136,7 +7675,18 @@
           <w:szCs w:val="28"/>
           <w:shd w:val="clear" w:color="auto" w:fill="FFFFFF"/>
         </w:rPr>
-        <w:t xml:space="preserve">: </w:t>
+        <w:t>:</w:t>
+      </w:r>
+      <w:proofErr w:type="gramEnd"/>
+      <w:r>
+        <w:rPr>
+          <w:rFonts w:ascii="Times New Roman" w:hAnsi="Times New Roman" w:cs="Times New Roman"/>
+          <w:color w:val="0F1115"/>
+          <w:sz w:val="28"/>
+          <w:szCs w:val="28"/>
+          <w:shd w:val="clear" w:color="auto" w:fill="FFFFFF"/>
+        </w:rPr>
+        <w:t xml:space="preserve"> </w:t>
       </w:r>
       <w:r>
         <w:rPr>
@@ -7182,7 +7732,6 @@
           <w:szCs w:val="28"/>
           <w:shd w:val="clear" w:color="auto" w:fill="FFFFFF"/>
         </w:rPr>
-        <w:lastRenderedPageBreak/>
         <w:t>3</w:t>
       </w:r>
       <w:r>
@@ -7209,17 +7758,42 @@
           <w:szCs w:val="28"/>
           <w:shd w:val="clear" w:color="auto" w:fill="FFFFFF"/>
         </w:rPr>
-        <w:t xml:space="preserve"> и развития"</w:t>
-      </w:r>
-      <w:r>
-        <w:rPr>
-          <w:rFonts w:ascii="Times New Roman" w:hAnsi="Times New Roman" w:cs="Times New Roman"/>
-          <w:color w:val="0F1115"/>
-          <w:sz w:val="28"/>
-          <w:szCs w:val="28"/>
-          <w:shd w:val="clear" w:color="auto" w:fill="FFFFFF"/>
-        </w:rPr>
-        <w:t xml:space="preserve"> : официальный сайт. – Москва, 2026. – </w:t>
+        <w:t xml:space="preserve"> и развития</w:t>
+      </w:r>
+      <w:proofErr w:type="gramStart"/>
+      <w:r>
+        <w:rPr>
+          <w:rStyle w:val="ad"/>
+          <w:rFonts w:ascii="Times New Roman" w:hAnsi="Times New Roman" w:cs="Times New Roman"/>
+          <w:b w:val="0"/>
+          <w:bCs w:val="0"/>
+          <w:color w:val="0F1115"/>
+          <w:sz w:val="28"/>
+          <w:szCs w:val="28"/>
+          <w:shd w:val="clear" w:color="auto" w:fill="FFFFFF"/>
+        </w:rPr>
+        <w:t>"</w:t>
+      </w:r>
+      <w:r>
+        <w:rPr>
+          <w:rFonts w:ascii="Times New Roman" w:hAnsi="Times New Roman" w:cs="Times New Roman"/>
+          <w:color w:val="0F1115"/>
+          <w:sz w:val="28"/>
+          <w:szCs w:val="28"/>
+          <w:shd w:val="clear" w:color="auto" w:fill="FFFFFF"/>
+        </w:rPr>
+        <w:t> :</w:t>
+      </w:r>
+      <w:proofErr w:type="gramEnd"/>
+      <w:r>
+        <w:rPr>
+          <w:rFonts w:ascii="Times New Roman" w:hAnsi="Times New Roman" w:cs="Times New Roman"/>
+          <w:color w:val="0F1115"/>
+          <w:sz w:val="28"/>
+          <w:szCs w:val="28"/>
+          <w:shd w:val="clear" w:color="auto" w:fill="FFFFFF"/>
+        </w:rPr>
+        <w:t xml:space="preserve"> официальный сайт. – Москва, 2026. – </w:t>
       </w:r>
       <w:r>
         <w:rPr>
@@ -7261,7 +7835,18 @@
           <w:szCs w:val="28"/>
           <w:shd w:val="clear" w:color="auto" w:fill="FFFFFF"/>
         </w:rPr>
-        <w:t>(дата обращения</w:t>
+        <w:t xml:space="preserve">(дата </w:t>
+      </w:r>
+      <w:proofErr w:type="gramStart"/>
+      <w:r>
+        <w:rPr>
+          <w:rFonts w:ascii="Times New Roman" w:hAnsi="Times New Roman" w:cs="Times New Roman"/>
+          <w:color w:val="0F1115"/>
+          <w:sz w:val="28"/>
+          <w:szCs w:val="28"/>
+          <w:shd w:val="clear" w:color="auto" w:fill="FFFFFF"/>
+        </w:rPr>
+        <w:t>обращения</w:t>
       </w:r>
       <w:r>
         <w:rPr>
@@ -7281,7 +7866,18 @@
           <w:szCs w:val="28"/>
           <w:shd w:val="clear" w:color="auto" w:fill="FFFFFF"/>
         </w:rPr>
-        <w:t>: 14.04.2026)</w:t>
+        <w:t>:</w:t>
+      </w:r>
+      <w:proofErr w:type="gramEnd"/>
+      <w:r>
+        <w:rPr>
+          <w:rFonts w:ascii="Times New Roman" w:hAnsi="Times New Roman" w:cs="Times New Roman"/>
+          <w:color w:val="0F1115"/>
+          <w:sz w:val="28"/>
+          <w:szCs w:val="28"/>
+          <w:shd w:val="clear" w:color="auto" w:fill="FFFFFF"/>
+        </w:rPr>
+        <w:t xml:space="preserve"> 14.04.2026)</w:t>
       </w:r>
     </w:p>
     <w:p>
@@ -7374,7 +7970,21 @@
           <w:szCs w:val="28"/>
           <w:shd w:val="clear" w:color="auto" w:fill="FFFFFF"/>
         </w:rPr>
-        <w:t>Практика-2025-1</w:t>
+        <w:t>Практика-2025-</w:t>
+      </w:r>
+      <w:proofErr w:type="gramStart"/>
+      <w:r>
+        <w:rPr>
+          <w:rStyle w:val="ad"/>
+          <w:rFonts w:ascii="Times New Roman" w:hAnsi="Times New Roman" w:cs="Times New Roman"/>
+          <w:b w:val="0"/>
+          <w:bCs w:val="0"/>
+          <w:color w:val="0F1115"/>
+          <w:sz w:val="28"/>
+          <w:szCs w:val="28"/>
+          <w:shd w:val="clear" w:color="auto" w:fill="FFFFFF"/>
+        </w:rPr>
+        <w:t>1</w:t>
       </w:r>
       <w:r>
         <w:rPr>
@@ -7396,7 +8006,18 @@
           <w:szCs w:val="28"/>
           <w:shd w:val="clear" w:color="auto" w:fill="FFFFFF"/>
         </w:rPr>
-        <w:t xml:space="preserve">: репозиторий с заданием по проектной практике / </w:t>
+        <w:t>:</w:t>
+      </w:r>
+      <w:proofErr w:type="gramEnd"/>
+      <w:r>
+        <w:rPr>
+          <w:rFonts w:ascii="Times New Roman" w:hAnsi="Times New Roman" w:cs="Times New Roman"/>
+          <w:color w:val="0F1115"/>
+          <w:sz w:val="28"/>
+          <w:szCs w:val="28"/>
+          <w:shd w:val="clear" w:color="auto" w:fill="FFFFFF"/>
+        </w:rPr>
+        <w:t xml:space="preserve"> репозиторий с заданием по проектной практике / </w:t>
       </w:r>
       <w:proofErr w:type="spellStart"/>
       <w:r>
@@ -7436,7 +8057,29 @@
           <w:szCs w:val="28"/>
           <w:shd w:val="clear" w:color="auto" w:fill="FFFFFF"/>
         </w:rPr>
-        <w:t>https://github.com/mospol/practice-2025-1/blob/master/task/README.md (дата обращения : 17.02.2026)</w:t>
+        <w:t xml:space="preserve">https://github.com/mospol/practice-2025-1/blob/master/task/README.md (дата </w:t>
+      </w:r>
+      <w:proofErr w:type="gramStart"/>
+      <w:r>
+        <w:rPr>
+          <w:rFonts w:ascii="Times New Roman" w:hAnsi="Times New Roman" w:cs="Times New Roman"/>
+          <w:color w:val="0F1115"/>
+          <w:sz w:val="28"/>
+          <w:szCs w:val="28"/>
+          <w:shd w:val="clear" w:color="auto" w:fill="FFFFFF"/>
+        </w:rPr>
+        <w:t>обращения :</w:t>
+      </w:r>
+      <w:proofErr w:type="gramEnd"/>
+      <w:r>
+        <w:rPr>
+          <w:rFonts w:ascii="Times New Roman" w:hAnsi="Times New Roman" w:cs="Times New Roman"/>
+          <w:color w:val="0F1115"/>
+          <w:sz w:val="28"/>
+          <w:szCs w:val="28"/>
+          <w:shd w:val="clear" w:color="auto" w:fill="FFFFFF"/>
+        </w:rPr>
+        <w:t xml:space="preserve"> 17.02.2026)</w:t>
       </w:r>
     </w:p>
     <w:p>
@@ -7482,6 +8125,7 @@
         <w:t xml:space="preserve">Microsoft </w:t>
       </w:r>
       <w:proofErr w:type="spellStart"/>
+      <w:proofErr w:type="gramStart"/>
       <w:r>
         <w:rPr>
           <w:rStyle w:val="ad"/>
@@ -7503,7 +8147,19 @@
           <w:sz w:val="28"/>
           <w:shd w:val="clear" w:color="auto" w:fill="FFFFFF"/>
         </w:rPr>
-        <w:t xml:space="preserve"> : справочник по </w:t>
+        <w:t xml:space="preserve"> :</w:t>
+      </w:r>
+      <w:proofErr w:type="gramEnd"/>
+      <w:r>
+        <w:rPr>
+          <w:rStyle w:val="ad"/>
+          <w:rFonts w:ascii="Times New Roman" w:hAnsi="Times New Roman" w:cs="Times New Roman"/>
+          <w:b w:val="0"/>
+          <w:color w:val="000000" w:themeColor="text1"/>
+          <w:sz w:val="28"/>
+          <w:shd w:val="clear" w:color="auto" w:fill="FFFFFF"/>
+        </w:rPr>
+        <w:t xml:space="preserve"> справочник по </w:t>
       </w:r>
       <w:proofErr w:type="spellStart"/>
       <w:r>
@@ -7590,7 +8246,17 @@
           <w:sz w:val="28"/>
           <w:shd w:val="clear" w:color="auto" w:fill="FFFFFF"/>
         </w:rPr>
-        <w:t>(дата обращения</w:t>
+        <w:t xml:space="preserve">(дата </w:t>
+      </w:r>
+      <w:proofErr w:type="gramStart"/>
+      <w:r>
+        <w:rPr>
+          <w:rFonts w:ascii="Times New Roman" w:hAnsi="Times New Roman" w:cs="Times New Roman"/>
+          <w:color w:val="000000" w:themeColor="text1"/>
+          <w:sz w:val="28"/>
+          <w:shd w:val="clear" w:color="auto" w:fill="FFFFFF"/>
+        </w:rPr>
+        <w:t>обращения</w:t>
       </w:r>
       <w:r>
         <w:rPr>
@@ -7608,7 +8274,17 @@
           <w:sz w:val="28"/>
           <w:shd w:val="clear" w:color="auto" w:fill="FFFFFF"/>
         </w:rPr>
-        <w:t>: 17.0</w:t>
+        <w:t>:</w:t>
+      </w:r>
+      <w:proofErr w:type="gramEnd"/>
+      <w:r>
+        <w:rPr>
+          <w:rFonts w:ascii="Times New Roman" w:hAnsi="Times New Roman" w:cs="Times New Roman"/>
+          <w:color w:val="000000" w:themeColor="text1"/>
+          <w:sz w:val="28"/>
+          <w:shd w:val="clear" w:color="auto" w:fill="FFFFFF"/>
+        </w:rPr>
+        <w:t xml:space="preserve"> 17.0</w:t>
       </w:r>
       <w:r>
         <w:rPr>
@@ -7681,7 +8357,29 @@
           <w:szCs w:val="28"/>
           <w:shd w:val="clear" w:color="auto" w:fill="FFFFFF"/>
         </w:rPr>
-        <w:t xml:space="preserve"> practice-2026 : репозиторий по проектной практике / </w:t>
+        <w:t> practice-</w:t>
+      </w:r>
+      <w:proofErr w:type="gramStart"/>
+      <w:r>
+        <w:rPr>
+          <w:rFonts w:ascii="Times New Roman" w:hAnsi="Times New Roman" w:cs="Times New Roman"/>
+          <w:color w:val="0F1115"/>
+          <w:sz w:val="28"/>
+          <w:szCs w:val="28"/>
+          <w:shd w:val="clear" w:color="auto" w:fill="FFFFFF"/>
+        </w:rPr>
+        <w:t>2026 :</w:t>
+      </w:r>
+      <w:proofErr w:type="gramEnd"/>
+      <w:r>
+        <w:rPr>
+          <w:rFonts w:ascii="Times New Roman" w:hAnsi="Times New Roman" w:cs="Times New Roman"/>
+          <w:color w:val="0F1115"/>
+          <w:sz w:val="28"/>
+          <w:szCs w:val="28"/>
+          <w:shd w:val="clear" w:color="auto" w:fill="FFFFFF"/>
+        </w:rPr>
+        <w:t xml:space="preserve"> репозиторий по проектной практике / </w:t>
       </w:r>
       <w:proofErr w:type="spellStart"/>
       <w:r>
@@ -7735,7 +8433,18 @@
           <w:szCs w:val="28"/>
           <w:shd w:val="clear" w:color="auto" w:fill="FFFFFF"/>
         </w:rPr>
-        <w:t>(дата обращения</w:t>
+        <w:t xml:space="preserve">(дата </w:t>
+      </w:r>
+      <w:proofErr w:type="gramStart"/>
+      <w:r>
+        <w:rPr>
+          <w:rFonts w:ascii="Times New Roman" w:hAnsi="Times New Roman" w:cs="Times New Roman"/>
+          <w:color w:val="0F1115"/>
+          <w:sz w:val="28"/>
+          <w:szCs w:val="28"/>
+          <w:shd w:val="clear" w:color="auto" w:fill="FFFFFF"/>
+        </w:rPr>
+        <w:t>обращения</w:t>
       </w:r>
       <w:r>
         <w:rPr>
@@ -7755,7 +8464,18 @@
           <w:szCs w:val="28"/>
           <w:shd w:val="clear" w:color="auto" w:fill="FFFFFF"/>
         </w:rPr>
-        <w:t>: 20.04.2026).</w:t>
+        <w:t>:</w:t>
+      </w:r>
+      <w:proofErr w:type="gramEnd"/>
+      <w:r>
+        <w:rPr>
+          <w:rFonts w:ascii="Times New Roman" w:hAnsi="Times New Roman" w:cs="Times New Roman"/>
+          <w:color w:val="0F1115"/>
+          <w:sz w:val="28"/>
+          <w:szCs w:val="28"/>
+          <w:shd w:val="clear" w:color="auto" w:fill="FFFFFF"/>
+        </w:rPr>
+        <w:t xml:space="preserve"> 20.04.2026).</w:t>
       </w:r>
     </w:p>
     <w:p>
@@ -7790,6 +8510,7 @@
         </w:rPr>
         <w:t xml:space="preserve">. </w:t>
       </w:r>
+      <w:proofErr w:type="gramStart"/>
       <w:r>
         <w:rPr>
           <w:rStyle w:val="ad"/>
@@ -7801,7 +8522,21 @@
           <w:szCs w:val="28"/>
           <w:shd w:val="clear" w:color="auto" w:fill="FFFFFF"/>
         </w:rPr>
-        <w:t>Hugo : установка на Windows</w:t>
+        <w:t>Hugo :</w:t>
+      </w:r>
+      <w:proofErr w:type="gramEnd"/>
+      <w:r>
+        <w:rPr>
+          <w:rStyle w:val="ad"/>
+          <w:rFonts w:ascii="Times New Roman" w:hAnsi="Times New Roman" w:cs="Times New Roman"/>
+          <w:b w:val="0"/>
+          <w:bCs w:val="0"/>
+          <w:color w:val="0F1115"/>
+          <w:sz w:val="28"/>
+          <w:szCs w:val="28"/>
+          <w:shd w:val="clear" w:color="auto" w:fill="FFFFFF"/>
+        </w:rPr>
+        <w:t xml:space="preserve"> установка на Windows</w:t>
       </w:r>
       <w:r>
         <w:rPr>
@@ -7833,7 +8568,17 @@
           <w:szCs w:val="28"/>
           <w:shd w:val="clear" w:color="auto" w:fill="FFFFFF"/>
         </w:rPr>
-        <w:t xml:space="preserve"> : официальная документация : сайт. – URL: </w:t>
+        <w:t xml:space="preserve"> : официальная документация : </w:t>
+      </w:r>
+      <w:r>
+        <w:rPr>
+          <w:rFonts w:ascii="Times New Roman" w:hAnsi="Times New Roman" w:cs="Times New Roman"/>
+          <w:color w:val="0F1115"/>
+          <w:sz w:val="28"/>
+          <w:szCs w:val="28"/>
+          <w:shd w:val="clear" w:color="auto" w:fill="FFFFFF"/>
+        </w:rPr>
+        <w:t>сайт. – URL: </w:t>
       </w:r>
       <w:hyperlink r:id="rId13" w:history="1">
         <w:r>
@@ -7855,6 +8600,27 @@
           <w:szCs w:val="28"/>
           <w:shd w:val="clear" w:color="auto" w:fill="FFFFFF"/>
         </w:rPr>
+        <w:t xml:space="preserve">  (дата </w:t>
+      </w:r>
+      <w:proofErr w:type="gramStart"/>
+      <w:r>
+        <w:rPr>
+          <w:rFonts w:ascii="Times New Roman" w:hAnsi="Times New Roman" w:cs="Times New Roman"/>
+          <w:color w:val="0F1115"/>
+          <w:sz w:val="28"/>
+          <w:szCs w:val="28"/>
+          <w:shd w:val="clear" w:color="auto" w:fill="FFFFFF"/>
+        </w:rPr>
+        <w:t>обращения</w:t>
+      </w:r>
+      <w:r>
+        <w:rPr>
+          <w:rFonts w:ascii="Times New Roman" w:hAnsi="Times New Roman" w:cs="Times New Roman"/>
+          <w:color w:val="0F1115"/>
+          <w:sz w:val="28"/>
+          <w:szCs w:val="28"/>
+          <w:shd w:val="clear" w:color="auto" w:fill="FFFFFF"/>
+        </w:rPr>
         <w:t xml:space="preserve"> </w:t>
       </w:r>
       <w:r>
@@ -7865,89 +8631,18 @@
           <w:szCs w:val="28"/>
           <w:shd w:val="clear" w:color="auto" w:fill="FFFFFF"/>
         </w:rPr>
-        <w:t> (дата обращения</w:t>
-      </w:r>
-      <w:r>
-        <w:rPr>
-          <w:rFonts w:ascii="Times New Roman" w:hAnsi="Times New Roman" w:cs="Times New Roman"/>
-          <w:color w:val="0F1115"/>
-          <w:sz w:val="28"/>
-          <w:szCs w:val="28"/>
-          <w:shd w:val="clear" w:color="auto" w:fill="FFFFFF"/>
-        </w:rPr>
-        <w:t xml:space="preserve"> </w:t>
-      </w:r>
-      <w:r>
-        <w:rPr>
-          <w:rFonts w:ascii="Times New Roman" w:hAnsi="Times New Roman" w:cs="Times New Roman"/>
-          <w:color w:val="0F1115"/>
-          <w:sz w:val="28"/>
-          <w:szCs w:val="28"/>
-          <w:shd w:val="clear" w:color="auto" w:fill="FFFFFF"/>
-        </w:rPr>
-        <w:t xml:space="preserve">: </w:t>
-      </w:r>
-      <w:r>
-        <w:rPr>
-          <w:rFonts w:ascii="Times New Roman" w:hAnsi="Times New Roman" w:cs="Times New Roman"/>
-          <w:color w:val="0F1115"/>
-          <w:sz w:val="28"/>
-          <w:szCs w:val="28"/>
-          <w:shd w:val="clear" w:color="auto" w:fill="FFFFFF"/>
-        </w:rPr>
-        <w:t>04</w:t>
-      </w:r>
-      <w:r>
-        <w:rPr>
-          <w:rFonts w:ascii="Times New Roman" w:hAnsi="Times New Roman" w:cs="Times New Roman"/>
-          <w:color w:val="0F1115"/>
-          <w:sz w:val="28"/>
-          <w:szCs w:val="28"/>
-          <w:shd w:val="clear" w:color="auto" w:fill="FFFFFF"/>
-        </w:rPr>
-        <w:t>.0</w:t>
-      </w:r>
-      <w:r>
-        <w:rPr>
-          <w:rFonts w:ascii="Times New Roman" w:hAnsi="Times New Roman" w:cs="Times New Roman"/>
-          <w:color w:val="0F1115"/>
-          <w:sz w:val="28"/>
-          <w:szCs w:val="28"/>
-          <w:shd w:val="clear" w:color="auto" w:fill="FFFFFF"/>
-        </w:rPr>
-        <w:t>3</w:t>
-      </w:r>
-      <w:r>
-        <w:rPr>
-          <w:rFonts w:ascii="Times New Roman" w:hAnsi="Times New Roman" w:cs="Times New Roman"/>
-          <w:color w:val="0F1115"/>
-          <w:sz w:val="28"/>
-          <w:szCs w:val="28"/>
-          <w:shd w:val="clear" w:color="auto" w:fill="FFFFFF"/>
-        </w:rPr>
-        <w:t>.2026).</w:t>
-      </w:r>
-    </w:p>
-    <w:p>
-      <w:pPr>
-        <w:spacing w:after="160" w:line="259" w:lineRule="auto"/>
-        <w:rPr>
-          <w:rFonts w:ascii="Times New Roman" w:hAnsi="Times New Roman" w:cs="Times New Roman"/>
-          <w:color w:val="0F1115"/>
-          <w:sz w:val="28"/>
-          <w:szCs w:val="28"/>
-          <w:shd w:val="clear" w:color="auto" w:fill="FFFFFF"/>
-        </w:rPr>
-      </w:pPr>
-      <w:r>
-        <w:rPr>
-          <w:rFonts w:ascii="Times New Roman" w:hAnsi="Times New Roman" w:cs="Times New Roman"/>
-          <w:color w:val="0F1115"/>
-          <w:sz w:val="28"/>
-          <w:szCs w:val="28"/>
-          <w:shd w:val="clear" w:color="auto" w:fill="FFFFFF"/>
-        </w:rPr>
-        <w:br w:type="page"/>
+        <w:t>:</w:t>
+      </w:r>
+      <w:proofErr w:type="gramEnd"/>
+      <w:r>
+        <w:rPr>
+          <w:rFonts w:ascii="Times New Roman" w:hAnsi="Times New Roman" w:cs="Times New Roman"/>
+          <w:color w:val="0F1115"/>
+          <w:sz w:val="28"/>
+          <w:szCs w:val="28"/>
+          <w:shd w:val="clear" w:color="auto" w:fill="FFFFFF"/>
+        </w:rPr>
+        <w:t xml:space="preserve"> 04.03.2026).</w:t>
       </w:r>
     </w:p>
     <w:p>
@@ -7962,6 +8657,205 @@
           <w:shd w:val="clear" w:color="auto" w:fill="FFFFFF"/>
         </w:rPr>
       </w:pPr>
+      <w:r>
+        <w:rPr>
+          <w:rFonts w:ascii="Times New Roman" w:hAnsi="Times New Roman" w:cs="Times New Roman"/>
+          <w:color w:val="0F1115"/>
+          <w:sz w:val="28"/>
+          <w:szCs w:val="28"/>
+          <w:shd w:val="clear" w:color="auto" w:fill="FFFFFF"/>
+        </w:rPr>
+        <w:t xml:space="preserve">8. </w:t>
+      </w:r>
+      <w:r>
+        <w:rPr>
+          <w:rStyle w:val="ad"/>
+          <w:rFonts w:ascii="Times New Roman" w:hAnsi="Times New Roman" w:cs="Times New Roman"/>
+          <w:b w:val="0"/>
+          <w:color w:val="000000" w:themeColor="text1"/>
+          <w:sz w:val="28"/>
+          <w:szCs w:val="28"/>
+          <w:shd w:val="clear" w:color="auto" w:fill="FFFFFF"/>
+        </w:rPr>
+        <w:t>Леонтьева Ю.Д.</w:t>
+      </w:r>
+      <w:r>
+        <w:rPr>
+          <w:rFonts w:ascii="Times New Roman" w:hAnsi="Times New Roman" w:cs="Times New Roman"/>
+          <w:b/>
+          <w:color w:val="000000" w:themeColor="text1"/>
+          <w:sz w:val="28"/>
+          <w:szCs w:val="28"/>
+          <w:shd w:val="clear" w:color="auto" w:fill="FFFFFF"/>
+        </w:rPr>
+        <w:t> </w:t>
+      </w:r>
+      <w:r>
+        <w:rPr>
+          <w:rFonts w:ascii="Times New Roman" w:hAnsi="Times New Roman" w:cs="Times New Roman"/>
+          <w:bCs/>
+          <w:color w:val="000000" w:themeColor="text1"/>
+          <w:sz w:val="28"/>
+          <w:szCs w:val="28"/>
+          <w:shd w:val="clear" w:color="auto" w:fill="FFFFFF"/>
+        </w:rPr>
+        <w:t>Документация по проектной практике // practice-</w:t>
+      </w:r>
+      <w:proofErr w:type="gramStart"/>
+      <w:r>
+        <w:rPr>
+          <w:rFonts w:ascii="Times New Roman" w:hAnsi="Times New Roman" w:cs="Times New Roman"/>
+          <w:bCs/>
+          <w:color w:val="000000" w:themeColor="text1"/>
+          <w:sz w:val="28"/>
+          <w:szCs w:val="28"/>
+          <w:shd w:val="clear" w:color="auto" w:fill="FFFFFF"/>
+        </w:rPr>
+        <w:t>2026 :</w:t>
+      </w:r>
+      <w:proofErr w:type="gramEnd"/>
+      <w:r>
+        <w:rPr>
+          <w:rFonts w:ascii="Times New Roman" w:hAnsi="Times New Roman" w:cs="Times New Roman"/>
+          <w:bCs/>
+          <w:color w:val="000000" w:themeColor="text1"/>
+          <w:sz w:val="28"/>
+          <w:szCs w:val="28"/>
+          <w:shd w:val="clear" w:color="auto" w:fill="FFFFFF"/>
+        </w:rPr>
+        <w:t xml:space="preserve"> репозиторий / </w:t>
+      </w:r>
+      <w:proofErr w:type="spellStart"/>
+      <w:r>
+        <w:rPr>
+          <w:rFonts w:ascii="Times New Roman" w:hAnsi="Times New Roman" w:cs="Times New Roman"/>
+          <w:bCs/>
+          <w:color w:val="000000" w:themeColor="text1"/>
+          <w:sz w:val="28"/>
+          <w:szCs w:val="28"/>
+          <w:shd w:val="clear" w:color="auto" w:fill="FFFFFF"/>
+        </w:rPr>
+        <w:t>GitHub</w:t>
+      </w:r>
+      <w:proofErr w:type="spellEnd"/>
+      <w:r>
+        <w:rPr>
+          <w:rFonts w:ascii="Times New Roman" w:hAnsi="Times New Roman" w:cs="Times New Roman"/>
+          <w:bCs/>
+          <w:color w:val="000000" w:themeColor="text1"/>
+          <w:sz w:val="28"/>
+          <w:szCs w:val="28"/>
+          <w:shd w:val="clear" w:color="auto" w:fill="FFFFFF"/>
+        </w:rPr>
+        <w:t>.</w:t>
+      </w:r>
+      <w:r>
+        <w:rPr>
+          <w:rFonts w:ascii="Times New Roman" w:hAnsi="Times New Roman" w:cs="Times New Roman"/>
+          <w:color w:val="0F1115"/>
+          <w:sz w:val="28"/>
+          <w:szCs w:val="28"/>
+          <w:shd w:val="clear" w:color="auto" w:fill="FFFFFF"/>
+        </w:rPr>
+        <w:t xml:space="preserve"> </w:t>
+      </w:r>
+      <w:r>
+        <w:rPr>
+          <w:rFonts w:ascii="Times New Roman" w:hAnsi="Times New Roman" w:cs="Times New Roman"/>
+          <w:color w:val="000000" w:themeColor="text1"/>
+          <w:sz w:val="28"/>
+          <w:szCs w:val="28"/>
+          <w:shd w:val="clear" w:color="auto" w:fill="FFFFFF"/>
+        </w:rPr>
+        <w:t>– URL: </w:t>
+      </w:r>
+      <w:hyperlink r:id="rId14" w:history="1">
+        <w:r>
+          <w:rPr>
+            <w:rStyle w:val="a7"/>
+            <w:rFonts w:ascii="Times New Roman" w:hAnsi="Times New Roman" w:cs="Times New Roman"/>
+            <w:sz w:val="28"/>
+            <w:szCs w:val="28"/>
+            <w:shd w:val="clear" w:color="auto" w:fill="FFFFFF"/>
+          </w:rPr>
+          <w:t>https://github.com/julialeonteva1234-lang/practice-2026/blob/master/docs/README.md</w:t>
+        </w:r>
+      </w:hyperlink>
+      <w:r>
+        <w:rPr>
+          <w:rFonts w:ascii="Times New Roman" w:hAnsi="Times New Roman" w:cs="Times New Roman"/>
+          <w:color w:val="000000" w:themeColor="text1"/>
+          <w:sz w:val="28"/>
+          <w:szCs w:val="28"/>
+          <w:shd w:val="clear" w:color="auto" w:fill="FFFFFF"/>
+        </w:rPr>
+        <w:t xml:space="preserve"> (дата </w:t>
+      </w:r>
+      <w:proofErr w:type="gramStart"/>
+      <w:r>
+        <w:rPr>
+          <w:rFonts w:ascii="Times New Roman" w:hAnsi="Times New Roman" w:cs="Times New Roman"/>
+          <w:color w:val="000000" w:themeColor="text1"/>
+          <w:sz w:val="28"/>
+          <w:szCs w:val="28"/>
+          <w:shd w:val="clear" w:color="auto" w:fill="FFFFFF"/>
+        </w:rPr>
+        <w:t>обращения</w:t>
+      </w:r>
+      <w:r>
+        <w:rPr>
+          <w:rFonts w:ascii="Times New Roman" w:hAnsi="Times New Roman" w:cs="Times New Roman"/>
+          <w:color w:val="000000" w:themeColor="text1"/>
+          <w:sz w:val="28"/>
+          <w:szCs w:val="28"/>
+          <w:shd w:val="clear" w:color="auto" w:fill="FFFFFF"/>
+        </w:rPr>
+        <w:t xml:space="preserve"> </w:t>
+      </w:r>
+      <w:r>
+        <w:rPr>
+          <w:rFonts w:ascii="Times New Roman" w:hAnsi="Times New Roman" w:cs="Times New Roman"/>
+          <w:color w:val="000000" w:themeColor="text1"/>
+          <w:sz w:val="28"/>
+          <w:szCs w:val="28"/>
+          <w:shd w:val="clear" w:color="auto" w:fill="FFFFFF"/>
+        </w:rPr>
+        <w:t>:</w:t>
+      </w:r>
+      <w:proofErr w:type="gramEnd"/>
+      <w:r>
+        <w:rPr>
+          <w:rFonts w:ascii="Times New Roman" w:hAnsi="Times New Roman" w:cs="Times New Roman"/>
+          <w:color w:val="000000" w:themeColor="text1"/>
+          <w:sz w:val="28"/>
+          <w:szCs w:val="28"/>
+          <w:shd w:val="clear" w:color="auto" w:fill="FFFFFF"/>
+        </w:rPr>
+        <w:t xml:space="preserve"> 20.04.2026).</w:t>
+      </w:r>
+      <w:r>
+        <w:rPr>
+          <w:rFonts w:ascii="Times New Roman" w:hAnsi="Times New Roman" w:cs="Times New Roman"/>
+          <w:color w:val="0F1115"/>
+          <w:sz w:val="28"/>
+          <w:szCs w:val="28"/>
+          <w:shd w:val="clear" w:color="auto" w:fill="FFFFFF"/>
+        </w:rPr>
+        <w:br w:type="page"/>
+      </w:r>
+    </w:p>
+    <w:p>
+      <w:pPr>
+        <w:spacing w:after="0" w:line="360" w:lineRule="auto"/>
+        <w:ind w:left="357" w:hanging="357"/>
+        <w:rPr>
+          <w:rFonts w:ascii="Times New Roman" w:hAnsi="Times New Roman" w:cs="Times New Roman"/>
+          <w:color w:val="0F1115"/>
+          <w:sz w:val="28"/>
+          <w:szCs w:val="28"/>
+          <w:shd w:val="clear" w:color="auto" w:fill="FFFFFF"/>
+        </w:rPr>
+      </w:pPr>
     </w:p>
     <w:p>
       <w:pPr>
@@ -7977,7 +8871,7 @@
           <w:shd w:val="clear" w:color="auto" w:fill="FFFFFF"/>
         </w:rPr>
       </w:pPr>
-      <w:bookmarkStart w:id="13" w:name="_Toc227573177"/>
+      <w:bookmarkStart w:id="13" w:name="_Toc227655853"/>
       <w:r>
         <w:rPr>
           <w:rFonts w:ascii="Times New Roman" w:hAnsi="Times New Roman" w:cs="Times New Roman"/>
@@ -8074,189 +8968,10 @@
     </w:p>
     <w:p>
       <w:pPr>
+        <w:keepNext/>
         <w:spacing w:after="0" w:line="360" w:lineRule="auto"/>
-        <w:ind w:left="357" w:hanging="357"/>
         <w:jc w:val="center"/>
-        <w:rPr>
-          <w:rFonts w:ascii="Times New Roman" w:hAnsi="Times New Roman" w:cs="Times New Roman"/>
-          <w:b/>
-          <w:bCs/>
-          <w:color w:val="0F1115"/>
-          <w:sz w:val="28"/>
-          <w:szCs w:val="28"/>
-          <w:shd w:val="clear" w:color="auto" w:fill="FFFFFF"/>
-        </w:rPr>
-      </w:pPr>
-    </w:p>
-    <w:p>
-      <w:pPr>
-        <w:spacing w:after="0" w:line="360" w:lineRule="auto"/>
-        <w:rPr>
-          <w:rFonts w:ascii="Times New Roman" w:hAnsi="Times New Roman" w:cs="Times New Roman"/>
-          <w:b/>
-          <w:bCs/>
-          <w:color w:val="0F1115"/>
-          <w:sz w:val="28"/>
-          <w:szCs w:val="28"/>
-          <w:shd w:val="clear" w:color="auto" w:fill="FFFFFF"/>
-        </w:rPr>
-      </w:pPr>
-      <w:r>
-        <w:rPr>
-          <w:noProof/>
-        </w:rPr>
-        <mc:AlternateContent>
-          <mc:Choice Requires="wps">
-            <w:drawing>
-              <wp:anchor distT="0" distB="0" distL="114300" distR="114300" simplePos="0" relativeHeight="251660288" behindDoc="0" locked="0" layoutInCell="1" allowOverlap="1" wp14:anchorId="627ADBFC" wp14:editId="35C9DBEA">
-                <wp:simplePos x="0" y="0"/>
-                <wp:positionH relativeFrom="column">
-                  <wp:posOffset>-1270</wp:posOffset>
-                </wp:positionH>
-                <wp:positionV relativeFrom="paragraph">
-                  <wp:posOffset>2891790</wp:posOffset>
-                </wp:positionV>
-                <wp:extent cx="5940425" cy="635"/>
-                <wp:effectExtent l="0" t="0" r="0" b="0"/>
-                <wp:wrapTopAndBottom/>
-                <wp:docPr id="1" name="Надпись 1"/>
-                <wp:cNvGraphicFramePr/>
-                <a:graphic xmlns:a="http://schemas.openxmlformats.org/drawingml/2006/main">
-                  <a:graphicData uri="http://schemas.microsoft.com/office/word/2010/wordprocessingShape">
-                    <wps:wsp>
-                      <wps:cNvSpPr txBox="1"/>
-                      <wps:spPr>
-                        <a:xfrm>
-                          <a:off x="0" y="0"/>
-                          <a:ext cx="5940425" cy="635"/>
-                        </a:xfrm>
-                        <a:prstGeom prst="rect">
-                          <a:avLst/>
-                        </a:prstGeom>
-                        <a:solidFill>
-                          <a:prstClr val="white"/>
-                        </a:solidFill>
-                        <a:ln>
-                          <a:noFill/>
-                        </a:ln>
-                      </wps:spPr>
-                      <wps:txbx>
-                        <w:txbxContent>
-                          <w:p>
-                            <w:pPr>
-                              <w:pStyle w:val="af7"/>
-                              <w:rPr>
-                                <w:rFonts w:ascii="Times New Roman" w:hAnsi="Times New Roman" w:cs="Times New Roman"/>
-                                <w:b/>
-                                <w:bCs/>
-                                <w:noProof/>
-                                <w:color w:val="0F1115"/>
-                                <w:sz w:val="28"/>
-                                <w:szCs w:val="28"/>
-                                <w:shd w:val="clear" w:color="auto" w:fill="FFFFFF"/>
-                              </w:rPr>
-                            </w:pPr>
-                            <w:r>
-                              <w:t xml:space="preserve">Рисунок </w:t>
-                            </w:r>
-                            <w:r>
-                              <w:fldChar w:fldCharType="begin"/>
-                            </w:r>
-                            <w:r>
-                              <w:instrText xml:space="preserve"> SEQ Рисунок \* ARABIC </w:instrText>
-                            </w:r>
-                            <w:r>
-                              <w:fldChar w:fldCharType="separate"/>
-                            </w:r>
-                            <w:r>
-                              <w:rPr>
-                                <w:noProof/>
-                              </w:rPr>
-                              <w:t>1</w:t>
-                            </w:r>
-                            <w:r>
-                              <w:rPr>
-                                <w:noProof/>
-                              </w:rPr>
-                              <w:fldChar w:fldCharType="end"/>
-                            </w:r>
-                            <w:r>
-                              <w:t xml:space="preserve"> - Главная страница сайта</w:t>
-                            </w:r>
-                          </w:p>
-                        </w:txbxContent>
-                      </wps:txbx>
-                      <wps:bodyPr rot="0" spcFirstLastPara="0" vertOverflow="overflow" horzOverflow="overflow" vert="horz" wrap="square" lIns="0" tIns="0" rIns="0" bIns="0" numCol="1" spcCol="0" rtlCol="0" fromWordArt="0" anchor="t" anchorCtr="0" forceAA="0" compatLnSpc="1">
-                        <a:prstTxWarp prst="textNoShape">
-                          <a:avLst/>
-                        </a:prstTxWarp>
-                        <a:spAutoFit/>
-                      </wps:bodyPr>
-                    </wps:wsp>
-                  </a:graphicData>
-                </a:graphic>
-              </wp:anchor>
-            </w:drawing>
-          </mc:Choice>
-          <mc:Fallback>
-            <w:pict>
-              <v:shapetype w14:anchorId="627ADBFC" id="_x0000_t202" coordsize="21600,21600" o:spt="202" path="m,l,21600r21600,l21600,xe">
-                <v:stroke joinstyle="miter"/>
-                <v:path gradientshapeok="t" o:connecttype="rect"/>
-              </v:shapetype>
-              <v:shape id="Надпись 1" o:spid="_x0000_s1026" type="#_x0000_t202" style="position:absolute;margin-left:-.1pt;margin-top:227.7pt;width:467.75pt;height:.05pt;z-index:251660288;visibility:visible;mso-wrap-style:square;mso-wrap-distance-left:9pt;mso-wrap-distance-top:0;mso-wrap-distance-right:9pt;mso-wrap-distance-bottom:0;mso-position-horizontal:absolute;mso-position-horizontal-relative:text;mso-position-vertical:absolute;mso-position-vertical-relative:text;v-text-anchor:top" o:gfxdata="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" stroked="f">
-                <v:textbox style="mso-fit-shape-to-text:t" inset="0,0,0,0">
-                  <w:txbxContent>
-                    <w:p>
-                      <w:pPr>
-                        <w:pStyle w:val="af7"/>
-                        <w:rPr>
-                          <w:rFonts w:ascii="Times New Roman" w:hAnsi="Times New Roman" w:cs="Times New Roman"/>
-                          <w:b/>
-                          <w:bCs/>
-                          <w:noProof/>
-                          <w:color w:val="0F1115"/>
-                          <w:sz w:val="28"/>
-                          <w:szCs w:val="28"/>
-                          <w:shd w:val="clear" w:color="auto" w:fill="FFFFFF"/>
-                        </w:rPr>
-                      </w:pPr>
-                      <w:r>
-                        <w:t xml:space="preserve">Рисунок </w:t>
-                      </w:r>
-                      <w:r>
-                        <w:fldChar w:fldCharType="begin"/>
-                      </w:r>
-                      <w:r>
-                        <w:instrText xml:space="preserve"> SEQ Рисунок \* ARABIC </w:instrText>
-                      </w:r>
-                      <w:r>
-                        <w:fldChar w:fldCharType="separate"/>
-                      </w:r>
-                      <w:r>
-                        <w:rPr>
-                          <w:noProof/>
-                        </w:rPr>
-                        <w:t>1</w:t>
-                      </w:r>
-                      <w:r>
-                        <w:rPr>
-                          <w:noProof/>
-                        </w:rPr>
-                        <w:fldChar w:fldCharType="end"/>
-                      </w:r>
-                      <w:r>
-                        <w:t xml:space="preserve"> - Главная страница сайта</w:t>
-                      </w:r>
-                    </w:p>
-                  </w:txbxContent>
-                </v:textbox>
-                <w10:wrap type="topAndBottom"/>
-              </v:shape>
-            </w:pict>
-          </mc:Fallback>
-        </mc:AlternateContent>
-      </w:r>
+      </w:pPr>
       <w:r>
         <w:rPr>
           <w:rFonts w:ascii="Times New Roman" w:hAnsi="Times New Roman" w:cs="Times New Roman"/>
@@ -8269,17 +8984,9 @@
           <w:shd w:val="clear" w:color="auto" w:fill="FFFFFF"/>
         </w:rPr>
         <w:drawing>
-          <wp:anchor distT="0" distB="0" distL="114300" distR="114300" simplePos="0" relativeHeight="251658240" behindDoc="0" locked="0" layoutInCell="1" allowOverlap="1" wp14:anchorId="00958AC7" wp14:editId="3B5CCA80">
-            <wp:simplePos x="0" y="0"/>
-            <wp:positionH relativeFrom="margin">
-              <wp:align>center</wp:align>
-            </wp:positionH>
-            <wp:positionV relativeFrom="paragraph">
-              <wp:posOffset>-2540</wp:posOffset>
-            </wp:positionV>
-            <wp:extent cx="5940425" cy="2837180"/>
-            <wp:effectExtent l="0" t="0" r="3175" b="1270"/>
-            <wp:wrapTopAndBottom/>
+          <wp:inline distT="0" distB="0" distL="0" distR="0" wp14:anchorId="00958AC7" wp14:editId="74CB2756">
+            <wp:extent cx="5940000" cy="2836800"/>
+            <wp:effectExtent l="0" t="0" r="3810" b="1905"/>
             <wp:docPr id="2" name="Рисунок 2"/>
             <wp:cNvGraphicFramePr>
               <a:graphicFrameLocks xmlns:a="http://schemas.openxmlformats.org/drawingml/2006/main" noChangeAspect="1"/>
@@ -8289,240 +8996,6 @@
                 <pic:pic xmlns:pic="http://schemas.openxmlformats.org/drawingml/2006/picture">
                   <pic:nvPicPr>
                     <pic:cNvPr id="2" name="Рисунок 2"/>
-                    <pic:cNvPicPr/>
-                  </pic:nvPicPr>
-                  <pic:blipFill>
-                    <a:blip r:embed="rId14" cstate="print">
-                      <a:extLst>
-                        <a:ext uri="{28A0092B-C50C-407E-A947-70E740481C1C}">
-                          <a14:useLocalDpi xmlns:a14="http://schemas.microsoft.com/office/drawing/2010/main" val="0"/>
-                        </a:ext>
-                      </a:extLst>
-                    </a:blip>
-                    <a:stretch>
-                      <a:fillRect/>
-                    </a:stretch>
-                  </pic:blipFill>
-                  <pic:spPr>
-                    <a:xfrm>
-                      <a:off x="0" y="0"/>
-                      <a:ext cx="5940425" cy="2837180"/>
-                    </a:xfrm>
-                    <a:prstGeom prst="rect">
-                      <a:avLst/>
-                    </a:prstGeom>
-                  </pic:spPr>
-                </pic:pic>
-              </a:graphicData>
-            </a:graphic>
-            <wp14:sizeRelH relativeFrom="page">
-              <wp14:pctWidth>0</wp14:pctWidth>
-            </wp14:sizeRelH>
-            <wp14:sizeRelV relativeFrom="page">
-              <wp14:pctHeight>0</wp14:pctHeight>
-            </wp14:sizeRelV>
-          </wp:anchor>
-        </w:drawing>
-      </w:r>
-    </w:p>
-    <w:p>
-      <w:pPr>
-        <w:spacing w:after="160" w:line="259" w:lineRule="auto"/>
-        <w:rPr>
-          <w:rFonts w:ascii="Times New Roman" w:hAnsi="Times New Roman" w:cs="Times New Roman"/>
-          <w:b/>
-          <w:bCs/>
-          <w:noProof/>
-          <w:color w:val="0F1115"/>
-          <w:sz w:val="28"/>
-          <w:szCs w:val="28"/>
-          <w:shd w:val="clear" w:color="auto" w:fill="FFFFFF"/>
-        </w:rPr>
-      </w:pPr>
-      <w:r>
-        <w:rPr>
-          <w:noProof/>
-        </w:rPr>
-        <mc:AlternateContent>
-          <mc:Choice Requires="wps">
-            <w:drawing>
-              <wp:anchor distT="0" distB="0" distL="114300" distR="114300" simplePos="0" relativeHeight="251663360" behindDoc="0" locked="0" layoutInCell="1" allowOverlap="1" wp14:anchorId="4BCF48C9" wp14:editId="46B9C8E0">
-                <wp:simplePos x="0" y="0"/>
-                <wp:positionH relativeFrom="column">
-                  <wp:posOffset>-1270</wp:posOffset>
-                </wp:positionH>
-                <wp:positionV relativeFrom="paragraph">
-                  <wp:posOffset>1574800</wp:posOffset>
-                </wp:positionV>
-                <wp:extent cx="5940425" cy="635"/>
-                <wp:effectExtent l="0" t="0" r="0" b="0"/>
-                <wp:wrapTopAndBottom/>
-                <wp:docPr id="8" name="Надпись 8"/>
-                <wp:cNvGraphicFramePr/>
-                <a:graphic xmlns:a="http://schemas.openxmlformats.org/drawingml/2006/main">
-                  <a:graphicData uri="http://schemas.microsoft.com/office/word/2010/wordprocessingShape">
-                    <wps:wsp>
-                      <wps:cNvSpPr txBox="1"/>
-                      <wps:spPr>
-                        <a:xfrm>
-                          <a:off x="0" y="0"/>
-                          <a:ext cx="5940425" cy="635"/>
-                        </a:xfrm>
-                        <a:prstGeom prst="rect">
-                          <a:avLst/>
-                        </a:prstGeom>
-                        <a:solidFill>
-                          <a:prstClr val="white"/>
-                        </a:solidFill>
-                        <a:ln>
-                          <a:noFill/>
-                        </a:ln>
-                      </wps:spPr>
-                      <wps:txbx>
-                        <w:txbxContent>
-                          <w:p>
-                            <w:pPr>
-                              <w:pStyle w:val="af7"/>
-                              <w:rPr>
-                                <w:rFonts w:ascii="Times New Roman" w:hAnsi="Times New Roman" w:cs="Times New Roman"/>
-                                <w:b/>
-                                <w:bCs/>
-                                <w:noProof/>
-                                <w:color w:val="0F1115"/>
-                                <w:sz w:val="28"/>
-                                <w:szCs w:val="28"/>
-                                <w:shd w:val="clear" w:color="auto" w:fill="FFFFFF"/>
-                              </w:rPr>
-                            </w:pPr>
-                            <w:r>
-                              <w:t xml:space="preserve">Рисунок </w:t>
-                            </w:r>
-                            <w:r>
-                              <w:fldChar w:fldCharType="begin"/>
-                            </w:r>
-                            <w:r>
-                              <w:instrText xml:space="preserve"> SEQ Рисунок \* ARABIC </w:instrText>
-                            </w:r>
-                            <w:r>
-                              <w:fldChar w:fldCharType="separate"/>
-                            </w:r>
-                            <w:r>
-                              <w:rPr>
-                                <w:noProof/>
-                              </w:rPr>
-                              <w:t>2</w:t>
-                            </w:r>
-                            <w:r>
-                              <w:rPr>
-                                <w:noProof/>
-                              </w:rPr>
-                              <w:fldChar w:fldCharType="end"/>
-                            </w:r>
-                            <w:r>
-                              <w:t xml:space="preserve"> - Последняя запись из журнала на главной странице</w:t>
-                            </w:r>
-                          </w:p>
-                        </w:txbxContent>
-                      </wps:txbx>
-                      <wps:bodyPr rot="0" spcFirstLastPara="0" vertOverflow="overflow" horzOverflow="overflow" vert="horz" wrap="square" lIns="0" tIns="0" rIns="0" bIns="0" numCol="1" spcCol="0" rtlCol="0" fromWordArt="0" anchor="t" anchorCtr="0" forceAA="0" compatLnSpc="1">
-                        <a:prstTxWarp prst="textNoShape">
-                          <a:avLst/>
-                        </a:prstTxWarp>
-                        <a:spAutoFit/>
-                      </wps:bodyPr>
-                    </wps:wsp>
-                  </a:graphicData>
-                </a:graphic>
-              </wp:anchor>
-            </w:drawing>
-          </mc:Choice>
-          <mc:Fallback>
-            <w:pict>
-              <v:shape w14:anchorId="4BCF48C9" id="Надпись 8" o:spid="_x0000_s1027" type="#_x0000_t202" style="position:absolute;margin-left:-.1pt;margin-top:124pt;width:467.75pt;height:.05pt;z-index:251663360;visibility:visible;mso-wrap-style:square;mso-wrap-distance-left:9pt;mso-wrap-distance-top:0;mso-wrap-distance-right:9pt;mso-wrap-distance-bottom:0;mso-position-horizontal:absolute;mso-position-horizontal-relative:text;mso-position-vertical:absolute;mso-position-vertical-relative:text;v-text-anchor:top" o:gfxdata="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" stroked="f">
-                <v:textbox style="mso-fit-shape-to-text:t" inset="0,0,0,0">
-                  <w:txbxContent>
-                    <w:p>
-                      <w:pPr>
-                        <w:pStyle w:val="af7"/>
-                        <w:rPr>
-                          <w:rFonts w:ascii="Times New Roman" w:hAnsi="Times New Roman" w:cs="Times New Roman"/>
-                          <w:b/>
-                          <w:bCs/>
-                          <w:noProof/>
-                          <w:color w:val="0F1115"/>
-                          <w:sz w:val="28"/>
-                          <w:szCs w:val="28"/>
-                          <w:shd w:val="clear" w:color="auto" w:fill="FFFFFF"/>
-                        </w:rPr>
-                      </w:pPr>
-                      <w:r>
-                        <w:t xml:space="preserve">Рисунок </w:t>
-                      </w:r>
-                      <w:r>
-                        <w:fldChar w:fldCharType="begin"/>
-                      </w:r>
-                      <w:r>
-                        <w:instrText xml:space="preserve"> SEQ Рисунок \* ARABIC </w:instrText>
-                      </w:r>
-                      <w:r>
-                        <w:fldChar w:fldCharType="separate"/>
-                      </w:r>
-                      <w:r>
-                        <w:rPr>
-                          <w:noProof/>
-                        </w:rPr>
-                        <w:t>2</w:t>
-                      </w:r>
-                      <w:r>
-                        <w:rPr>
-                          <w:noProof/>
-                        </w:rPr>
-                        <w:fldChar w:fldCharType="end"/>
-                      </w:r>
-                      <w:r>
-                        <w:t xml:space="preserve"> - Последняя запись из журнала на главной странице</w:t>
-                      </w:r>
-                    </w:p>
-                  </w:txbxContent>
-                </v:textbox>
-                <w10:wrap type="topAndBottom"/>
-              </v:shape>
-            </w:pict>
-          </mc:Fallback>
-        </mc:AlternateContent>
-      </w:r>
-      <w:r>
-        <w:rPr>
-          <w:rFonts w:ascii="Times New Roman" w:hAnsi="Times New Roman" w:cs="Times New Roman"/>
-          <w:b/>
-          <w:bCs/>
-          <w:noProof/>
-          <w:color w:val="0F1115"/>
-          <w:sz w:val="28"/>
-          <w:szCs w:val="28"/>
-          <w:shd w:val="clear" w:color="auto" w:fill="FFFFFF"/>
-        </w:rPr>
-        <w:drawing>
-          <wp:anchor distT="0" distB="0" distL="114300" distR="114300" simplePos="0" relativeHeight="251661312" behindDoc="0" locked="0" layoutInCell="1" allowOverlap="1" wp14:anchorId="6802C337" wp14:editId="36086FE9">
-            <wp:simplePos x="0" y="0"/>
-            <wp:positionH relativeFrom="margin">
-              <wp:align>center</wp:align>
-            </wp:positionH>
-            <wp:positionV relativeFrom="paragraph">
-              <wp:posOffset>-2540</wp:posOffset>
-            </wp:positionV>
-            <wp:extent cx="5940425" cy="1520190"/>
-            <wp:effectExtent l="0" t="0" r="3175" b="3810"/>
-            <wp:wrapTopAndBottom/>
-            <wp:docPr id="7" name="Рисунок 7"/>
-            <wp:cNvGraphicFramePr>
-              <a:graphicFrameLocks xmlns:a="http://schemas.openxmlformats.org/drawingml/2006/main" noChangeAspect="1"/>
-            </wp:cNvGraphicFramePr>
-            <a:graphic xmlns:a="http://schemas.openxmlformats.org/drawingml/2006/main">
-              <a:graphicData uri="http://schemas.openxmlformats.org/drawingml/2006/picture">
-                <pic:pic xmlns:pic="http://schemas.openxmlformats.org/drawingml/2006/picture">
-                  <pic:nvPicPr>
-                    <pic:cNvPr id="7" name="Рисунок 7"/>
                     <pic:cNvPicPr/>
                   </pic:nvPicPr>
                   <pic:blipFill>
@@ -8540,7 +9013,7 @@
                   <pic:spPr>
                     <a:xfrm>
                       <a:off x="0" y="0"/>
-                      <a:ext cx="5940425" cy="1520190"/>
+                      <a:ext cx="5940000" cy="2836800"/>
                     </a:xfrm>
                     <a:prstGeom prst="rect">
                       <a:avLst/>
@@ -8549,19 +9022,14 @@
                 </pic:pic>
               </a:graphicData>
             </a:graphic>
-            <wp14:sizeRelH relativeFrom="page">
-              <wp14:pctWidth>0</wp14:pctWidth>
-            </wp14:sizeRelH>
-            <wp14:sizeRelV relativeFrom="page">
-              <wp14:pctHeight>0</wp14:pctHeight>
-            </wp14:sizeRelV>
-          </wp:anchor>
+          </wp:inline>
         </w:drawing>
       </w:r>
     </w:p>
     <w:p>
       <w:pPr>
-        <w:spacing w:after="160" w:line="259" w:lineRule="auto"/>
+        <w:pStyle w:val="af7"/>
+        <w:jc w:val="center"/>
         <w:rPr>
           <w:rFonts w:ascii="Times New Roman" w:hAnsi="Times New Roman" w:cs="Times New Roman"/>
           <w:b/>
@@ -8573,158 +9041,54 @@
         </w:rPr>
       </w:pPr>
       <w:r>
-        <w:rPr>
-          <w:noProof/>
-        </w:rPr>
-        <w:lastRenderedPageBreak/>
-        <mc:AlternateContent>
-          <mc:Choice Requires="wps">
-            <w:drawing>
-              <wp:anchor distT="0" distB="0" distL="114300" distR="114300" simplePos="0" relativeHeight="251666432" behindDoc="0" locked="0" layoutInCell="1" allowOverlap="1" wp14:anchorId="0DABFD88" wp14:editId="299BF0B5">
-                <wp:simplePos x="0" y="0"/>
-                <wp:positionH relativeFrom="column">
-                  <wp:posOffset>-1270</wp:posOffset>
-                </wp:positionH>
-                <wp:positionV relativeFrom="paragraph">
-                  <wp:posOffset>2900680</wp:posOffset>
-                </wp:positionV>
-                <wp:extent cx="5940425" cy="635"/>
-                <wp:effectExtent l="0" t="0" r="0" b="0"/>
-                <wp:wrapTopAndBottom/>
-                <wp:docPr id="14" name="Надпись 14"/>
-                <wp:cNvGraphicFramePr/>
-                <a:graphic xmlns:a="http://schemas.openxmlformats.org/drawingml/2006/main">
-                  <a:graphicData uri="http://schemas.microsoft.com/office/word/2010/wordprocessingShape">
-                    <wps:wsp>
-                      <wps:cNvSpPr txBox="1"/>
-                      <wps:spPr>
-                        <a:xfrm>
-                          <a:off x="0" y="0"/>
-                          <a:ext cx="5940425" cy="635"/>
-                        </a:xfrm>
-                        <a:prstGeom prst="rect">
-                          <a:avLst/>
-                        </a:prstGeom>
-                        <a:solidFill>
-                          <a:prstClr val="white"/>
-                        </a:solidFill>
-                        <a:ln>
-                          <a:noFill/>
-                        </a:ln>
-                      </wps:spPr>
-                      <wps:txbx>
-                        <w:txbxContent>
-                          <w:p>
-                            <w:pPr>
-                              <w:pStyle w:val="af7"/>
-                              <w:rPr>
-                                <w:rFonts w:ascii="Times New Roman" w:hAnsi="Times New Roman" w:cs="Times New Roman"/>
-                                <w:b/>
-                                <w:bCs/>
-                                <w:noProof/>
-                                <w:color w:val="0F1115"/>
-                                <w:sz w:val="28"/>
-                                <w:szCs w:val="28"/>
-                                <w:shd w:val="clear" w:color="auto" w:fill="FFFFFF"/>
-                              </w:rPr>
-                            </w:pPr>
-                            <w:r>
-                              <w:t xml:space="preserve">Рисунок </w:t>
-                            </w:r>
-                            <w:r>
-                              <w:fldChar w:fldCharType="begin"/>
-                            </w:r>
-                            <w:r>
-                              <w:instrText xml:space="preserve"> SEQ Рисунок \* ARABIC </w:instrText>
-                            </w:r>
-                            <w:r>
-                              <w:fldChar w:fldCharType="separate"/>
-                            </w:r>
-                            <w:r>
-                              <w:rPr>
-                                <w:noProof/>
-                              </w:rPr>
-                              <w:t>3</w:t>
-                            </w:r>
-                            <w:r>
-                              <w:rPr>
-                                <w:noProof/>
-                              </w:rPr>
-                              <w:fldChar w:fldCharType="end"/>
-                            </w:r>
-                            <w:r>
-                              <w:t xml:space="preserve"> - Журнал</w:t>
-                            </w:r>
-                          </w:p>
-                        </w:txbxContent>
-                      </wps:txbx>
-                      <wps:bodyPr rot="0" spcFirstLastPara="0" vertOverflow="overflow" horzOverflow="overflow" vert="horz" wrap="square" lIns="0" tIns="0" rIns="0" bIns="0" numCol="1" spcCol="0" rtlCol="0" fromWordArt="0" anchor="t" anchorCtr="0" forceAA="0" compatLnSpc="1">
-                        <a:prstTxWarp prst="textNoShape">
-                          <a:avLst/>
-                        </a:prstTxWarp>
-                        <a:spAutoFit/>
-                      </wps:bodyPr>
-                    </wps:wsp>
-                  </a:graphicData>
-                </a:graphic>
-              </wp:anchor>
-            </w:drawing>
-          </mc:Choice>
-          <mc:Fallback>
-            <w:pict>
-              <v:shape w14:anchorId="0DABFD88" id="Надпись 14" o:spid="_x0000_s1028" type="#_x0000_t202" style="position:absolute;margin-left:-.1pt;margin-top:228.4pt;width:467.75pt;height:.05pt;z-index:251666432;visibility:visible;mso-wrap-style:square;mso-wrap-distance-left:9pt;mso-wrap-distance-top:0;mso-wrap-distance-right:9pt;mso-wrap-distance-bottom:0;mso-position-horizontal:absolute;mso-position-horizontal-relative:text;mso-position-vertical:absolute;mso-position-vertical-relative:text;v-text-anchor:top" o:gfxdata="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" stroked="f">
-                <v:textbox style="mso-fit-shape-to-text:t" inset="0,0,0,0">
-                  <w:txbxContent>
-                    <w:p>
-                      <w:pPr>
-                        <w:pStyle w:val="af7"/>
-                        <w:rPr>
-                          <w:rFonts w:ascii="Times New Roman" w:hAnsi="Times New Roman" w:cs="Times New Roman"/>
-                          <w:b/>
-                          <w:bCs/>
-                          <w:noProof/>
-                          <w:color w:val="0F1115"/>
-                          <w:sz w:val="28"/>
-                          <w:szCs w:val="28"/>
-                          <w:shd w:val="clear" w:color="auto" w:fill="FFFFFF"/>
-                        </w:rPr>
-                      </w:pPr>
-                      <w:r>
-                        <w:t xml:space="preserve">Рисунок </w:t>
-                      </w:r>
-                      <w:r>
-                        <w:fldChar w:fldCharType="begin"/>
-                      </w:r>
-                      <w:r>
-                        <w:instrText xml:space="preserve"> SEQ Рисунок \* ARABIC </w:instrText>
-                      </w:r>
-                      <w:r>
-                        <w:fldChar w:fldCharType="separate"/>
-                      </w:r>
-                      <w:r>
-                        <w:rPr>
-                          <w:noProof/>
-                        </w:rPr>
-                        <w:t>3</w:t>
-                      </w:r>
-                      <w:r>
-                        <w:rPr>
-                          <w:noProof/>
-                        </w:rPr>
-                        <w:fldChar w:fldCharType="end"/>
-                      </w:r>
-                      <w:r>
-                        <w:t xml:space="preserve"> - Журнал</w:t>
-                      </w:r>
-                    </w:p>
-                  </w:txbxContent>
-                </v:textbox>
-                <w10:wrap type="topAndBottom"/>
-              </v:shape>
-            </w:pict>
-          </mc:Fallback>
-        </mc:AlternateContent>
-      </w:r>
+        <w:t xml:space="preserve">Рисунок А. </w:t>
+      </w:r>
+      <w:fldSimple w:instr=" SEQ Рисунок_А. \* ARABIC ">
+        <w:r>
+          <w:rPr>
+            <w:noProof/>
+          </w:rPr>
+          <w:t>1</w:t>
+        </w:r>
+      </w:fldSimple>
+      <w:r>
+        <w:t xml:space="preserve"> - Главная страница</w:t>
+      </w:r>
+    </w:p>
+    <w:p>
+      <w:pPr>
+        <w:spacing w:after="0" w:line="360" w:lineRule="auto"/>
+        <w:rPr>
+          <w:rFonts w:ascii="Times New Roman" w:hAnsi="Times New Roman" w:cs="Times New Roman"/>
+          <w:b/>
+          <w:bCs/>
+          <w:color w:val="0F1115"/>
+          <w:sz w:val="28"/>
+          <w:szCs w:val="28"/>
+          <w:shd w:val="clear" w:color="auto" w:fill="FFFFFF"/>
+        </w:rPr>
+      </w:pPr>
+    </w:p>
+    <w:p>
+      <w:pPr>
+        <w:spacing w:after="0" w:line="360" w:lineRule="auto"/>
+        <w:rPr>
+          <w:rFonts w:ascii="Times New Roman" w:hAnsi="Times New Roman" w:cs="Times New Roman"/>
+          <w:b/>
+          <w:bCs/>
+          <w:color w:val="0F1115"/>
+          <w:sz w:val="28"/>
+          <w:szCs w:val="28"/>
+          <w:shd w:val="clear" w:color="auto" w:fill="FFFFFF"/>
+        </w:rPr>
+      </w:pPr>
+    </w:p>
+    <w:p>
+      <w:pPr>
+        <w:keepNext/>
+        <w:spacing w:after="0" w:line="360" w:lineRule="auto"/>
+        <w:jc w:val="center"/>
+      </w:pPr>
       <w:r>
         <w:rPr>
           <w:rFonts w:ascii="Times New Roman" w:hAnsi="Times New Roman" w:cs="Times New Roman"/>
@@ -8737,18 +9101,10 @@
           <w:shd w:val="clear" w:color="auto" w:fill="FFFFFF"/>
         </w:rPr>
         <w:drawing>
-          <wp:anchor distT="0" distB="0" distL="114300" distR="114300" simplePos="0" relativeHeight="251664384" behindDoc="0" locked="0" layoutInCell="1" allowOverlap="1" wp14:anchorId="25E1F872" wp14:editId="7BF7B455">
-            <wp:simplePos x="0" y="0"/>
-            <wp:positionH relativeFrom="margin">
-              <wp:align>center</wp:align>
-            </wp:positionH>
-            <wp:positionV relativeFrom="paragraph">
-              <wp:posOffset>0</wp:posOffset>
-            </wp:positionV>
-            <wp:extent cx="5940425" cy="2843530"/>
-            <wp:effectExtent l="0" t="0" r="3175" b="0"/>
-            <wp:wrapTopAndBottom/>
-            <wp:docPr id="13" name="Рисунок 13"/>
+          <wp:inline distT="0" distB="0" distL="0" distR="0" wp14:anchorId="6802C337" wp14:editId="1095BEFE">
+            <wp:extent cx="5940000" cy="1519200"/>
+            <wp:effectExtent l="0" t="0" r="3810" b="5080"/>
+            <wp:docPr id="7" name="Рисунок 7"/>
             <wp:cNvGraphicFramePr>
               <a:graphicFrameLocks xmlns:a="http://schemas.openxmlformats.org/drawingml/2006/main" noChangeAspect="1"/>
             </wp:cNvGraphicFramePr>
@@ -8756,7 +9112,7 @@
               <a:graphicData uri="http://schemas.openxmlformats.org/drawingml/2006/picture">
                 <pic:pic xmlns:pic="http://schemas.openxmlformats.org/drawingml/2006/picture">
                   <pic:nvPicPr>
-                    <pic:cNvPr id="13" name="Рисунок 13"/>
+                    <pic:cNvPr id="7" name="Рисунок 7"/>
                     <pic:cNvPicPr/>
                   </pic:nvPicPr>
                   <pic:blipFill>
@@ -8774,7 +9130,7 @@
                   <pic:spPr>
                     <a:xfrm>
                       <a:off x="0" y="0"/>
-                      <a:ext cx="5940425" cy="2843530"/>
+                      <a:ext cx="5940000" cy="1519200"/>
                     </a:xfrm>
                     <a:prstGeom prst="rect">
                       <a:avLst/>
@@ -8783,22 +9139,45 @@
                 </pic:pic>
               </a:graphicData>
             </a:graphic>
-            <wp14:sizeRelH relativeFrom="page">
-              <wp14:pctWidth>0</wp14:pctWidth>
-            </wp14:sizeRelH>
-            <wp14:sizeRelV relativeFrom="page">
-              <wp14:pctHeight>0</wp14:pctHeight>
-            </wp14:sizeRelV>
-          </wp:anchor>
+          </wp:inline>
         </w:drawing>
       </w:r>
     </w:p>
     <w:p>
       <w:pPr>
-        <w:pStyle w:val="10"/>
+        <w:pStyle w:val="af7"/>
         <w:jc w:val="center"/>
-      </w:pPr>
-      <w:bookmarkStart w:id="14" w:name="_Toc227573178"/>
+        <w:rPr>
+          <w:rFonts w:ascii="Times New Roman" w:hAnsi="Times New Roman" w:cs="Times New Roman"/>
+          <w:b/>
+          <w:bCs/>
+          <w:color w:val="0F1115"/>
+          <w:sz w:val="28"/>
+          <w:szCs w:val="28"/>
+          <w:shd w:val="clear" w:color="auto" w:fill="FFFFFF"/>
+        </w:rPr>
+      </w:pPr>
+      <w:r>
+        <w:t xml:space="preserve">Рисунок А. </w:t>
+      </w:r>
+      <w:fldSimple w:instr=" SEQ Рисунок_А. \* ARABIC ">
+        <w:r>
+          <w:rPr>
+            <w:noProof/>
+          </w:rPr>
+          <w:t>2</w:t>
+        </w:r>
+      </w:fldSimple>
+      <w:r>
+        <w:t>- Последняя статья в журнале</w:t>
+      </w:r>
+    </w:p>
+    <w:p>
+      <w:pPr>
+        <w:keepNext/>
+        <w:spacing w:after="160" w:line="259" w:lineRule="auto"/>
+        <w:jc w:val="center"/>
+      </w:pPr>
       <w:r>
         <w:rPr>
           <w:rFonts w:ascii="Times New Roman" w:hAnsi="Times New Roman" w:cs="Times New Roman"/>
@@ -8810,19 +9189,12 @@
           <w:szCs w:val="28"/>
           <w:shd w:val="clear" w:color="auto" w:fill="FFFFFF"/>
         </w:rPr>
+        <w:lastRenderedPageBreak/>
         <w:drawing>
-          <wp:anchor distT="0" distB="0" distL="114300" distR="114300" simplePos="0" relativeHeight="251667456" behindDoc="0" locked="0" layoutInCell="1" allowOverlap="1" wp14:anchorId="5F5E3577" wp14:editId="282077CB">
-            <wp:simplePos x="0" y="0"/>
-            <wp:positionH relativeFrom="margin">
-              <wp:align>center</wp:align>
-            </wp:positionH>
-            <wp:positionV relativeFrom="paragraph">
-              <wp:posOffset>50165</wp:posOffset>
-            </wp:positionV>
-            <wp:extent cx="5940425" cy="2509520"/>
-            <wp:effectExtent l="0" t="0" r="3175" b="5080"/>
-            <wp:wrapTopAndBottom/>
-            <wp:docPr id="16" name="Рисунок 16"/>
+          <wp:inline distT="0" distB="0" distL="0" distR="0" wp14:anchorId="25E1F872" wp14:editId="297347BD">
+            <wp:extent cx="5940000" cy="2844000"/>
+            <wp:effectExtent l="0" t="0" r="3810" b="0"/>
+            <wp:docPr id="13" name="Рисунок 13"/>
             <wp:cNvGraphicFramePr>
               <a:graphicFrameLocks xmlns:a="http://schemas.openxmlformats.org/drawingml/2006/main" noChangeAspect="1"/>
             </wp:cNvGraphicFramePr>
@@ -8830,7 +9202,7 @@
               <a:graphicData uri="http://schemas.openxmlformats.org/drawingml/2006/picture">
                 <pic:pic xmlns:pic="http://schemas.openxmlformats.org/drawingml/2006/picture">
                   <pic:nvPicPr>
-                    <pic:cNvPr id="16" name="Рисунок 16"/>
+                    <pic:cNvPr id="13" name="Рисунок 13"/>
                     <pic:cNvPicPr/>
                   </pic:nvPicPr>
                   <pic:blipFill>
@@ -8848,7 +9220,7 @@
                   <pic:spPr>
                     <a:xfrm>
                       <a:off x="0" y="0"/>
-                      <a:ext cx="5940425" cy="2509520"/>
+                      <a:ext cx="5940000" cy="2844000"/>
                     </a:xfrm>
                     <a:prstGeom prst="rect">
                       <a:avLst/>
@@ -8857,51 +9229,13 @@
                 </pic:pic>
               </a:graphicData>
             </a:graphic>
-            <wp14:sizeRelH relativeFrom="page">
-              <wp14:pctWidth>0</wp14:pctWidth>
-            </wp14:sizeRelH>
-            <wp14:sizeRelV relativeFrom="page">
-              <wp14:pctHeight>0</wp14:pctHeight>
-            </wp14:sizeRelV>
-          </wp:anchor>
+          </wp:inline>
         </w:drawing>
       </w:r>
     </w:p>
     <w:p>
       <w:pPr>
         <w:pStyle w:val="af7"/>
-      </w:pPr>
-      <w:r>
-        <w:t xml:space="preserve">Рисунок </w:t>
-      </w:r>
-      <w:r>
-        <w:fldChar w:fldCharType="begin"/>
-      </w:r>
-      <w:r>
-        <w:instrText xml:space="preserve"> SEQ Рисунок \* ARABIC </w:instrText>
-      </w:r>
-      <w:r>
-        <w:fldChar w:fldCharType="separate"/>
-      </w:r>
-      <w:r>
-        <w:rPr>
-          <w:noProof/>
-        </w:rPr>
-        <w:t>4</w:t>
-      </w:r>
-      <w:r>
-        <w:rPr>
-          <w:noProof/>
-        </w:rPr>
-        <w:fldChar w:fldCharType="end"/>
-      </w:r>
-      <w:r>
-        <w:t xml:space="preserve"> - Статья журнала</w:t>
-      </w:r>
-    </w:p>
-    <w:p>
-      <w:pPr>
-        <w:pStyle w:val="10"/>
         <w:jc w:val="center"/>
         <w:rPr>
           <w:rFonts w:ascii="Times New Roman" w:hAnsi="Times New Roman" w:cs="Times New Roman"/>
@@ -8913,12 +9247,36 @@
           <w:shd w:val="clear" w:color="auto" w:fill="FFFFFF"/>
         </w:rPr>
       </w:pPr>
-    </w:p>
-    <w:p>
-      <w:pPr>
-        <w:pStyle w:val="10"/>
-        <w:jc w:val="center"/>
-      </w:pPr>
+      <w:r>
+        <w:t xml:space="preserve">Рисунок А. </w:t>
+      </w:r>
+      <w:fldSimple w:instr=" SEQ Рисунок_А. \* ARABIC ">
+        <w:r>
+          <w:rPr>
+            <w:noProof/>
+          </w:rPr>
+          <w:t>3</w:t>
+        </w:r>
+      </w:fldSimple>
+      <w:r>
+        <w:t xml:space="preserve"> - Журнал</w:t>
+      </w:r>
+    </w:p>
+    <w:p>
+      <w:pPr>
+        <w:spacing w:after="160" w:line="259" w:lineRule="auto"/>
+        <w:rPr>
+          <w:rFonts w:ascii="Times New Roman" w:hAnsi="Times New Roman" w:cs="Times New Roman"/>
+          <w:b/>
+          <w:bCs/>
+          <w:color w:val="0F1115"/>
+          <w:sz w:val="28"/>
+          <w:szCs w:val="28"/>
+          <w:shd w:val="clear" w:color="auto" w:fill="FFFFFF"/>
+        </w:rPr>
+      </w:pPr>
+    </w:p>
+    <w:p>
       <w:r>
         <w:rPr>
           <w:rFonts w:ascii="Times New Roman" w:hAnsi="Times New Roman" w:cs="Times New Roman"/>
@@ -8931,17 +9289,89 @@
           <w:shd w:val="clear" w:color="auto" w:fill="FFFFFF"/>
         </w:rPr>
         <w:drawing>
-          <wp:anchor distT="0" distB="0" distL="114300" distR="114300" simplePos="0" relativeHeight="251668480" behindDoc="0" locked="0" layoutInCell="1" allowOverlap="0" wp14:anchorId="3C29F849" wp14:editId="3CFEA17E">
-            <wp:simplePos x="0" y="0"/>
-            <wp:positionH relativeFrom="margin">
-              <wp:align>center</wp:align>
-            </wp:positionH>
-            <wp:positionV relativeFrom="page">
-              <wp:posOffset>1104900</wp:posOffset>
-            </wp:positionV>
+          <wp:inline distT="0" distB="0" distL="0" distR="0" wp14:anchorId="5F5E3577" wp14:editId="1514FC02">
+            <wp:extent cx="5940000" cy="2509200"/>
+            <wp:effectExtent l="0" t="0" r="3810" b="5715"/>
+            <wp:docPr id="16" name="Рисунок 16"/>
+            <wp:cNvGraphicFramePr>
+              <a:graphicFrameLocks xmlns:a="http://schemas.openxmlformats.org/drawingml/2006/main" noChangeAspect="1"/>
+            </wp:cNvGraphicFramePr>
+            <a:graphic xmlns:a="http://schemas.openxmlformats.org/drawingml/2006/main">
+              <a:graphicData uri="http://schemas.openxmlformats.org/drawingml/2006/picture">
+                <pic:pic xmlns:pic="http://schemas.openxmlformats.org/drawingml/2006/picture">
+                  <pic:nvPicPr>
+                    <pic:cNvPr id="16" name="Рисунок 16"/>
+                    <pic:cNvPicPr/>
+                  </pic:nvPicPr>
+                  <pic:blipFill>
+                    <a:blip r:embed="rId18" cstate="print">
+                      <a:extLst>
+                        <a:ext uri="{28A0092B-C50C-407E-A947-70E740481C1C}">
+                          <a14:useLocalDpi xmlns:a14="http://schemas.microsoft.com/office/drawing/2010/main" val="0"/>
+                        </a:ext>
+                      </a:extLst>
+                    </a:blip>
+                    <a:stretch>
+                      <a:fillRect/>
+                    </a:stretch>
+                  </pic:blipFill>
+                  <pic:spPr>
+                    <a:xfrm>
+                      <a:off x="0" y="0"/>
+                      <a:ext cx="5940000" cy="2509200"/>
+                    </a:xfrm>
+                    <a:prstGeom prst="rect">
+                      <a:avLst/>
+                    </a:prstGeom>
+                  </pic:spPr>
+                </pic:pic>
+              </a:graphicData>
+            </a:graphic>
+          </wp:inline>
+        </w:drawing>
+      </w:r>
+    </w:p>
+    <w:p>
+      <w:pPr>
+        <w:pStyle w:val="af7"/>
+        <w:jc w:val="center"/>
+      </w:pPr>
+      <w:r>
+        <w:t xml:space="preserve">Рисунок А. </w:t>
+      </w:r>
+      <w:fldSimple w:instr=" SEQ Рисунок_А. \* ARABIC ">
+        <w:r>
+          <w:rPr>
+            <w:noProof/>
+          </w:rPr>
+          <w:t>4</w:t>
+        </w:r>
+      </w:fldSimple>
+      <w:r>
+        <w:t xml:space="preserve"> - Запись в журнале</w:t>
+      </w:r>
+    </w:p>
+    <w:p>
+      <w:pPr>
+        <w:pStyle w:val="af7"/>
+        <w:jc w:val="center"/>
+      </w:pPr>
+      <w:r>
+        <w:rPr>
+          <w:rFonts w:ascii="Times New Roman" w:hAnsi="Times New Roman" w:cs="Times New Roman"/>
+          <w:b/>
+          <w:bCs/>
+          <w:noProof/>
+          <w:color w:val="0F1115"/>
+          <w:sz w:val="28"/>
+          <w:szCs w:val="28"/>
+          <w:shd w:val="clear" w:color="auto" w:fill="FFFFFF"/>
+        </w:rPr>
+        <w:lastRenderedPageBreak/>
+        <w:drawing>
+          <wp:inline distT="0" distB="0" distL="0" distR="0" wp14:anchorId="3C29F849" wp14:editId="32CBC990">
             <wp:extent cx="5940000" cy="2840400"/>
             <wp:effectExtent l="0" t="0" r="3810" b="0"/>
-            <wp:wrapTopAndBottom/>
             <wp:docPr id="21" name="Рисунок 21"/>
             <wp:cNvGraphicFramePr>
               <a:graphicFrameLocks xmlns:a="http://schemas.openxmlformats.org/drawingml/2006/main" noChangeAspect="1"/>
@@ -8954,7 +9384,7 @@
                     <pic:cNvPicPr/>
                   </pic:nvPicPr>
                   <pic:blipFill>
-                    <a:blip r:embed="rId18" cstate="print">
+                    <a:blip r:embed="rId19" cstate="print">
                       <a:extLst>
                         <a:ext uri="{28A0092B-C50C-407E-A947-70E740481C1C}">
                           <a14:useLocalDpi xmlns:a14="http://schemas.microsoft.com/office/drawing/2010/main" val="0"/>
@@ -8977,224 +9407,37 @@
                 </pic:pic>
               </a:graphicData>
             </a:graphic>
-            <wp14:sizeRelH relativeFrom="margin">
-              <wp14:pctWidth>0</wp14:pctWidth>
-            </wp14:sizeRelH>
-            <wp14:sizeRelV relativeFrom="margin">
-              <wp14:pctHeight>0</wp14:pctHeight>
-            </wp14:sizeRelV>
-          </wp:anchor>
+          </wp:inline>
         </w:drawing>
       </w:r>
     </w:p>
     <w:p>
       <w:pPr>
         <w:pStyle w:val="af7"/>
-        <w:rPr>
-          <w:rFonts w:ascii="Times New Roman" w:hAnsi="Times New Roman" w:cs="Times New Roman"/>
-          <w:b/>
-          <w:bCs/>
-          <w:color w:val="0F1115"/>
-          <w:sz w:val="28"/>
-          <w:szCs w:val="28"/>
-          <w:shd w:val="clear" w:color="auto" w:fill="FFFFFF"/>
-        </w:rPr>
-      </w:pPr>
-      <w:r>
-        <w:t xml:space="preserve">Рисунок </w:t>
-      </w:r>
-      <w:r>
-        <w:fldChar w:fldCharType="begin"/>
-      </w:r>
-      <w:r>
-        <w:instrText xml:space="preserve"> SEQ Рисунок \* ARABIC </w:instrText>
-      </w:r>
-      <w:r>
-        <w:fldChar w:fldCharType="separate"/>
-      </w:r>
-      <w:r>
-        <w:rPr>
-          <w:noProof/>
-        </w:rPr>
-        <w:t>5</w:t>
-      </w:r>
-      <w:r>
-        <w:rPr>
-          <w:noProof/>
-        </w:rPr>
-        <w:fldChar w:fldCharType="end"/>
-      </w:r>
+        <w:keepNext/>
+        <w:jc w:val="center"/>
+      </w:pPr>
+      <w:r>
+        <w:t xml:space="preserve">Рисунок А. </w:t>
+      </w:r>
+      <w:fldSimple w:instr=" SEQ Рисунок_А. \* ARABIC ">
+        <w:r>
+          <w:rPr>
+            <w:noProof/>
+          </w:rPr>
+          <w:t>5</w:t>
+        </w:r>
+      </w:fldSimple>
       <w:r>
         <w:t xml:space="preserve"> - О проекте</w:t>
       </w:r>
     </w:p>
     <w:p>
       <w:pPr>
-        <w:pStyle w:val="10"/>
+        <w:pStyle w:val="af7"/>
+        <w:keepNext/>
         <w:jc w:val="center"/>
-        <w:rPr>
-          <w:rFonts w:ascii="Times New Roman" w:hAnsi="Times New Roman" w:cs="Times New Roman"/>
-          <w:b/>
-          <w:bCs/>
-          <w:color w:val="0F1115"/>
-          <w:sz w:val="28"/>
-          <w:szCs w:val="28"/>
-          <w:shd w:val="clear" w:color="auto" w:fill="FFFFFF"/>
-        </w:rPr>
-      </w:pPr>
-      <w:r>
-        <w:rPr>
-          <w:noProof/>
-        </w:rPr>
-        <w:lastRenderedPageBreak/>
-        <mc:AlternateContent>
-          <mc:Choice Requires="wps">
-            <w:drawing>
-              <wp:anchor distT="0" distB="0" distL="114300" distR="114300" simplePos="0" relativeHeight="251671552" behindDoc="0" locked="0" layoutInCell="1" allowOverlap="1" wp14:anchorId="6264BA38" wp14:editId="68E468B1">
-                <wp:simplePos x="0" y="0"/>
-                <wp:positionH relativeFrom="column">
-                  <wp:posOffset>-1270</wp:posOffset>
-                </wp:positionH>
-                <wp:positionV relativeFrom="paragraph">
-                  <wp:posOffset>3044190</wp:posOffset>
-                </wp:positionV>
-                <wp:extent cx="5940425" cy="635"/>
-                <wp:effectExtent l="0" t="0" r="0" b="0"/>
-                <wp:wrapTopAndBottom/>
-                <wp:docPr id="23" name="Надпись 23"/>
-                <wp:cNvGraphicFramePr/>
-                <a:graphic xmlns:a="http://schemas.openxmlformats.org/drawingml/2006/main">
-                  <a:graphicData uri="http://schemas.microsoft.com/office/word/2010/wordprocessingShape">
-                    <wps:wsp>
-                      <wps:cNvSpPr txBox="1"/>
-                      <wps:spPr>
-                        <a:xfrm>
-                          <a:off x="0" y="0"/>
-                          <a:ext cx="5940425" cy="635"/>
-                        </a:xfrm>
-                        <a:prstGeom prst="rect">
-                          <a:avLst/>
-                        </a:prstGeom>
-                        <a:solidFill>
-                          <a:prstClr val="white"/>
-                        </a:solidFill>
-                        <a:ln>
-                          <a:noFill/>
-                        </a:ln>
-                      </wps:spPr>
-                      <wps:txbx>
-                        <w:txbxContent>
-                          <w:p>
-                            <w:pPr>
-                              <w:pStyle w:val="af7"/>
-                              <w:rPr>
-                                <w:rFonts w:ascii="Times New Roman" w:hAnsi="Times New Roman" w:cs="Times New Roman"/>
-                                <w:b/>
-                                <w:bCs/>
-                                <w:noProof/>
-                                <w:color w:val="0F1115"/>
-                                <w:sz w:val="28"/>
-                                <w:szCs w:val="28"/>
-                                <w:shd w:val="clear" w:color="auto" w:fill="FFFFFF"/>
-                              </w:rPr>
-                            </w:pPr>
-                            <w:r>
-                              <w:t xml:space="preserve">Рисунок </w:t>
-                            </w:r>
-                            <w:r>
-                              <w:fldChar w:fldCharType="begin"/>
-                            </w:r>
-                            <w:r>
-                              <w:instrText xml:space="preserve"> SEQ Рисунок \* ARABIC </w:instrText>
-                            </w:r>
-                            <w:r>
-                              <w:fldChar w:fldCharType="separate"/>
-                            </w:r>
-                            <w:r>
-                              <w:rPr>
-                                <w:noProof/>
-                              </w:rPr>
-                              <w:t>6</w:t>
-                            </w:r>
-                            <w:r>
-                              <w:rPr>
-                                <w:noProof/>
-                              </w:rPr>
-                              <w:fldChar w:fldCharType="end"/>
-                            </w:r>
-                            <w:r>
-                              <w:t xml:space="preserve"> - Участники</w:t>
-                            </w:r>
-                          </w:p>
-                        </w:txbxContent>
-                      </wps:txbx>
-                      <wps:bodyPr rot="0" spcFirstLastPara="0" vertOverflow="overflow" horzOverflow="overflow" vert="horz" wrap="square" lIns="0" tIns="0" rIns="0" bIns="0" numCol="1" spcCol="0" rtlCol="0" fromWordArt="0" anchor="t" anchorCtr="0" forceAA="0" compatLnSpc="1">
-                        <a:prstTxWarp prst="textNoShape">
-                          <a:avLst/>
-                        </a:prstTxWarp>
-                        <a:spAutoFit/>
-                      </wps:bodyPr>
-                    </wps:wsp>
-                  </a:graphicData>
-                </a:graphic>
-              </wp:anchor>
-            </w:drawing>
-          </mc:Choice>
-          <mc:Fallback>
-            <w:pict>
-              <v:shape w14:anchorId="6264BA38" id="Надпись 23" o:spid="_x0000_s1029" type="#_x0000_t202" style="position:absolute;left:0;text-align:left;margin-left:-.1pt;margin-top:239.7pt;width:467.75pt;height:.05pt;z-index:251671552;visibility:visible;mso-wrap-style:square;mso-wrap-distance-left:9pt;mso-wrap-distance-top:0;mso-wrap-distance-right:9pt;mso-wrap-distance-bottom:0;mso-position-horizontal:absolute;mso-position-horizontal-relative:text;mso-position-vertical:absolute;mso-position-vertical-relative:text;v-text-anchor:top" o:gfxdata="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" stroked="f">
-                <v:textbox style="mso-fit-shape-to-text:t" inset="0,0,0,0">
-                  <w:txbxContent>
-                    <w:p>
-                      <w:pPr>
-                        <w:pStyle w:val="af7"/>
-                        <w:rPr>
-                          <w:rFonts w:ascii="Times New Roman" w:hAnsi="Times New Roman" w:cs="Times New Roman"/>
-                          <w:b/>
-                          <w:bCs/>
-                          <w:noProof/>
-                          <w:color w:val="0F1115"/>
-                          <w:sz w:val="28"/>
-                          <w:szCs w:val="28"/>
-                          <w:shd w:val="clear" w:color="auto" w:fill="FFFFFF"/>
-                        </w:rPr>
-                      </w:pPr>
-                      <w:r>
-                        <w:t xml:space="preserve">Рисунок </w:t>
-                      </w:r>
-                      <w:r>
-                        <w:fldChar w:fldCharType="begin"/>
-                      </w:r>
-                      <w:r>
-                        <w:instrText xml:space="preserve"> SEQ Рисунок \* ARABIC </w:instrText>
-                      </w:r>
-                      <w:r>
-                        <w:fldChar w:fldCharType="separate"/>
-                      </w:r>
-                      <w:r>
-                        <w:rPr>
-                          <w:noProof/>
-                        </w:rPr>
-                        <w:t>6</w:t>
-                      </w:r>
-                      <w:r>
-                        <w:rPr>
-                          <w:noProof/>
-                        </w:rPr>
-                        <w:fldChar w:fldCharType="end"/>
-                      </w:r>
-                      <w:r>
-                        <w:t xml:space="preserve"> - Участники</w:t>
-                      </w:r>
-                    </w:p>
-                  </w:txbxContent>
-                </v:textbox>
-                <w10:wrap type="topAndBottom"/>
-              </v:shape>
-            </w:pict>
-          </mc:Fallback>
-        </mc:AlternateContent>
-      </w:r>
+      </w:pPr>
       <w:r>
         <w:rPr>
           <w:rFonts w:ascii="Times New Roman" w:hAnsi="Times New Roman" w:cs="Times New Roman"/>
@@ -9207,17 +9450,9 @@
           <w:shd w:val="clear" w:color="auto" w:fill="FFFFFF"/>
         </w:rPr>
         <w:drawing>
-          <wp:anchor distT="0" distB="0" distL="114300" distR="114300" simplePos="0" relativeHeight="251669504" behindDoc="0" locked="0" layoutInCell="1" allowOverlap="0" wp14:anchorId="52054778" wp14:editId="5F7A2FD9">
-            <wp:simplePos x="0" y="0"/>
-            <wp:positionH relativeFrom="margin">
-              <wp:align>center</wp:align>
-            </wp:positionH>
-            <wp:positionV relativeFrom="paragraph">
-              <wp:posOffset>149860</wp:posOffset>
-            </wp:positionV>
+          <wp:inline distT="0" distB="0" distL="0" distR="0" wp14:anchorId="52054778" wp14:editId="560E4246">
             <wp:extent cx="5940000" cy="2836800"/>
             <wp:effectExtent l="0" t="0" r="3810" b="1905"/>
-            <wp:wrapTopAndBottom/>
             <wp:docPr id="22" name="Рисунок 22"/>
             <wp:cNvGraphicFramePr>
               <a:graphicFrameLocks xmlns:a="http://schemas.openxmlformats.org/drawingml/2006/main" noChangeAspect="1"/>
@@ -9230,7 +9465,7 @@
                     <pic:cNvPicPr/>
                   </pic:nvPicPr>
                   <pic:blipFill>
-                    <a:blip r:embed="rId19" cstate="print">
+                    <a:blip r:embed="rId20" cstate="print">
                       <a:extLst>
                         <a:ext uri="{28A0092B-C50C-407E-A947-70E740481C1C}">
                           <a14:useLocalDpi xmlns:a14="http://schemas.microsoft.com/office/drawing/2010/main" val="0"/>
@@ -9253,182 +9488,35 @@
                 </pic:pic>
               </a:graphicData>
             </a:graphic>
-            <wp14:sizeRelH relativeFrom="page">
-              <wp14:pctWidth>0</wp14:pctWidth>
-            </wp14:sizeRelH>
-            <wp14:sizeRelV relativeFrom="page">
-              <wp14:pctHeight>0</wp14:pctHeight>
-            </wp14:sizeRelV>
-          </wp:anchor>
+          </wp:inline>
         </w:drawing>
       </w:r>
     </w:p>
     <w:p>
       <w:pPr>
-        <w:pStyle w:val="10"/>
+        <w:pStyle w:val="af7"/>
         <w:jc w:val="center"/>
-        <w:rPr>
-          <w:rFonts w:ascii="Times New Roman" w:hAnsi="Times New Roman" w:cs="Times New Roman"/>
-          <w:b/>
-          <w:bCs/>
-          <w:color w:val="0F1115"/>
-          <w:sz w:val="28"/>
-          <w:szCs w:val="28"/>
-          <w:shd w:val="clear" w:color="auto" w:fill="FFFFFF"/>
-        </w:rPr>
-      </w:pPr>
-      <w:r>
-        <w:rPr>
-          <w:noProof/>
-        </w:rPr>
-        <mc:AlternateContent>
-          <mc:Choice Requires="wps">
-            <w:drawing>
-              <wp:anchor distT="0" distB="0" distL="114300" distR="114300" simplePos="0" relativeHeight="251674624" behindDoc="0" locked="0" layoutInCell="1" allowOverlap="1" wp14:anchorId="471D090E" wp14:editId="769D0695">
-                <wp:simplePos x="0" y="0"/>
-                <wp:positionH relativeFrom="column">
-                  <wp:posOffset>-1270</wp:posOffset>
-                </wp:positionH>
-                <wp:positionV relativeFrom="paragraph">
-                  <wp:posOffset>3048635</wp:posOffset>
-                </wp:positionV>
-                <wp:extent cx="5940425" cy="635"/>
-                <wp:effectExtent l="0" t="0" r="0" b="0"/>
-                <wp:wrapTopAndBottom/>
-                <wp:docPr id="25" name="Надпись 25"/>
-                <wp:cNvGraphicFramePr/>
-                <a:graphic xmlns:a="http://schemas.openxmlformats.org/drawingml/2006/main">
-                  <a:graphicData uri="http://schemas.microsoft.com/office/word/2010/wordprocessingShape">
-                    <wps:wsp>
-                      <wps:cNvSpPr txBox="1"/>
-                      <wps:spPr>
-                        <a:xfrm>
-                          <a:off x="0" y="0"/>
-                          <a:ext cx="5940425" cy="635"/>
-                        </a:xfrm>
-                        <a:prstGeom prst="rect">
-                          <a:avLst/>
-                        </a:prstGeom>
-                        <a:solidFill>
-                          <a:prstClr val="white"/>
-                        </a:solidFill>
-                        <a:ln>
-                          <a:noFill/>
-                        </a:ln>
-                      </wps:spPr>
-                      <wps:txbx>
-                        <w:txbxContent>
-                          <w:p>
-                            <w:pPr>
-                              <w:pStyle w:val="af7"/>
-                              <w:rPr>
-                                <w:rFonts w:ascii="Times New Roman" w:hAnsi="Times New Roman" w:cs="Times New Roman"/>
-                                <w:b/>
-                                <w:bCs/>
-                                <w:noProof/>
-                                <w:color w:val="0F1115"/>
-                                <w:sz w:val="28"/>
-                                <w:szCs w:val="28"/>
-                                <w:shd w:val="clear" w:color="auto" w:fill="FFFFFF"/>
-                              </w:rPr>
-                            </w:pPr>
-                            <w:r>
-                              <w:t xml:space="preserve">Рисунок </w:t>
-                            </w:r>
-                            <w:r>
-                              <w:fldChar w:fldCharType="begin"/>
-                            </w:r>
-                            <w:r>
-                              <w:instrText xml:space="preserve"> SEQ Рисунок \* ARABIC </w:instrText>
-                            </w:r>
-                            <w:r>
-                              <w:fldChar w:fldCharType="separate"/>
-                            </w:r>
-                            <w:r>
-                              <w:rPr>
-                                <w:noProof/>
-                              </w:rPr>
-                              <w:t>7</w:t>
-                            </w:r>
-                            <w:r>
-                              <w:rPr>
-                                <w:noProof/>
-                              </w:rPr>
-                              <w:fldChar w:fldCharType="end"/>
-                            </w:r>
-                            <w:r>
-                              <w:t xml:space="preserve"> - Ресурсы</w:t>
-                            </w:r>
-                          </w:p>
-                        </w:txbxContent>
-                      </wps:txbx>
-                      <wps:bodyPr rot="0" spcFirstLastPara="0" vertOverflow="overflow" horzOverflow="overflow" vert="horz" wrap="square" lIns="0" tIns="0" rIns="0" bIns="0" numCol="1" spcCol="0" rtlCol="0" fromWordArt="0" anchor="t" anchorCtr="0" forceAA="0" compatLnSpc="1">
-                        <a:prstTxWarp prst="textNoShape">
-                          <a:avLst/>
-                        </a:prstTxWarp>
-                        <a:spAutoFit/>
-                      </wps:bodyPr>
-                    </wps:wsp>
-                  </a:graphicData>
-                </a:graphic>
-              </wp:anchor>
-            </w:drawing>
-          </mc:Choice>
-          <mc:Fallback>
-            <w:pict>
-              <v:shape w14:anchorId="471D090E" id="Надпись 25" o:spid="_x0000_s1030" type="#_x0000_t202" style="position:absolute;left:0;text-align:left;margin-left:-.1pt;margin-top:240.05pt;width:467.75pt;height:.05pt;z-index:251674624;visibility:visible;mso-wrap-style:square;mso-wrap-distance-left:9pt;mso-wrap-distance-top:0;mso-wrap-distance-right:9pt;mso-wrap-distance-bottom:0;mso-position-horizontal:absolute;mso-position-horizontal-relative:text;mso-position-vertical:absolute;mso-position-vertical-relative:text;v-text-anchor:top" o:gfxdata="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" stroked="f">
-                <v:textbox style="mso-fit-shape-to-text:t" inset="0,0,0,0">
-                  <w:txbxContent>
-                    <w:p>
-                      <w:pPr>
-                        <w:pStyle w:val="af7"/>
-                        <w:rPr>
-                          <w:rFonts w:ascii="Times New Roman" w:hAnsi="Times New Roman" w:cs="Times New Roman"/>
-                          <w:b/>
-                          <w:bCs/>
-                          <w:noProof/>
-                          <w:color w:val="0F1115"/>
-                          <w:sz w:val="28"/>
-                          <w:szCs w:val="28"/>
-                          <w:shd w:val="clear" w:color="auto" w:fill="FFFFFF"/>
-                        </w:rPr>
-                      </w:pPr>
-                      <w:r>
-                        <w:t xml:space="preserve">Рисунок </w:t>
-                      </w:r>
-                      <w:r>
-                        <w:fldChar w:fldCharType="begin"/>
-                      </w:r>
-                      <w:r>
-                        <w:instrText xml:space="preserve"> SEQ Рисунок \* ARABIC </w:instrText>
-                      </w:r>
-                      <w:r>
-                        <w:fldChar w:fldCharType="separate"/>
-                      </w:r>
-                      <w:r>
-                        <w:rPr>
-                          <w:noProof/>
-                        </w:rPr>
-                        <w:t>7</w:t>
-                      </w:r>
-                      <w:r>
-                        <w:rPr>
-                          <w:noProof/>
-                        </w:rPr>
-                        <w:fldChar w:fldCharType="end"/>
-                      </w:r>
-                      <w:r>
-                        <w:t xml:space="preserve"> - Ресурсы</w:t>
-                      </w:r>
-                    </w:p>
-                  </w:txbxContent>
-                </v:textbox>
-                <w10:wrap type="topAndBottom"/>
-              </v:shape>
-            </w:pict>
-          </mc:Fallback>
-        </mc:AlternateContent>
-      </w:r>
+      </w:pPr>
+      <w:r>
+        <w:t xml:space="preserve">Рисунок А. </w:t>
+      </w:r>
+      <w:fldSimple w:instr=" SEQ Рисунок_А. \* ARABIC ">
+        <w:r>
+          <w:rPr>
+            <w:noProof/>
+          </w:rPr>
+          <w:t>6</w:t>
+        </w:r>
+      </w:fldSimple>
+      <w:r>
+        <w:t xml:space="preserve"> - Участники</w:t>
+      </w:r>
+    </w:p>
+    <w:p>
+      <w:pPr>
+        <w:pStyle w:val="af7"/>
+        <w:jc w:val="center"/>
+      </w:pPr>
       <w:r>
         <w:rPr>
           <w:rFonts w:ascii="Times New Roman" w:hAnsi="Times New Roman" w:cs="Times New Roman"/>
@@ -9440,18 +9528,11 @@
           <w:szCs w:val="28"/>
           <w:shd w:val="clear" w:color="auto" w:fill="FFFFFF"/>
         </w:rPr>
+        <w:lastRenderedPageBreak/>
         <w:drawing>
-          <wp:anchor distT="0" distB="0" distL="114300" distR="114300" simplePos="0" relativeHeight="251672576" behindDoc="0" locked="0" layoutInCell="1" allowOverlap="1" wp14:anchorId="640CF63B" wp14:editId="6AA0D6F4">
-            <wp:simplePos x="0" y="0"/>
-            <wp:positionH relativeFrom="margin">
-              <wp:align>center</wp:align>
-            </wp:positionH>
-            <wp:positionV relativeFrom="paragraph">
-              <wp:posOffset>154305</wp:posOffset>
-            </wp:positionV>
-            <wp:extent cx="5940425" cy="2837180"/>
-            <wp:effectExtent l="0" t="0" r="3175" b="1270"/>
-            <wp:wrapTopAndBottom/>
+          <wp:inline distT="0" distB="0" distL="0" distR="0" wp14:anchorId="640CF63B" wp14:editId="751DA9E3">
+            <wp:extent cx="5940000" cy="2836800"/>
+            <wp:effectExtent l="0" t="0" r="3810" b="1905"/>
             <wp:docPr id="24" name="Рисунок 24"/>
             <wp:cNvGraphicFramePr>
               <a:graphicFrameLocks xmlns:a="http://schemas.openxmlformats.org/drawingml/2006/main" noChangeAspect="1"/>
@@ -9464,7 +9545,7 @@
                     <pic:cNvPicPr/>
                   </pic:nvPicPr>
                   <pic:blipFill>
-                    <a:blip r:embed="rId20" cstate="print">
+                    <a:blip r:embed="rId21" cstate="print">
                       <a:extLst>
                         <a:ext uri="{28A0092B-C50C-407E-A947-70E740481C1C}">
                           <a14:useLocalDpi xmlns:a14="http://schemas.microsoft.com/office/drawing/2010/main" val="0"/>
@@ -9478,7 +9559,7 @@
                   <pic:spPr>
                     <a:xfrm>
                       <a:off x="0" y="0"/>
-                      <a:ext cx="5940425" cy="2837180"/>
+                      <a:ext cx="5940000" cy="2836800"/>
                     </a:xfrm>
                     <a:prstGeom prst="rect">
                       <a:avLst/>
@@ -9487,14 +9568,63 @@
                 </pic:pic>
               </a:graphicData>
             </a:graphic>
-            <wp14:sizeRelH relativeFrom="page">
-              <wp14:pctWidth>0</wp14:pctWidth>
-            </wp14:sizeRelH>
-            <wp14:sizeRelV relativeFrom="page">
-              <wp14:pctHeight>0</wp14:pctHeight>
-            </wp14:sizeRelV>
-          </wp:anchor>
+          </wp:inline>
         </w:drawing>
+      </w:r>
+    </w:p>
+    <w:p>
+      <w:pPr>
+        <w:pStyle w:val="af7"/>
+        <w:jc w:val="center"/>
+        <w:rPr>
+          <w:rFonts w:ascii="Times New Roman" w:hAnsi="Times New Roman" w:cs="Times New Roman"/>
+          <w:b/>
+          <w:bCs/>
+          <w:color w:val="0F1115"/>
+          <w:sz w:val="28"/>
+          <w:szCs w:val="28"/>
+          <w:shd w:val="clear" w:color="auto" w:fill="FFFFFF"/>
+        </w:rPr>
+      </w:pPr>
+      <w:r>
+        <w:t xml:space="preserve">Рисунок А. </w:t>
+      </w:r>
+      <w:fldSimple w:instr=" SEQ Рисунок_А. \* ARABIC ">
+        <w:r>
+          <w:rPr>
+            <w:noProof/>
+          </w:rPr>
+          <w:t>7</w:t>
+        </w:r>
+      </w:fldSimple>
+      <w:r>
+        <w:t xml:space="preserve"> - Ресурсы</w:t>
+      </w:r>
+    </w:p>
+    <w:p>
+      <w:pPr>
+        <w:spacing w:after="160" w:line="259" w:lineRule="auto"/>
+        <w:rPr>
+          <w:rFonts w:ascii="Times New Roman" w:eastAsiaTheme="majorEastAsia" w:hAnsi="Times New Roman" w:cs="Times New Roman"/>
+          <w:b/>
+          <w:bCs/>
+          <w:color w:val="0F1115"/>
+          <w:sz w:val="28"/>
+          <w:szCs w:val="28"/>
+          <w:shd w:val="clear" w:color="auto" w:fill="FFFFFF"/>
+        </w:rPr>
+      </w:pPr>
+      <w:r>
+        <w:rPr>
+          <w:rFonts w:ascii="Times New Roman" w:hAnsi="Times New Roman" w:cs="Times New Roman"/>
+          <w:b/>
+          <w:bCs/>
+          <w:color w:val="0F1115"/>
+          <w:sz w:val="28"/>
+          <w:szCs w:val="28"/>
+          <w:shd w:val="clear" w:color="auto" w:fill="FFFFFF"/>
+        </w:rPr>
+        <w:br w:type="page"/>
       </w:r>
     </w:p>
     <w:p>
@@ -9511,6 +9641,7 @@
           <w:shd w:val="clear" w:color="auto" w:fill="FFFFFF"/>
         </w:rPr>
       </w:pPr>
+      <w:bookmarkStart w:id="14" w:name="_Toc227655854"/>
       <w:r>
         <w:rPr>
           <w:rFonts w:ascii="Times New Roman" w:hAnsi="Times New Roman" w:cs="Times New Roman"/>
@@ -9521,6 +9652,7 @@
           <w:szCs w:val="28"/>
           <w:shd w:val="clear" w:color="auto" w:fill="FFFFFF"/>
         </w:rPr>
+        <w:lastRenderedPageBreak/>
         <w:t>ПРИЛОЖЕНИЕ Б</w:t>
       </w:r>
       <w:bookmarkEnd w:id="14"/>
@@ -9581,6 +9713,756 @@
         <w:t>Иллюстрации к выполнению вариативной части задания по проектной практике</w:t>
       </w:r>
     </w:p>
+    <w:p>
+      <w:pPr>
+        <w:spacing w:after="0" w:line="360" w:lineRule="auto"/>
+        <w:ind w:left="357" w:hanging="357"/>
+        <w:jc w:val="center"/>
+        <w:rPr>
+          <w:rFonts w:ascii="Times New Roman" w:hAnsi="Times New Roman" w:cs="Times New Roman"/>
+          <w:b/>
+          <w:bCs/>
+          <w:color w:val="0F1115"/>
+          <w:sz w:val="28"/>
+          <w:szCs w:val="28"/>
+          <w:shd w:val="clear" w:color="auto" w:fill="FFFFFF"/>
+        </w:rPr>
+      </w:pPr>
+    </w:p>
+    <w:p>
+      <w:pPr>
+        <w:keepNext/>
+        <w:spacing w:after="0" w:line="360" w:lineRule="auto"/>
+        <w:ind w:left="357" w:hanging="357"/>
+        <w:jc w:val="center"/>
+      </w:pPr>
+      <w:r>
+        <w:rPr>
+          <w:rFonts w:ascii="Times New Roman" w:hAnsi="Times New Roman" w:cs="Times New Roman"/>
+          <w:b/>
+          <w:bCs/>
+          <w:noProof/>
+          <w:color w:val="0F1115"/>
+          <w:sz w:val="28"/>
+          <w:szCs w:val="28"/>
+          <w:shd w:val="clear" w:color="auto" w:fill="FFFFFF"/>
+        </w:rPr>
+        <w:drawing>
+          <wp:inline distT="0" distB="0" distL="0" distR="0" wp14:anchorId="38208359" wp14:editId="227E5942">
+            <wp:extent cx="5940425" cy="4517390"/>
+            <wp:effectExtent l="0" t="0" r="3175" b="0"/>
+            <wp:docPr id="3" name="Рисунок 3"/>
+            <wp:cNvGraphicFramePr>
+              <a:graphicFrameLocks xmlns:a="http://schemas.openxmlformats.org/drawingml/2006/main" noChangeAspect="1"/>
+            </wp:cNvGraphicFramePr>
+            <a:graphic xmlns:a="http://schemas.openxmlformats.org/drawingml/2006/main">
+              <a:graphicData uri="http://schemas.openxmlformats.org/drawingml/2006/picture">
+                <pic:pic xmlns:pic="http://schemas.openxmlformats.org/drawingml/2006/picture">
+                  <pic:nvPicPr>
+                    <pic:cNvPr id="3" name="Рисунок 3"/>
+                    <pic:cNvPicPr/>
+                  </pic:nvPicPr>
+                  <pic:blipFill>
+                    <a:blip r:embed="rId22">
+                      <a:extLst>
+                        <a:ext uri="{28A0092B-C50C-407E-A947-70E740481C1C}">
+                          <a14:useLocalDpi xmlns:a14="http://schemas.microsoft.com/office/drawing/2010/main" val="0"/>
+                        </a:ext>
+                      </a:extLst>
+                    </a:blip>
+                    <a:stretch>
+                      <a:fillRect/>
+                    </a:stretch>
+                  </pic:blipFill>
+                  <pic:spPr>
+                    <a:xfrm>
+                      <a:off x="0" y="0"/>
+                      <a:ext cx="5940425" cy="4517390"/>
+                    </a:xfrm>
+                    <a:prstGeom prst="rect">
+                      <a:avLst/>
+                    </a:prstGeom>
+                  </pic:spPr>
+                </pic:pic>
+              </a:graphicData>
+            </a:graphic>
+          </wp:inline>
+        </w:drawing>
+      </w:r>
+    </w:p>
+    <w:p>
+      <w:pPr>
+        <w:pStyle w:val="af7"/>
+        <w:jc w:val="center"/>
+      </w:pPr>
+      <w:r>
+        <w:t xml:space="preserve">Рисунок Б. </w:t>
+      </w:r>
+      <w:fldSimple w:instr=" SEQ Рисунок_Б. \* ARABIC ">
+        <w:r>
+          <w:rPr>
+            <w:noProof/>
+          </w:rPr>
+          <w:t>1</w:t>
+        </w:r>
+      </w:fldSimple>
+      <w:r>
+        <w:t xml:space="preserve"> - Активные кнопки</w:t>
+      </w:r>
+    </w:p>
+    <w:p/>
+    <w:p>
+      <w:pPr>
+        <w:keepNext/>
+      </w:pPr>
+      <w:r>
+        <w:rPr>
+          <w:noProof/>
+        </w:rPr>
+        <w:lastRenderedPageBreak/>
+        <w:drawing>
+          <wp:inline distT="0" distB="0" distL="0" distR="0" wp14:anchorId="64036D8C" wp14:editId="514C99E7">
+            <wp:extent cx="5940425" cy="2305685"/>
+            <wp:effectExtent l="0" t="0" r="3175" b="0"/>
+            <wp:docPr id="14" name="Рисунок 14"/>
+            <wp:cNvGraphicFramePr>
+              <a:graphicFrameLocks xmlns:a="http://schemas.openxmlformats.org/drawingml/2006/main" noChangeAspect="1"/>
+            </wp:cNvGraphicFramePr>
+            <a:graphic xmlns:a="http://schemas.openxmlformats.org/drawingml/2006/main">
+              <a:graphicData uri="http://schemas.openxmlformats.org/drawingml/2006/picture">
+                <pic:pic xmlns:pic="http://schemas.openxmlformats.org/drawingml/2006/picture">
+                  <pic:nvPicPr>
+                    <pic:cNvPr id="14" name="Рисунок 14"/>
+                    <pic:cNvPicPr/>
+                  </pic:nvPicPr>
+                  <pic:blipFill>
+                    <a:blip r:embed="rId23">
+                      <a:extLst>
+                        <a:ext uri="{28A0092B-C50C-407E-A947-70E740481C1C}">
+                          <a14:useLocalDpi xmlns:a14="http://schemas.microsoft.com/office/drawing/2010/main" val="0"/>
+                        </a:ext>
+                      </a:extLst>
+                    </a:blip>
+                    <a:stretch>
+                      <a:fillRect/>
+                    </a:stretch>
+                  </pic:blipFill>
+                  <pic:spPr>
+                    <a:xfrm>
+                      <a:off x="0" y="0"/>
+                      <a:ext cx="5940425" cy="2305685"/>
+                    </a:xfrm>
+                    <a:prstGeom prst="rect">
+                      <a:avLst/>
+                    </a:prstGeom>
+                  </pic:spPr>
+                </pic:pic>
+              </a:graphicData>
+            </a:graphic>
+          </wp:inline>
+        </w:drawing>
+      </w:r>
+    </w:p>
+    <w:p>
+      <w:pPr>
+        <w:pStyle w:val="af7"/>
+        <w:jc w:val="center"/>
+      </w:pPr>
+      <w:r>
+        <w:t xml:space="preserve">Рисунок Б. </w:t>
+      </w:r>
+      <w:fldSimple w:instr=" SEQ Рисунок_Б. \* ARABIC ">
+        <w:r>
+          <w:rPr>
+            <w:noProof/>
+          </w:rPr>
+          <w:t>2</w:t>
+        </w:r>
+      </w:fldSimple>
+      <w:r>
+        <w:t xml:space="preserve"> - Информация о проекте</w:t>
+      </w:r>
+    </w:p>
+    <w:p/>
+    <w:p>
+      <w:pPr>
+        <w:keepNext/>
+      </w:pPr>
+      <w:r>
+        <w:rPr>
+          <w:noProof/>
+        </w:rPr>
+        <w:drawing>
+          <wp:inline distT="0" distB="0" distL="0" distR="0" wp14:anchorId="0ABA9A42" wp14:editId="23A81FE2">
+            <wp:extent cx="5940425" cy="4907280"/>
+            <wp:effectExtent l="0" t="0" r="3175" b="7620"/>
+            <wp:docPr id="17" name="Рисунок 17"/>
+            <wp:cNvGraphicFramePr>
+              <a:graphicFrameLocks xmlns:a="http://schemas.openxmlformats.org/drawingml/2006/main" noChangeAspect="1"/>
+            </wp:cNvGraphicFramePr>
+            <a:graphic xmlns:a="http://schemas.openxmlformats.org/drawingml/2006/main">
+              <a:graphicData uri="http://schemas.openxmlformats.org/drawingml/2006/picture">
+                <pic:pic xmlns:pic="http://schemas.openxmlformats.org/drawingml/2006/picture">
+                  <pic:nvPicPr>
+                    <pic:cNvPr id="17" name="Рисунок 17"/>
+                    <pic:cNvPicPr/>
+                  </pic:nvPicPr>
+                  <pic:blipFill>
+                    <a:blip r:embed="rId24">
+                      <a:extLst>
+                        <a:ext uri="{28A0092B-C50C-407E-A947-70E740481C1C}">
+                          <a14:useLocalDpi xmlns:a14="http://schemas.microsoft.com/office/drawing/2010/main" val="0"/>
+                        </a:ext>
+                      </a:extLst>
+                    </a:blip>
+                    <a:stretch>
+                      <a:fillRect/>
+                    </a:stretch>
+                  </pic:blipFill>
+                  <pic:spPr>
+                    <a:xfrm>
+                      <a:off x="0" y="0"/>
+                      <a:ext cx="5940425" cy="4907280"/>
+                    </a:xfrm>
+                    <a:prstGeom prst="rect">
+                      <a:avLst/>
+                    </a:prstGeom>
+                  </pic:spPr>
+                </pic:pic>
+              </a:graphicData>
+            </a:graphic>
+          </wp:inline>
+        </w:drawing>
+      </w:r>
+    </w:p>
+    <w:p>
+      <w:pPr>
+        <w:pStyle w:val="af7"/>
+        <w:jc w:val="center"/>
+      </w:pPr>
+      <w:r>
+        <w:t xml:space="preserve">Рисунок Б. </w:t>
+      </w:r>
+      <w:fldSimple w:instr=" SEQ Рисунок_Б. \* ARABIC ">
+        <w:r>
+          <w:rPr>
+            <w:noProof/>
+          </w:rPr>
+          <w:t>3</w:t>
+        </w:r>
+      </w:fldSimple>
+      <w:r>
+        <w:t xml:space="preserve"> - Задачи и цели проекта</w:t>
+      </w:r>
+    </w:p>
+    <w:p/>
+    <w:p>
+      <w:pPr>
+        <w:keepNext/>
+      </w:pPr>
+      <w:r>
+        <w:rPr>
+          <w:noProof/>
+        </w:rPr>
+        <w:lastRenderedPageBreak/>
+        <w:drawing>
+          <wp:inline distT="0" distB="0" distL="0" distR="0" wp14:anchorId="6045E6A4" wp14:editId="51B71A91">
+            <wp:extent cx="5940425" cy="3660140"/>
+            <wp:effectExtent l="0" t="0" r="3175" b="0"/>
+            <wp:docPr id="18" name="Рисунок 18"/>
+            <wp:cNvGraphicFramePr>
+              <a:graphicFrameLocks xmlns:a="http://schemas.openxmlformats.org/drawingml/2006/main" noChangeAspect="1"/>
+            </wp:cNvGraphicFramePr>
+            <a:graphic xmlns:a="http://schemas.openxmlformats.org/drawingml/2006/main">
+              <a:graphicData uri="http://schemas.openxmlformats.org/drawingml/2006/picture">
+                <pic:pic xmlns:pic="http://schemas.openxmlformats.org/drawingml/2006/picture">
+                  <pic:nvPicPr>
+                    <pic:cNvPr id="18" name="Рисунок 18"/>
+                    <pic:cNvPicPr/>
+                  </pic:nvPicPr>
+                  <pic:blipFill>
+                    <a:blip r:embed="rId25">
+                      <a:extLst>
+                        <a:ext uri="{28A0092B-C50C-407E-A947-70E740481C1C}">
+                          <a14:useLocalDpi xmlns:a14="http://schemas.microsoft.com/office/drawing/2010/main" val="0"/>
+                        </a:ext>
+                      </a:extLst>
+                    </a:blip>
+                    <a:stretch>
+                      <a:fillRect/>
+                    </a:stretch>
+                  </pic:blipFill>
+                  <pic:spPr>
+                    <a:xfrm>
+                      <a:off x="0" y="0"/>
+                      <a:ext cx="5940425" cy="3660140"/>
+                    </a:xfrm>
+                    <a:prstGeom prst="rect">
+                      <a:avLst/>
+                    </a:prstGeom>
+                  </pic:spPr>
+                </pic:pic>
+              </a:graphicData>
+            </a:graphic>
+          </wp:inline>
+        </w:drawing>
+      </w:r>
+    </w:p>
+    <w:p>
+      <w:pPr>
+        <w:pStyle w:val="af7"/>
+        <w:jc w:val="center"/>
+      </w:pPr>
+      <w:r>
+        <w:t xml:space="preserve">Рисунок Б. </w:t>
+      </w:r>
+      <w:fldSimple w:instr=" SEQ Рисунок_Б. \* ARABIC ">
+        <w:r>
+          <w:rPr>
+            <w:noProof/>
+          </w:rPr>
+          <w:t>4</w:t>
+        </w:r>
+      </w:fldSimple>
+      <w:r>
+        <w:t xml:space="preserve"> - Информация о партнере проекта</w:t>
+      </w:r>
+    </w:p>
+    <w:p/>
+    <w:p>
+      <w:pPr>
+        <w:keepNext/>
+      </w:pPr>
+      <w:r>
+        <w:rPr>
+          <w:noProof/>
+        </w:rPr>
+        <w:drawing>
+          <wp:inline distT="0" distB="0" distL="0" distR="0" wp14:anchorId="609360D7" wp14:editId="4E5EFBBE">
+            <wp:extent cx="5940425" cy="2774950"/>
+            <wp:effectExtent l="0" t="0" r="3175" b="6350"/>
+            <wp:docPr id="19" name="Рисунок 19"/>
+            <wp:cNvGraphicFramePr>
+              <a:graphicFrameLocks xmlns:a="http://schemas.openxmlformats.org/drawingml/2006/main" noChangeAspect="1"/>
+            </wp:cNvGraphicFramePr>
+            <a:graphic xmlns:a="http://schemas.openxmlformats.org/drawingml/2006/main">
+              <a:graphicData uri="http://schemas.openxmlformats.org/drawingml/2006/picture">
+                <pic:pic xmlns:pic="http://schemas.openxmlformats.org/drawingml/2006/picture">
+                  <pic:nvPicPr>
+                    <pic:cNvPr id="19" name="Рисунок 19"/>
+                    <pic:cNvPicPr/>
+                  </pic:nvPicPr>
+                  <pic:blipFill>
+                    <a:blip r:embed="rId26">
+                      <a:extLst>
+                        <a:ext uri="{28A0092B-C50C-407E-A947-70E740481C1C}">
+                          <a14:useLocalDpi xmlns:a14="http://schemas.microsoft.com/office/drawing/2010/main" val="0"/>
+                        </a:ext>
+                      </a:extLst>
+                    </a:blip>
+                    <a:stretch>
+                      <a:fillRect/>
+                    </a:stretch>
+                  </pic:blipFill>
+                  <pic:spPr>
+                    <a:xfrm>
+                      <a:off x="0" y="0"/>
+                      <a:ext cx="5940425" cy="2774950"/>
+                    </a:xfrm>
+                    <a:prstGeom prst="rect">
+                      <a:avLst/>
+                    </a:prstGeom>
+                  </pic:spPr>
+                </pic:pic>
+              </a:graphicData>
+            </a:graphic>
+          </wp:inline>
+        </w:drawing>
+      </w:r>
+    </w:p>
+    <w:p>
+      <w:pPr>
+        <w:pStyle w:val="af7"/>
+        <w:jc w:val="center"/>
+      </w:pPr>
+      <w:r>
+        <w:t xml:space="preserve">Рисунок Б. </w:t>
+      </w:r>
+      <w:fldSimple w:instr=" SEQ Рисунок_Б. \* ARABIC ">
+        <w:r>
+          <w:rPr>
+            <w:noProof/>
+          </w:rPr>
+          <w:t>5</w:t>
+        </w:r>
+      </w:fldSimple>
+      <w:r>
+        <w:t xml:space="preserve"> - Проект в телеграмме</w:t>
+      </w:r>
+    </w:p>
+    <w:p/>
+    <w:p>
+      <w:pPr>
+        <w:keepNext/>
+        <w:jc w:val="center"/>
+      </w:pPr>
+      <w:r>
+        <w:rPr>
+          <w:noProof/>
+        </w:rPr>
+        <w:lastRenderedPageBreak/>
+        <w:drawing>
+          <wp:inline distT="0" distB="0" distL="0" distR="0" wp14:anchorId="2F60C46A" wp14:editId="6475EED0">
+            <wp:extent cx="5940425" cy="2794000"/>
+            <wp:effectExtent l="0" t="0" r="3175" b="6350"/>
+            <wp:docPr id="4" name="Рисунок 4"/>
+            <wp:cNvGraphicFramePr>
+              <a:graphicFrameLocks xmlns:a="http://schemas.openxmlformats.org/drawingml/2006/main" noChangeAspect="1"/>
+            </wp:cNvGraphicFramePr>
+            <a:graphic xmlns:a="http://schemas.openxmlformats.org/drawingml/2006/main">
+              <a:graphicData uri="http://schemas.openxmlformats.org/drawingml/2006/picture">
+                <pic:pic xmlns:pic="http://schemas.openxmlformats.org/drawingml/2006/picture">
+                  <pic:nvPicPr>
+                    <pic:cNvPr id="4" name="Рисунок 4"/>
+                    <pic:cNvPicPr/>
+                  </pic:nvPicPr>
+                  <pic:blipFill>
+                    <a:blip r:embed="rId27">
+                      <a:extLst>
+                        <a:ext uri="{28A0092B-C50C-407E-A947-70E740481C1C}">
+                          <a14:useLocalDpi xmlns:a14="http://schemas.microsoft.com/office/drawing/2010/main" val="0"/>
+                        </a:ext>
+                      </a:extLst>
+                    </a:blip>
+                    <a:stretch>
+                      <a:fillRect/>
+                    </a:stretch>
+                  </pic:blipFill>
+                  <pic:spPr>
+                    <a:xfrm>
+                      <a:off x="0" y="0"/>
+                      <a:ext cx="5940425" cy="2794000"/>
+                    </a:xfrm>
+                    <a:prstGeom prst="rect">
+                      <a:avLst/>
+                    </a:prstGeom>
+                  </pic:spPr>
+                </pic:pic>
+              </a:graphicData>
+            </a:graphic>
+          </wp:inline>
+        </w:drawing>
+      </w:r>
+    </w:p>
+    <w:p>
+      <w:pPr>
+        <w:pStyle w:val="af7"/>
+        <w:jc w:val="center"/>
+      </w:pPr>
+      <w:r>
+        <w:t xml:space="preserve">Рисунок Б. </w:t>
+      </w:r>
+      <w:fldSimple w:instr=" SEQ Рисунок_Б. \* ARABIC ">
+        <w:r>
+          <w:rPr>
+            <w:noProof/>
+          </w:rPr>
+          <w:t>6</w:t>
+        </w:r>
+      </w:fldSimple>
+      <w:r>
+        <w:t xml:space="preserve"> - Начало квиза "Какой ты гриб"</w:t>
+      </w:r>
+    </w:p>
+    <w:p/>
+    <w:p>
+      <w:pPr>
+        <w:keepNext/>
+      </w:pPr>
+      <w:r>
+        <w:rPr>
+          <w:noProof/>
+        </w:rPr>
+        <w:drawing>
+          <wp:inline distT="0" distB="0" distL="0" distR="0" wp14:anchorId="15EA865C" wp14:editId="7DD28CAB">
+            <wp:extent cx="5940425" cy="2543175"/>
+            <wp:effectExtent l="0" t="0" r="3175" b="9525"/>
+            <wp:docPr id="5" name="Рисунок 5"/>
+            <wp:cNvGraphicFramePr>
+              <a:graphicFrameLocks xmlns:a="http://schemas.openxmlformats.org/drawingml/2006/main" noChangeAspect="1"/>
+            </wp:cNvGraphicFramePr>
+            <a:graphic xmlns:a="http://schemas.openxmlformats.org/drawingml/2006/main">
+              <a:graphicData uri="http://schemas.openxmlformats.org/drawingml/2006/picture">
+                <pic:pic xmlns:pic="http://schemas.openxmlformats.org/drawingml/2006/picture">
+                  <pic:nvPicPr>
+                    <pic:cNvPr id="5" name="Рисунок 5"/>
+                    <pic:cNvPicPr/>
+                  </pic:nvPicPr>
+                  <pic:blipFill>
+                    <a:blip r:embed="rId28">
+                      <a:extLst>
+                        <a:ext uri="{28A0092B-C50C-407E-A947-70E740481C1C}">
+                          <a14:useLocalDpi xmlns:a14="http://schemas.microsoft.com/office/drawing/2010/main" val="0"/>
+                        </a:ext>
+                      </a:extLst>
+                    </a:blip>
+                    <a:stretch>
+                      <a:fillRect/>
+                    </a:stretch>
+                  </pic:blipFill>
+                  <pic:spPr>
+                    <a:xfrm>
+                      <a:off x="0" y="0"/>
+                      <a:ext cx="5940425" cy="2543175"/>
+                    </a:xfrm>
+                    <a:prstGeom prst="rect">
+                      <a:avLst/>
+                    </a:prstGeom>
+                  </pic:spPr>
+                </pic:pic>
+              </a:graphicData>
+            </a:graphic>
+          </wp:inline>
+        </w:drawing>
+      </w:r>
+    </w:p>
+    <w:p>
+      <w:pPr>
+        <w:pStyle w:val="af7"/>
+        <w:jc w:val="center"/>
+      </w:pPr>
+      <w:r>
+        <w:t xml:space="preserve">Рисунок Б. </w:t>
+      </w:r>
+      <w:fldSimple w:instr=" SEQ Рисунок_Б. \* ARABIC ">
+        <w:r>
+          <w:rPr>
+            <w:noProof/>
+          </w:rPr>
+          <w:t>7</w:t>
+        </w:r>
+      </w:fldSimple>
+      <w:r>
+        <w:t xml:space="preserve"> - 2 вопрос квиза</w:t>
+      </w:r>
+    </w:p>
+    <w:p/>
+    <w:p>
+      <w:pPr>
+        <w:keepNext/>
+      </w:pPr>
+      <w:r>
+        <w:rPr>
+          <w:noProof/>
+        </w:rPr>
+        <w:lastRenderedPageBreak/>
+        <w:drawing>
+          <wp:inline distT="0" distB="0" distL="0" distR="0" wp14:anchorId="075F8F29" wp14:editId="3BBE9C88">
+            <wp:extent cx="5940425" cy="2611120"/>
+            <wp:effectExtent l="0" t="0" r="3175" b="0"/>
+            <wp:docPr id="8" name="Рисунок 8"/>
+            <wp:cNvGraphicFramePr>
+              <a:graphicFrameLocks xmlns:a="http://schemas.openxmlformats.org/drawingml/2006/main" noChangeAspect="1"/>
+            </wp:cNvGraphicFramePr>
+            <a:graphic xmlns:a="http://schemas.openxmlformats.org/drawingml/2006/main">
+              <a:graphicData uri="http://schemas.openxmlformats.org/drawingml/2006/picture">
+                <pic:pic xmlns:pic="http://schemas.openxmlformats.org/drawingml/2006/picture">
+                  <pic:nvPicPr>
+                    <pic:cNvPr id="8" name="Рисунок 8"/>
+                    <pic:cNvPicPr/>
+                  </pic:nvPicPr>
+                  <pic:blipFill>
+                    <a:blip r:embed="rId29">
+                      <a:extLst>
+                        <a:ext uri="{28A0092B-C50C-407E-A947-70E740481C1C}">
+                          <a14:useLocalDpi xmlns:a14="http://schemas.microsoft.com/office/drawing/2010/main" val="0"/>
+                        </a:ext>
+                      </a:extLst>
+                    </a:blip>
+                    <a:stretch>
+                      <a:fillRect/>
+                    </a:stretch>
+                  </pic:blipFill>
+                  <pic:spPr>
+                    <a:xfrm>
+                      <a:off x="0" y="0"/>
+                      <a:ext cx="5940425" cy="2611120"/>
+                    </a:xfrm>
+                    <a:prstGeom prst="rect">
+                      <a:avLst/>
+                    </a:prstGeom>
+                  </pic:spPr>
+                </pic:pic>
+              </a:graphicData>
+            </a:graphic>
+          </wp:inline>
+        </w:drawing>
+      </w:r>
+    </w:p>
+    <w:p>
+      <w:pPr>
+        <w:pStyle w:val="af7"/>
+        <w:jc w:val="center"/>
+      </w:pPr>
+      <w:r>
+        <w:t xml:space="preserve">Рисунок Б. </w:t>
+      </w:r>
+      <w:fldSimple w:instr=" SEQ Рисунок_Б. \* ARABIC ">
+        <w:r>
+          <w:rPr>
+            <w:noProof/>
+          </w:rPr>
+          <w:t>8</w:t>
+        </w:r>
+      </w:fldSimple>
+      <w:r>
+        <w:t xml:space="preserve"> - Конец квиза</w:t>
+      </w:r>
+    </w:p>
+    <w:p>
+      <w:pPr>
+        <w:keepNext/>
+      </w:pPr>
+      <w:r>
+        <w:rPr>
+          <w:noProof/>
+        </w:rPr>
+        <w:drawing>
+          <wp:inline distT="0" distB="0" distL="0" distR="0" wp14:anchorId="2FF905DF" wp14:editId="0B752A85">
+            <wp:extent cx="5940425" cy="1767205"/>
+            <wp:effectExtent l="0" t="0" r="3175" b="4445"/>
+            <wp:docPr id="9" name="Рисунок 9"/>
+            <wp:cNvGraphicFramePr>
+              <a:graphicFrameLocks xmlns:a="http://schemas.openxmlformats.org/drawingml/2006/main" noChangeAspect="1"/>
+            </wp:cNvGraphicFramePr>
+            <a:graphic xmlns:a="http://schemas.openxmlformats.org/drawingml/2006/main">
+              <a:graphicData uri="http://schemas.openxmlformats.org/drawingml/2006/picture">
+                <pic:pic xmlns:pic="http://schemas.openxmlformats.org/drawingml/2006/picture">
+                  <pic:nvPicPr>
+                    <pic:cNvPr id="9" name="Рисунок 9"/>
+                    <pic:cNvPicPr/>
+                  </pic:nvPicPr>
+                  <pic:blipFill>
+                    <a:blip r:embed="rId30">
+                      <a:extLst>
+                        <a:ext uri="{28A0092B-C50C-407E-A947-70E740481C1C}">
+                          <a14:useLocalDpi xmlns:a14="http://schemas.microsoft.com/office/drawing/2010/main" val="0"/>
+                        </a:ext>
+                      </a:extLst>
+                    </a:blip>
+                    <a:stretch>
+                      <a:fillRect/>
+                    </a:stretch>
+                  </pic:blipFill>
+                  <pic:spPr>
+                    <a:xfrm>
+                      <a:off x="0" y="0"/>
+                      <a:ext cx="5940425" cy="1767205"/>
+                    </a:xfrm>
+                    <a:prstGeom prst="rect">
+                      <a:avLst/>
+                    </a:prstGeom>
+                  </pic:spPr>
+                </pic:pic>
+              </a:graphicData>
+            </a:graphic>
+          </wp:inline>
+        </w:drawing>
+      </w:r>
+    </w:p>
+    <w:p>
+      <w:pPr>
+        <w:pStyle w:val="af7"/>
+        <w:jc w:val="center"/>
+      </w:pPr>
+      <w:r>
+        <w:t xml:space="preserve">Рисунок Б. </w:t>
+      </w:r>
+      <w:fldSimple w:instr=" SEQ Рисунок_Б. \* ARABIC ">
+        <w:r>
+          <w:rPr>
+            <w:noProof/>
+          </w:rPr>
+          <w:t>9</w:t>
+        </w:r>
+      </w:fldSimple>
+      <w:r>
+        <w:t xml:space="preserve"> - Результат квиза</w:t>
+      </w:r>
+    </w:p>
+    <w:p>
+      <w:pPr>
+        <w:keepNext/>
+      </w:pPr>
+      <w:r>
+        <w:rPr>
+          <w:noProof/>
+        </w:rPr>
+        <w:drawing>
+          <wp:inline distT="0" distB="0" distL="0" distR="0" wp14:anchorId="5C045DF6" wp14:editId="52F59D6D">
+            <wp:extent cx="5940425" cy="2105025"/>
+            <wp:effectExtent l="0" t="0" r="3175" b="9525"/>
+            <wp:docPr id="12" name="Рисунок 12"/>
+            <wp:cNvGraphicFramePr>
+              <a:graphicFrameLocks xmlns:a="http://schemas.openxmlformats.org/drawingml/2006/main" noChangeAspect="1"/>
+            </wp:cNvGraphicFramePr>
+            <a:graphic xmlns:a="http://schemas.openxmlformats.org/drawingml/2006/main">
+              <a:graphicData uri="http://schemas.openxmlformats.org/drawingml/2006/picture">
+                <pic:pic xmlns:pic="http://schemas.openxmlformats.org/drawingml/2006/picture">
+                  <pic:nvPicPr>
+                    <pic:cNvPr id="12" name="Рисунок 12"/>
+                    <pic:cNvPicPr/>
+                  </pic:nvPicPr>
+                  <pic:blipFill>
+                    <a:blip r:embed="rId31">
+                      <a:extLst>
+                        <a:ext uri="{28A0092B-C50C-407E-A947-70E740481C1C}">
+                          <a14:useLocalDpi xmlns:a14="http://schemas.microsoft.com/office/drawing/2010/main" val="0"/>
+                        </a:ext>
+                      </a:extLst>
+                    </a:blip>
+                    <a:stretch>
+                      <a:fillRect/>
+                    </a:stretch>
+                  </pic:blipFill>
+                  <pic:spPr>
+                    <a:xfrm>
+                      <a:off x="0" y="0"/>
+                      <a:ext cx="5940425" cy="2105025"/>
+                    </a:xfrm>
+                    <a:prstGeom prst="rect">
+                      <a:avLst/>
+                    </a:prstGeom>
+                  </pic:spPr>
+                </pic:pic>
+              </a:graphicData>
+            </a:graphic>
+          </wp:inline>
+        </w:drawing>
+      </w:r>
+    </w:p>
+    <w:p>
+      <w:pPr>
+        <w:pStyle w:val="af7"/>
+        <w:jc w:val="center"/>
+      </w:pPr>
+      <w:r>
+        <w:t xml:space="preserve">Рисунок Б. </w:t>
+      </w:r>
+      <w:fldSimple w:instr=" SEQ Рисунок_Б. \* ARABIC ">
+        <w:r>
+          <w:rPr>
+            <w:noProof/>
+          </w:rPr>
+          <w:t>10</w:t>
+        </w:r>
+      </w:fldSimple>
+      <w:r>
+        <w:t xml:space="preserve"> - Статистика пользователей</w:t>
+      </w:r>
+    </w:p>
+    <w:p/>
+    <w:p/>
     <w:sectPr>
       <w:pgSz w:w="11906" w:h="16838"/>
       <w:pgMar w:top="1134" w:right="850" w:bottom="1134" w:left="1701" w:header="708" w:footer="708" w:gutter="0"/>
